--- a/frontend/public/LDCU-Forms-CIT-034-Laboratory and E-Forum Usage Request.docx
+++ b/frontend/public/LDCU-Forms-CIT-034-Laboratory and E-Forum Usage Request.docx
@@ -1,20 +1,21 @@
 
 <file path=word/document.xml><?xml version="1.0" encoding="utf-8"?>
-<w:document xmlns:wpc="http://schemas.microsoft.com/office/word/2010/wordprocessingCanvas" xmlns:cx="http://schemas.microsoft.com/office/drawing/2014/chartex" xmlns:mc="http://schemas.openxmlformats.org/markup-compatibility/2006" xmlns:o="urn:schemas-microsoft-com:office:office" xmlns:r="http://schemas.openxmlformats.org/officeDocument/2006/relationships" xmlns:m="http://schemas.openxmlformats.org/officeDocument/2006/math" xmlns:v="urn:schemas-microsoft-com:vml" xmlns:wp14="http://schemas.microsoft.com/office/word/2010/wordprocessingDrawing" xmlns:wp="http://schemas.openxmlformats.org/drawingml/2006/wordprocessingDrawing" xmlns:w10="urn:schemas-microsoft-com:office:word" xmlns:w="http://schemas.openxmlformats.org/wordprocessingml/2006/main" xmlns:w14="http://schemas.microsoft.com/office/word/2010/wordml" xmlns:w15="http://schemas.microsoft.com/office/word/2012/wordml" xmlns:w16se="http://schemas.microsoft.com/office/word/2015/wordml/symex" xmlns:wpg="http://schemas.microsoft.com/office/word/2010/wordprocessingGroup" xmlns:wpi="http://schemas.microsoft.com/office/word/2010/wordprocessingInk" xmlns:wne="http://schemas.microsoft.com/office/word/2006/wordml" xmlns:wps="http://schemas.microsoft.com/office/word/2010/wordprocessingShape" mc:Ignorable="w14 w15 w16se wp14">
+<w:document xmlns:o="urn:schemas-microsoft-com:office:office" xmlns:r="http://schemas.openxmlformats.org/officeDocument/2006/relationships" xmlns:v="urn:schemas-microsoft-com:vml" xmlns:w="http://schemas.openxmlformats.org/wordprocessingml/2006/main" xmlns:w10="urn:schemas-microsoft-com:office:word" xmlns:wp="http://schemas.openxmlformats.org/drawingml/2006/wordprocessingDrawing" xmlns:wps="http://schemas.microsoft.com/office/word/2010/wordprocessingShape" xmlns:wpg="http://schemas.microsoft.com/office/word/2010/wordprocessingGroup" xmlns:mc="http://schemas.openxmlformats.org/markup-compatibility/2006" xmlns:wp14="http://schemas.microsoft.com/office/word/2010/wordprocessingDrawing" xmlns:w14="http://schemas.microsoft.com/office/word/2010/wordml" xmlns:w15="http://schemas.microsoft.com/office/word/2012/wordml" mc:Ignorable="w14 wp14 w15">
   <w:body>
     <w:p>
       <w:pPr>
-        <w:spacing w:after="0" w:line="240" w:lineRule="auto"/>
+        <w:pStyle w:val="Normal"/>
+        <w:spacing w:lineRule="auto" w:line="240" w:before="0" w:after="0"/>
         <w:jc w:val="center"/>
         <w:rPr>
-          <w:rFonts w:ascii="Cambria" w:eastAsia="Cambria" w:hAnsi="Cambria" w:cs="Cambria"/>
+          <w:rFonts w:ascii="Cambria" w:hAnsi="Cambria" w:eastAsia="Cambria" w:cs="Cambria"/>
           <w:sz w:val="20"/>
           <w:szCs w:val="20"/>
         </w:rPr>
       </w:pPr>
       <w:r>
         <w:rPr>
-          <w:rFonts w:ascii="Cambria" w:eastAsia="Cambria" w:hAnsi="Cambria" w:cs="Cambria"/>
+          <w:rFonts w:eastAsia="Cambria" w:cs="Cambria" w:ascii="Cambria" w:hAnsi="Cambria"/>
           <w:sz w:val="20"/>
           <w:szCs w:val="20"/>
         </w:rPr>
@@ -23,10 +24,11 @@
     </w:p>
     <w:p>
       <w:pPr>
-        <w:spacing w:after="0" w:line="240" w:lineRule="auto"/>
+        <w:pStyle w:val="Normal"/>
+        <w:spacing w:lineRule="auto" w:line="240" w:before="0" w:after="0"/>
         <w:jc w:val="center"/>
         <w:rPr>
-          <w:rFonts w:ascii="Cambria" w:eastAsia="Cambria" w:hAnsi="Cambria" w:cs="Cambria"/>
+          <w:rFonts w:ascii="Cambria" w:hAnsi="Cambria" w:eastAsia="Cambria" w:cs="Cambria"/>
           <w:b/>
           <w:sz w:val="18"/>
           <w:szCs w:val="18"/>
@@ -34,7 +36,7 @@
       </w:pPr>
       <w:r>
         <w:rPr>
-          <w:rFonts w:ascii="Cambria" w:eastAsia="Cambria" w:hAnsi="Cambria" w:cs="Cambria"/>
+          <w:rFonts w:eastAsia="Cambria" w:cs="Cambria" w:ascii="Cambria" w:hAnsi="Cambria"/>
           <w:b/>
           <w:sz w:val="18"/>
           <w:szCs w:val="18"/>
@@ -44,28 +46,38 @@
     </w:p>
     <w:p>
       <w:pPr>
-        <w:spacing w:after="0" w:line="240" w:lineRule="auto"/>
+        <w:pStyle w:val="Normal"/>
+        <w:spacing w:lineRule="auto" w:line="240" w:before="0" w:after="0"/>
         <w:jc w:val="center"/>
         <w:rPr>
-          <w:rFonts w:ascii="Cambria" w:eastAsia="Cambria" w:hAnsi="Cambria" w:cs="Cambria"/>
+          <w:rFonts w:ascii="Cambria" w:hAnsi="Cambria" w:eastAsia="Cambria" w:cs="Cambria"/>
           <w:b/>
           <w:sz w:val="18"/>
           <w:szCs w:val="18"/>
         </w:rPr>
       </w:pPr>
+      <w:r>
+        <w:rPr>
+          <w:rFonts w:eastAsia="Cambria" w:cs="Cambria" w:ascii="Cambria" w:hAnsi="Cambria"/>
+          <w:b/>
+          <w:sz w:val="18"/>
+          <w:szCs w:val="18"/>
+        </w:rPr>
+      </w:r>
     </w:p>
     <w:p>
       <w:pPr>
-        <w:spacing w:after="0" w:line="240" w:lineRule="auto"/>
-        <w:rPr>
-          <w:rFonts w:ascii="Cambria" w:eastAsia="Cambria" w:hAnsi="Cambria" w:cs="Cambria"/>
+        <w:pStyle w:val="Normal"/>
+        <w:spacing w:lineRule="auto" w:line="240" w:before="0" w:after="0"/>
+        <w:rPr>
+          <w:rFonts w:ascii="Cambria" w:hAnsi="Cambria" w:eastAsia="Cambria" w:cs="Cambria"/>
           <w:sz w:val="18"/>
           <w:szCs w:val="18"/>
         </w:rPr>
       </w:pPr>
       <w:r>
         <w:rPr>
-          <w:rFonts w:ascii="Cambria" w:eastAsia="Cambria" w:hAnsi="Cambria" w:cs="Cambria"/>
+          <w:rFonts w:eastAsia="Cambria" w:cs="Cambria" w:ascii="Cambria" w:hAnsi="Cambria"/>
           <w:sz w:val="18"/>
           <w:szCs w:val="18"/>
         </w:rPr>
@@ -73,7 +85,7 @@
       </w:r>
       <w:r>
         <w:rPr>
-          <w:rFonts w:ascii="Cambria" w:eastAsia="Cambria" w:hAnsi="Cambria" w:cs="Cambria"/>
+          <w:rFonts w:eastAsia="Cambria" w:cs="Cambria" w:ascii="Cambria" w:hAnsi="Cambria"/>
           <w:sz w:val="18"/>
           <w:szCs w:val="18"/>
           <w:u w:val="single"/>
@@ -82,39 +94,18 @@
       </w:r>
       <w:r>
         <w:rPr>
-          <w:rFonts w:ascii="Cambria" w:eastAsia="Cambria" w:hAnsi="Cambria" w:cs="Cambria"/>
+          <w:rFonts w:eastAsia="Cambria" w:cs="Cambria" w:ascii="Cambria" w:hAnsi="Cambria"/>
           <w:sz w:val="18"/>
           <w:szCs w:val="18"/>
         </w:rPr>
         <w:t xml:space="preserve"> </w:t>
-      </w:r>
-      <w:r>
-        <w:rPr>
-          <w:rFonts w:ascii="Cambria" w:eastAsia="Cambria" w:hAnsi="Cambria" w:cs="Cambria"/>
-          <w:sz w:val="18"/>
-          <w:szCs w:val="18"/>
-        </w:rPr>
         <w:softHyphen/>
-      </w:r>
-      <w:r>
-        <w:rPr>
-          <w:rFonts w:ascii="Cambria" w:eastAsia="Cambria" w:hAnsi="Cambria" w:cs="Cambria"/>
-          <w:sz w:val="18"/>
-          <w:szCs w:val="18"/>
-        </w:rPr>
         <w:tab/>
-      </w:r>
-      <w:r>
-        <w:rPr>
-          <w:rFonts w:ascii="Cambria" w:eastAsia="Cambria" w:hAnsi="Cambria" w:cs="Cambria"/>
-          <w:sz w:val="18"/>
-          <w:szCs w:val="18"/>
-        </w:rPr>
         <w:t xml:space="preserve">Usage Type: </w:t>
       </w:r>
       <w:r>
         <w:rPr>
-          <w:rFonts w:ascii="Cambria" w:eastAsia="Cambria" w:hAnsi="Cambria" w:cs="Cambria"/>
+          <w:rFonts w:eastAsia="Cambria" w:cs="Cambria" w:ascii="Cambria" w:hAnsi="Cambria"/>
           <w:sz w:val="18"/>
           <w:szCs w:val="18"/>
           <w:u w:val="single"/>
@@ -123,7 +114,7 @@
       </w:r>
       <w:r>
         <w:rPr>
-          <w:rFonts w:ascii="Cambria" w:eastAsia="Cambria" w:hAnsi="Cambria" w:cs="Cambria"/>
+          <w:rFonts w:eastAsia="Cambria" w:cs="Cambria" w:ascii="Cambria" w:hAnsi="Cambria"/>
           <w:sz w:val="18"/>
           <w:szCs w:val="18"/>
         </w:rPr>
@@ -132,16 +123,17 @@
     </w:p>
     <w:p>
       <w:pPr>
-        <w:spacing w:after="0" w:line="240" w:lineRule="auto"/>
-        <w:rPr>
-          <w:rFonts w:ascii="Cambria" w:eastAsia="Cambria" w:hAnsi="Cambria" w:cs="Cambria"/>
+        <w:pStyle w:val="Normal"/>
+        <w:spacing w:lineRule="auto" w:line="240" w:before="0" w:after="0"/>
+        <w:rPr>
+          <w:rFonts w:ascii="Cambria" w:hAnsi="Cambria" w:eastAsia="Cambria" w:cs="Cambria"/>
           <w:sz w:val="18"/>
           <w:szCs w:val="18"/>
         </w:rPr>
       </w:pPr>
       <w:r>
         <w:rPr>
-          <w:rFonts w:ascii="Cambria" w:eastAsia="Cambria" w:hAnsi="Cambria" w:cs="Cambria"/>
+          <w:rFonts w:eastAsia="Cambria" w:cs="Cambria" w:ascii="Cambria" w:hAnsi="Cambria"/>
           <w:sz w:val="10"/>
           <w:szCs w:val="10"/>
         </w:rPr>
@@ -150,9 +142,10 @@
     </w:p>
     <w:p>
       <w:pPr>
-        <w:spacing w:after="0" w:line="240" w:lineRule="auto"/>
-        <w:rPr>
-          <w:rFonts w:ascii="Cambria" w:eastAsia="Cambria" w:hAnsi="Cambria" w:cs="Cambria"/>
+        <w:pStyle w:val="Normal"/>
+        <w:spacing w:lineRule="auto" w:line="240" w:before="0" w:after="0"/>
+        <w:rPr>
+          <w:rFonts w:ascii="Cambria" w:hAnsi="Cambria" w:eastAsia="Cambria" w:cs="Cambria"/>
           <w:sz w:val="18"/>
           <w:szCs w:val="18"/>
           <w:u w:val="single"/>
@@ -160,15 +153,15 @@
       </w:pPr>
       <w:r>
         <w:rPr>
-          <w:rFonts w:ascii="Cambria" w:eastAsia="Cambria" w:hAnsi="Cambria" w:cs="Cambria"/>
-          <w:sz w:val="18"/>
-          <w:szCs w:val="18"/>
-        </w:rPr>
-        <w:t xml:space="preserve">Faculty/ Student Name: </w:t>
-      </w:r>
-      <w:r>
-        <w:rPr>
-          <w:rFonts w:ascii="Cambria" w:eastAsia="Cambria" w:hAnsi="Cambria" w:cs="Cambria"/>
+          <w:rFonts w:eastAsia="Cambria" w:cs="Cambria" w:ascii="Cambria" w:hAnsi="Cambria"/>
+          <w:sz w:val="18"/>
+          <w:szCs w:val="18"/>
+        </w:rPr>
+        <w:t xml:space="preserve">Student Name: </w:t>
+      </w:r>
+      <w:r>
+        <w:rPr>
+          <w:rFonts w:eastAsia="Cambria" w:cs="Cambria" w:ascii="Cambria" w:hAnsi="Cambria"/>
           <w:sz w:val="18"/>
           <w:szCs w:val="18"/>
           <w:u w:val="single"/>
@@ -177,23 +170,15 @@
       </w:r>
       <w:r>
         <w:rPr>
-          <w:rFonts w:ascii="Cambria" w:eastAsia="Cambria" w:hAnsi="Cambria" w:cs="Cambria"/>
-          <w:sz w:val="18"/>
-          <w:szCs w:val="18"/>
-        </w:rPr>
-        <w:t xml:space="preserve">    </w:t>
-      </w:r>
-      <w:r>
-        <w:rPr>
-          <w:rFonts w:ascii="Cambria" w:eastAsia="Cambria" w:hAnsi="Cambria" w:cs="Cambria"/>
-          <w:sz w:val="18"/>
-          <w:szCs w:val="18"/>
-        </w:rPr>
-        <w:t xml:space="preserve">Year Level: </w:t>
-      </w:r>
-      <w:r>
-        <w:rPr>
-          <w:rFonts w:ascii="Cambria" w:eastAsia="Cambria" w:hAnsi="Cambria" w:cs="Cambria"/>
+          <w:rFonts w:eastAsia="Cambria" w:cs="Cambria" w:ascii="Cambria" w:hAnsi="Cambria"/>
+          <w:sz w:val="18"/>
+          <w:szCs w:val="18"/>
+        </w:rPr>
+        <w:t xml:space="preserve">    Year Level: </w:t>
+      </w:r>
+      <w:r>
+        <w:rPr>
+          <w:rFonts w:eastAsia="Cambria" w:cs="Cambria" w:ascii="Cambria" w:hAnsi="Cambria"/>
           <w:sz w:val="18"/>
           <w:szCs w:val="18"/>
           <w:u w:val="single"/>
@@ -203,19 +188,28 @@
     </w:p>
     <w:p>
       <w:pPr>
-        <w:spacing w:after="0" w:line="240" w:lineRule="auto"/>
-        <w:rPr>
-          <w:rFonts w:ascii="Cambria" w:eastAsia="Cambria" w:hAnsi="Cambria" w:cs="Cambria"/>
+        <w:pStyle w:val="Normal"/>
+        <w:spacing w:lineRule="auto" w:line="240" w:before="0" w:after="0"/>
+        <w:rPr>
+          <w:rFonts w:ascii="Cambria" w:hAnsi="Cambria" w:eastAsia="Cambria" w:cs="Cambria"/>
           <w:sz w:val="18"/>
           <w:szCs w:val="18"/>
         </w:rPr>
       </w:pPr>
+      <w:r>
+        <w:rPr>
+          <w:rFonts w:eastAsia="Cambria" w:cs="Cambria" w:ascii="Cambria" w:hAnsi="Cambria"/>
+          <w:sz w:val="18"/>
+          <w:szCs w:val="18"/>
+        </w:rPr>
+      </w:r>
     </w:p>
     <w:p>
       <w:pPr>
-        <w:spacing w:after="0" w:line="240" w:lineRule="auto"/>
-        <w:rPr>
-          <w:rFonts w:ascii="Cambria" w:eastAsia="Cambria" w:hAnsi="Cambria" w:cs="Cambria"/>
+        <w:pStyle w:val="Normal"/>
+        <w:spacing w:lineRule="auto" w:line="240" w:before="0" w:after="0"/>
+        <w:rPr>
+          <w:rFonts w:ascii="Cambria" w:hAnsi="Cambria" w:eastAsia="Cambria" w:cs="Cambria"/>
           <w:sz w:val="18"/>
           <w:szCs w:val="18"/>
           <w:u w:val="single"/>
@@ -223,7 +217,7 @@
       </w:pPr>
       <w:r>
         <w:rPr>
-          <w:rFonts w:ascii="Cambria" w:eastAsia="Cambria" w:hAnsi="Cambria" w:cs="Cambria"/>
+          <w:rFonts w:eastAsia="Cambria" w:cs="Cambria" w:ascii="Cambria" w:hAnsi="Cambria"/>
           <w:sz w:val="18"/>
           <w:szCs w:val="18"/>
         </w:rPr>
@@ -231,7 +225,7 @@
       </w:r>
       <w:r>
         <w:rPr>
-          <w:rFonts w:ascii="Cambria" w:eastAsia="Cambria" w:hAnsi="Cambria" w:cs="Cambria"/>
+          <w:rFonts w:eastAsia="Cambria" w:cs="Cambria" w:ascii="Cambria" w:hAnsi="Cambria"/>
           <w:sz w:val="18"/>
           <w:szCs w:val="18"/>
           <w:u w:val="single"/>
@@ -240,31 +234,16 @@
       </w:r>
       <w:r>
         <w:rPr>
-          <w:rFonts w:ascii="Cambria" w:eastAsia="Cambria" w:hAnsi="Cambria" w:cs="Cambria"/>
+          <w:rFonts w:eastAsia="Cambria" w:cs="Cambria" w:ascii="Cambria" w:hAnsi="Cambria"/>
           <w:sz w:val="18"/>
           <w:szCs w:val="18"/>
         </w:rPr>
         <w:tab/>
-      </w:r>
-      <w:r>
-        <w:rPr>
-          <w:rFonts w:ascii="Cambria" w:eastAsia="Cambria" w:hAnsi="Cambria" w:cs="Cambria"/>
-          <w:sz w:val="18"/>
-          <w:szCs w:val="18"/>
-        </w:rPr>
-        <w:t xml:space="preserve">                  </w:t>
-      </w:r>
-      <w:r>
-        <w:rPr>
-          <w:rFonts w:ascii="Cambria" w:eastAsia="Cambria" w:hAnsi="Cambria" w:cs="Cambria"/>
-          <w:sz w:val="18"/>
-          <w:szCs w:val="18"/>
-        </w:rPr>
-        <w:t xml:space="preserve">Printing-No. Pages: </w:t>
-      </w:r>
-      <w:r>
-        <w:rPr>
-          <w:rFonts w:ascii="Cambria" w:eastAsia="Cambria" w:hAnsi="Cambria" w:cs="Cambria"/>
+        <w:t xml:space="preserve">                  Printing-No. Pages: </w:t>
+      </w:r>
+      <w:r>
+        <w:rPr>
+          <w:rFonts w:eastAsia="Cambria" w:cs="Cambria" w:ascii="Cambria" w:hAnsi="Cambria"/>
           <w:sz w:val="18"/>
           <w:szCs w:val="18"/>
           <w:u w:val="single"/>
@@ -274,19 +253,28 @@
     </w:p>
     <w:p>
       <w:pPr>
-        <w:spacing w:after="0" w:line="240" w:lineRule="auto"/>
+        <w:pStyle w:val="Normal"/>
+        <w:spacing w:lineRule="auto" w:line="240" w:before="0" w:after="0"/>
         <w:rPr>
           <w:sz w:val="12"/>
           <w:szCs w:val="12"/>
           <w:u w:val="single"/>
         </w:rPr>
       </w:pPr>
+      <w:r>
+        <w:rPr>
+          <w:sz w:val="12"/>
+          <w:szCs w:val="12"/>
+          <w:u w:val="single"/>
+        </w:rPr>
+      </w:r>
     </w:p>
     <w:p>
       <w:pPr>
-        <w:spacing w:after="0" w:line="240" w:lineRule="auto"/>
-        <w:rPr>
-          <w:rFonts w:ascii="Cambria" w:eastAsia="Cambria" w:hAnsi="Cambria" w:cs="Cambria"/>
+        <w:pStyle w:val="Normal"/>
+        <w:spacing w:lineRule="auto" w:line="240" w:before="0" w:after="0"/>
+        <w:rPr>
+          <w:rFonts w:ascii="Cambria" w:hAnsi="Cambria" w:eastAsia="Cambria" w:cs="Cambria"/>
           <w:sz w:val="18"/>
           <w:szCs w:val="18"/>
           <w:u w:val="single"/>
@@ -294,65 +282,26 @@
       </w:pPr>
       <w:r>
         <w:rPr>
-          <w:rFonts w:ascii="Cambria" w:eastAsia="Cambria" w:hAnsi="Cambria" w:cs="Cambria"/>
-          <w:sz w:val="18"/>
-          <w:szCs w:val="18"/>
-        </w:rPr>
-        <w:t>W</w:t>
-      </w:r>
-      <w:r>
-        <w:rPr>
-          <w:rFonts w:ascii="Cambria" w:eastAsia="Cambria" w:hAnsi="Cambria" w:cs="Cambria"/>
-          <w:sz w:val="18"/>
-          <w:szCs w:val="18"/>
-        </w:rPr>
-        <w:t xml:space="preserve">S No.: ________ </w:t>
-      </w:r>
-      <w:r>
-        <w:rPr>
-          <w:rFonts w:ascii="Cambria" w:eastAsia="Cambria" w:hAnsi="Cambria" w:cs="Cambria"/>
-          <w:sz w:val="18"/>
-          <w:szCs w:val="18"/>
-        </w:rPr>
+          <w:rFonts w:eastAsia="Cambria" w:cs="Cambria" w:ascii="Cambria" w:hAnsi="Cambria"/>
+          <w:sz w:val="18"/>
+          <w:szCs w:val="18"/>
+        </w:rPr>
+        <w:t xml:space="preserve">WS No.: ________ </w:t>
         <w:tab/>
-      </w:r>
-      <w:r>
-        <w:rPr>
-          <w:rFonts w:ascii="Cambria" w:eastAsia="Cambria" w:hAnsi="Cambria" w:cs="Cambria"/>
-          <w:sz w:val="18"/>
-          <w:szCs w:val="18"/>
-        </w:rPr>
-        <w:t xml:space="preserve">   </w:t>
-      </w:r>
-      <w:r>
-        <w:rPr>
-          <w:rFonts w:ascii="Cambria" w:eastAsia="Cambria" w:hAnsi="Cambria" w:cs="Cambria"/>
-          <w:sz w:val="18"/>
-          <w:szCs w:val="18"/>
-        </w:rPr>
-        <w:t xml:space="preserve">Time In: </w:t>
-      </w:r>
-      <w:r>
-        <w:rPr>
-          <w:rFonts w:ascii="Cambria" w:eastAsia="Cambria" w:hAnsi="Cambria" w:cs="Cambria"/>
+        <w:t xml:space="preserve">   Time In: </w:t>
+      </w:r>
+      <w:r>
+        <w:rPr>
+          <w:rFonts w:eastAsia="Cambria" w:cs="Cambria" w:ascii="Cambria" w:hAnsi="Cambria"/>
           <w:sz w:val="18"/>
           <w:szCs w:val="18"/>
           <w:u w:val="single"/>
         </w:rPr>
-        <w:t>{time_in</w:t>
-      </w:r>
-      <w:r>
-        <w:rPr>
-          <w:rFonts w:ascii="Cambria" w:eastAsia="Cambria" w:hAnsi="Cambria" w:cs="Cambria"/>
-          <w:sz w:val="18"/>
-          <w:szCs w:val="18"/>
-          <w:u w:val="single"/>
-        </w:rPr>
-        <w:t>}</w:t>
-      </w:r>
-      <w:r>
-        <w:rPr>
-          <w:rFonts w:ascii="Cambria" w:eastAsia="Cambria" w:hAnsi="Cambria" w:cs="Cambria"/>
+        <w:t>{time_in}</w:t>
+      </w:r>
+      <w:r>
+        <w:rPr>
+          <w:rFonts w:eastAsia="Cambria" w:cs="Cambria" w:ascii="Cambria" w:hAnsi="Cambria"/>
           <w:sz w:val="18"/>
           <w:szCs w:val="18"/>
         </w:rPr>
@@ -362,23 +311,15 @@
       <w:bookmarkEnd w:id="0"/>
       <w:r>
         <w:rPr>
-          <w:rFonts w:ascii="Cambria" w:eastAsia="Cambria" w:hAnsi="Cambria" w:cs="Cambria"/>
-          <w:sz w:val="18"/>
-          <w:szCs w:val="18"/>
-        </w:rPr>
-        <w:t>Time Out:</w:t>
-      </w:r>
-      <w:r>
-        <w:rPr>
-          <w:rFonts w:ascii="Cambria" w:eastAsia="Cambria" w:hAnsi="Cambria" w:cs="Cambria"/>
-          <w:sz w:val="18"/>
-          <w:szCs w:val="18"/>
-        </w:rPr>
-        <w:t xml:space="preserve"> </w:t>
-      </w:r>
-      <w:r>
-        <w:rPr>
-          <w:rFonts w:ascii="Cambria" w:eastAsia="Cambria" w:hAnsi="Cambria" w:cs="Cambria"/>
+          <w:rFonts w:eastAsia="Cambria" w:cs="Cambria" w:ascii="Cambria" w:hAnsi="Cambria"/>
+          <w:sz w:val="18"/>
+          <w:szCs w:val="18"/>
+        </w:rPr>
+        <w:t xml:space="preserve">Time Out: </w:t>
+      </w:r>
+      <w:r>
+        <w:rPr>
+          <w:rFonts w:eastAsia="Cambria" w:cs="Cambria" w:ascii="Cambria" w:hAnsi="Cambria"/>
           <w:sz w:val="18"/>
           <w:szCs w:val="18"/>
           <w:u w:val="single"/>
@@ -388,16 +329,17 @@
     </w:p>
     <w:p>
       <w:pPr>
-        <w:spacing w:after="0" w:line="240" w:lineRule="auto"/>
-        <w:rPr>
-          <w:rFonts w:ascii="Cambria" w:eastAsia="Cambria" w:hAnsi="Cambria" w:cs="Cambria"/>
+        <w:pStyle w:val="Normal"/>
+        <w:spacing w:lineRule="auto" w:line="240" w:before="0" w:after="0"/>
+        <w:rPr>
+          <w:rFonts w:ascii="Cambria" w:hAnsi="Cambria" w:eastAsia="Cambria" w:cs="Cambria"/>
           <w:sz w:val="18"/>
           <w:szCs w:val="18"/>
         </w:rPr>
       </w:pPr>
       <w:r>
         <w:rPr>
-          <w:rFonts w:ascii="Cambria" w:eastAsia="Cambria" w:hAnsi="Cambria" w:cs="Cambria"/>
+          <w:rFonts w:eastAsia="Cambria" w:cs="Cambria" w:ascii="Cambria" w:hAnsi="Cambria"/>
           <w:sz w:val="18"/>
           <w:szCs w:val="18"/>
         </w:rPr>
@@ -406,113 +348,86 @@
     </w:p>
     <w:p>
       <w:pPr>
-        <w:spacing w:after="0" w:line="360" w:lineRule="auto"/>
-        <w:rPr>
-          <w:rFonts w:ascii="Cambria" w:eastAsia="Cambria" w:hAnsi="Cambria" w:cs="Cambria"/>
+        <w:pStyle w:val="Normal"/>
+        <w:spacing w:lineRule="auto" w:line="360" w:before="0" w:after="0"/>
+        <w:rPr>
+          <w:rFonts w:ascii="Cambria" w:hAnsi="Cambria" w:eastAsia="Cambria" w:cs="Cambria"/>
           <w:sz w:val="18"/>
           <w:szCs w:val="18"/>
         </w:rPr>
       </w:pPr>
       <w:r>
         <w:rPr>
-          <w:rFonts w:ascii="Cambria" w:eastAsia="Cambria" w:hAnsi="Cambria" w:cs="Cambria"/>
-          <w:sz w:val="18"/>
-          <w:szCs w:val="18"/>
-        </w:rPr>
-        <w:t>Purpose:</w:t>
-      </w:r>
-      <w:r>
-        <w:rPr>
-          <w:rFonts w:ascii="Cambria" w:eastAsia="Cambria" w:hAnsi="Cambria" w:cs="Cambria"/>
-          <w:sz w:val="18"/>
-          <w:szCs w:val="18"/>
-        </w:rPr>
-        <w:t xml:space="preserve"> </w:t>
-      </w:r>
-      <w:r>
-        <w:rPr>
-          <w:rFonts w:ascii="Cambria" w:eastAsia="Cambria" w:hAnsi="Cambria" w:cs="Cambria"/>
+          <w:rFonts w:eastAsia="Cambria" w:cs="Cambria" w:ascii="Cambria" w:hAnsi="Cambria"/>
+          <w:sz w:val="18"/>
+          <w:szCs w:val="18"/>
+        </w:rPr>
+        <w:t xml:space="preserve">Purpose: </w:t>
+      </w:r>
+      <w:r>
+        <w:rPr>
+          <w:rFonts w:eastAsia="Cambria" w:cs="Cambria" w:ascii="Cambria" w:hAnsi="Cambria"/>
           <w:sz w:val="18"/>
           <w:szCs w:val="18"/>
           <w:u w:val="single"/>
         </w:rPr>
-        <w:t>{purpose</w:t>
-      </w:r>
-      <w:r>
-        <w:rPr>
-          <w:rFonts w:ascii="Cambria" w:eastAsia="Cambria" w:hAnsi="Cambria" w:cs="Cambria"/>
-          <w:sz w:val="18"/>
-          <w:szCs w:val="18"/>
-          <w:u w:val="single"/>
-        </w:rPr>
-        <w:t>}</w:t>
+        <w:t>{purpose}</w:t>
       </w:r>
     </w:p>
     <w:p>
       <w:pPr>
-        <w:spacing w:after="0" w:line="360" w:lineRule="auto"/>
-        <w:rPr>
-          <w:rFonts w:ascii="Cambria" w:eastAsia="Cambria" w:hAnsi="Cambria" w:cs="Cambria"/>
+        <w:pStyle w:val="Normal"/>
+        <w:spacing w:lineRule="auto" w:line="360" w:before="0" w:after="0"/>
+        <w:rPr>
+          <w:rFonts w:ascii="Cambria" w:hAnsi="Cambria" w:eastAsia="Cambria" w:cs="Cambria"/>
           <w:sz w:val="18"/>
           <w:szCs w:val="18"/>
         </w:rPr>
       </w:pPr>
+      <w:r>
+        <w:rPr>
+          <w:rFonts w:eastAsia="Cambria" w:cs="Cambria" w:ascii="Cambria" w:hAnsi="Cambria"/>
+          <w:sz w:val="18"/>
+          <w:szCs w:val="18"/>
+        </w:rPr>
+      </w:r>
     </w:p>
     <w:p>
       <w:pPr>
-        <w:spacing w:after="0" w:line="360" w:lineRule="auto"/>
-        <w:rPr>
-          <w:rFonts w:ascii="Cambria" w:eastAsia="Cambria" w:hAnsi="Cambria" w:cs="Cambria"/>
+        <w:pStyle w:val="Normal"/>
+        <w:spacing w:lineRule="auto" w:line="360" w:before="0" w:after="0"/>
+        <w:rPr>
+          <w:rFonts w:ascii="Cambria" w:hAnsi="Cambria" w:eastAsia="Cambria" w:cs="Cambria"/>
           <w:sz w:val="18"/>
           <w:szCs w:val="18"/>
         </w:rPr>
       </w:pPr>
       <w:r>
         <w:rPr>
-          <w:rFonts w:ascii="Cambria" w:eastAsia="Cambria" w:hAnsi="Cambria" w:cs="Cambria"/>
+          <w:rFonts w:eastAsia="Cambria" w:cs="Cambria" w:ascii="Cambria" w:hAnsi="Cambria"/>
           <w:sz w:val="18"/>
           <w:szCs w:val="18"/>
         </w:rPr>
         <w:t>Requested by:</w:t>
-      </w:r>
-      <w:r>
-        <w:rPr>
-          <w:rFonts w:ascii="Cambria" w:eastAsia="Cambria" w:hAnsi="Cambria" w:cs="Cambria"/>
-          <w:sz w:val="18"/>
-          <w:szCs w:val="18"/>
-        </w:rPr>
         <w:tab/>
-      </w:r>
-      <w:r>
-        <w:rPr>
-          <w:rFonts w:ascii="Cambria" w:eastAsia="Cambria" w:hAnsi="Cambria" w:cs="Cambria"/>
-          <w:sz w:val="18"/>
-          <w:szCs w:val="18"/>
-        </w:rPr>
         <w:tab/>
-      </w:r>
-      <w:r>
-        <w:rPr>
-          <w:rFonts w:ascii="Cambria" w:eastAsia="Cambria" w:hAnsi="Cambria" w:cs="Cambria"/>
-          <w:sz w:val="18"/>
-          <w:szCs w:val="18"/>
-        </w:rPr>
         <w:tab/>
         <w:t>Approved by:</w:t>
       </w:r>
     </w:p>
     <w:p>
       <w:pPr>
-        <w:spacing w:after="0" w:line="240" w:lineRule="auto"/>
-        <w:rPr>
-          <w:rFonts w:ascii="Cambria" w:eastAsia="Cambria" w:hAnsi="Cambria" w:cs="Cambria"/>
+        <w:pStyle w:val="Normal"/>
+        <w:spacing w:lineRule="auto" w:line="240" w:before="0" w:after="0"/>
+        <w:rPr>
+          <w:rFonts w:ascii="Cambria" w:hAnsi="Cambria" w:eastAsia="Cambria" w:cs="Cambria"/>
           <w:sz w:val="18"/>
           <w:szCs w:val="18"/>
         </w:rPr>
       </w:pPr>
       <w:r>
         <w:rPr>
-          <w:rFonts w:ascii="Cambria" w:eastAsia="Cambria" w:hAnsi="Cambria" w:cs="Cambria"/>
+          <w:rFonts w:eastAsia="Cambria" w:cs="Cambria" w:ascii="Cambria" w:hAnsi="Cambria"/>
           <w:sz w:val="18"/>
           <w:szCs w:val="18"/>
           <w:u w:val="single"/>
@@ -521,47 +436,18 @@
       </w:r>
       <w:r>
         <w:rPr>
-          <w:rFonts w:ascii="Cambria" w:eastAsia="Cambria" w:hAnsi="Cambria" w:cs="Cambria"/>
+          <w:rFonts w:eastAsia="Cambria" w:cs="Cambria" w:ascii="Cambria" w:hAnsi="Cambria"/>
           <w:sz w:val="18"/>
           <w:szCs w:val="18"/>
         </w:rPr>
         <w:tab/>
-      </w:r>
-      <w:r>
-        <w:rPr>
-          <w:rFonts w:ascii="Cambria" w:eastAsia="Cambria" w:hAnsi="Cambria" w:cs="Cambria"/>
-          <w:sz w:val="18"/>
-          <w:szCs w:val="18"/>
-        </w:rPr>
         <w:tab/>
-      </w:r>
-      <w:r>
-        <w:rPr>
-          <w:rFonts w:ascii="Cambria" w:eastAsia="Cambria" w:hAnsi="Cambria" w:cs="Cambria"/>
-          <w:sz w:val="18"/>
-          <w:szCs w:val="18"/>
-        </w:rPr>
-        <w:t xml:space="preserve">      </w:t>
-      </w:r>
-      <w:r>
-        <w:rPr>
-          <w:rFonts w:ascii="Cambria" w:eastAsia="Cambria" w:hAnsi="Cambria" w:cs="Cambria"/>
-          <w:sz w:val="18"/>
-          <w:szCs w:val="18"/>
-        </w:rPr>
-        <w:t xml:space="preserve"> </w:t>
-      </w:r>
-      <w:r>
-        <w:rPr>
-          <w:rFonts w:ascii="Cambria" w:eastAsia="Cambria" w:hAnsi="Cambria" w:cs="Cambria"/>
-          <w:sz w:val="18"/>
-          <w:szCs w:val="18"/>
-        </w:rPr>
+        <w:t xml:space="preserve">       </w:t>
         <w:tab/>
       </w:r>
       <w:r>
         <w:rPr>
-          <w:rFonts w:ascii="Cambria" w:eastAsia="Cambria" w:hAnsi="Cambria" w:cs="Cambria"/>
+          <w:rFonts w:eastAsia="Cambria" w:cs="Cambria" w:ascii="Cambria" w:hAnsi="Cambria"/>
           <w:sz w:val="16"/>
           <w:szCs w:val="16"/>
           <w:u w:val="single"/>
@@ -571,67 +457,48 @@
     </w:p>
     <w:p>
       <w:pPr>
-        <w:spacing w:after="0" w:line="240" w:lineRule="auto"/>
-        <w:rPr>
-          <w:rFonts w:ascii="Cambria" w:eastAsia="Cambria" w:hAnsi="Cambria" w:cs="Cambria"/>
+        <w:pStyle w:val="Normal"/>
+        <w:spacing w:lineRule="auto" w:line="240" w:before="0" w:after="0"/>
+        <w:rPr>
+          <w:rFonts w:ascii="Cambria" w:hAnsi="Cambria" w:eastAsia="Cambria" w:cs="Cambria"/>
           <w:sz w:val="18"/>
           <w:szCs w:val="18"/>
         </w:rPr>
       </w:pPr>
       <w:r>
         <w:rPr>
-          <w:rFonts w:ascii="Cambria" w:eastAsia="Cambria" w:hAnsi="Cambria" w:cs="Cambria"/>
-          <w:sz w:val="18"/>
-          <w:szCs w:val="18"/>
-        </w:rPr>
-        <w:t xml:space="preserve">               Signature</w:t>
-      </w:r>
-      <w:r>
-        <w:rPr>
-          <w:rFonts w:ascii="Cambria" w:eastAsia="Cambria" w:hAnsi="Cambria" w:cs="Cambria"/>
-          <w:sz w:val="18"/>
-          <w:szCs w:val="18"/>
-        </w:rPr>
+          <w:rFonts w:eastAsia="Cambria" w:cs="Cambria" w:ascii="Cambria" w:hAnsi="Cambria"/>
+          <w:sz w:val="18"/>
+          <w:szCs w:val="18"/>
+        </w:rPr>
+        <w:t xml:space="preserve">               </w:t>
+      </w:r>
+      <w:r>
+        <w:rPr>
+          <w:rFonts w:eastAsia="Cambria" w:cs="Cambria" w:ascii="Cambria" w:hAnsi="Cambria"/>
+          <w:sz w:val="18"/>
+          <w:szCs w:val="18"/>
+        </w:rPr>
+        <w:t>Signature</w:t>
         <w:tab/>
-      </w:r>
-      <w:r>
-        <w:rPr>
-          <w:rFonts w:ascii="Cambria" w:eastAsia="Cambria" w:hAnsi="Cambria" w:cs="Cambria"/>
-          <w:sz w:val="18"/>
-          <w:szCs w:val="18"/>
-        </w:rPr>
         <w:tab/>
-        <w:t xml:space="preserve">                    </w:t>
-      </w:r>
-      <w:r>
-        <w:rPr>
-          <w:rFonts w:ascii="Cambria" w:eastAsia="Cambria" w:hAnsi="Cambria" w:cs="Cambria"/>
-          <w:sz w:val="18"/>
-          <w:szCs w:val="18"/>
-        </w:rPr>
-        <w:t xml:space="preserve">                           Dean</w:t>
-      </w:r>
-      <w:r>
-        <w:rPr>
-          <w:rFonts w:ascii="Cambria" w:eastAsia="Cambria" w:hAnsi="Cambria" w:cs="Cambria"/>
-          <w:sz w:val="18"/>
-          <w:szCs w:val="18"/>
-        </w:rPr>
+        <w:t xml:space="preserve">                                               Dean</w:t>
         <w:tab/>
       </w:r>
     </w:p>
     <w:p>
       <w:pPr>
-        <w:spacing w:after="0" w:line="360" w:lineRule="auto"/>
-        <w:rPr>
-          <w:rFonts w:ascii="Cambria" w:eastAsia="Cambria" w:hAnsi="Cambria" w:cs="Cambria"/>
+        <w:pStyle w:val="Normal"/>
+        <w:spacing w:lineRule="auto" w:line="360" w:before="0" w:after="0"/>
+        <w:rPr>
+          <w:rFonts w:ascii="Cambria" w:hAnsi="Cambria" w:eastAsia="Cambria" w:cs="Cambria"/>
           <w:sz w:val="18"/>
           <w:szCs w:val="18"/>
         </w:rPr>
       </w:pPr>
       <w:r>
         <w:rPr>
-          <w:rFonts w:ascii="Cambria" w:eastAsia="Cambria" w:hAnsi="Cambria" w:cs="Cambria"/>
+          <w:rFonts w:eastAsia="Cambria" w:cs="Cambria" w:ascii="Cambria" w:hAnsi="Cambria"/>
           <w:sz w:val="18"/>
           <w:szCs w:val="18"/>
         </w:rPr>
@@ -640,10 +507,11 @@
     </w:p>
     <w:p>
       <w:pPr>
-        <w:spacing w:after="0" w:line="240" w:lineRule="auto"/>
+        <w:pStyle w:val="Normal"/>
+        <w:spacing w:lineRule="auto" w:line="240" w:before="0" w:after="0"/>
         <w:jc w:val="center"/>
         <w:rPr>
-          <w:rFonts w:ascii="Cambria" w:eastAsia="Cambria" w:hAnsi="Cambria" w:cs="Cambria"/>
+          <w:rFonts w:ascii="Cambria" w:hAnsi="Cambria" w:eastAsia="Cambria" w:cs="Cambria"/>
           <w:b/>
           <w:sz w:val="18"/>
           <w:szCs w:val="18"/>
@@ -651,7 +519,7 @@
       </w:pPr>
       <w:r>
         <w:rPr>
-          <w:rFonts w:ascii="Cambria" w:eastAsia="Cambria" w:hAnsi="Cambria" w:cs="Cambria"/>
+          <w:rFonts w:eastAsia="Cambria" w:cs="Cambria" w:ascii="Cambria" w:hAnsi="Cambria"/>
           <w:b/>
           <w:sz w:val="18"/>
           <w:szCs w:val="18"/>
@@ -661,21 +529,31 @@
     </w:p>
     <w:p>
       <w:pPr>
-        <w:spacing w:after="0" w:line="240" w:lineRule="auto"/>
+        <w:pStyle w:val="Normal"/>
+        <w:spacing w:lineRule="auto" w:line="240" w:before="0" w:after="0"/>
         <w:jc w:val="center"/>
         <w:rPr>
-          <w:rFonts w:ascii="Cambria" w:eastAsia="Cambria" w:hAnsi="Cambria" w:cs="Cambria"/>
+          <w:rFonts w:ascii="Cambria" w:hAnsi="Cambria" w:eastAsia="Cambria" w:cs="Cambria"/>
           <w:b/>
           <w:sz w:val="18"/>
           <w:szCs w:val="18"/>
         </w:rPr>
       </w:pPr>
+      <w:r>
+        <w:rPr>
+          <w:rFonts w:eastAsia="Cambria" w:cs="Cambria" w:ascii="Cambria" w:hAnsi="Cambria"/>
+          <w:b/>
+          <w:sz w:val="18"/>
+          <w:szCs w:val="18"/>
+        </w:rPr>
+      </w:r>
     </w:p>
     <w:p>
       <w:pPr>
-        <w:spacing w:after="0" w:line="360" w:lineRule="auto"/>
-        <w:rPr>
-          <w:rFonts w:ascii="Cambria" w:eastAsia="Cambria" w:hAnsi="Cambria" w:cs="Cambria"/>
+        <w:pStyle w:val="Normal"/>
+        <w:spacing w:lineRule="auto" w:line="360" w:before="0" w:after="0"/>
+        <w:rPr>
+          <w:rFonts w:ascii="Cambria" w:hAnsi="Cambria" w:eastAsia="Cambria" w:cs="Cambria"/>
           <w:sz w:val="18"/>
           <w:szCs w:val="18"/>
           <w:u w:val="single"/>
@@ -683,23 +561,15 @@
       </w:pPr>
       <w:r>
         <w:rPr>
-          <w:rFonts w:ascii="Cambria" w:eastAsia="Cambria" w:hAnsi="Cambria" w:cs="Cambria"/>
-          <w:sz w:val="18"/>
-          <w:szCs w:val="18"/>
-        </w:rPr>
-        <w:t>Remarks</w:t>
-      </w:r>
-      <w:r>
-        <w:rPr>
-          <w:rFonts w:ascii="Cambria" w:eastAsia="Cambria" w:hAnsi="Cambria" w:cs="Cambria"/>
-          <w:sz w:val="18"/>
-          <w:szCs w:val="18"/>
-        </w:rPr>
-        <w:t xml:space="preserve">: </w:t>
-      </w:r>
-      <w:r>
-        <w:rPr>
-          <w:rFonts w:ascii="Cambria" w:eastAsia="Cambria" w:hAnsi="Cambria" w:cs="Cambria"/>
+          <w:rFonts w:eastAsia="Cambria" w:cs="Cambria" w:ascii="Cambria" w:hAnsi="Cambria"/>
+          <w:sz w:val="18"/>
+          <w:szCs w:val="18"/>
+        </w:rPr>
+        <w:t xml:space="preserve">Remarks: </w:t>
+      </w:r>
+      <w:r>
+        <w:rPr>
+          <w:rFonts w:eastAsia="Cambria" w:cs="Cambria" w:ascii="Cambria" w:hAnsi="Cambria"/>
           <w:sz w:val="18"/>
           <w:szCs w:val="18"/>
           <w:u w:val="single"/>
@@ -709,20 +579,30 @@
     </w:p>
     <w:p>
       <w:pPr>
-        <w:spacing w:after="0" w:line="360" w:lineRule="auto"/>
-        <w:rPr>
-          <w:rFonts w:ascii="Cambria" w:eastAsia="Cambria" w:hAnsi="Cambria" w:cs="Cambria"/>
+        <w:pStyle w:val="Normal"/>
+        <w:spacing w:lineRule="auto" w:line="360" w:before="0" w:after="0"/>
+        <w:rPr>
+          <w:rFonts w:ascii="Cambria" w:hAnsi="Cambria" w:eastAsia="Cambria" w:cs="Cambria"/>
           <w:sz w:val="18"/>
           <w:szCs w:val="18"/>
           <w:u w:val="single"/>
         </w:rPr>
       </w:pPr>
+      <w:r>
+        <w:rPr>
+          <w:rFonts w:eastAsia="Cambria" w:cs="Cambria" w:ascii="Cambria" w:hAnsi="Cambria"/>
+          <w:sz w:val="18"/>
+          <w:szCs w:val="18"/>
+          <w:u w:val="single"/>
+        </w:rPr>
+      </w:r>
     </w:p>
     <w:p>
       <w:pPr>
-        <w:spacing w:after="0" w:line="240" w:lineRule="auto"/>
-        <w:rPr>
-          <w:rFonts w:ascii="Cambria" w:eastAsia="Cambria" w:hAnsi="Cambria" w:cs="Cambria"/>
+        <w:pStyle w:val="Normal"/>
+        <w:spacing w:lineRule="auto" w:line="240" w:before="0" w:after="0"/>
+        <w:rPr>
+          <w:rFonts w:ascii="Cambria" w:hAnsi="Cambria" w:eastAsia="Cambria" w:cs="Cambria"/>
           <w:sz w:val="18"/>
           <w:szCs w:val="18"/>
           <w:u w:val="single"/>
@@ -730,7 +610,7 @@
       </w:pPr>
       <w:r>
         <w:rPr>
-          <w:rFonts w:ascii="Cambria" w:eastAsia="Cambria" w:hAnsi="Cambria" w:cs="Cambria"/>
+          <w:rFonts w:eastAsia="Cambria" w:cs="Cambria" w:ascii="Cambria" w:hAnsi="Cambria"/>
           <w:sz w:val="18"/>
           <w:szCs w:val="18"/>
         </w:rPr>
@@ -738,7 +618,7 @@
       </w:r>
       <w:r>
         <w:rPr>
-          <w:rFonts w:ascii="Cambria" w:eastAsia="Cambria" w:hAnsi="Cambria" w:cs="Cambria"/>
+          <w:rFonts w:eastAsia="Cambria" w:cs="Cambria" w:ascii="Cambria" w:hAnsi="Cambria"/>
           <w:sz w:val="18"/>
           <w:szCs w:val="18"/>
         </w:rPr>
@@ -746,7 +626,7 @@
       </w:r>
       <w:r>
         <w:rPr>
-          <w:rFonts w:ascii="Cambria" w:eastAsia="Cambria" w:hAnsi="Cambria" w:cs="Cambria"/>
+          <w:rFonts w:eastAsia="Cambria" w:cs="Cambria" w:ascii="Cambria" w:hAnsi="Cambria"/>
           <w:sz w:val="18"/>
           <w:szCs w:val="18"/>
           <w:u w:val="single"/>
@@ -756,167 +636,141 @@
     </w:p>
     <w:p>
       <w:pPr>
-        <w:spacing w:after="0" w:line="240" w:lineRule="auto"/>
+        <w:pStyle w:val="Normal"/>
+        <w:spacing w:lineRule="auto" w:line="240" w:before="0" w:after="0"/>
         <w:jc w:val="center"/>
+        <w:rPr/>
       </w:pPr>
-      <w:bookmarkStart w:id="1" w:name="_gjdgxs" w:colFirst="0" w:colLast="0"/>
+      <w:bookmarkStart w:id="1" w:name="_gjdgxs"/>
       <w:bookmarkEnd w:id="1"/>
       <w:r>
         <w:rPr>
-          <w:rFonts w:ascii="Cambria" w:eastAsia="Cambria" w:hAnsi="Cambria" w:cs="Cambria"/>
-          <w:sz w:val="18"/>
-          <w:szCs w:val="18"/>
-        </w:rPr>
-        <w:t xml:space="preserve"> </w:t>
-      </w:r>
-      <w:r>
-        <w:rPr>
-          <w:rFonts w:ascii="Cambria" w:eastAsia="Cambria" w:hAnsi="Cambria" w:cs="Cambria"/>
-          <w:sz w:val="18"/>
-          <w:szCs w:val="18"/>
-        </w:rPr>
-        <w:t xml:space="preserve">                      Laboratory Custodian</w:t>
+          <w:rFonts w:eastAsia="Cambria" w:cs="Cambria" w:ascii="Cambria" w:hAnsi="Cambria"/>
+          <w:sz w:val="18"/>
+          <w:szCs w:val="18"/>
+        </w:rPr>
+        <w:t xml:space="preserve">                       </w:t>
+      </w:r>
+      <w:r>
+        <w:rPr>
+          <w:rFonts w:eastAsia="Cambria" w:cs="Cambria" w:ascii="Cambria" w:hAnsi="Cambria"/>
+          <w:sz w:val="18"/>
+          <w:szCs w:val="18"/>
+        </w:rPr>
+        <w:t>Laboratory Custodian</w:t>
       </w:r>
     </w:p>
     <w:sectPr>
-      <w:headerReference w:type="even" r:id="rId6"/>
-      <w:headerReference w:type="default" r:id="rId7"/>
-      <w:footerReference w:type="even" r:id="rId8"/>
-      <w:footerReference w:type="default" r:id="rId9"/>
-      <w:headerReference w:type="first" r:id="rId10"/>
-      <w:footerReference w:type="first" r:id="rId11"/>
-      <w:pgSz w:w="6120" w:h="7920"/>
-      <w:pgMar w:top="567" w:right="181" w:bottom="176" w:left="272" w:header="181" w:footer="0" w:gutter="0"/>
-      <w:pgNumType w:start="1"/>
-      <w:cols w:space="720"/>
+      <w:headerReference w:type="even" r:id="rId2"/>
+      <w:headerReference w:type="default" r:id="rId3"/>
+      <w:headerReference w:type="first" r:id="rId4"/>
+      <w:footerReference w:type="even" r:id="rId5"/>
+      <w:footerReference w:type="default" r:id="rId6"/>
+      <w:footerReference w:type="first" r:id="rId7"/>
+      <w:type w:val="nextPage"/>
+      <w:pgSz w:w="6120" w:h="7937"/>
+      <w:pgMar w:left="272" w:right="181" w:gutter="0" w:header="181" w:top="567" w:footer="0" w:bottom="176"/>
+      <w:paperSrc w:first="0" w:other="0"/>
+      <w:pgNumType w:start="1" w:fmt="decimal"/>
+      <w:formProt w:val="false"/>
+      <w:textDirection w:val="lrTb"/>
+      <w:docGrid w:type="default" w:linePitch="100" w:charSpace="4096"/>
     </w:sectPr>
   </w:body>
 </w:document>
 </file>
 
-<file path=word/endnotes.xml><?xml version="1.0" encoding="utf-8"?>
-<w:endnotes xmlns:wpc="http://schemas.microsoft.com/office/word/2010/wordprocessingCanvas" xmlns:cx="http://schemas.microsoft.com/office/drawing/2014/chartex" xmlns:mc="http://schemas.openxmlformats.org/markup-compatibility/2006" xmlns:o="urn:schemas-microsoft-com:office:office" xmlns:r="http://schemas.openxmlformats.org/officeDocument/2006/relationships" xmlns:m="http://schemas.openxmlformats.org/officeDocument/2006/math" xmlns:v="urn:schemas-microsoft-com:vml" xmlns:wp14="http://schemas.microsoft.com/office/word/2010/wordprocessingDrawing" xmlns:wp="http://schemas.openxmlformats.org/drawingml/2006/wordprocessingDrawing" xmlns:w10="urn:schemas-microsoft-com:office:word" xmlns:w="http://schemas.openxmlformats.org/wordprocessingml/2006/main" xmlns:w14="http://schemas.microsoft.com/office/word/2010/wordml" xmlns:w15="http://schemas.microsoft.com/office/word/2012/wordml" xmlns:w16se="http://schemas.microsoft.com/office/word/2015/wordml/symex" xmlns:wpg="http://schemas.microsoft.com/office/word/2010/wordprocessingGroup" xmlns:wpi="http://schemas.microsoft.com/office/word/2010/wordprocessingInk" xmlns:wne="http://schemas.microsoft.com/office/word/2006/wordml" xmlns:wps="http://schemas.microsoft.com/office/word/2010/wordprocessingShape" mc:Ignorable="w14 w15 w16se wp14">
-  <w:endnote w:type="separator" w:id="-1">
-    <w:p>
-      <w:pPr>
-        <w:spacing w:after="0" w:line="240" w:lineRule="auto"/>
-      </w:pPr>
-      <w:r>
-        <w:separator/>
-      </w:r>
-    </w:p>
-  </w:endnote>
-  <w:endnote w:type="continuationSeparator" w:id="0">
-    <w:p>
-      <w:pPr>
-        <w:spacing w:after="0" w:line="240" w:lineRule="auto"/>
-      </w:pPr>
-      <w:r>
-        <w:continuationSeparator/>
-      </w:r>
-    </w:p>
-  </w:endnote>
-</w:endnotes>
-</file>
-
 <file path=word/footer1.xml><?xml version="1.0" encoding="utf-8"?>
-<w:ftr xmlns:wpc="http://schemas.microsoft.com/office/word/2010/wordprocessingCanvas" xmlns:cx="http://schemas.microsoft.com/office/drawing/2014/chartex" xmlns:mc="http://schemas.openxmlformats.org/markup-compatibility/2006" xmlns:o="urn:schemas-microsoft-com:office:office" xmlns:r="http://schemas.openxmlformats.org/officeDocument/2006/relationships" xmlns:m="http://schemas.openxmlformats.org/officeDocument/2006/math" xmlns:v="urn:schemas-microsoft-com:vml" xmlns:wp14="http://schemas.microsoft.com/office/word/2010/wordprocessingDrawing" xmlns:wp="http://schemas.openxmlformats.org/drawingml/2006/wordprocessingDrawing" xmlns:w10="urn:schemas-microsoft-com:office:word" xmlns:w="http://schemas.openxmlformats.org/wordprocessingml/2006/main" xmlns:w14="http://schemas.microsoft.com/office/word/2010/wordml" xmlns:w15="http://schemas.microsoft.com/office/word/2012/wordml" xmlns:w16se="http://schemas.microsoft.com/office/word/2015/wordml/symex" xmlns:wpg="http://schemas.microsoft.com/office/word/2010/wordprocessingGroup" xmlns:wpi="http://schemas.microsoft.com/office/word/2010/wordprocessingInk" xmlns:wne="http://schemas.microsoft.com/office/word/2006/wordml" xmlns:wps="http://schemas.microsoft.com/office/word/2010/wordprocessingShape" mc:Ignorable="w14 w15 w16se wp14">
+<w:ftr xmlns:o="urn:schemas-microsoft-com:office:office" xmlns:r="http://schemas.openxmlformats.org/officeDocument/2006/relationships" xmlns:v="urn:schemas-microsoft-com:vml" xmlns:w="http://schemas.openxmlformats.org/wordprocessingml/2006/main" xmlns:w10="urn:schemas-microsoft-com:office:word" xmlns:wp="http://schemas.openxmlformats.org/drawingml/2006/wordprocessingDrawing" xmlns:wps="http://schemas.microsoft.com/office/word/2010/wordprocessingShape" xmlns:wpg="http://schemas.microsoft.com/office/word/2010/wordprocessingGroup" xmlns:mc="http://schemas.openxmlformats.org/markup-compatibility/2006" xmlns:wp14="http://schemas.microsoft.com/office/word/2010/wordprocessingDrawing" xmlns:w14="http://schemas.microsoft.com/office/word/2010/wordml" xmlns:w15="http://schemas.microsoft.com/office/word/2012/wordml" mc:Ignorable="w14 wp14 w15">
   <w:p>
     <w:pPr>
-      <w:pBdr>
-        <w:top w:val="nil"/>
-        <w:left w:val="nil"/>
-        <w:bottom w:val="nil"/>
-        <w:right w:val="nil"/>
-        <w:between w:val="nil"/>
-      </w:pBdr>
-      <w:tabs>
-        <w:tab w:val="center" w:pos="4680"/>
-        <w:tab w:val="right" w:pos="9360"/>
-      </w:tabs>
-      <w:spacing w:after="0" w:line="240" w:lineRule="auto"/>
-      <w:rPr>
-        <w:color w:val="000000"/>
-      </w:rPr>
+      <w:pStyle w:val="Normal"/>
+      <w:spacing w:before="0" w:after="200"/>
+      <w:rPr/>
     </w:pPr>
+    <w:r>
+      <w:rPr/>
+    </w:r>
   </w:p>
 </w:ftr>
 </file>
 
 <file path=word/footer2.xml><?xml version="1.0" encoding="utf-8"?>
-<w:ftr xmlns:wpc="http://schemas.microsoft.com/office/word/2010/wordprocessingCanvas" xmlns:cx="http://schemas.microsoft.com/office/drawing/2014/chartex" xmlns:mc="http://schemas.openxmlformats.org/markup-compatibility/2006" xmlns:o="urn:schemas-microsoft-com:office:office" xmlns:r="http://schemas.openxmlformats.org/officeDocument/2006/relationships" xmlns:m="http://schemas.openxmlformats.org/officeDocument/2006/math" xmlns:v="urn:schemas-microsoft-com:vml" xmlns:wp14="http://schemas.microsoft.com/office/word/2010/wordprocessingDrawing" xmlns:wp="http://schemas.openxmlformats.org/drawingml/2006/wordprocessingDrawing" xmlns:w10="urn:schemas-microsoft-com:office:word" xmlns:w="http://schemas.openxmlformats.org/wordprocessingml/2006/main" xmlns:w14="http://schemas.microsoft.com/office/word/2010/wordml" xmlns:w15="http://schemas.microsoft.com/office/word/2012/wordml" xmlns:w16se="http://schemas.microsoft.com/office/word/2015/wordml/symex" xmlns:wpg="http://schemas.microsoft.com/office/word/2010/wordprocessingGroup" xmlns:wpi="http://schemas.microsoft.com/office/word/2010/wordprocessingInk" xmlns:wne="http://schemas.microsoft.com/office/word/2006/wordml" xmlns:wps="http://schemas.microsoft.com/office/word/2010/wordprocessingShape" mc:Ignorable="w14 w15 w16se wp14">
+<w:ftr xmlns:o="urn:schemas-microsoft-com:office:office" xmlns:r="http://schemas.openxmlformats.org/officeDocument/2006/relationships" xmlns:v="urn:schemas-microsoft-com:vml" xmlns:w="http://schemas.openxmlformats.org/wordprocessingml/2006/main" xmlns:w10="urn:schemas-microsoft-com:office:word" xmlns:wp="http://schemas.openxmlformats.org/drawingml/2006/wordprocessingDrawing" xmlns:wps="http://schemas.microsoft.com/office/word/2010/wordprocessingShape" xmlns:wpg="http://schemas.microsoft.com/office/word/2010/wordprocessingGroup" xmlns:mc="http://schemas.openxmlformats.org/markup-compatibility/2006" xmlns:wp14="http://schemas.microsoft.com/office/word/2010/wordprocessingDrawing" xmlns:w14="http://schemas.microsoft.com/office/word/2010/wordml" xmlns:w15="http://schemas.microsoft.com/office/word/2012/wordml" mc:Ignorable="w14 wp14 w15">
   <w:p>
     <w:pPr>
-      <w:widowControl w:val="0"/>
-      <w:pBdr>
-        <w:top w:val="nil"/>
-        <w:left w:val="nil"/>
-        <w:bottom w:val="nil"/>
-        <w:right w:val="nil"/>
-        <w:between w:val="nil"/>
-      </w:pBdr>
-      <w:spacing w:after="0"/>
+      <w:pStyle w:val="Normal"/>
+      <w:widowControl w:val="false"/>
+      <w:pBdr/>
+      <w:spacing w:before="0" w:after="0"/>
       <w:rPr>
         <w:color w:val="000000"/>
       </w:rPr>
     </w:pPr>
+    <w:r>
+      <w:rPr>
+        <w:color w:val="000000"/>
+      </w:rPr>
+    </w:r>
   </w:p>
   <w:tbl>
     <w:tblPr>
       <w:tblStyle w:val="a"/>
       <w:tblW w:w="5565" w:type="dxa"/>
+      <w:jc w:val="start"/>
       <w:tblInd w:w="108" w:type="dxa"/>
-      <w:tblBorders>
-        <w:top w:val="single" w:sz="4" w:space="0" w:color="000000"/>
-        <w:left w:val="single" w:sz="4" w:space="0" w:color="000000"/>
-        <w:bottom w:val="single" w:sz="4" w:space="0" w:color="000000"/>
-        <w:right w:val="single" w:sz="4" w:space="0" w:color="000000"/>
-        <w:insideH w:val="single" w:sz="4" w:space="0" w:color="000000"/>
-        <w:insideV w:val="single" w:sz="4" w:space="0" w:color="000000"/>
-      </w:tblBorders>
       <w:tblLayout w:type="fixed"/>
-      <w:tblLook w:val="0400" w:firstRow="0" w:lastRow="0" w:firstColumn="0" w:lastColumn="0" w:noHBand="0" w:noVBand="1"/>
+      <w:tblCellMar>
+        <w:top w:w="0" w:type="dxa"/>
+        <w:start w:w="108" w:type="dxa"/>
+        <w:bottom w:w="0" w:type="dxa"/>
+        <w:end w:w="108" w:type="dxa"/>
+      </w:tblCellMar>
+      <w:tblLook w:firstRow="0" w:noVBand="1" w:lastRow="0" w:firstColumn="0" w:lastColumn="0" w:noHBand="0" w:val="0400"/>
     </w:tblPr>
     <w:tblGrid>
-      <w:gridCol w:w="2160"/>
+      <w:gridCol w:w="2159"/>
       <w:gridCol w:w="1335"/>
       <w:gridCol w:w="990"/>
       <w:gridCol w:w="1080"/>
     </w:tblGrid>
     <w:tr>
+      <w:trPr/>
       <w:tc>
         <w:tcPr>
-          <w:tcW w:w="2160" w:type="dxa"/>
+          <w:tcW w:w="2159" w:type="dxa"/>
           <w:tcBorders>
             <w:top w:val="single" w:sz="24" w:space="0" w:color="800000"/>
-            <w:left w:val="nil"/>
-            <w:bottom w:val="nil"/>
-            <w:right w:val="nil"/>
           </w:tcBorders>
         </w:tcPr>
         <w:p>
           <w:pPr>
-            <w:pBdr>
-              <w:top w:val="nil"/>
-              <w:left w:val="nil"/>
-              <w:bottom w:val="nil"/>
-              <w:right w:val="nil"/>
-              <w:between w:val="nil"/>
-            </w:pBdr>
+            <w:pStyle w:val="Normal"/>
+            <w:pBdr/>
             <w:tabs>
-              <w:tab w:val="center" w:pos="4680"/>
-              <w:tab w:val="right" w:pos="9360"/>
+              <w:tab w:val="clear" w:pos="720"/>
+              <w:tab w:val="center" w:pos="4680" w:leader="none"/>
+              <w:tab w:val="right" w:pos="9360" w:leader="none"/>
             </w:tabs>
-            <w:spacing w:after="0" w:line="240" w:lineRule="auto"/>
+            <w:spacing w:lineRule="auto" w:line="240" w:before="0" w:after="0"/>
             <w:jc w:val="center"/>
             <w:rPr>
-              <w:rFonts w:ascii="Cambria" w:eastAsia="Cambria" w:hAnsi="Cambria" w:cs="Cambria"/>
+              <w:rFonts w:ascii="Cambria" w:hAnsi="Cambria" w:eastAsia="Cambria" w:cs="Cambria"/>
               <w:b/>
               <w:color w:val="000000"/>
               <w:sz w:val="6"/>
               <w:szCs w:val="6"/>
             </w:rPr>
           </w:pPr>
+          <w:r>
+            <w:rPr>
+              <w:rFonts w:eastAsia="Cambria" w:cs="Cambria" w:ascii="Cambria" w:hAnsi="Cambria"/>
+              <w:b/>
+              <w:color w:val="000000"/>
+              <w:sz w:val="6"/>
+              <w:szCs w:val="6"/>
+            </w:rPr>
+          </w:r>
         </w:p>
       </w:tc>
       <w:tc>
@@ -924,35 +778,38 @@
           <w:tcW w:w="1335" w:type="dxa"/>
           <w:tcBorders>
             <w:top w:val="single" w:sz="24" w:space="0" w:color="800000"/>
-            <w:left w:val="nil"/>
             <w:bottom w:val="single" w:sz="4" w:space="0" w:color="000000"/>
-            <w:right w:val="nil"/>
           </w:tcBorders>
-          <w:shd w:val="clear" w:color="auto" w:fill="auto"/>
+          <w:shd w:color="auto" w:fill="auto" w:val="clear"/>
         </w:tcPr>
         <w:p>
           <w:pPr>
-            <w:pBdr>
-              <w:top w:val="nil"/>
-              <w:left w:val="nil"/>
-              <w:bottom w:val="nil"/>
-              <w:right w:val="nil"/>
-              <w:between w:val="nil"/>
-            </w:pBdr>
+            <w:pStyle w:val="Normal"/>
+            <w:pBdr/>
             <w:tabs>
-              <w:tab w:val="center" w:pos="4680"/>
-              <w:tab w:val="right" w:pos="9360"/>
+              <w:tab w:val="clear" w:pos="720"/>
+              <w:tab w:val="center" w:pos="4680" w:leader="none"/>
+              <w:tab w:val="right" w:pos="9360" w:leader="none"/>
             </w:tabs>
-            <w:spacing w:after="0" w:line="240" w:lineRule="auto"/>
+            <w:spacing w:lineRule="auto" w:line="240" w:before="0" w:after="0"/>
             <w:jc w:val="center"/>
             <w:rPr>
-              <w:rFonts w:ascii="Cambria" w:eastAsia="Cambria" w:hAnsi="Cambria" w:cs="Cambria"/>
+              <w:rFonts w:ascii="Cambria" w:hAnsi="Cambria" w:eastAsia="Cambria" w:cs="Cambria"/>
               <w:b/>
               <w:color w:val="000000"/>
               <w:sz w:val="6"/>
               <w:szCs w:val="6"/>
             </w:rPr>
           </w:pPr>
+          <w:r>
+            <w:rPr>
+              <w:rFonts w:eastAsia="Cambria" w:cs="Cambria" w:ascii="Cambria" w:hAnsi="Cambria"/>
+              <w:b/>
+              <w:color w:val="000000"/>
+              <w:sz w:val="6"/>
+              <w:szCs w:val="6"/>
+            </w:rPr>
+          </w:r>
         </w:p>
       </w:tc>
       <w:tc>
@@ -960,35 +817,38 @@
           <w:tcW w:w="990" w:type="dxa"/>
           <w:tcBorders>
             <w:top w:val="single" w:sz="24" w:space="0" w:color="800000"/>
-            <w:left w:val="nil"/>
             <w:bottom w:val="single" w:sz="4" w:space="0" w:color="000000"/>
-            <w:right w:val="nil"/>
           </w:tcBorders>
-          <w:shd w:val="clear" w:color="auto" w:fill="auto"/>
+          <w:shd w:color="auto" w:fill="auto" w:val="clear"/>
         </w:tcPr>
         <w:p>
           <w:pPr>
-            <w:pBdr>
-              <w:top w:val="nil"/>
-              <w:left w:val="nil"/>
-              <w:bottom w:val="nil"/>
-              <w:right w:val="nil"/>
-              <w:between w:val="nil"/>
-            </w:pBdr>
+            <w:pStyle w:val="Normal"/>
+            <w:pBdr/>
             <w:tabs>
-              <w:tab w:val="center" w:pos="4680"/>
-              <w:tab w:val="right" w:pos="9360"/>
+              <w:tab w:val="clear" w:pos="720"/>
+              <w:tab w:val="center" w:pos="4680" w:leader="none"/>
+              <w:tab w:val="right" w:pos="9360" w:leader="none"/>
             </w:tabs>
-            <w:spacing w:after="0" w:line="240" w:lineRule="auto"/>
+            <w:spacing w:lineRule="auto" w:line="240" w:before="0" w:after="0"/>
             <w:jc w:val="center"/>
             <w:rPr>
-              <w:rFonts w:ascii="Cambria" w:eastAsia="Cambria" w:hAnsi="Cambria" w:cs="Cambria"/>
+              <w:rFonts w:ascii="Cambria" w:hAnsi="Cambria" w:eastAsia="Cambria" w:cs="Cambria"/>
               <w:b/>
               <w:color w:val="000000"/>
               <w:sz w:val="6"/>
               <w:szCs w:val="6"/>
             </w:rPr>
           </w:pPr>
+          <w:r>
+            <w:rPr>
+              <w:rFonts w:eastAsia="Cambria" w:cs="Cambria" w:ascii="Cambria" w:hAnsi="Cambria"/>
+              <w:b/>
+              <w:color w:val="000000"/>
+              <w:sz w:val="6"/>
+              <w:szCs w:val="6"/>
+            </w:rPr>
+          </w:r>
         </w:p>
       </w:tc>
       <w:tc>
@@ -996,74 +856,79 @@
           <w:tcW w:w="1080" w:type="dxa"/>
           <w:tcBorders>
             <w:top w:val="single" w:sz="24" w:space="0" w:color="800000"/>
-            <w:left w:val="nil"/>
             <w:bottom w:val="single" w:sz="4" w:space="0" w:color="000000"/>
-            <w:right w:val="nil"/>
           </w:tcBorders>
         </w:tcPr>
         <w:p>
           <w:pPr>
-            <w:pBdr>
-              <w:top w:val="nil"/>
-              <w:left w:val="nil"/>
-              <w:bottom w:val="nil"/>
-              <w:right w:val="nil"/>
-              <w:between w:val="nil"/>
-            </w:pBdr>
+            <w:pStyle w:val="Normal"/>
+            <w:pBdr/>
             <w:tabs>
-              <w:tab w:val="center" w:pos="4680"/>
-              <w:tab w:val="right" w:pos="9360"/>
+              <w:tab w:val="clear" w:pos="720"/>
+              <w:tab w:val="center" w:pos="4680" w:leader="none"/>
+              <w:tab w:val="right" w:pos="9360" w:leader="none"/>
             </w:tabs>
-            <w:spacing w:after="0" w:line="240" w:lineRule="auto"/>
+            <w:spacing w:lineRule="auto" w:line="240" w:before="0" w:after="0"/>
             <w:jc w:val="center"/>
             <w:rPr>
-              <w:rFonts w:ascii="Cambria" w:eastAsia="Cambria" w:hAnsi="Cambria" w:cs="Cambria"/>
+              <w:rFonts w:ascii="Cambria" w:hAnsi="Cambria" w:eastAsia="Cambria" w:cs="Cambria"/>
               <w:b/>
               <w:color w:val="000000"/>
               <w:sz w:val="6"/>
               <w:szCs w:val="6"/>
             </w:rPr>
           </w:pPr>
+          <w:r>
+            <w:rPr>
+              <w:rFonts w:eastAsia="Cambria" w:cs="Cambria" w:ascii="Cambria" w:hAnsi="Cambria"/>
+              <w:b/>
+              <w:color w:val="000000"/>
+              <w:sz w:val="6"/>
+              <w:szCs w:val="6"/>
+            </w:rPr>
+          </w:r>
         </w:p>
       </w:tc>
     </w:tr>
     <w:tr>
       <w:trPr>
-        <w:trHeight w:val="146"/>
+        <w:trHeight w:val="146" w:hRule="atLeast"/>
       </w:trPr>
       <w:tc>
         <w:tcPr>
-          <w:tcW w:w="2160" w:type="dxa"/>
+          <w:tcW w:w="2159" w:type="dxa"/>
           <w:tcBorders>
-            <w:top w:val="nil"/>
-            <w:left w:val="nil"/>
-            <w:bottom w:val="nil"/>
-            <w:right w:val="single" w:sz="4" w:space="0" w:color="000000"/>
+            <w:end w:val="single" w:sz="4" w:space="0" w:color="000000"/>
           </w:tcBorders>
         </w:tcPr>
         <w:p>
           <w:pPr>
-            <w:pBdr>
-              <w:top w:val="nil"/>
-              <w:left w:val="nil"/>
-              <w:bottom w:val="nil"/>
-              <w:right w:val="nil"/>
-              <w:between w:val="nil"/>
-            </w:pBdr>
+            <w:pStyle w:val="Normal"/>
+            <w:pBdr/>
             <w:tabs>
-              <w:tab w:val="center" w:pos="4680"/>
-              <w:tab w:val="right" w:pos="9360"/>
+              <w:tab w:val="clear" w:pos="720"/>
+              <w:tab w:val="center" w:pos="4680" w:leader="none"/>
+              <w:tab w:val="right" w:pos="9360" w:leader="none"/>
             </w:tabs>
-            <w:spacing w:after="0" w:line="240" w:lineRule="auto"/>
+            <w:spacing w:lineRule="auto" w:line="240" w:before="0" w:after="0"/>
             <w:jc w:val="center"/>
             <w:rPr>
-              <w:rFonts w:ascii="Cambria" w:eastAsia="Cambria" w:hAnsi="Cambria" w:cs="Cambria"/>
+              <w:rFonts w:ascii="Cambria" w:hAnsi="Cambria" w:eastAsia="Cambria" w:cs="Cambria"/>
               <w:b/>
               <w:color w:val="000000"/>
               <w:sz w:val="10"/>
               <w:szCs w:val="10"/>
             </w:rPr>
           </w:pPr>
+          <w:r>
+            <w:rPr>
+              <w:rFonts w:eastAsia="Cambria" w:cs="Cambria" w:ascii="Cambria" w:hAnsi="Cambria"/>
+              <w:b/>
+              <w:color w:val="000000"/>
+              <w:sz w:val="10"/>
+              <w:szCs w:val="10"/>
+            </w:rPr>
+          </w:r>
         </w:p>
       </w:tc>
       <w:tc>
@@ -1071,27 +936,25 @@
           <w:tcW w:w="1335" w:type="dxa"/>
           <w:tcBorders>
             <w:top w:val="single" w:sz="4" w:space="0" w:color="000000"/>
-            <w:left w:val="single" w:sz="4" w:space="0" w:color="000000"/>
+            <w:start w:val="single" w:sz="4" w:space="0" w:color="000000"/>
+            <w:bottom w:val="single" w:sz="4" w:space="0" w:color="000000"/>
+            <w:end w:val="single" w:sz="4" w:space="0" w:color="000000"/>
           </w:tcBorders>
-          <w:shd w:val="clear" w:color="auto" w:fill="auto"/>
+          <w:shd w:color="auto" w:fill="auto" w:val="clear"/>
         </w:tcPr>
         <w:p>
           <w:pPr>
-            <w:pBdr>
-              <w:top w:val="nil"/>
-              <w:left w:val="nil"/>
-              <w:bottom w:val="nil"/>
-              <w:right w:val="nil"/>
-              <w:between w:val="nil"/>
-            </w:pBdr>
+            <w:pStyle w:val="Normal"/>
+            <w:pBdr/>
             <w:tabs>
-              <w:tab w:val="center" w:pos="4680"/>
-              <w:tab w:val="right" w:pos="9360"/>
+              <w:tab w:val="clear" w:pos="720"/>
+              <w:tab w:val="center" w:pos="4680" w:leader="none"/>
+              <w:tab w:val="right" w:pos="9360" w:leader="none"/>
             </w:tabs>
-            <w:spacing w:after="0" w:line="240" w:lineRule="auto"/>
+            <w:spacing w:lineRule="auto" w:line="240" w:before="0" w:after="0"/>
             <w:jc w:val="center"/>
             <w:rPr>
-              <w:rFonts w:ascii="Cambria" w:eastAsia="Cambria" w:hAnsi="Cambria" w:cs="Cambria"/>
+              <w:rFonts w:ascii="Cambria" w:hAnsi="Cambria" w:eastAsia="Cambria" w:cs="Cambria"/>
               <w:b/>
               <w:color w:val="000000"/>
               <w:sz w:val="10"/>
@@ -1100,7 +963,7 @@
           </w:pPr>
           <w:r>
             <w:rPr>
-              <w:rFonts w:ascii="Cambria" w:eastAsia="Cambria" w:hAnsi="Cambria" w:cs="Cambria"/>
+              <w:rFonts w:eastAsia="Cambria" w:cs="Cambria" w:ascii="Cambria" w:hAnsi="Cambria"/>
               <w:b/>
               <w:color w:val="000000"/>
               <w:sz w:val="10"/>
@@ -1115,26 +978,25 @@
           <w:tcW w:w="990" w:type="dxa"/>
           <w:tcBorders>
             <w:top w:val="single" w:sz="4" w:space="0" w:color="000000"/>
+            <w:start w:val="single" w:sz="4" w:space="0" w:color="000000"/>
+            <w:bottom w:val="single" w:sz="4" w:space="0" w:color="000000"/>
+            <w:end w:val="single" w:sz="4" w:space="0" w:color="000000"/>
           </w:tcBorders>
-          <w:shd w:val="clear" w:color="auto" w:fill="auto"/>
+          <w:shd w:color="auto" w:fill="auto" w:val="clear"/>
         </w:tcPr>
         <w:p>
           <w:pPr>
-            <w:pBdr>
-              <w:top w:val="nil"/>
-              <w:left w:val="nil"/>
-              <w:bottom w:val="nil"/>
-              <w:right w:val="nil"/>
-              <w:between w:val="nil"/>
-            </w:pBdr>
+            <w:pStyle w:val="Normal"/>
+            <w:pBdr/>
             <w:tabs>
-              <w:tab w:val="center" w:pos="4680"/>
-              <w:tab w:val="right" w:pos="9360"/>
+              <w:tab w:val="clear" w:pos="720"/>
+              <w:tab w:val="center" w:pos="4680" w:leader="none"/>
+              <w:tab w:val="right" w:pos="9360" w:leader="none"/>
             </w:tabs>
-            <w:spacing w:after="0" w:line="240" w:lineRule="auto"/>
+            <w:spacing w:lineRule="auto" w:line="240" w:before="0" w:after="0"/>
             <w:jc w:val="center"/>
             <w:rPr>
-              <w:rFonts w:ascii="Cambria" w:eastAsia="Cambria" w:hAnsi="Cambria" w:cs="Cambria"/>
+              <w:rFonts w:ascii="Cambria" w:hAnsi="Cambria" w:eastAsia="Cambria" w:cs="Cambria"/>
               <w:b/>
               <w:color w:val="000000"/>
               <w:sz w:val="10"/>
@@ -1143,7 +1005,7 @@
           </w:pPr>
           <w:r>
             <w:rPr>
-              <w:rFonts w:ascii="Cambria" w:eastAsia="Cambria" w:hAnsi="Cambria" w:cs="Cambria"/>
+              <w:rFonts w:eastAsia="Cambria" w:cs="Cambria" w:ascii="Cambria" w:hAnsi="Cambria"/>
               <w:b/>
               <w:color w:val="000000"/>
               <w:sz w:val="10"/>
@@ -1158,25 +1020,24 @@
           <w:tcW w:w="1080" w:type="dxa"/>
           <w:tcBorders>
             <w:top w:val="single" w:sz="4" w:space="0" w:color="000000"/>
+            <w:start w:val="single" w:sz="4" w:space="0" w:color="000000"/>
+            <w:bottom w:val="single" w:sz="4" w:space="0" w:color="000000"/>
+            <w:end w:val="single" w:sz="4" w:space="0" w:color="000000"/>
           </w:tcBorders>
         </w:tcPr>
         <w:p>
           <w:pPr>
-            <w:pBdr>
-              <w:top w:val="nil"/>
-              <w:left w:val="nil"/>
-              <w:bottom w:val="nil"/>
-              <w:right w:val="nil"/>
-              <w:between w:val="nil"/>
-            </w:pBdr>
+            <w:pStyle w:val="Normal"/>
+            <w:pBdr/>
             <w:tabs>
-              <w:tab w:val="center" w:pos="4680"/>
-              <w:tab w:val="right" w:pos="9360"/>
+              <w:tab w:val="clear" w:pos="720"/>
+              <w:tab w:val="center" w:pos="4680" w:leader="none"/>
+              <w:tab w:val="right" w:pos="9360" w:leader="none"/>
             </w:tabs>
-            <w:spacing w:after="0" w:line="240" w:lineRule="auto"/>
+            <w:spacing w:lineRule="auto" w:line="240" w:before="0" w:after="0"/>
             <w:jc w:val="center"/>
             <w:rPr>
-              <w:rFonts w:ascii="Cambria" w:eastAsia="Cambria" w:hAnsi="Cambria" w:cs="Cambria"/>
+              <w:rFonts w:ascii="Cambria" w:hAnsi="Cambria" w:eastAsia="Cambria" w:cs="Cambria"/>
               <w:b/>
               <w:color w:val="000000"/>
               <w:sz w:val="10"/>
@@ -1185,7 +1046,7 @@
           </w:pPr>
           <w:r>
             <w:rPr>
-              <w:rFonts w:ascii="Cambria" w:eastAsia="Cambria" w:hAnsi="Cambria" w:cs="Cambria"/>
+              <w:rFonts w:eastAsia="Cambria" w:cs="Cambria" w:ascii="Cambria" w:hAnsi="Cambria"/>
               <w:b/>
               <w:color w:val="000000"/>
               <w:sz w:val="10"/>
@@ -1197,65 +1058,66 @@
       </w:tc>
     </w:tr>
     <w:tr>
+      <w:trPr/>
       <w:tc>
         <w:tcPr>
-          <w:tcW w:w="2160" w:type="dxa"/>
+          <w:tcW w:w="2159" w:type="dxa"/>
           <w:tcBorders>
-            <w:top w:val="nil"/>
-            <w:left w:val="nil"/>
-            <w:bottom w:val="nil"/>
-            <w:right w:val="single" w:sz="4" w:space="0" w:color="000000"/>
+            <w:end w:val="single" w:sz="4" w:space="0" w:color="000000"/>
           </w:tcBorders>
         </w:tcPr>
         <w:p>
           <w:pPr>
-            <w:pBdr>
-              <w:top w:val="nil"/>
-              <w:left w:val="nil"/>
-              <w:bottom w:val="nil"/>
-              <w:right w:val="nil"/>
-              <w:between w:val="nil"/>
-            </w:pBdr>
+            <w:pStyle w:val="Normal"/>
+            <w:pBdr/>
             <w:tabs>
-              <w:tab w:val="center" w:pos="4680"/>
-              <w:tab w:val="right" w:pos="9360"/>
+              <w:tab w:val="clear" w:pos="720"/>
+              <w:tab w:val="center" w:pos="4680" w:leader="none"/>
+              <w:tab w:val="right" w:pos="9360" w:leader="none"/>
             </w:tabs>
-            <w:spacing w:after="0" w:line="240" w:lineRule="auto"/>
+            <w:spacing w:lineRule="auto" w:line="240" w:before="0" w:after="0"/>
             <w:jc w:val="center"/>
             <w:rPr>
-              <w:rFonts w:ascii="Cambria" w:eastAsia="Cambria" w:hAnsi="Cambria" w:cs="Cambria"/>
+              <w:rFonts w:ascii="Cambria" w:hAnsi="Cambria" w:eastAsia="Cambria" w:cs="Cambria"/>
               <w:color w:val="000000"/>
               <w:sz w:val="10"/>
               <w:szCs w:val="10"/>
             </w:rPr>
           </w:pPr>
+          <w:r>
+            <w:rPr>
+              <w:rFonts w:eastAsia="Cambria" w:cs="Cambria" w:ascii="Cambria" w:hAnsi="Cambria"/>
+              <w:color w:val="000000"/>
+              <w:sz w:val="10"/>
+              <w:szCs w:val="10"/>
+            </w:rPr>
+          </w:r>
         </w:p>
       </w:tc>
       <w:tc>
         <w:tcPr>
           <w:tcW w:w="1335" w:type="dxa"/>
           <w:tcBorders>
-            <w:left w:val="single" w:sz="4" w:space="0" w:color="000000"/>
+            <w:top w:val="single" w:sz="4" w:space="0" w:color="000000"/>
+            <w:start w:val="single" w:sz="4" w:space="0" w:color="000000"/>
+            <w:bottom w:val="single" w:sz="4" w:space="0" w:color="000000"/>
+            <w:end w:val="single" w:sz="4" w:space="0" w:color="000000"/>
           </w:tcBorders>
-          <w:shd w:val="clear" w:color="auto" w:fill="auto"/>
+          <w:shd w:color="auto" w:fill="auto" w:val="clear"/>
         </w:tcPr>
         <w:p>
           <w:pPr>
-            <w:pBdr>
-              <w:top w:val="nil"/>
-              <w:left w:val="nil"/>
-              <w:bottom w:val="nil"/>
-              <w:right w:val="nil"/>
-              <w:between w:val="nil"/>
-            </w:pBdr>
+            <w:pStyle w:val="Normal"/>
+            <w:pBdr/>
             <w:tabs>
-              <w:tab w:val="center" w:pos="4680"/>
-              <w:tab w:val="right" w:pos="9360"/>
+              <w:tab w:val="clear" w:pos="720"/>
+              <w:tab w:val="center" w:pos="4680" w:leader="none"/>
+              <w:tab w:val="right" w:pos="9360" w:leader="none"/>
             </w:tabs>
-            <w:spacing w:after="0" w:line="240" w:lineRule="auto"/>
+            <w:spacing w:lineRule="auto" w:line="240" w:before="0" w:after="0"/>
             <w:jc w:val="center"/>
             <w:rPr>
-              <w:rFonts w:ascii="Cambria" w:eastAsia="Cambria" w:hAnsi="Cambria" w:cs="Cambria"/>
+              <w:rFonts w:ascii="Cambria" w:hAnsi="Cambria" w:eastAsia="Cambria" w:cs="Cambria"/>
               <w:color w:val="000000"/>
               <w:sz w:val="10"/>
               <w:szCs w:val="10"/>
@@ -1263,7 +1125,7 @@
           </w:pPr>
           <w:r>
             <w:rPr>
-              <w:rFonts w:ascii="Cambria" w:eastAsia="Cambria" w:hAnsi="Cambria" w:cs="Cambria"/>
+              <w:rFonts w:eastAsia="Cambria" w:cs="Cambria" w:ascii="Cambria" w:hAnsi="Cambria"/>
               <w:color w:val="000000"/>
               <w:sz w:val="10"/>
               <w:szCs w:val="10"/>
@@ -1272,7 +1134,7 @@
           </w:r>
           <w:r>
             <w:rPr>
-              <w:rFonts w:ascii="Cambria" w:eastAsia="Cambria" w:hAnsi="Cambria" w:cs="Cambria"/>
+              <w:rFonts w:eastAsia="Cambria" w:cs="Cambria" w:ascii="Cambria" w:hAnsi="Cambria"/>
               <w:sz w:val="10"/>
               <w:szCs w:val="10"/>
             </w:rPr>
@@ -1283,25 +1145,27 @@
       <w:tc>
         <w:tcPr>
           <w:tcW w:w="990" w:type="dxa"/>
-          <w:shd w:val="clear" w:color="auto" w:fill="auto"/>
+          <w:tcBorders>
+            <w:top w:val="single" w:sz="4" w:space="0" w:color="000000"/>
+            <w:start w:val="single" w:sz="4" w:space="0" w:color="000000"/>
+            <w:bottom w:val="single" w:sz="4" w:space="0" w:color="000000"/>
+            <w:end w:val="single" w:sz="4" w:space="0" w:color="000000"/>
+          </w:tcBorders>
+          <w:shd w:color="auto" w:fill="auto" w:val="clear"/>
         </w:tcPr>
         <w:p>
           <w:pPr>
-            <w:pBdr>
-              <w:top w:val="nil"/>
-              <w:left w:val="nil"/>
-              <w:bottom w:val="nil"/>
-              <w:right w:val="nil"/>
-              <w:between w:val="nil"/>
-            </w:pBdr>
+            <w:pStyle w:val="Normal"/>
+            <w:pBdr/>
             <w:tabs>
-              <w:tab w:val="center" w:pos="4680"/>
-              <w:tab w:val="right" w:pos="9360"/>
+              <w:tab w:val="clear" w:pos="720"/>
+              <w:tab w:val="center" w:pos="4680" w:leader="none"/>
+              <w:tab w:val="right" w:pos="9360" w:leader="none"/>
             </w:tabs>
-            <w:spacing w:after="0" w:line="240" w:lineRule="auto"/>
+            <w:spacing w:lineRule="auto" w:line="240" w:before="0" w:after="0"/>
             <w:jc w:val="center"/>
             <w:rPr>
-              <w:rFonts w:ascii="Cambria" w:eastAsia="Cambria" w:hAnsi="Cambria" w:cs="Cambria"/>
+              <w:rFonts w:ascii="Cambria" w:hAnsi="Cambria" w:eastAsia="Cambria" w:cs="Cambria"/>
               <w:color w:val="000000"/>
               <w:sz w:val="10"/>
               <w:szCs w:val="10"/>
@@ -1309,7 +1173,7 @@
           </w:pPr>
           <w:r>
             <w:rPr>
-              <w:rFonts w:ascii="Cambria" w:eastAsia="Cambria" w:hAnsi="Cambria" w:cs="Cambria"/>
+              <w:rFonts w:eastAsia="Cambria" w:cs="Cambria" w:ascii="Cambria" w:hAnsi="Cambria"/>
               <w:color w:val="000000"/>
               <w:sz w:val="10"/>
               <w:szCs w:val="10"/>
@@ -1321,24 +1185,26 @@
       <w:tc>
         <w:tcPr>
           <w:tcW w:w="1080" w:type="dxa"/>
+          <w:tcBorders>
+            <w:top w:val="single" w:sz="4" w:space="0" w:color="000000"/>
+            <w:start w:val="single" w:sz="4" w:space="0" w:color="000000"/>
+            <w:bottom w:val="single" w:sz="4" w:space="0" w:color="000000"/>
+            <w:end w:val="single" w:sz="4" w:space="0" w:color="000000"/>
+          </w:tcBorders>
         </w:tcPr>
         <w:p>
           <w:pPr>
-            <w:pBdr>
-              <w:top w:val="nil"/>
-              <w:left w:val="nil"/>
-              <w:bottom w:val="nil"/>
-              <w:right w:val="nil"/>
-              <w:between w:val="nil"/>
-            </w:pBdr>
+            <w:pStyle w:val="Normal"/>
+            <w:pBdr/>
             <w:tabs>
-              <w:tab w:val="center" w:pos="4680"/>
-              <w:tab w:val="right" w:pos="9360"/>
+              <w:tab w:val="clear" w:pos="720"/>
+              <w:tab w:val="center" w:pos="4680" w:leader="none"/>
+              <w:tab w:val="right" w:pos="9360" w:leader="none"/>
             </w:tabs>
-            <w:spacing w:after="0" w:line="240" w:lineRule="auto"/>
+            <w:spacing w:lineRule="auto" w:line="240" w:before="0" w:after="0"/>
             <w:jc w:val="center"/>
             <w:rPr>
-              <w:rFonts w:ascii="Cambria" w:eastAsia="Cambria" w:hAnsi="Cambria" w:cs="Cambria"/>
+              <w:rFonts w:ascii="Cambria" w:hAnsi="Cambria" w:eastAsia="Cambria" w:cs="Cambria"/>
               <w:color w:val="000000"/>
               <w:sz w:val="10"/>
               <w:szCs w:val="10"/>
@@ -1346,7 +1212,7 @@
           </w:pPr>
           <w:r>
             <w:rPr>
-              <w:rFonts w:ascii="Cambria" w:eastAsia="Cambria" w:hAnsi="Cambria" w:cs="Cambria"/>
+              <w:rFonts w:eastAsia="Cambria" w:cs="Cambria" w:ascii="Cambria" w:hAnsi="Cambria"/>
               <w:color w:val="000000"/>
               <w:sz w:val="10"/>
               <w:szCs w:val="10"/>
@@ -1359,155 +1225,650 @@
   </w:tbl>
   <w:p>
     <w:pPr>
-      <w:pBdr>
-        <w:top w:val="nil"/>
-        <w:left w:val="nil"/>
-        <w:bottom w:val="nil"/>
-        <w:right w:val="nil"/>
-        <w:between w:val="nil"/>
-      </w:pBdr>
+      <w:pStyle w:val="Normal"/>
+      <w:pBdr/>
       <w:tabs>
-        <w:tab w:val="center" w:pos="4680"/>
-        <w:tab w:val="right" w:pos="9360"/>
+        <w:tab w:val="clear" w:pos="720"/>
+        <w:tab w:val="center" w:pos="4680" w:leader="none"/>
+        <w:tab w:val="right" w:pos="9360" w:leader="none"/>
       </w:tabs>
+      <w:spacing w:before="0" w:after="200"/>
       <w:rPr>
         <w:color w:val="000000"/>
         <w:sz w:val="2"/>
         <w:szCs w:val="2"/>
       </w:rPr>
     </w:pPr>
+    <w:r>
+      <w:rPr>
+        <w:color w:val="000000"/>
+        <w:sz w:val="2"/>
+        <w:szCs w:val="2"/>
+      </w:rPr>
+    </w:r>
   </w:p>
 </w:ftr>
 </file>
 
 <file path=word/footer3.xml><?xml version="1.0" encoding="utf-8"?>
-<w:ftr xmlns:wpc="http://schemas.microsoft.com/office/word/2010/wordprocessingCanvas" xmlns:cx="http://schemas.microsoft.com/office/drawing/2014/chartex" xmlns:mc="http://schemas.openxmlformats.org/markup-compatibility/2006" xmlns:o="urn:schemas-microsoft-com:office:office" xmlns:r="http://schemas.openxmlformats.org/officeDocument/2006/relationships" xmlns:m="http://schemas.openxmlformats.org/officeDocument/2006/math" xmlns:v="urn:schemas-microsoft-com:vml" xmlns:wp14="http://schemas.microsoft.com/office/word/2010/wordprocessingDrawing" xmlns:wp="http://schemas.openxmlformats.org/drawingml/2006/wordprocessingDrawing" xmlns:w10="urn:schemas-microsoft-com:office:word" xmlns:w="http://schemas.openxmlformats.org/wordprocessingml/2006/main" xmlns:w14="http://schemas.microsoft.com/office/word/2010/wordml" xmlns:w15="http://schemas.microsoft.com/office/word/2012/wordml" xmlns:w16se="http://schemas.microsoft.com/office/word/2015/wordml/symex" xmlns:wpg="http://schemas.microsoft.com/office/word/2010/wordprocessingGroup" xmlns:wpi="http://schemas.microsoft.com/office/word/2010/wordprocessingInk" xmlns:wne="http://schemas.microsoft.com/office/word/2006/wordml" xmlns:wps="http://schemas.microsoft.com/office/word/2010/wordprocessingShape" mc:Ignorable="w14 w15 w16se wp14">
+<w:ftr xmlns:o="urn:schemas-microsoft-com:office:office" xmlns:r="http://schemas.openxmlformats.org/officeDocument/2006/relationships" xmlns:v="urn:schemas-microsoft-com:vml" xmlns:w="http://schemas.openxmlformats.org/wordprocessingml/2006/main" xmlns:w10="urn:schemas-microsoft-com:office:word" xmlns:wp="http://schemas.openxmlformats.org/drawingml/2006/wordprocessingDrawing" xmlns:wps="http://schemas.microsoft.com/office/word/2010/wordprocessingShape" xmlns:wpg="http://schemas.microsoft.com/office/word/2010/wordprocessingGroup" xmlns:mc="http://schemas.openxmlformats.org/markup-compatibility/2006" xmlns:wp14="http://schemas.microsoft.com/office/word/2010/wordprocessingDrawing" xmlns:w14="http://schemas.microsoft.com/office/word/2010/wordml" xmlns:w15="http://schemas.microsoft.com/office/word/2012/wordml" mc:Ignorable="w14 wp14 w15">
   <w:p>
     <w:pPr>
-      <w:pBdr>
-        <w:top w:val="nil"/>
-        <w:left w:val="nil"/>
-        <w:bottom w:val="nil"/>
-        <w:right w:val="nil"/>
-        <w:between w:val="nil"/>
-      </w:pBdr>
-      <w:tabs>
-        <w:tab w:val="center" w:pos="4680"/>
-        <w:tab w:val="right" w:pos="9360"/>
-      </w:tabs>
-      <w:spacing w:after="0" w:line="240" w:lineRule="auto"/>
-      <w:rPr>
-        <w:color w:val="000000"/>
-      </w:rPr>
-    </w:pPr>
-  </w:p>
-</w:ftr>
-</file>
-
-<file path=word/footnotes.xml><?xml version="1.0" encoding="utf-8"?>
-<w:footnotes xmlns:wpc="http://schemas.microsoft.com/office/word/2010/wordprocessingCanvas" xmlns:cx="http://schemas.microsoft.com/office/drawing/2014/chartex" xmlns:mc="http://schemas.openxmlformats.org/markup-compatibility/2006" xmlns:o="urn:schemas-microsoft-com:office:office" xmlns:r="http://schemas.openxmlformats.org/officeDocument/2006/relationships" xmlns:m="http://schemas.openxmlformats.org/officeDocument/2006/math" xmlns:v="urn:schemas-microsoft-com:vml" xmlns:wp14="http://schemas.microsoft.com/office/word/2010/wordprocessingDrawing" xmlns:wp="http://schemas.openxmlformats.org/drawingml/2006/wordprocessingDrawing" xmlns:w10="urn:schemas-microsoft-com:office:word" xmlns:w="http://schemas.openxmlformats.org/wordprocessingml/2006/main" xmlns:w14="http://schemas.microsoft.com/office/word/2010/wordml" xmlns:w15="http://schemas.microsoft.com/office/word/2012/wordml" xmlns:w16se="http://schemas.microsoft.com/office/word/2015/wordml/symex" xmlns:wpg="http://schemas.microsoft.com/office/word/2010/wordprocessingGroup" xmlns:wpi="http://schemas.microsoft.com/office/word/2010/wordprocessingInk" xmlns:wne="http://schemas.microsoft.com/office/word/2006/wordml" xmlns:wps="http://schemas.microsoft.com/office/word/2010/wordprocessingShape" mc:Ignorable="w14 w15 w16se wp14">
-  <w:footnote w:type="separator" w:id="-1">
-    <w:p>
-      <w:pPr>
-        <w:spacing w:after="0" w:line="240" w:lineRule="auto"/>
-      </w:pPr>
-      <w:r>
-        <w:separator/>
-      </w:r>
-    </w:p>
-  </w:footnote>
-  <w:footnote w:type="continuationSeparator" w:id="0">
-    <w:p>
-      <w:pPr>
-        <w:spacing w:after="0" w:line="240" w:lineRule="auto"/>
-      </w:pPr>
-      <w:r>
-        <w:continuationSeparator/>
-      </w:r>
-    </w:p>
-  </w:footnote>
-</w:footnotes>
-</file>
-
-<file path=word/header1.xml><?xml version="1.0" encoding="utf-8"?>
-<w:hdr xmlns:wpc="http://schemas.microsoft.com/office/word/2010/wordprocessingCanvas" xmlns:cx="http://schemas.microsoft.com/office/drawing/2014/chartex" xmlns:mc="http://schemas.openxmlformats.org/markup-compatibility/2006" xmlns:o="urn:schemas-microsoft-com:office:office" xmlns:r="http://schemas.openxmlformats.org/officeDocument/2006/relationships" xmlns:m="http://schemas.openxmlformats.org/officeDocument/2006/math" xmlns:v="urn:schemas-microsoft-com:vml" xmlns:wp14="http://schemas.microsoft.com/office/word/2010/wordprocessingDrawing" xmlns:wp="http://schemas.openxmlformats.org/drawingml/2006/wordprocessingDrawing" xmlns:w10="urn:schemas-microsoft-com:office:word" xmlns:w="http://schemas.openxmlformats.org/wordprocessingml/2006/main" xmlns:w14="http://schemas.microsoft.com/office/word/2010/wordml" xmlns:w15="http://schemas.microsoft.com/office/word/2012/wordml" xmlns:w16se="http://schemas.microsoft.com/office/word/2015/wordml/symex" xmlns:wpg="http://schemas.microsoft.com/office/word/2010/wordprocessingGroup" xmlns:wpi="http://schemas.microsoft.com/office/word/2010/wordprocessingInk" xmlns:wne="http://schemas.microsoft.com/office/word/2006/wordml" xmlns:wps="http://schemas.microsoft.com/office/word/2010/wordprocessingShape" mc:Ignorable="w14 w15 w16se wp14">
-  <w:p>
-    <w:pPr>
-      <w:pBdr>
-        <w:top w:val="nil"/>
-        <w:left w:val="nil"/>
-        <w:bottom w:val="nil"/>
-        <w:right w:val="nil"/>
-        <w:between w:val="nil"/>
-      </w:pBdr>
-      <w:tabs>
-        <w:tab w:val="center" w:pos="4680"/>
-        <w:tab w:val="right" w:pos="9360"/>
-      </w:tabs>
-      <w:spacing w:after="0" w:line="240" w:lineRule="auto"/>
-      <w:rPr>
-        <w:color w:val="000000"/>
-      </w:rPr>
-    </w:pPr>
-  </w:p>
-</w:hdr>
-</file>
-
-<file path=word/header2.xml><?xml version="1.0" encoding="utf-8"?>
-<w:hdr xmlns:wpc="http://schemas.microsoft.com/office/word/2010/wordprocessingCanvas" xmlns:cx="http://schemas.microsoft.com/office/drawing/2014/chartex" xmlns:mc="http://schemas.openxmlformats.org/markup-compatibility/2006" xmlns:o="urn:schemas-microsoft-com:office:office" xmlns:r="http://schemas.openxmlformats.org/officeDocument/2006/relationships" xmlns:m="http://schemas.openxmlformats.org/officeDocument/2006/math" xmlns:v="urn:schemas-microsoft-com:vml" xmlns:wp14="http://schemas.microsoft.com/office/word/2010/wordprocessingDrawing" xmlns:wp="http://schemas.openxmlformats.org/drawingml/2006/wordprocessingDrawing" xmlns:w10="urn:schemas-microsoft-com:office:word" xmlns:w="http://schemas.openxmlformats.org/wordprocessingml/2006/main" xmlns:w14="http://schemas.microsoft.com/office/word/2010/wordml" xmlns:w15="http://schemas.microsoft.com/office/word/2012/wordml" xmlns:w16se="http://schemas.microsoft.com/office/word/2015/wordml/symex" xmlns:wpg="http://schemas.microsoft.com/office/word/2010/wordprocessingGroup" xmlns:wpi="http://schemas.microsoft.com/office/word/2010/wordprocessingInk" xmlns:wne="http://schemas.microsoft.com/office/word/2006/wordml" xmlns:wps="http://schemas.microsoft.com/office/word/2010/wordprocessingShape" mc:Ignorable="w14 w15 w16se wp14">
-  <w:p>
-    <w:pPr>
-      <w:pBdr>
-        <w:top w:val="nil"/>
-        <w:left w:val="nil"/>
-        <w:bottom w:val="nil"/>
-        <w:right w:val="nil"/>
-        <w:between w:val="nil"/>
-      </w:pBdr>
-      <w:tabs>
-        <w:tab w:val="center" w:pos="4680"/>
-        <w:tab w:val="right" w:pos="9360"/>
-      </w:tabs>
-      <w:spacing w:after="0" w:line="240" w:lineRule="auto"/>
+      <w:pStyle w:val="Normal"/>
+      <w:widowControl w:val="false"/>
+      <w:pBdr/>
+      <w:spacing w:before="0" w:after="0"/>
       <w:rPr>
         <w:color w:val="000000"/>
       </w:rPr>
     </w:pPr>
     <w:r>
       <w:rPr>
-        <w:noProof/>
         <w:color w:val="000000"/>
-        <w:lang w:val="en-PH" w:eastAsia="en-PH"/>
       </w:rPr>
+    </w:r>
+  </w:p>
+  <w:tbl>
+    <w:tblPr>
+      <w:tblStyle w:val="a"/>
+      <w:tblW w:w="5565" w:type="dxa"/>
+      <w:jc w:val="start"/>
+      <w:tblInd w:w="108" w:type="dxa"/>
+      <w:tblLayout w:type="fixed"/>
+      <w:tblCellMar>
+        <w:top w:w="0" w:type="dxa"/>
+        <w:start w:w="108" w:type="dxa"/>
+        <w:bottom w:w="0" w:type="dxa"/>
+        <w:end w:w="108" w:type="dxa"/>
+      </w:tblCellMar>
+      <w:tblLook w:firstRow="0" w:noVBand="1" w:lastRow="0" w:firstColumn="0" w:lastColumn="0" w:noHBand="0" w:val="0400"/>
+    </w:tblPr>
+    <w:tblGrid>
+      <w:gridCol w:w="2159"/>
+      <w:gridCol w:w="1335"/>
+      <w:gridCol w:w="990"/>
+      <w:gridCol w:w="1080"/>
+    </w:tblGrid>
+    <w:tr>
+      <w:trPr/>
+      <w:tc>
+        <w:tcPr>
+          <w:tcW w:w="2159" w:type="dxa"/>
+          <w:tcBorders>
+            <w:top w:val="single" w:sz="24" w:space="0" w:color="800000"/>
+          </w:tcBorders>
+        </w:tcPr>
+        <w:p>
+          <w:pPr>
+            <w:pStyle w:val="Normal"/>
+            <w:pBdr/>
+            <w:tabs>
+              <w:tab w:val="clear" w:pos="720"/>
+              <w:tab w:val="center" w:pos="4680" w:leader="none"/>
+              <w:tab w:val="right" w:pos="9360" w:leader="none"/>
+            </w:tabs>
+            <w:spacing w:lineRule="auto" w:line="240" w:before="0" w:after="0"/>
+            <w:jc w:val="center"/>
+            <w:rPr>
+              <w:rFonts w:ascii="Cambria" w:hAnsi="Cambria" w:eastAsia="Cambria" w:cs="Cambria"/>
+              <w:b/>
+              <w:color w:val="000000"/>
+              <w:sz w:val="6"/>
+              <w:szCs w:val="6"/>
+            </w:rPr>
+          </w:pPr>
+          <w:r>
+            <w:rPr>
+              <w:rFonts w:eastAsia="Cambria" w:cs="Cambria" w:ascii="Cambria" w:hAnsi="Cambria"/>
+              <w:b/>
+              <w:color w:val="000000"/>
+              <w:sz w:val="6"/>
+              <w:szCs w:val="6"/>
+            </w:rPr>
+          </w:r>
+        </w:p>
+      </w:tc>
+      <w:tc>
+        <w:tcPr>
+          <w:tcW w:w="1335" w:type="dxa"/>
+          <w:tcBorders>
+            <w:top w:val="single" w:sz="24" w:space="0" w:color="800000"/>
+            <w:bottom w:val="single" w:sz="4" w:space="0" w:color="000000"/>
+          </w:tcBorders>
+          <w:shd w:color="auto" w:fill="auto" w:val="clear"/>
+        </w:tcPr>
+        <w:p>
+          <w:pPr>
+            <w:pStyle w:val="Normal"/>
+            <w:pBdr/>
+            <w:tabs>
+              <w:tab w:val="clear" w:pos="720"/>
+              <w:tab w:val="center" w:pos="4680" w:leader="none"/>
+              <w:tab w:val="right" w:pos="9360" w:leader="none"/>
+            </w:tabs>
+            <w:spacing w:lineRule="auto" w:line="240" w:before="0" w:after="0"/>
+            <w:jc w:val="center"/>
+            <w:rPr>
+              <w:rFonts w:ascii="Cambria" w:hAnsi="Cambria" w:eastAsia="Cambria" w:cs="Cambria"/>
+              <w:b/>
+              <w:color w:val="000000"/>
+              <w:sz w:val="6"/>
+              <w:szCs w:val="6"/>
+            </w:rPr>
+          </w:pPr>
+          <w:r>
+            <w:rPr>
+              <w:rFonts w:eastAsia="Cambria" w:cs="Cambria" w:ascii="Cambria" w:hAnsi="Cambria"/>
+              <w:b/>
+              <w:color w:val="000000"/>
+              <w:sz w:val="6"/>
+              <w:szCs w:val="6"/>
+            </w:rPr>
+          </w:r>
+        </w:p>
+      </w:tc>
+      <w:tc>
+        <w:tcPr>
+          <w:tcW w:w="990" w:type="dxa"/>
+          <w:tcBorders>
+            <w:top w:val="single" w:sz="24" w:space="0" w:color="800000"/>
+            <w:bottom w:val="single" w:sz="4" w:space="0" w:color="000000"/>
+          </w:tcBorders>
+          <w:shd w:color="auto" w:fill="auto" w:val="clear"/>
+        </w:tcPr>
+        <w:p>
+          <w:pPr>
+            <w:pStyle w:val="Normal"/>
+            <w:pBdr/>
+            <w:tabs>
+              <w:tab w:val="clear" w:pos="720"/>
+              <w:tab w:val="center" w:pos="4680" w:leader="none"/>
+              <w:tab w:val="right" w:pos="9360" w:leader="none"/>
+            </w:tabs>
+            <w:spacing w:lineRule="auto" w:line="240" w:before="0" w:after="0"/>
+            <w:jc w:val="center"/>
+            <w:rPr>
+              <w:rFonts w:ascii="Cambria" w:hAnsi="Cambria" w:eastAsia="Cambria" w:cs="Cambria"/>
+              <w:b/>
+              <w:color w:val="000000"/>
+              <w:sz w:val="6"/>
+              <w:szCs w:val="6"/>
+            </w:rPr>
+          </w:pPr>
+          <w:r>
+            <w:rPr>
+              <w:rFonts w:eastAsia="Cambria" w:cs="Cambria" w:ascii="Cambria" w:hAnsi="Cambria"/>
+              <w:b/>
+              <w:color w:val="000000"/>
+              <w:sz w:val="6"/>
+              <w:szCs w:val="6"/>
+            </w:rPr>
+          </w:r>
+        </w:p>
+      </w:tc>
+      <w:tc>
+        <w:tcPr>
+          <w:tcW w:w="1080" w:type="dxa"/>
+          <w:tcBorders>
+            <w:top w:val="single" w:sz="24" w:space="0" w:color="800000"/>
+            <w:bottom w:val="single" w:sz="4" w:space="0" w:color="000000"/>
+          </w:tcBorders>
+        </w:tcPr>
+        <w:p>
+          <w:pPr>
+            <w:pStyle w:val="Normal"/>
+            <w:pBdr/>
+            <w:tabs>
+              <w:tab w:val="clear" w:pos="720"/>
+              <w:tab w:val="center" w:pos="4680" w:leader="none"/>
+              <w:tab w:val="right" w:pos="9360" w:leader="none"/>
+            </w:tabs>
+            <w:spacing w:lineRule="auto" w:line="240" w:before="0" w:after="0"/>
+            <w:jc w:val="center"/>
+            <w:rPr>
+              <w:rFonts w:ascii="Cambria" w:hAnsi="Cambria" w:eastAsia="Cambria" w:cs="Cambria"/>
+              <w:b/>
+              <w:color w:val="000000"/>
+              <w:sz w:val="6"/>
+              <w:szCs w:val="6"/>
+            </w:rPr>
+          </w:pPr>
+          <w:r>
+            <w:rPr>
+              <w:rFonts w:eastAsia="Cambria" w:cs="Cambria" w:ascii="Cambria" w:hAnsi="Cambria"/>
+              <w:b/>
+              <w:color w:val="000000"/>
+              <w:sz w:val="6"/>
+              <w:szCs w:val="6"/>
+            </w:rPr>
+          </w:r>
+        </w:p>
+      </w:tc>
+    </w:tr>
+    <w:tr>
+      <w:trPr>
+        <w:trHeight w:val="146" w:hRule="atLeast"/>
+      </w:trPr>
+      <w:tc>
+        <w:tcPr>
+          <w:tcW w:w="2159" w:type="dxa"/>
+          <w:tcBorders>
+            <w:end w:val="single" w:sz="4" w:space="0" w:color="000000"/>
+          </w:tcBorders>
+        </w:tcPr>
+        <w:p>
+          <w:pPr>
+            <w:pStyle w:val="Normal"/>
+            <w:pBdr/>
+            <w:tabs>
+              <w:tab w:val="clear" w:pos="720"/>
+              <w:tab w:val="center" w:pos="4680" w:leader="none"/>
+              <w:tab w:val="right" w:pos="9360" w:leader="none"/>
+            </w:tabs>
+            <w:spacing w:lineRule="auto" w:line="240" w:before="0" w:after="0"/>
+            <w:jc w:val="center"/>
+            <w:rPr>
+              <w:rFonts w:ascii="Cambria" w:hAnsi="Cambria" w:eastAsia="Cambria" w:cs="Cambria"/>
+              <w:b/>
+              <w:color w:val="000000"/>
+              <w:sz w:val="10"/>
+              <w:szCs w:val="10"/>
+            </w:rPr>
+          </w:pPr>
+          <w:r>
+            <w:rPr>
+              <w:rFonts w:eastAsia="Cambria" w:cs="Cambria" w:ascii="Cambria" w:hAnsi="Cambria"/>
+              <w:b/>
+              <w:color w:val="000000"/>
+              <w:sz w:val="10"/>
+              <w:szCs w:val="10"/>
+            </w:rPr>
+          </w:r>
+        </w:p>
+      </w:tc>
+      <w:tc>
+        <w:tcPr>
+          <w:tcW w:w="1335" w:type="dxa"/>
+          <w:tcBorders>
+            <w:top w:val="single" w:sz="4" w:space="0" w:color="000000"/>
+            <w:start w:val="single" w:sz="4" w:space="0" w:color="000000"/>
+            <w:bottom w:val="single" w:sz="4" w:space="0" w:color="000000"/>
+            <w:end w:val="single" w:sz="4" w:space="0" w:color="000000"/>
+          </w:tcBorders>
+          <w:shd w:color="auto" w:fill="auto" w:val="clear"/>
+        </w:tcPr>
+        <w:p>
+          <w:pPr>
+            <w:pStyle w:val="Normal"/>
+            <w:pBdr/>
+            <w:tabs>
+              <w:tab w:val="clear" w:pos="720"/>
+              <w:tab w:val="center" w:pos="4680" w:leader="none"/>
+              <w:tab w:val="right" w:pos="9360" w:leader="none"/>
+            </w:tabs>
+            <w:spacing w:lineRule="auto" w:line="240" w:before="0" w:after="0"/>
+            <w:jc w:val="center"/>
+            <w:rPr>
+              <w:rFonts w:ascii="Cambria" w:hAnsi="Cambria" w:eastAsia="Cambria" w:cs="Cambria"/>
+              <w:b/>
+              <w:color w:val="000000"/>
+              <w:sz w:val="10"/>
+              <w:szCs w:val="10"/>
+            </w:rPr>
+          </w:pPr>
+          <w:r>
+            <w:rPr>
+              <w:rFonts w:eastAsia="Cambria" w:cs="Cambria" w:ascii="Cambria" w:hAnsi="Cambria"/>
+              <w:b/>
+              <w:color w:val="000000"/>
+              <w:sz w:val="10"/>
+              <w:szCs w:val="10"/>
+            </w:rPr>
+            <w:t>Document Number</w:t>
+          </w:r>
+        </w:p>
+      </w:tc>
+      <w:tc>
+        <w:tcPr>
+          <w:tcW w:w="990" w:type="dxa"/>
+          <w:tcBorders>
+            <w:top w:val="single" w:sz="4" w:space="0" w:color="000000"/>
+            <w:start w:val="single" w:sz="4" w:space="0" w:color="000000"/>
+            <w:bottom w:val="single" w:sz="4" w:space="0" w:color="000000"/>
+            <w:end w:val="single" w:sz="4" w:space="0" w:color="000000"/>
+          </w:tcBorders>
+          <w:shd w:color="auto" w:fill="auto" w:val="clear"/>
+        </w:tcPr>
+        <w:p>
+          <w:pPr>
+            <w:pStyle w:val="Normal"/>
+            <w:pBdr/>
+            <w:tabs>
+              <w:tab w:val="clear" w:pos="720"/>
+              <w:tab w:val="center" w:pos="4680" w:leader="none"/>
+              <w:tab w:val="right" w:pos="9360" w:leader="none"/>
+            </w:tabs>
+            <w:spacing w:lineRule="auto" w:line="240" w:before="0" w:after="0"/>
+            <w:jc w:val="center"/>
+            <w:rPr>
+              <w:rFonts w:ascii="Cambria" w:hAnsi="Cambria" w:eastAsia="Cambria" w:cs="Cambria"/>
+              <w:b/>
+              <w:color w:val="000000"/>
+              <w:sz w:val="10"/>
+              <w:szCs w:val="10"/>
+            </w:rPr>
+          </w:pPr>
+          <w:r>
+            <w:rPr>
+              <w:rFonts w:eastAsia="Cambria" w:cs="Cambria" w:ascii="Cambria" w:hAnsi="Cambria"/>
+              <w:b/>
+              <w:color w:val="000000"/>
+              <w:sz w:val="10"/>
+              <w:szCs w:val="10"/>
+            </w:rPr>
+            <w:t>Effectivity Date</w:t>
+          </w:r>
+        </w:p>
+      </w:tc>
+      <w:tc>
+        <w:tcPr>
+          <w:tcW w:w="1080" w:type="dxa"/>
+          <w:tcBorders>
+            <w:top w:val="single" w:sz="4" w:space="0" w:color="000000"/>
+            <w:start w:val="single" w:sz="4" w:space="0" w:color="000000"/>
+            <w:bottom w:val="single" w:sz="4" w:space="0" w:color="000000"/>
+            <w:end w:val="single" w:sz="4" w:space="0" w:color="000000"/>
+          </w:tcBorders>
+        </w:tcPr>
+        <w:p>
+          <w:pPr>
+            <w:pStyle w:val="Normal"/>
+            <w:pBdr/>
+            <w:tabs>
+              <w:tab w:val="clear" w:pos="720"/>
+              <w:tab w:val="center" w:pos="4680" w:leader="none"/>
+              <w:tab w:val="right" w:pos="9360" w:leader="none"/>
+            </w:tabs>
+            <w:spacing w:lineRule="auto" w:line="240" w:before="0" w:after="0"/>
+            <w:jc w:val="center"/>
+            <w:rPr>
+              <w:rFonts w:ascii="Cambria" w:hAnsi="Cambria" w:eastAsia="Cambria" w:cs="Cambria"/>
+              <w:b/>
+              <w:color w:val="000000"/>
+              <w:sz w:val="10"/>
+              <w:szCs w:val="10"/>
+            </w:rPr>
+          </w:pPr>
+          <w:r>
+            <w:rPr>
+              <w:rFonts w:eastAsia="Cambria" w:cs="Cambria" w:ascii="Cambria" w:hAnsi="Cambria"/>
+              <w:b/>
+              <w:color w:val="000000"/>
+              <w:sz w:val="10"/>
+              <w:szCs w:val="10"/>
+            </w:rPr>
+            <w:t>Revision Number</w:t>
+          </w:r>
+        </w:p>
+      </w:tc>
+    </w:tr>
+    <w:tr>
+      <w:trPr/>
+      <w:tc>
+        <w:tcPr>
+          <w:tcW w:w="2159" w:type="dxa"/>
+          <w:tcBorders>
+            <w:end w:val="single" w:sz="4" w:space="0" w:color="000000"/>
+          </w:tcBorders>
+        </w:tcPr>
+        <w:p>
+          <w:pPr>
+            <w:pStyle w:val="Normal"/>
+            <w:pBdr/>
+            <w:tabs>
+              <w:tab w:val="clear" w:pos="720"/>
+              <w:tab w:val="center" w:pos="4680" w:leader="none"/>
+              <w:tab w:val="right" w:pos="9360" w:leader="none"/>
+            </w:tabs>
+            <w:spacing w:lineRule="auto" w:line="240" w:before="0" w:after="0"/>
+            <w:jc w:val="center"/>
+            <w:rPr>
+              <w:rFonts w:ascii="Cambria" w:hAnsi="Cambria" w:eastAsia="Cambria" w:cs="Cambria"/>
+              <w:color w:val="000000"/>
+              <w:sz w:val="10"/>
+              <w:szCs w:val="10"/>
+            </w:rPr>
+          </w:pPr>
+          <w:r>
+            <w:rPr>
+              <w:rFonts w:eastAsia="Cambria" w:cs="Cambria" w:ascii="Cambria" w:hAnsi="Cambria"/>
+              <w:color w:val="000000"/>
+              <w:sz w:val="10"/>
+              <w:szCs w:val="10"/>
+            </w:rPr>
+          </w:r>
+        </w:p>
+      </w:tc>
+      <w:tc>
+        <w:tcPr>
+          <w:tcW w:w="1335" w:type="dxa"/>
+          <w:tcBorders>
+            <w:top w:val="single" w:sz="4" w:space="0" w:color="000000"/>
+            <w:start w:val="single" w:sz="4" w:space="0" w:color="000000"/>
+            <w:bottom w:val="single" w:sz="4" w:space="0" w:color="000000"/>
+            <w:end w:val="single" w:sz="4" w:space="0" w:color="000000"/>
+          </w:tcBorders>
+          <w:shd w:color="auto" w:fill="auto" w:val="clear"/>
+        </w:tcPr>
+        <w:p>
+          <w:pPr>
+            <w:pStyle w:val="Normal"/>
+            <w:pBdr/>
+            <w:tabs>
+              <w:tab w:val="clear" w:pos="720"/>
+              <w:tab w:val="center" w:pos="4680" w:leader="none"/>
+              <w:tab w:val="right" w:pos="9360" w:leader="none"/>
+            </w:tabs>
+            <w:spacing w:lineRule="auto" w:line="240" w:before="0" w:after="0"/>
+            <w:jc w:val="center"/>
+            <w:rPr>
+              <w:rFonts w:ascii="Cambria" w:hAnsi="Cambria" w:eastAsia="Cambria" w:cs="Cambria"/>
+              <w:color w:val="000000"/>
+              <w:sz w:val="10"/>
+              <w:szCs w:val="10"/>
+            </w:rPr>
+          </w:pPr>
+          <w:r>
+            <w:rPr>
+              <w:rFonts w:eastAsia="Cambria" w:cs="Cambria" w:ascii="Cambria" w:hAnsi="Cambria"/>
+              <w:color w:val="000000"/>
+              <w:sz w:val="10"/>
+              <w:szCs w:val="10"/>
+            </w:rPr>
+            <w:t>LDCU-FORMS-</w:t>
+          </w:r>
+          <w:r>
+            <w:rPr>
+              <w:rFonts w:eastAsia="Cambria" w:cs="Cambria" w:ascii="Cambria" w:hAnsi="Cambria"/>
+              <w:sz w:val="10"/>
+              <w:szCs w:val="10"/>
+            </w:rPr>
+            <w:t>CIT-034</w:t>
+          </w:r>
+        </w:p>
+      </w:tc>
+      <w:tc>
+        <w:tcPr>
+          <w:tcW w:w="990" w:type="dxa"/>
+          <w:tcBorders>
+            <w:top w:val="single" w:sz="4" w:space="0" w:color="000000"/>
+            <w:start w:val="single" w:sz="4" w:space="0" w:color="000000"/>
+            <w:bottom w:val="single" w:sz="4" w:space="0" w:color="000000"/>
+            <w:end w:val="single" w:sz="4" w:space="0" w:color="000000"/>
+          </w:tcBorders>
+          <w:shd w:color="auto" w:fill="auto" w:val="clear"/>
+        </w:tcPr>
+        <w:p>
+          <w:pPr>
+            <w:pStyle w:val="Normal"/>
+            <w:pBdr/>
+            <w:tabs>
+              <w:tab w:val="clear" w:pos="720"/>
+              <w:tab w:val="center" w:pos="4680" w:leader="none"/>
+              <w:tab w:val="right" w:pos="9360" w:leader="none"/>
+            </w:tabs>
+            <w:spacing w:lineRule="auto" w:line="240" w:before="0" w:after="0"/>
+            <w:jc w:val="center"/>
+            <w:rPr>
+              <w:rFonts w:ascii="Cambria" w:hAnsi="Cambria" w:eastAsia="Cambria" w:cs="Cambria"/>
+              <w:color w:val="000000"/>
+              <w:sz w:val="10"/>
+              <w:szCs w:val="10"/>
+            </w:rPr>
+          </w:pPr>
+          <w:r>
+            <w:rPr>
+              <w:rFonts w:eastAsia="Cambria" w:cs="Cambria" w:ascii="Cambria" w:hAnsi="Cambria"/>
+              <w:color w:val="000000"/>
+              <w:sz w:val="10"/>
+              <w:szCs w:val="10"/>
+            </w:rPr>
+            <w:t>August 1, 2023</w:t>
+          </w:r>
+        </w:p>
+      </w:tc>
+      <w:tc>
+        <w:tcPr>
+          <w:tcW w:w="1080" w:type="dxa"/>
+          <w:tcBorders>
+            <w:top w:val="single" w:sz="4" w:space="0" w:color="000000"/>
+            <w:start w:val="single" w:sz="4" w:space="0" w:color="000000"/>
+            <w:bottom w:val="single" w:sz="4" w:space="0" w:color="000000"/>
+            <w:end w:val="single" w:sz="4" w:space="0" w:color="000000"/>
+          </w:tcBorders>
+        </w:tcPr>
+        <w:p>
+          <w:pPr>
+            <w:pStyle w:val="Normal"/>
+            <w:pBdr/>
+            <w:tabs>
+              <w:tab w:val="clear" w:pos="720"/>
+              <w:tab w:val="center" w:pos="4680" w:leader="none"/>
+              <w:tab w:val="right" w:pos="9360" w:leader="none"/>
+            </w:tabs>
+            <w:spacing w:lineRule="auto" w:line="240" w:before="0" w:after="0"/>
+            <w:jc w:val="center"/>
+            <w:rPr>
+              <w:rFonts w:ascii="Cambria" w:hAnsi="Cambria" w:eastAsia="Cambria" w:cs="Cambria"/>
+              <w:color w:val="000000"/>
+              <w:sz w:val="10"/>
+              <w:szCs w:val="10"/>
+            </w:rPr>
+          </w:pPr>
+          <w:r>
+            <w:rPr>
+              <w:rFonts w:eastAsia="Cambria" w:cs="Cambria" w:ascii="Cambria" w:hAnsi="Cambria"/>
+              <w:color w:val="000000"/>
+              <w:sz w:val="10"/>
+              <w:szCs w:val="10"/>
+            </w:rPr>
+            <w:t>001</w:t>
+          </w:r>
+        </w:p>
+      </w:tc>
+    </w:tr>
+  </w:tbl>
+  <w:p>
+    <w:pPr>
+      <w:pStyle w:val="Normal"/>
+      <w:pBdr/>
+      <w:tabs>
+        <w:tab w:val="clear" w:pos="720"/>
+        <w:tab w:val="center" w:pos="4680" w:leader="none"/>
+        <w:tab w:val="right" w:pos="9360" w:leader="none"/>
+      </w:tabs>
+      <w:spacing w:before="0" w:after="200"/>
+      <w:rPr>
+        <w:color w:val="000000"/>
+        <w:sz w:val="2"/>
+        <w:szCs w:val="2"/>
+      </w:rPr>
+    </w:pPr>
+    <w:r>
+      <w:rPr>
+        <w:color w:val="000000"/>
+        <w:sz w:val="2"/>
+        <w:szCs w:val="2"/>
+      </w:rPr>
+    </w:r>
+  </w:p>
+</w:ftr>
+</file>
+
+<file path=word/header1.xml><?xml version="1.0" encoding="utf-8"?>
+<w:hdr xmlns:o="urn:schemas-microsoft-com:office:office" xmlns:r="http://schemas.openxmlformats.org/officeDocument/2006/relationships" xmlns:v="urn:schemas-microsoft-com:vml" xmlns:w="http://schemas.openxmlformats.org/wordprocessingml/2006/main" xmlns:w10="urn:schemas-microsoft-com:office:word" xmlns:wp="http://schemas.openxmlformats.org/drawingml/2006/wordprocessingDrawing" xmlns:wps="http://schemas.microsoft.com/office/word/2010/wordprocessingShape" xmlns:wpg="http://schemas.microsoft.com/office/word/2010/wordprocessingGroup" xmlns:mc="http://schemas.openxmlformats.org/markup-compatibility/2006" xmlns:wp14="http://schemas.microsoft.com/office/word/2010/wordprocessingDrawing" xmlns:w14="http://schemas.microsoft.com/office/word/2010/wordml" xmlns:w15="http://schemas.microsoft.com/office/word/2012/wordml" mc:Ignorable="w14 wp14 w15">
+  <w:p>
+    <w:pPr>
+      <w:pStyle w:val="Normal"/>
+      <w:spacing w:before="0" w:after="200"/>
+      <w:rPr/>
+    </w:pPr>
+    <w:r>
+      <w:rPr/>
+    </w:r>
+  </w:p>
+</w:hdr>
+</file>
+
+<file path=word/header2.xml><?xml version="1.0" encoding="utf-8"?>
+<w:hdr xmlns:o="urn:schemas-microsoft-com:office:office" xmlns:r="http://schemas.openxmlformats.org/officeDocument/2006/relationships" xmlns:v="urn:schemas-microsoft-com:vml" xmlns:w="http://schemas.openxmlformats.org/wordprocessingml/2006/main" xmlns:w10="urn:schemas-microsoft-com:office:word" xmlns:wp="http://schemas.openxmlformats.org/drawingml/2006/wordprocessingDrawing" xmlns:wps="http://schemas.microsoft.com/office/word/2010/wordprocessingShape" xmlns:wpg="http://schemas.microsoft.com/office/word/2010/wordprocessingGroup" xmlns:mc="http://schemas.openxmlformats.org/markup-compatibility/2006" xmlns:wp14="http://schemas.microsoft.com/office/word/2010/wordprocessingDrawing" xmlns:w14="http://schemas.microsoft.com/office/word/2010/wordml" xmlns:w15="http://schemas.microsoft.com/office/word/2012/wordml" mc:Ignorable="w14 wp14 w15">
+  <w:p>
+    <w:pPr>
+      <w:pStyle w:val="Normal"/>
+      <w:pBdr/>
+      <w:tabs>
+        <w:tab w:val="clear" w:pos="720"/>
+        <w:tab w:val="center" w:pos="4680" w:leader="none"/>
+        <w:tab w:val="right" w:pos="9360" w:leader="none"/>
+      </w:tabs>
+      <w:spacing w:lineRule="auto" w:line="240" w:before="0" w:after="0"/>
+      <w:rPr>
+        <w:color w:val="000000"/>
+      </w:rPr>
+    </w:pPr>
+    <w:r>
+      <w:rPr/>
       <w:drawing>
-        <wp:inline distT="0" distB="0" distL="0" distR="0" wp14:anchorId="7137795B" wp14:editId="78378F44">
-          <wp:extent cx="3653352" cy="541966"/>
+        <wp:inline distT="0" distB="0" distL="0" distR="0">
+          <wp:extent cx="3653155" cy="541655"/>
           <wp:effectExtent l="0" t="0" r="0" b="0"/>
-          <wp:docPr id="7" name="image1.png"/>
-          <wp:cNvGraphicFramePr/>
+          <wp:docPr id="1" name="image1.png" descr="" title=""/>
+          <wp:cNvGraphicFramePr>
+            <a:graphicFrameLocks xmlns:a="http://schemas.openxmlformats.org/drawingml/2006/main" noChangeAspect="1"/>
+          </wp:cNvGraphicFramePr>
           <a:graphic xmlns:a="http://schemas.openxmlformats.org/drawingml/2006/main">
             <a:graphicData uri="http://schemas.openxmlformats.org/drawingml/2006/picture">
               <pic:pic xmlns:pic="http://schemas.openxmlformats.org/drawingml/2006/picture">
                 <pic:nvPicPr>
-                  <pic:cNvPr id="0" name="image1.png"/>
-                  <pic:cNvPicPr preferRelativeResize="0"/>
+                  <pic:cNvPr id="1" name="image1.png" descr="" title=""/>
+                  <pic:cNvPicPr>
+                    <a:picLocks noChangeAspect="1" noChangeArrowheads="1"/>
+                  </pic:cNvPicPr>
                 </pic:nvPicPr>
                 <pic:blipFill>
                   <a:blip r:embed="rId1"/>
-                  <a:srcRect/>
                   <a:stretch>
                     <a:fillRect/>
                   </a:stretch>
                 </pic:blipFill>
-                <pic:spPr>
+                <pic:spPr bwMode="auto">
                   <a:xfrm>
                     <a:off x="0" y="0"/>
-                    <a:ext cx="3653352" cy="541966"/>
+                    <a:ext cx="3653155" cy="541655"/>
                   </a:xfrm>
                   <a:prstGeom prst="rect">
                     <a:avLst/>
                   </a:prstGeom>
-                  <a:ln/>
                 </pic:spPr>
               </pic:pic>
             </a:graphicData>
@@ -1520,35 +1881,71 @@
 </file>
 
 <file path=word/header3.xml><?xml version="1.0" encoding="utf-8"?>
-<w:hdr xmlns:wpc="http://schemas.microsoft.com/office/word/2010/wordprocessingCanvas" xmlns:cx="http://schemas.microsoft.com/office/drawing/2014/chartex" xmlns:mc="http://schemas.openxmlformats.org/markup-compatibility/2006" xmlns:o="urn:schemas-microsoft-com:office:office" xmlns:r="http://schemas.openxmlformats.org/officeDocument/2006/relationships" xmlns:m="http://schemas.openxmlformats.org/officeDocument/2006/math" xmlns:v="urn:schemas-microsoft-com:vml" xmlns:wp14="http://schemas.microsoft.com/office/word/2010/wordprocessingDrawing" xmlns:wp="http://schemas.openxmlformats.org/drawingml/2006/wordprocessingDrawing" xmlns:w10="urn:schemas-microsoft-com:office:word" xmlns:w="http://schemas.openxmlformats.org/wordprocessingml/2006/main" xmlns:w14="http://schemas.microsoft.com/office/word/2010/wordml" xmlns:w15="http://schemas.microsoft.com/office/word/2012/wordml" xmlns:w16se="http://schemas.microsoft.com/office/word/2015/wordml/symex" xmlns:wpg="http://schemas.microsoft.com/office/word/2010/wordprocessingGroup" xmlns:wpi="http://schemas.microsoft.com/office/word/2010/wordprocessingInk" xmlns:wne="http://schemas.microsoft.com/office/word/2006/wordml" xmlns:wps="http://schemas.microsoft.com/office/word/2010/wordprocessingShape" mc:Ignorable="w14 w15 w16se wp14">
+<w:hdr xmlns:o="urn:schemas-microsoft-com:office:office" xmlns:r="http://schemas.openxmlformats.org/officeDocument/2006/relationships" xmlns:v="urn:schemas-microsoft-com:vml" xmlns:w="http://schemas.openxmlformats.org/wordprocessingml/2006/main" xmlns:w10="urn:schemas-microsoft-com:office:word" xmlns:wp="http://schemas.openxmlformats.org/drawingml/2006/wordprocessingDrawing" xmlns:wps="http://schemas.microsoft.com/office/word/2010/wordprocessingShape" xmlns:wpg="http://schemas.microsoft.com/office/word/2010/wordprocessingGroup" xmlns:mc="http://schemas.openxmlformats.org/markup-compatibility/2006" xmlns:wp14="http://schemas.microsoft.com/office/word/2010/wordprocessingDrawing" xmlns:w14="http://schemas.microsoft.com/office/word/2010/wordml" xmlns:w15="http://schemas.microsoft.com/office/word/2012/wordml" mc:Ignorable="w14 wp14 w15">
   <w:p>
     <w:pPr>
-      <w:pBdr>
-        <w:top w:val="nil"/>
-        <w:left w:val="nil"/>
-        <w:bottom w:val="nil"/>
-        <w:right w:val="nil"/>
-        <w:between w:val="nil"/>
-      </w:pBdr>
+      <w:pStyle w:val="Normal"/>
+      <w:pBdr/>
       <w:tabs>
-        <w:tab w:val="center" w:pos="4680"/>
-        <w:tab w:val="right" w:pos="9360"/>
+        <w:tab w:val="clear" w:pos="720"/>
+        <w:tab w:val="center" w:pos="4680" w:leader="none"/>
+        <w:tab w:val="right" w:pos="9360" w:leader="none"/>
       </w:tabs>
-      <w:spacing w:after="0" w:line="240" w:lineRule="auto"/>
+      <w:spacing w:lineRule="auto" w:line="240" w:before="0" w:after="0"/>
       <w:rPr>
         <w:color w:val="000000"/>
       </w:rPr>
     </w:pPr>
+    <w:r>
+      <w:rPr/>
+      <w:drawing>
+        <wp:inline distT="0" distB="0" distL="0" distR="0">
+          <wp:extent cx="3653155" cy="541655"/>
+          <wp:effectExtent l="0" t="0" r="0" b="0"/>
+          <wp:docPr id="2" name="image1.png" descr="" title=""/>
+          <wp:cNvGraphicFramePr>
+            <a:graphicFrameLocks xmlns:a="http://schemas.openxmlformats.org/drawingml/2006/main" noChangeAspect="1"/>
+          </wp:cNvGraphicFramePr>
+          <a:graphic xmlns:a="http://schemas.openxmlformats.org/drawingml/2006/main">
+            <a:graphicData uri="http://schemas.openxmlformats.org/drawingml/2006/picture">
+              <pic:pic xmlns:pic="http://schemas.openxmlformats.org/drawingml/2006/picture">
+                <pic:nvPicPr>
+                  <pic:cNvPr id="2" name="image1.png" descr="" title=""/>
+                  <pic:cNvPicPr>
+                    <a:picLocks noChangeAspect="1" noChangeArrowheads="1"/>
+                  </pic:cNvPicPr>
+                </pic:nvPicPr>
+                <pic:blipFill>
+                  <a:blip r:embed="rId1"/>
+                  <a:stretch>
+                    <a:fillRect/>
+                  </a:stretch>
+                </pic:blipFill>
+                <pic:spPr bwMode="auto">
+                  <a:xfrm>
+                    <a:off x="0" y="0"/>
+                    <a:ext cx="3653155" cy="541655"/>
+                  </a:xfrm>
+                  <a:prstGeom prst="rect">
+                    <a:avLst/>
+                  </a:prstGeom>
+                </pic:spPr>
+              </pic:pic>
+            </a:graphicData>
+          </a:graphic>
+        </wp:inline>
+      </w:drawing>
+    </w:r>
   </w:p>
 </w:hdr>
 </file>
 
 <file path=word/styles.xml><?xml version="1.0" encoding="utf-8"?>
-<w:styles xmlns:mc="http://schemas.openxmlformats.org/markup-compatibility/2006" xmlns:r="http://schemas.openxmlformats.org/officeDocument/2006/relationships" xmlns:w="http://schemas.openxmlformats.org/wordprocessingml/2006/main" xmlns:w14="http://schemas.microsoft.com/office/word/2010/wordml" xmlns:w15="http://schemas.microsoft.com/office/word/2012/wordml" xmlns:w16se="http://schemas.microsoft.com/office/word/2015/wordml/symex" mc:Ignorable="w14 w15 w16se">
+<w:styles xmlns:w="http://schemas.openxmlformats.org/wordprocessingml/2006/main" xmlns:w14="http://schemas.microsoft.com/office/word/2010/wordml" xmlns:mc="http://schemas.openxmlformats.org/markup-compatibility/2006" mc:Ignorable="w14">
   <w:docDefaults>
     <w:rPrDefault>
       <w:rPr>
-        <w:rFonts w:ascii="Calibri" w:eastAsia="Calibri" w:hAnsi="Calibri" w:cs="Calibri"/>
+        <w:rFonts w:ascii="Calibri" w:hAnsi="Calibri" w:eastAsia="Calibri" w:cs="Calibri"/>
         <w:sz w:val="22"/>
         <w:szCs w:val="22"/>
         <w:lang w:val="en-US" w:eastAsia="en-US" w:bidi="ar-SA"/>
@@ -1556,21 +1953,21 @@
     </w:rPrDefault>
     <w:pPrDefault>
       <w:pPr>
-        <w:spacing w:after="200" w:line="276" w:lineRule="auto"/>
+        <w:suppressAutoHyphens w:val="true"/>
       </w:pPr>
     </w:pPrDefault>
   </w:docDefaults>
   <w:latentStyles w:defLockedState="0" w:defUIPriority="99" w:defSemiHidden="0" w:defUnhideWhenUsed="0" w:defQFormat="0" w:count="371">
     <w:lsdException w:name="Normal" w:uiPriority="0" w:qFormat="1"/>
     <w:lsdException w:name="heading 1" w:uiPriority="9" w:qFormat="1"/>
-    <w:lsdException w:name="heading 2" w:semiHidden="1" w:uiPriority="9" w:unhideWhenUsed="1" w:qFormat="1"/>
-    <w:lsdException w:name="heading 3" w:semiHidden="1" w:uiPriority="9" w:unhideWhenUsed="1" w:qFormat="1"/>
-    <w:lsdException w:name="heading 4" w:semiHidden="1" w:uiPriority="9" w:unhideWhenUsed="1" w:qFormat="1"/>
-    <w:lsdException w:name="heading 5" w:semiHidden="1" w:uiPriority="9" w:unhideWhenUsed="1" w:qFormat="1"/>
-    <w:lsdException w:name="heading 6" w:semiHidden="1" w:uiPriority="9" w:unhideWhenUsed="1" w:qFormat="1"/>
-    <w:lsdException w:name="heading 7" w:semiHidden="1" w:uiPriority="9" w:unhideWhenUsed="1" w:qFormat="1"/>
-    <w:lsdException w:name="heading 8" w:semiHidden="1" w:uiPriority="9" w:unhideWhenUsed="1" w:qFormat="1"/>
-    <w:lsdException w:name="heading 9" w:semiHidden="1" w:uiPriority="9" w:unhideWhenUsed="1" w:qFormat="1"/>
+    <w:lsdException w:name="heading 2" w:uiPriority="9" w:semiHidden="1" w:unhideWhenUsed="1" w:qFormat="1"/>
+    <w:lsdException w:name="heading 3" w:uiPriority="9" w:semiHidden="1" w:unhideWhenUsed="1" w:qFormat="1"/>
+    <w:lsdException w:name="heading 4" w:uiPriority="9" w:semiHidden="1" w:unhideWhenUsed="1" w:qFormat="1"/>
+    <w:lsdException w:name="heading 5" w:uiPriority="9" w:semiHidden="1" w:unhideWhenUsed="1" w:qFormat="1"/>
+    <w:lsdException w:name="heading 6" w:uiPriority="9" w:semiHidden="1" w:unhideWhenUsed="1" w:qFormat="1"/>
+    <w:lsdException w:name="heading 7" w:uiPriority="9" w:semiHidden="1" w:unhideWhenUsed="1" w:qFormat="1"/>
+    <w:lsdException w:name="heading 8" w:uiPriority="9" w:semiHidden="1" w:unhideWhenUsed="1" w:qFormat="1"/>
+    <w:lsdException w:name="heading 9" w:uiPriority="9" w:semiHidden="1" w:unhideWhenUsed="1" w:qFormat="1"/>
     <w:lsdException w:name="index 1" w:semiHidden="1" w:unhideWhenUsed="1"/>
     <w:lsdException w:name="index 2" w:semiHidden="1" w:unhideWhenUsed="1"/>
     <w:lsdException w:name="index 3" w:semiHidden="1" w:unhideWhenUsed="1"/>
@@ -1580,22 +1977,22 @@
     <w:lsdException w:name="index 7" w:semiHidden="1" w:unhideWhenUsed="1"/>
     <w:lsdException w:name="index 8" w:semiHidden="1" w:unhideWhenUsed="1"/>
     <w:lsdException w:name="index 9" w:semiHidden="1" w:unhideWhenUsed="1"/>
-    <w:lsdException w:name="toc 1" w:semiHidden="1" w:uiPriority="39" w:unhideWhenUsed="1"/>
-    <w:lsdException w:name="toc 2" w:semiHidden="1" w:uiPriority="39" w:unhideWhenUsed="1"/>
-    <w:lsdException w:name="toc 3" w:semiHidden="1" w:uiPriority="39" w:unhideWhenUsed="1"/>
-    <w:lsdException w:name="toc 4" w:semiHidden="1" w:uiPriority="39" w:unhideWhenUsed="1"/>
-    <w:lsdException w:name="toc 5" w:semiHidden="1" w:uiPriority="39" w:unhideWhenUsed="1"/>
-    <w:lsdException w:name="toc 6" w:semiHidden="1" w:uiPriority="39" w:unhideWhenUsed="1"/>
-    <w:lsdException w:name="toc 7" w:semiHidden="1" w:uiPriority="39" w:unhideWhenUsed="1"/>
-    <w:lsdException w:name="toc 8" w:semiHidden="1" w:uiPriority="39" w:unhideWhenUsed="1"/>
-    <w:lsdException w:name="toc 9" w:semiHidden="1" w:uiPriority="39" w:unhideWhenUsed="1"/>
+    <w:lsdException w:name="toc 1" w:uiPriority="39" w:semiHidden="1" w:unhideWhenUsed="1"/>
+    <w:lsdException w:name="toc 2" w:uiPriority="39" w:semiHidden="1" w:unhideWhenUsed="1"/>
+    <w:lsdException w:name="toc 3" w:uiPriority="39" w:semiHidden="1" w:unhideWhenUsed="1"/>
+    <w:lsdException w:name="toc 4" w:uiPriority="39" w:semiHidden="1" w:unhideWhenUsed="1"/>
+    <w:lsdException w:name="toc 5" w:uiPriority="39" w:semiHidden="1" w:unhideWhenUsed="1"/>
+    <w:lsdException w:name="toc 6" w:uiPriority="39" w:semiHidden="1" w:unhideWhenUsed="1"/>
+    <w:lsdException w:name="toc 7" w:uiPriority="39" w:semiHidden="1" w:unhideWhenUsed="1"/>
+    <w:lsdException w:name="toc 8" w:uiPriority="39" w:semiHidden="1" w:unhideWhenUsed="1"/>
+    <w:lsdException w:name="toc 9" w:uiPriority="39" w:semiHidden="1" w:unhideWhenUsed="1"/>
     <w:lsdException w:name="Normal Indent" w:semiHidden="1" w:unhideWhenUsed="1"/>
     <w:lsdException w:name="footnote text" w:semiHidden="1" w:unhideWhenUsed="1"/>
     <w:lsdException w:name="annotation text" w:semiHidden="1" w:unhideWhenUsed="1"/>
     <w:lsdException w:name="header" w:semiHidden="1" w:unhideWhenUsed="1"/>
     <w:lsdException w:name="footer" w:semiHidden="1" w:unhideWhenUsed="1"/>
     <w:lsdException w:name="index heading" w:semiHidden="1" w:unhideWhenUsed="1"/>
-    <w:lsdException w:name="caption" w:semiHidden="1" w:uiPriority="35" w:unhideWhenUsed="1" w:qFormat="1"/>
+    <w:lsdException w:name="caption" w:uiPriority="35" w:semiHidden="1" w:unhideWhenUsed="1" w:qFormat="1"/>
     <w:lsdException w:name="table of figures" w:semiHidden="1" w:unhideWhenUsed="1"/>
     <w:lsdException w:name="envelope address" w:semiHidden="1" w:unhideWhenUsed="1"/>
     <w:lsdException w:name="envelope return" w:semiHidden="1" w:unhideWhenUsed="1"/>
@@ -1626,7 +2023,7 @@
     <w:lsdException w:name="Title" w:uiPriority="10" w:qFormat="1"/>
     <w:lsdException w:name="Closing" w:semiHidden="1" w:unhideWhenUsed="1"/>
     <w:lsdException w:name="Signature" w:semiHidden="1" w:unhideWhenUsed="1"/>
-    <w:lsdException w:name="Default Paragraph Font" w:semiHidden="1" w:uiPriority="1" w:unhideWhenUsed="1"/>
+    <w:lsdException w:name="Default Paragraph Font" w:uiPriority="1" w:semiHidden="1" w:unhideWhenUsed="1"/>
     <w:lsdException w:name="Body Text" w:semiHidden="1" w:unhideWhenUsed="1"/>
     <w:lsdException w:name="Body Text Indent" w:semiHidden="1" w:unhideWhenUsed="1"/>
     <w:lsdException w:name="List Continue" w:semiHidden="1" w:unhideWhenUsed="1"/>
@@ -1826,8 +2223,8 @@
     <w:lsdException w:name="Subtle Reference" w:uiPriority="31" w:qFormat="1"/>
     <w:lsdException w:name="Intense Reference" w:uiPriority="32" w:qFormat="1"/>
     <w:lsdException w:name="Book Title" w:uiPriority="33" w:qFormat="1"/>
-    <w:lsdException w:name="Bibliography" w:semiHidden="1" w:uiPriority="37" w:unhideWhenUsed="1"/>
-    <w:lsdException w:name="TOC Heading" w:semiHidden="1" w:uiPriority="39" w:unhideWhenUsed="1" w:qFormat="1"/>
+    <w:lsdException w:name="Bibliography" w:uiPriority="37" w:semiHidden="1" w:unhideWhenUsed="1"/>
+    <w:lsdException w:name="TOC Heading" w:uiPriority="39" w:semiHidden="1" w:unhideWhenUsed="1" w:qFormat="1"/>
     <w:lsdException w:name="Plain Table 1" w:uiPriority="41"/>
     <w:lsdException w:name="Plain Table 2" w:uiPriority="42"/>
     <w:lsdException w:name="Plain Table 3" w:uiPriority="43"/>
@@ -1933,18 +2330,32 @@
     <w:lsdException w:name="List Table 6 Colorful Accent 6" w:uiPriority="51"/>
     <w:lsdException w:name="List Table 7 Colorful Accent 6" w:uiPriority="52"/>
   </w:latentStyles>
-  <w:style w:type="paragraph" w:default="1" w:styleId="Normal">
+  <w:style w:type="paragraph" w:styleId="Normal" w:default="1">
     <w:name w:val="Normal"/>
     <w:qFormat/>
+    <w:pPr>
+      <w:widowControl/>
+      <w:bidi w:val="0"/>
+      <w:spacing w:lineRule="auto" w:line="276" w:before="0" w:after="200"/>
+      <w:jc w:val="start"/>
+    </w:pPr>
+    <w:rPr>
+      <w:rFonts w:ascii="Calibri" w:hAnsi="Calibri" w:eastAsia="Calibri" w:cs="Calibri"/>
+      <w:color w:val="auto"/>
+      <w:kern w:val="0"/>
+      <w:sz w:val="22"/>
+      <w:szCs w:val="22"/>
+      <w:lang w:val="en-US" w:eastAsia="en-US" w:bidi="ar-SA"/>
+    </w:rPr>
   </w:style>
   <w:style w:type="paragraph" w:styleId="Heading1">
-    <w:name w:val="heading 1"/>
+    <w:name w:val="Heading 1"/>
     <w:basedOn w:val="Normal"/>
     <w:next w:val="Normal"/>
     <w:uiPriority w:val="9"/>
     <w:qFormat/>
     <w:pPr>
-      <w:keepNext/>
+      <w:keepNext w:val="true"/>
       <w:keepLines/>
       <w:spacing w:before="480" w:after="120"/>
       <w:outlineLvl w:val="0"/>
@@ -1956,7 +2367,7 @@
     </w:rPr>
   </w:style>
   <w:style w:type="paragraph" w:styleId="Heading2">
-    <w:name w:val="heading 2"/>
+    <w:name w:val="Heading 2"/>
     <w:basedOn w:val="Normal"/>
     <w:next w:val="Normal"/>
     <w:uiPriority w:val="9"/>
@@ -1964,18 +2375,18 @@
     <w:unhideWhenUsed/>
     <w:qFormat/>
     <w:pPr>
-      <w:widowControl w:val="0"/>
-      <w:spacing w:after="0" w:line="240" w:lineRule="auto"/>
-      <w:ind w:left="275"/>
+      <w:widowControl w:val="false"/>
+      <w:spacing w:lineRule="auto" w:line="240" w:before="0" w:after="0"/>
+      <w:ind w:start="275"/>
       <w:outlineLvl w:val="1"/>
     </w:pPr>
     <w:rPr>
-      <w:rFonts w:ascii="Cambria" w:eastAsia="Cambria" w:hAnsi="Cambria" w:cs="Cambria"/>
+      <w:rFonts w:ascii="Cambria" w:hAnsi="Cambria" w:eastAsia="Cambria" w:cs="Cambria"/>
       <w:b/>
     </w:rPr>
   </w:style>
   <w:style w:type="paragraph" w:styleId="Heading3">
-    <w:name w:val="heading 3"/>
+    <w:name w:val="Heading 3"/>
     <w:basedOn w:val="Normal"/>
     <w:next w:val="Normal"/>
     <w:uiPriority w:val="9"/>
@@ -1983,7 +2394,7 @@
     <w:unhideWhenUsed/>
     <w:qFormat/>
     <w:pPr>
-      <w:keepNext/>
+      <w:keepNext w:val="true"/>
       <w:keepLines/>
       <w:spacing w:before="280" w:after="80"/>
       <w:outlineLvl w:val="2"/>
@@ -1995,7 +2406,7 @@
     </w:rPr>
   </w:style>
   <w:style w:type="paragraph" w:styleId="Heading4">
-    <w:name w:val="heading 4"/>
+    <w:name w:val="Heading 4"/>
     <w:basedOn w:val="Normal"/>
     <w:next w:val="Normal"/>
     <w:uiPriority w:val="9"/>
@@ -2003,7 +2414,7 @@
     <w:unhideWhenUsed/>
     <w:qFormat/>
     <w:pPr>
-      <w:keepNext/>
+      <w:keepNext w:val="true"/>
       <w:keepLines/>
       <w:spacing w:before="240" w:after="40"/>
       <w:outlineLvl w:val="3"/>
@@ -2015,7 +2426,7 @@
     </w:rPr>
   </w:style>
   <w:style w:type="paragraph" w:styleId="Heading5">
-    <w:name w:val="heading 5"/>
+    <w:name w:val="Heading 5"/>
     <w:basedOn w:val="Normal"/>
     <w:next w:val="Normal"/>
     <w:uiPriority w:val="9"/>
@@ -2023,7 +2434,7 @@
     <w:unhideWhenUsed/>
     <w:qFormat/>
     <w:pPr>
-      <w:keepNext/>
+      <w:keepNext w:val="true"/>
       <w:keepLines/>
       <w:spacing w:before="220" w:after="40"/>
       <w:outlineLvl w:val="4"/>
@@ -2033,7 +2444,7 @@
     </w:rPr>
   </w:style>
   <w:style w:type="paragraph" w:styleId="Heading6">
-    <w:name w:val="heading 6"/>
+    <w:name w:val="Heading 6"/>
     <w:basedOn w:val="Normal"/>
     <w:next w:val="Normal"/>
     <w:uiPriority w:val="9"/>
@@ -2041,7 +2452,7 @@
     <w:unhideWhenUsed/>
     <w:qFormat/>
     <w:pPr>
-      <w:keepNext/>
+      <w:keepNext w:val="true"/>
       <w:keepLines/>
       <w:spacing w:before="200" w:after="40"/>
       <w:outlineLvl w:val="5"/>
@@ -2052,32 +2463,71 @@
       <w:szCs w:val="20"/>
     </w:rPr>
   </w:style>
-  <w:style w:type="character" w:default="1" w:styleId="DefaultParagraphFont">
+  <w:style w:type="character" w:styleId="DefaultParagraphFont" w:default="1">
     <w:name w:val="Default Paragraph Font"/>
     <w:uiPriority w:val="1"/>
     <w:semiHidden/>
     <w:unhideWhenUsed/>
+    <w:qFormat/>
+    <w:rPr/>
   </w:style>
-  <w:style w:type="table" w:default="1" w:styleId="TableNormal">
-    <w:name w:val="Normal Table"/>
-    <w:uiPriority w:val="99"/>
-    <w:semiHidden/>
-    <w:unhideWhenUsed/>
-    <w:tblPr>
-      <w:tblInd w:w="0" w:type="dxa"/>
-      <w:tblCellMar>
-        <w:top w:w="0" w:type="dxa"/>
-        <w:left w:w="108" w:type="dxa"/>
-        <w:bottom w:w="0" w:type="dxa"/>
-        <w:right w:w="108" w:type="dxa"/>
-      </w:tblCellMar>
-    </w:tblPr>
+  <w:style w:type="paragraph" w:styleId="Heading">
+    <w:name w:val="Heading"/>
+    <w:basedOn w:val="Normal"/>
+    <w:next w:val="BodyText"/>
+    <w:qFormat/>
+    <w:pPr>
+      <w:keepNext w:val="true"/>
+      <w:spacing w:before="240" w:after="120"/>
+    </w:pPr>
+    <w:rPr>
+      <w:rFonts w:ascii="Liberation Sans" w:hAnsi="Liberation Sans" w:eastAsia="Microsoft YaHei" w:cs="Arial"/>
+      <w:sz w:val="28"/>
+      <w:szCs w:val="28"/>
+    </w:rPr>
   </w:style>
-  <w:style w:type="numbering" w:default="1" w:styleId="NoList">
-    <w:name w:val="No List"/>
-    <w:uiPriority w:val="99"/>
-    <w:semiHidden/>
-    <w:unhideWhenUsed/>
+  <w:style w:type="paragraph" w:styleId="BodyText">
+    <w:name w:val="Body Text"/>
+    <w:basedOn w:val="Normal"/>
+    <w:pPr>
+      <w:spacing w:lineRule="auto" w:line="276" w:before="0" w:after="140"/>
+    </w:pPr>
+    <w:rPr/>
+  </w:style>
+  <w:style w:type="paragraph" w:styleId="List">
+    <w:name w:val="List"/>
+    <w:basedOn w:val="BodyText"/>
+    <w:pPr/>
+    <w:rPr>
+      <w:rFonts w:cs="Arial"/>
+    </w:rPr>
+  </w:style>
+  <w:style w:type="paragraph" w:styleId="Caption">
+    <w:name w:val="Caption"/>
+    <w:basedOn w:val="Normal"/>
+    <w:qFormat/>
+    <w:pPr>
+      <w:suppressLineNumbers/>
+      <w:spacing w:before="120" w:after="120"/>
+    </w:pPr>
+    <w:rPr>
+      <w:rFonts w:cs="Arial"/>
+      <w:i/>
+      <w:iCs/>
+      <w:sz w:val="24"/>
+      <w:szCs w:val="24"/>
+    </w:rPr>
+  </w:style>
+  <w:style w:type="paragraph" w:styleId="Index">
+    <w:name w:val="Index"/>
+    <w:basedOn w:val="Normal"/>
+    <w:qFormat/>
+    <w:pPr>
+      <w:suppressLineNumbers/>
+    </w:pPr>
+    <w:rPr>
+      <w:rFonts w:cs="Arial"/>
+    </w:rPr>
   </w:style>
   <w:style w:type="paragraph" w:styleId="Title">
     <w:name w:val="Title"/>
@@ -2086,7 +2536,7 @@
     <w:uiPriority w:val="10"/>
     <w:qFormat/>
     <w:pPr>
-      <w:keepNext/>
+      <w:keepNext w:val="true"/>
       <w:keepLines/>
       <w:spacing w:before="480" w:after="120"/>
     </w:pPr>
@@ -2103,26 +2553,55 @@
     <w:uiPriority w:val="11"/>
     <w:qFormat/>
     <w:pPr>
-      <w:keepNext/>
+      <w:keepNext w:val="true"/>
       <w:keepLines/>
       <w:spacing w:before="360" w:after="80"/>
     </w:pPr>
     <w:rPr>
-      <w:rFonts w:ascii="Georgia" w:eastAsia="Georgia" w:hAnsi="Georgia" w:cs="Georgia"/>
+      <w:rFonts w:ascii="Georgia" w:hAnsi="Georgia" w:eastAsia="Georgia" w:cs="Georgia"/>
       <w:i/>
       <w:color w:val="666666"/>
       <w:sz w:val="48"/>
       <w:szCs w:val="48"/>
     </w:rPr>
   </w:style>
-  <w:style w:type="table" w:customStyle="1" w:styleId="a">
-    <w:basedOn w:val="TableNormal"/>
+  <w:style w:type="paragraph" w:styleId="HeaderandFooter">
+    <w:name w:val="Header and Footer"/>
+    <w:basedOn w:val="Normal"/>
+    <w:qFormat/>
+    <w:pPr/>
+    <w:rPr/>
+  </w:style>
+  <w:style w:type="paragraph" w:styleId="Header">
+    <w:name w:val="Header"/>
+    <w:basedOn w:val="HeaderandFooter"/>
+    <w:pPr/>
+    <w:rPr/>
+  </w:style>
+  <w:style w:type="paragraph" w:styleId="Footer">
+    <w:name w:val="Footer"/>
+    <w:basedOn w:val="HeaderandFooter"/>
+    <w:pPr/>
+    <w:rPr/>
+  </w:style>
+  <w:style w:type="numbering" w:styleId="NoList" w:default="1">
+    <w:name w:val="No List"/>
+    <w:uiPriority w:val="99"/>
+    <w:semiHidden/>
+    <w:unhideWhenUsed/>
+    <w:qFormat/>
+  </w:style>
+  <w:style w:type="table" w:default="1" w:styleId="TableNormal">
+    <w:name w:val="Normal Table"/>
+    <w:uiPriority w:val="99"/>
+    <w:semiHidden/>
+    <w:unhideWhenUsed/>
     <w:tblPr>
-      <w:tblStyleRowBandSize w:val="1"/>
-      <w:tblStyleColBandSize w:val="1"/>
       <w:tblCellMar>
-        <w:left w:w="115" w:type="dxa"/>
-        <w:right w:w="115" w:type="dxa"/>
+        <w:top w:w="0" w:type="dxa"/>
+        <w:left w:w="108" w:type="dxa"/>
+        <w:bottom w:w="0" w:type="dxa"/>
+        <w:right w:w="108" w:type="dxa"/>
       </w:tblCellMar>
     </w:tblPr>
   </w:style>
@@ -2130,41 +2609,41 @@
 </file>
 
 <file path=word/theme/theme1.xml><?xml version="1.0" encoding="utf-8"?>
-<a:theme xmlns:a="http://schemas.openxmlformats.org/drawingml/2006/main" name="Office Theme">
+<a:theme xmlns:a="http://schemas.openxmlformats.org/drawingml/2006/main" xmlns:r="http://schemas.openxmlformats.org/officeDocument/2006/relationships" name="Office Theme">
   <a:themeElements>
     <a:clrScheme name="Office">
       <a:dk1>
-        <a:sysClr val="windowText" lastClr="000000"/>
+        <a:srgbClr val="000000"/>
       </a:dk1>
       <a:lt1>
-        <a:sysClr val="window" lastClr="FFFFFF"/>
+        <a:srgbClr val="ffffff"/>
       </a:lt1>
       <a:dk2>
-        <a:srgbClr val="1F497D"/>
+        <a:srgbClr val="1f497d"/>
       </a:dk2>
       <a:lt2>
-        <a:srgbClr val="EEECE1"/>
+        <a:srgbClr val="eeece1"/>
       </a:lt2>
       <a:accent1>
-        <a:srgbClr val="4F81BD"/>
+        <a:srgbClr val="4f81bd"/>
       </a:accent1>
       <a:accent2>
-        <a:srgbClr val="C0504D"/>
+        <a:srgbClr val="c0504d"/>
       </a:accent2>
       <a:accent3>
-        <a:srgbClr val="9BBB59"/>
+        <a:srgbClr val="9bbb59"/>
       </a:accent3>
       <a:accent4>
-        <a:srgbClr val="8064A2"/>
+        <a:srgbClr val="8064a2"/>
       </a:accent4>
       <a:accent5>
-        <a:srgbClr val="4BACC6"/>
+        <a:srgbClr val="4bacc6"/>
       </a:accent5>
       <a:accent6>
-        <a:srgbClr val="F79646"/>
+        <a:srgbClr val="f79646"/>
       </a:accent6>
       <a:hlink>
-        <a:srgbClr val="0000FF"/>
+        <a:srgbClr val="0000ff"/>
       </a:hlink>
       <a:folHlink>
         <a:srgbClr val="800080"/>
@@ -2172,279 +2651,131 @@
     </a:clrScheme>
     <a:fontScheme name="Office">
       <a:majorFont>
-        <a:latin typeface="Calibri"/>
+        <a:latin typeface="Calibri" pitchFamily="0" charset="1"/>
         <a:ea typeface=""/>
         <a:cs typeface=""/>
-        <a:font script="Jpan" typeface="ＭＳ ゴシック"/>
-        <a:font script="Hang" typeface="맑은 고딕"/>
-        <a:font script="Hans" typeface="宋体"/>
-        <a:font script="Hant" typeface="新細明體"/>
-        <a:font script="Arab" typeface="Times New Roman"/>
-        <a:font script="Hebr" typeface="Times New Roman"/>
-        <a:font script="Thai" typeface="Angsana New"/>
-        <a:font script="Ethi" typeface="Nyala"/>
-        <a:font script="Beng" typeface="Vrinda"/>
-        <a:font script="Gujr" typeface="Shruti"/>
-        <a:font script="Khmr" typeface="MoolBoran"/>
-        <a:font script="Knda" typeface="Tunga"/>
-        <a:font script="Guru" typeface="Raavi"/>
-        <a:font script="Cans" typeface="Euphemia"/>
-        <a:font script="Cher" typeface="Plantagenet Cherokee"/>
-        <a:font script="Yiii" typeface="Microsoft Yi Baiti"/>
-        <a:font script="Tibt" typeface="Microsoft Himalaya"/>
-        <a:font script="Thaa" typeface="MV Boli"/>
-        <a:font script="Deva" typeface="Mangal"/>
-        <a:font script="Telu" typeface="Gautami"/>
-        <a:font script="Taml" typeface="Latha"/>
-        <a:font script="Syrc" typeface="Estrangelo Edessa"/>
-        <a:font script="Orya" typeface="Kalinga"/>
-        <a:font script="Mlym" typeface="Kartika"/>
-        <a:font script="Laoo" typeface="DokChampa"/>
-        <a:font script="Sinh" typeface="Iskoola Pota"/>
-        <a:font script="Mong" typeface="Mongolian Baiti"/>
-        <a:font script="Viet" typeface="Times New Roman"/>
-        <a:font script="Uigh" typeface="Microsoft Uighur"/>
-        <a:font script="Geor" typeface="Sylfaen"/>
       </a:majorFont>
       <a:minorFont>
-        <a:latin typeface="Cambria"/>
+        <a:latin typeface="Cambria" pitchFamily="0" charset="1"/>
         <a:ea typeface=""/>
         <a:cs typeface=""/>
-        <a:font script="Jpan" typeface="ＭＳ 明朝"/>
-        <a:font script="Hang" typeface="맑은 고딕"/>
-        <a:font script="Hans" typeface="宋体"/>
-        <a:font script="Hant" typeface="新細明體"/>
-        <a:font script="Arab" typeface="Arial"/>
-        <a:font script="Hebr" typeface="Arial"/>
-        <a:font script="Thai" typeface="Cordia New"/>
-        <a:font script="Ethi" typeface="Nyala"/>
-        <a:font script="Beng" typeface="Vrinda"/>
-        <a:font script="Gujr" typeface="Shruti"/>
-        <a:font script="Khmr" typeface="DaunPenh"/>
-        <a:font script="Knda" typeface="Tunga"/>
-        <a:font script="Guru" typeface="Raavi"/>
-        <a:font script="Cans" typeface="Euphemia"/>
-        <a:font script="Cher" typeface="Plantagenet Cherokee"/>
-        <a:font script="Yiii" typeface="Microsoft Yi Baiti"/>
-        <a:font script="Tibt" typeface="Microsoft Himalaya"/>
-        <a:font script="Thaa" typeface="MV Boli"/>
-        <a:font script="Deva" typeface="Mangal"/>
-        <a:font script="Telu" typeface="Gautami"/>
-        <a:font script="Taml" typeface="Latha"/>
-        <a:font script="Syrc" typeface="Estrangelo Edessa"/>
-        <a:font script="Orya" typeface="Kalinga"/>
-        <a:font script="Mlym" typeface="Kartika"/>
-        <a:font script="Laoo" typeface="DokChampa"/>
-        <a:font script="Sinh" typeface="Iskoola Pota"/>
-        <a:font script="Mong" typeface="Mongolian Baiti"/>
-        <a:font script="Viet" typeface="Arial"/>
-        <a:font script="Uigh" typeface="Microsoft Uighur"/>
-        <a:font script="Geor" typeface="Sylfaen"/>
       </a:minorFont>
     </a:fontScheme>
-    <a:fmtScheme name="Office">
+    <a:fmtScheme>
       <a:fillStyleLst>
         <a:solidFill>
           <a:schemeClr val="phClr"/>
         </a:solidFill>
-        <a:gradFill rotWithShape="1">
+        <a:gradFill>
           <a:gsLst>
             <a:gs pos="0">
               <a:schemeClr val="phClr">
                 <a:tint val="50000"/>
-                <a:satMod val="300000"/>
               </a:schemeClr>
             </a:gs>
             <a:gs pos="35000">
               <a:schemeClr val="phClr">
                 <a:tint val="37000"/>
-                <a:satMod val="300000"/>
               </a:schemeClr>
             </a:gs>
             <a:gs pos="100000">
               <a:schemeClr val="phClr">
                 <a:tint val="15000"/>
-                <a:satMod val="350000"/>
               </a:schemeClr>
             </a:gs>
           </a:gsLst>
           <a:lin ang="16200000" scaled="1"/>
+          <a:tileRect l="0" t="0" r="0" b="0"/>
         </a:gradFill>
-        <a:gradFill rotWithShape="1">
+        <a:gradFill>
           <a:gsLst>
             <a:gs pos="0">
               <a:schemeClr val="phClr">
                 <a:tint val="100000"/>
                 <a:shade val="100000"/>
-                <a:satMod val="130000"/>
               </a:schemeClr>
             </a:gs>
             <a:gs pos="100000">
               <a:schemeClr val="phClr">
                 <a:tint val="50000"/>
                 <a:shade val="100000"/>
-                <a:satMod val="350000"/>
               </a:schemeClr>
             </a:gs>
           </a:gsLst>
           <a:lin ang="16200000" scaled="0"/>
+          <a:tileRect l="0" t="0" r="0" b="0"/>
         </a:gradFill>
       </a:fillStyleLst>
       <a:lnStyleLst>
         <a:ln w="9525" cap="flat" cmpd="sng" algn="ctr">
-          <a:solidFill>
-            <a:schemeClr val="phClr">
-              <a:shade val="95000"/>
-              <a:satMod val="105000"/>
-            </a:schemeClr>
-          </a:solidFill>
           <a:prstDash val="solid"/>
         </a:ln>
         <a:ln w="25400" cap="flat" cmpd="sng" algn="ctr">
-          <a:solidFill>
-            <a:schemeClr val="phClr"/>
-          </a:solidFill>
           <a:prstDash val="solid"/>
         </a:ln>
         <a:ln w="38100" cap="flat" cmpd="sng" algn="ctr">
-          <a:solidFill>
-            <a:schemeClr val="phClr"/>
-          </a:solidFill>
           <a:prstDash val="solid"/>
         </a:ln>
       </a:lnStyleLst>
       <a:effectStyleLst>
         <a:effectStyle>
-          <a:effectLst>
-            <a:outerShdw blurRad="40000" dist="20000" dir="5400000" rotWithShape="0">
-              <a:srgbClr val="000000">
-                <a:alpha val="38000"/>
-              </a:srgbClr>
-            </a:outerShdw>
-          </a:effectLst>
+          <a:effectLst/>
         </a:effectStyle>
         <a:effectStyle>
-          <a:effectLst>
-            <a:outerShdw blurRad="40000" dist="23000" dir="5400000" rotWithShape="0">
-              <a:srgbClr val="000000">
-                <a:alpha val="35000"/>
-              </a:srgbClr>
-            </a:outerShdw>
-          </a:effectLst>
+          <a:effectLst/>
         </a:effectStyle>
         <a:effectStyle>
-          <a:effectLst>
-            <a:outerShdw blurRad="40000" dist="23000" dir="5400000" rotWithShape="0">
-              <a:srgbClr val="000000">
-                <a:alpha val="35000"/>
-              </a:srgbClr>
-            </a:outerShdw>
-          </a:effectLst>
-          <a:scene3d>
-            <a:camera prst="orthographicFront">
-              <a:rot lat="0" lon="0" rev="0"/>
-            </a:camera>
-            <a:lightRig rig="threePt" dir="t">
-              <a:rot lat="0" lon="0" rev="1200000"/>
-            </a:lightRig>
-          </a:scene3d>
-          <a:sp3d>
-            <a:bevelT w="63500" h="25400"/>
-          </a:sp3d>
+          <a:effectLst/>
         </a:effectStyle>
       </a:effectStyleLst>
       <a:bgFillStyleLst>
         <a:solidFill>
           <a:schemeClr val="phClr"/>
         </a:solidFill>
-        <a:gradFill rotWithShape="1">
+        <a:gradFill>
           <a:gsLst>
             <a:gs pos="0">
               <a:schemeClr val="phClr">
                 <a:tint val="40000"/>
-                <a:satMod val="350000"/>
               </a:schemeClr>
             </a:gs>
             <a:gs pos="40000">
               <a:schemeClr val="phClr">
                 <a:tint val="45000"/>
                 <a:shade val="99000"/>
-                <a:satMod val="350000"/>
               </a:schemeClr>
             </a:gs>
             <a:gs pos="100000">
               <a:schemeClr val="phClr">
                 <a:shade val="20000"/>
-                <a:satMod val="255000"/>
               </a:schemeClr>
             </a:gs>
           </a:gsLst>
           <a:path path="circle">
             <a:fillToRect l="50000" t="-80000" r="50000" b="180000"/>
           </a:path>
+          <a:tileRect l="0" t="0" r="0" b="0"/>
         </a:gradFill>
-        <a:gradFill rotWithShape="1">
+        <a:gradFill>
           <a:gsLst>
             <a:gs pos="0">
               <a:schemeClr val="phClr">
                 <a:tint val="80000"/>
-                <a:satMod val="300000"/>
               </a:schemeClr>
             </a:gs>
             <a:gs pos="100000">
               <a:schemeClr val="phClr">
                 <a:shade val="30000"/>
-                <a:satMod val="200000"/>
               </a:schemeClr>
             </a:gs>
           </a:gsLst>
           <a:path path="circle">
             <a:fillToRect l="50000" t="50000" r="50000" b="50000"/>
           </a:path>
+          <a:tileRect l="0" t="0" r="0" b="0"/>
         </a:gradFill>
       </a:bgFillStyleLst>
     </a:fmtScheme>
   </a:themeElements>
-  <a:objectDefaults>
-    <a:spDef>
-      <a:spPr/>
-      <a:bodyPr/>
-      <a:lstStyle/>
-      <a:style>
-        <a:lnRef idx="1">
-          <a:schemeClr val="accent1"/>
-        </a:lnRef>
-        <a:fillRef idx="3">
-          <a:schemeClr val="accent1"/>
-        </a:fillRef>
-        <a:effectRef idx="2">
-          <a:schemeClr val="accent1"/>
-        </a:effectRef>
-        <a:fontRef idx="minor">
-          <a:schemeClr val="lt1"/>
-        </a:fontRef>
-      </a:style>
-    </a:spDef>
-    <a:lnDef>
-      <a:spPr/>
-      <a:bodyPr/>
-      <a:lstStyle/>
-      <a:style>
-        <a:lnRef idx="2">
-          <a:schemeClr val="accent1"/>
-        </a:lnRef>
-        <a:fillRef idx="0">
-          <a:schemeClr val="accent1"/>
-        </a:fillRef>
-        <a:effectRef idx="1">
-          <a:schemeClr val="accent1"/>
-        </a:effectRef>
-        <a:fontRef idx="minor">
-          <a:schemeClr val="tx1"/>
-        </a:fontRef>
-      </a:style>
-    </a:lnDef>
-  </a:objectDefaults>
-  <a:extraClrSchemeLst/>
 </a:theme>
 </file>
--- a/frontend/public/LDCU-Forms-CIT-034-Laboratory and E-Forum Usage Request.docx
+++ b/frontend/public/LDCU-Forms-CIT-034-Laboratory and E-Forum Usage Request.docx
@@ -239,16 +239,7 @@
           <w:szCs w:val="18"/>
         </w:rPr>
         <w:tab/>
-        <w:t xml:space="preserve">                  Printing-No. Pages: </w:t>
-      </w:r>
-      <w:r>
-        <w:rPr>
-          <w:rFonts w:eastAsia="Cambria" w:cs="Cambria" w:ascii="Cambria" w:hAnsi="Cambria"/>
-          <w:sz w:val="18"/>
-          <w:szCs w:val="18"/>
-          <w:u w:val="single"/>
-        </w:rPr>
-        <w:t>{printing_pages}</w:t>
+        <w:t xml:space="preserve">                 </w:t>
       </w:r>
     </w:p>
     <w:p>
@@ -701,7 +692,6 @@
     <w:pPr>
       <w:pStyle w:val="Normal"/>
       <w:widowControl w:val="false"/>
-      <w:pBdr/>
       <w:spacing w:before="0" w:after="0"/>
       <w:rPr>
         <w:color w:val="000000"/>
@@ -746,7 +736,6 @@
         <w:p>
           <w:pPr>
             <w:pStyle w:val="Normal"/>
-            <w:pBdr/>
             <w:tabs>
               <w:tab w:val="clear" w:pos="720"/>
               <w:tab w:val="center" w:pos="4680" w:leader="none"/>
@@ -785,7 +774,6 @@
         <w:p>
           <w:pPr>
             <w:pStyle w:val="Normal"/>
-            <w:pBdr/>
             <w:tabs>
               <w:tab w:val="clear" w:pos="720"/>
               <w:tab w:val="center" w:pos="4680" w:leader="none"/>
@@ -824,7 +812,6 @@
         <w:p>
           <w:pPr>
             <w:pStyle w:val="Normal"/>
-            <w:pBdr/>
             <w:tabs>
               <w:tab w:val="clear" w:pos="720"/>
               <w:tab w:val="center" w:pos="4680" w:leader="none"/>
@@ -862,7 +849,6 @@
         <w:p>
           <w:pPr>
             <w:pStyle w:val="Normal"/>
-            <w:pBdr/>
             <w:tabs>
               <w:tab w:val="clear" w:pos="720"/>
               <w:tab w:val="center" w:pos="4680" w:leader="none"/>
@@ -904,7 +890,6 @@
         <w:p>
           <w:pPr>
             <w:pStyle w:val="Normal"/>
-            <w:pBdr/>
             <w:tabs>
               <w:tab w:val="clear" w:pos="720"/>
               <w:tab w:val="center" w:pos="4680" w:leader="none"/>
@@ -945,7 +930,6 @@
         <w:p>
           <w:pPr>
             <w:pStyle w:val="Normal"/>
-            <w:pBdr/>
             <w:tabs>
               <w:tab w:val="clear" w:pos="720"/>
               <w:tab w:val="center" w:pos="4680" w:leader="none"/>
@@ -987,7 +971,6 @@
         <w:p>
           <w:pPr>
             <w:pStyle w:val="Normal"/>
-            <w:pBdr/>
             <w:tabs>
               <w:tab w:val="clear" w:pos="720"/>
               <w:tab w:val="center" w:pos="4680" w:leader="none"/>
@@ -1028,7 +1011,6 @@
         <w:p>
           <w:pPr>
             <w:pStyle w:val="Normal"/>
-            <w:pBdr/>
             <w:tabs>
               <w:tab w:val="clear" w:pos="720"/>
               <w:tab w:val="center" w:pos="4680" w:leader="none"/>
@@ -1069,7 +1051,6 @@
         <w:p>
           <w:pPr>
             <w:pStyle w:val="Normal"/>
-            <w:pBdr/>
             <w:tabs>
               <w:tab w:val="clear" w:pos="720"/>
               <w:tab w:val="center" w:pos="4680" w:leader="none"/>
@@ -1108,7 +1089,6 @@
         <w:p>
           <w:pPr>
             <w:pStyle w:val="Normal"/>
-            <w:pBdr/>
             <w:tabs>
               <w:tab w:val="clear" w:pos="720"/>
               <w:tab w:val="center" w:pos="4680" w:leader="none"/>
@@ -1156,7 +1136,6 @@
         <w:p>
           <w:pPr>
             <w:pStyle w:val="Normal"/>
-            <w:pBdr/>
             <w:tabs>
               <w:tab w:val="clear" w:pos="720"/>
               <w:tab w:val="center" w:pos="4680" w:leader="none"/>
@@ -1195,7 +1174,6 @@
         <w:p>
           <w:pPr>
             <w:pStyle w:val="Normal"/>
-            <w:pBdr/>
             <w:tabs>
               <w:tab w:val="clear" w:pos="720"/>
               <w:tab w:val="center" w:pos="4680" w:leader="none"/>
@@ -1226,7 +1204,6 @@
   <w:p>
     <w:pPr>
       <w:pStyle w:val="Normal"/>
-      <w:pBdr/>
       <w:tabs>
         <w:tab w:val="clear" w:pos="720"/>
         <w:tab w:val="center" w:pos="4680" w:leader="none"/>
@@ -1256,7 +1233,6 @@
     <w:pPr>
       <w:pStyle w:val="Normal"/>
       <w:widowControl w:val="false"/>
-      <w:pBdr/>
       <w:spacing w:before="0" w:after="0"/>
       <w:rPr>
         <w:color w:val="000000"/>
@@ -1301,7 +1277,6 @@
         <w:p>
           <w:pPr>
             <w:pStyle w:val="Normal"/>
-            <w:pBdr/>
             <w:tabs>
               <w:tab w:val="clear" w:pos="720"/>
               <w:tab w:val="center" w:pos="4680" w:leader="none"/>
@@ -1340,7 +1315,6 @@
         <w:p>
           <w:pPr>
             <w:pStyle w:val="Normal"/>
-            <w:pBdr/>
             <w:tabs>
               <w:tab w:val="clear" w:pos="720"/>
               <w:tab w:val="center" w:pos="4680" w:leader="none"/>
@@ -1379,7 +1353,6 @@
         <w:p>
           <w:pPr>
             <w:pStyle w:val="Normal"/>
-            <w:pBdr/>
             <w:tabs>
               <w:tab w:val="clear" w:pos="720"/>
               <w:tab w:val="center" w:pos="4680" w:leader="none"/>
@@ -1417,7 +1390,6 @@
         <w:p>
           <w:pPr>
             <w:pStyle w:val="Normal"/>
-            <w:pBdr/>
             <w:tabs>
               <w:tab w:val="clear" w:pos="720"/>
               <w:tab w:val="center" w:pos="4680" w:leader="none"/>
@@ -1459,7 +1431,6 @@
         <w:p>
           <w:pPr>
             <w:pStyle w:val="Normal"/>
-            <w:pBdr/>
             <w:tabs>
               <w:tab w:val="clear" w:pos="720"/>
               <w:tab w:val="center" w:pos="4680" w:leader="none"/>
@@ -1500,7 +1471,6 @@
         <w:p>
           <w:pPr>
             <w:pStyle w:val="Normal"/>
-            <w:pBdr/>
             <w:tabs>
               <w:tab w:val="clear" w:pos="720"/>
               <w:tab w:val="center" w:pos="4680" w:leader="none"/>
@@ -1542,7 +1512,6 @@
         <w:p>
           <w:pPr>
             <w:pStyle w:val="Normal"/>
-            <w:pBdr/>
             <w:tabs>
               <w:tab w:val="clear" w:pos="720"/>
               <w:tab w:val="center" w:pos="4680" w:leader="none"/>
@@ -1583,7 +1552,6 @@
         <w:p>
           <w:pPr>
             <w:pStyle w:val="Normal"/>
-            <w:pBdr/>
             <w:tabs>
               <w:tab w:val="clear" w:pos="720"/>
               <w:tab w:val="center" w:pos="4680" w:leader="none"/>
@@ -1624,7 +1592,6 @@
         <w:p>
           <w:pPr>
             <w:pStyle w:val="Normal"/>
-            <w:pBdr/>
             <w:tabs>
               <w:tab w:val="clear" w:pos="720"/>
               <w:tab w:val="center" w:pos="4680" w:leader="none"/>
@@ -1663,7 +1630,6 @@
         <w:p>
           <w:pPr>
             <w:pStyle w:val="Normal"/>
-            <w:pBdr/>
             <w:tabs>
               <w:tab w:val="clear" w:pos="720"/>
               <w:tab w:val="center" w:pos="4680" w:leader="none"/>
@@ -1711,7 +1677,6 @@
         <w:p>
           <w:pPr>
             <w:pStyle w:val="Normal"/>
-            <w:pBdr/>
             <w:tabs>
               <w:tab w:val="clear" w:pos="720"/>
               <w:tab w:val="center" w:pos="4680" w:leader="none"/>
@@ -1750,7 +1715,6 @@
         <w:p>
           <w:pPr>
             <w:pStyle w:val="Normal"/>
-            <w:pBdr/>
             <w:tabs>
               <w:tab w:val="clear" w:pos="720"/>
               <w:tab w:val="center" w:pos="4680" w:leader="none"/>
@@ -1781,7 +1745,6 @@
   <w:p>
     <w:pPr>
       <w:pStyle w:val="Normal"/>
-      <w:pBdr/>
       <w:tabs>
         <w:tab w:val="clear" w:pos="720"/>
         <w:tab w:val="center" w:pos="4680" w:leader="none"/>
@@ -1825,7 +1788,6 @@
   <w:p>
     <w:pPr>
       <w:pStyle w:val="Normal"/>
-      <w:pBdr/>
       <w:tabs>
         <w:tab w:val="clear" w:pos="720"/>
         <w:tab w:val="center" w:pos="4680" w:leader="none"/>
@@ -1885,7 +1847,6 @@
   <w:p>
     <w:pPr>
       <w:pStyle w:val="Normal"/>
-      <w:pBdr/>
       <w:tabs>
         <w:tab w:val="clear" w:pos="720"/>
         <w:tab w:val="center" w:pos="4680" w:leader="none"/>
@@ -2335,6 +2296,7 @@
     <w:qFormat/>
     <w:pPr>
       <w:widowControl/>
+      <w:suppressAutoHyphens w:val="true"/>
       <w:bidi w:val="0"/>
       <w:spacing w:lineRule="auto" w:line="276" w:before="0" w:after="200"/>
       <w:jc w:val="start"/>

--- a/frontend/public/LDCU-Forms-CIT-034-Laboratory and E-Forum Usage Request.docx
+++ b/frontend/public/LDCU-Forms-CIT-034-Laboratory and E-Forum Usage Request.docx
@@ -1,20 +1,21 @@
 
 <file path=word/document.xml><?xml version="1.0" encoding="utf-8"?>
-<w:document xmlns:wpc="http://schemas.microsoft.com/office/word/2010/wordprocessingCanvas" xmlns:cx="http://schemas.microsoft.com/office/drawing/2014/chartex" xmlns:mc="http://schemas.openxmlformats.org/markup-compatibility/2006" xmlns:o="urn:schemas-microsoft-com:office:office" xmlns:r="http://schemas.openxmlformats.org/officeDocument/2006/relationships" xmlns:m="http://schemas.openxmlformats.org/officeDocument/2006/math" xmlns:v="urn:schemas-microsoft-com:vml" xmlns:wp14="http://schemas.microsoft.com/office/word/2010/wordprocessingDrawing" xmlns:wp="http://schemas.openxmlformats.org/drawingml/2006/wordprocessingDrawing" xmlns:w10="urn:schemas-microsoft-com:office:word" xmlns:w="http://schemas.openxmlformats.org/wordprocessingml/2006/main" xmlns:w14="http://schemas.microsoft.com/office/word/2010/wordml" xmlns:w15="http://schemas.microsoft.com/office/word/2012/wordml" xmlns:w16se="http://schemas.microsoft.com/office/word/2015/wordml/symex" xmlns:wpg="http://schemas.microsoft.com/office/word/2010/wordprocessingGroup" xmlns:wpi="http://schemas.microsoft.com/office/word/2010/wordprocessingInk" xmlns:wne="http://schemas.microsoft.com/office/word/2006/wordml" xmlns:wps="http://schemas.microsoft.com/office/word/2010/wordprocessingShape" mc:Ignorable="w14 w15 w16se wp14">
+<w:document xmlns:o="urn:schemas-microsoft-com:office:office" xmlns:r="http://schemas.openxmlformats.org/officeDocument/2006/relationships" xmlns:v="urn:schemas-microsoft-com:vml" xmlns:w="http://schemas.openxmlformats.org/wordprocessingml/2006/main" xmlns:w10="urn:schemas-microsoft-com:office:word" xmlns:wp="http://schemas.openxmlformats.org/drawingml/2006/wordprocessingDrawing" xmlns:wps="http://schemas.microsoft.com/office/word/2010/wordprocessingShape" xmlns:wpg="http://schemas.microsoft.com/office/word/2010/wordprocessingGroup" xmlns:mc="http://schemas.openxmlformats.org/markup-compatibility/2006" xmlns:wp14="http://schemas.microsoft.com/office/word/2010/wordprocessingDrawing" xmlns:w14="http://schemas.microsoft.com/office/word/2010/wordml" xmlns:w15="http://schemas.microsoft.com/office/word/2012/wordml" mc:Ignorable="w14 wp14 w15">
   <w:body>
     <w:p>
       <w:pPr>
-        <w:spacing w:after="0" w:line="240" w:lineRule="auto"/>
+        <w:pStyle w:val="Normal"/>
+        <w:spacing w:lineRule="auto" w:line="240" w:before="0" w:after="0"/>
         <w:jc w:val="center"/>
         <w:rPr>
-          <w:rFonts w:ascii="Cambria" w:eastAsia="Cambria" w:hAnsi="Cambria" w:cs="Cambria"/>
+          <w:rFonts w:ascii="Cambria" w:hAnsi="Cambria" w:eastAsia="Cambria" w:cs="Cambria"/>
           <w:sz w:val="20"/>
           <w:szCs w:val="20"/>
         </w:rPr>
       </w:pPr>
       <w:r>
         <w:rPr>
-          <w:rFonts w:ascii="Cambria" w:eastAsia="Cambria" w:hAnsi="Cambria" w:cs="Cambria"/>
+          <w:rFonts w:eastAsia="Cambria" w:cs="Cambria" w:ascii="Cambria" w:hAnsi="Cambria"/>
           <w:sz w:val="20"/>
           <w:szCs w:val="20"/>
         </w:rPr>
@@ -23,10 +24,11 @@
     </w:p>
     <w:p>
       <w:pPr>
-        <w:spacing w:after="0" w:line="240" w:lineRule="auto"/>
+        <w:pStyle w:val="Normal"/>
+        <w:spacing w:lineRule="auto" w:line="240" w:before="0" w:after="0"/>
         <w:jc w:val="center"/>
         <w:rPr>
-          <w:rFonts w:ascii="Cambria" w:eastAsia="Cambria" w:hAnsi="Cambria" w:cs="Cambria"/>
+          <w:rFonts w:ascii="Cambria" w:hAnsi="Cambria" w:eastAsia="Cambria" w:cs="Cambria"/>
           <w:b/>
           <w:sz w:val="18"/>
           <w:szCs w:val="18"/>
@@ -34,7 +36,7 @@
       </w:pPr>
       <w:r>
         <w:rPr>
-          <w:rFonts w:ascii="Cambria" w:eastAsia="Cambria" w:hAnsi="Cambria" w:cs="Cambria"/>
+          <w:rFonts w:eastAsia="Cambria" w:cs="Cambria" w:ascii="Cambria" w:hAnsi="Cambria"/>
           <w:b/>
           <w:sz w:val="18"/>
           <w:szCs w:val="18"/>
@@ -44,28 +46,38 @@
     </w:p>
     <w:p>
       <w:pPr>
-        <w:spacing w:after="0" w:line="240" w:lineRule="auto"/>
+        <w:pStyle w:val="Normal"/>
+        <w:spacing w:lineRule="auto" w:line="240" w:before="0" w:after="0"/>
         <w:jc w:val="center"/>
         <w:rPr>
-          <w:rFonts w:ascii="Cambria" w:eastAsia="Cambria" w:hAnsi="Cambria" w:cs="Cambria"/>
+          <w:rFonts w:ascii="Cambria" w:hAnsi="Cambria" w:eastAsia="Cambria" w:cs="Cambria"/>
           <w:b/>
           <w:sz w:val="18"/>
           <w:szCs w:val="18"/>
         </w:rPr>
       </w:pPr>
+      <w:r>
+        <w:rPr>
+          <w:rFonts w:eastAsia="Cambria" w:cs="Cambria" w:ascii="Cambria" w:hAnsi="Cambria"/>
+          <w:b/>
+          <w:sz w:val="18"/>
+          <w:szCs w:val="18"/>
+        </w:rPr>
+      </w:r>
     </w:p>
     <w:p>
       <w:pPr>
-        <w:spacing w:after="0" w:line="240" w:lineRule="auto"/>
-        <w:rPr>
-          <w:rFonts w:ascii="Cambria" w:eastAsia="Cambria" w:hAnsi="Cambria" w:cs="Cambria"/>
+        <w:pStyle w:val="Normal"/>
+        <w:spacing w:lineRule="auto" w:line="240" w:before="0" w:after="0"/>
+        <w:rPr>
+          <w:rFonts w:ascii="Cambria" w:hAnsi="Cambria" w:eastAsia="Cambria" w:cs="Cambria"/>
           <w:sz w:val="18"/>
           <w:szCs w:val="18"/>
         </w:rPr>
       </w:pPr>
       <w:r>
         <w:rPr>
-          <w:rFonts w:ascii="Cambria" w:eastAsia="Cambria" w:hAnsi="Cambria" w:cs="Cambria"/>
+          <w:rFonts w:eastAsia="Cambria" w:cs="Cambria" w:ascii="Cambria" w:hAnsi="Cambria"/>
           <w:sz w:val="18"/>
           <w:szCs w:val="18"/>
         </w:rPr>
@@ -73,7 +85,7 @@
       </w:r>
       <w:r>
         <w:rPr>
-          <w:rFonts w:ascii="Cambria" w:eastAsia="Cambria" w:hAnsi="Cambria" w:cs="Cambria"/>
+          <w:rFonts w:eastAsia="Cambria" w:cs="Cambria" w:ascii="Cambria" w:hAnsi="Cambria"/>
           <w:sz w:val="18"/>
           <w:szCs w:val="18"/>
           <w:u w:val="single"/>
@@ -82,39 +94,18 @@
       </w:r>
       <w:r>
         <w:rPr>
-          <w:rFonts w:ascii="Cambria" w:eastAsia="Cambria" w:hAnsi="Cambria" w:cs="Cambria"/>
+          <w:rFonts w:eastAsia="Cambria" w:cs="Cambria" w:ascii="Cambria" w:hAnsi="Cambria"/>
           <w:sz w:val="18"/>
           <w:szCs w:val="18"/>
         </w:rPr>
         <w:t xml:space="preserve"> </w:t>
-      </w:r>
-      <w:r>
-        <w:rPr>
-          <w:rFonts w:ascii="Cambria" w:eastAsia="Cambria" w:hAnsi="Cambria" w:cs="Cambria"/>
-          <w:sz w:val="18"/>
-          <w:szCs w:val="18"/>
-        </w:rPr>
         <w:softHyphen/>
-      </w:r>
-      <w:r>
-        <w:rPr>
-          <w:rFonts w:ascii="Cambria" w:eastAsia="Cambria" w:hAnsi="Cambria" w:cs="Cambria"/>
-          <w:sz w:val="18"/>
-          <w:szCs w:val="18"/>
-        </w:rPr>
         <w:tab/>
-      </w:r>
-      <w:r>
-        <w:rPr>
-          <w:rFonts w:ascii="Cambria" w:eastAsia="Cambria" w:hAnsi="Cambria" w:cs="Cambria"/>
-          <w:sz w:val="18"/>
-          <w:szCs w:val="18"/>
-        </w:rPr>
         <w:t xml:space="preserve">Usage Type: </w:t>
       </w:r>
       <w:r>
         <w:rPr>
-          <w:rFonts w:ascii="Cambria" w:eastAsia="Cambria" w:hAnsi="Cambria" w:cs="Cambria"/>
+          <w:rFonts w:eastAsia="Cambria" w:cs="Cambria" w:ascii="Cambria" w:hAnsi="Cambria"/>
           <w:sz w:val="18"/>
           <w:szCs w:val="18"/>
           <w:u w:val="single"/>
@@ -123,7 +114,7 @@
       </w:r>
       <w:r>
         <w:rPr>
-          <w:rFonts w:ascii="Cambria" w:eastAsia="Cambria" w:hAnsi="Cambria" w:cs="Cambria"/>
+          <w:rFonts w:eastAsia="Cambria" w:cs="Cambria" w:ascii="Cambria" w:hAnsi="Cambria"/>
           <w:sz w:val="18"/>
           <w:szCs w:val="18"/>
         </w:rPr>
@@ -132,16 +123,17 @@
     </w:p>
     <w:p>
       <w:pPr>
-        <w:spacing w:after="0" w:line="240" w:lineRule="auto"/>
-        <w:rPr>
-          <w:rFonts w:ascii="Cambria" w:eastAsia="Cambria" w:hAnsi="Cambria" w:cs="Cambria"/>
+        <w:pStyle w:val="Normal"/>
+        <w:spacing w:lineRule="auto" w:line="240" w:before="0" w:after="0"/>
+        <w:rPr>
+          <w:rFonts w:ascii="Cambria" w:hAnsi="Cambria" w:eastAsia="Cambria" w:cs="Cambria"/>
           <w:sz w:val="18"/>
           <w:szCs w:val="18"/>
         </w:rPr>
       </w:pPr>
       <w:r>
         <w:rPr>
-          <w:rFonts w:ascii="Cambria" w:eastAsia="Cambria" w:hAnsi="Cambria" w:cs="Cambria"/>
+          <w:rFonts w:eastAsia="Cambria" w:cs="Cambria" w:ascii="Cambria" w:hAnsi="Cambria"/>
           <w:sz w:val="10"/>
           <w:szCs w:val="10"/>
         </w:rPr>
@@ -150,9 +142,10 @@
     </w:p>
     <w:p>
       <w:pPr>
-        <w:spacing w:after="0" w:line="240" w:lineRule="auto"/>
-        <w:rPr>
-          <w:rFonts w:ascii="Cambria" w:eastAsia="Cambria" w:hAnsi="Cambria" w:cs="Cambria"/>
+        <w:pStyle w:val="Normal"/>
+        <w:spacing w:lineRule="auto" w:line="240" w:before="0" w:after="0"/>
+        <w:rPr>
+          <w:rFonts w:ascii="Cambria" w:hAnsi="Cambria" w:eastAsia="Cambria" w:cs="Cambria"/>
           <w:sz w:val="18"/>
           <w:szCs w:val="18"/>
           <w:u w:val="single"/>
@@ -160,15 +153,15 @@
       </w:pPr>
       <w:r>
         <w:rPr>
-          <w:rFonts w:ascii="Cambria" w:eastAsia="Cambria" w:hAnsi="Cambria" w:cs="Cambria"/>
-          <w:sz w:val="18"/>
-          <w:szCs w:val="18"/>
-        </w:rPr>
-        <w:t xml:space="preserve">Faculty/ Student Name: </w:t>
-      </w:r>
-      <w:r>
-        <w:rPr>
-          <w:rFonts w:ascii="Cambria" w:eastAsia="Cambria" w:hAnsi="Cambria" w:cs="Cambria"/>
+          <w:rFonts w:eastAsia="Cambria" w:cs="Cambria" w:ascii="Cambria" w:hAnsi="Cambria"/>
+          <w:sz w:val="18"/>
+          <w:szCs w:val="18"/>
+        </w:rPr>
+        <w:t xml:space="preserve">Student Name: </w:t>
+      </w:r>
+      <w:r>
+        <w:rPr>
+          <w:rFonts w:eastAsia="Cambria" w:cs="Cambria" w:ascii="Cambria" w:hAnsi="Cambria"/>
           <w:sz w:val="18"/>
           <w:szCs w:val="18"/>
           <w:u w:val="single"/>
@@ -177,23 +170,15 @@
       </w:r>
       <w:r>
         <w:rPr>
-          <w:rFonts w:ascii="Cambria" w:eastAsia="Cambria" w:hAnsi="Cambria" w:cs="Cambria"/>
-          <w:sz w:val="18"/>
-          <w:szCs w:val="18"/>
-        </w:rPr>
-        <w:t xml:space="preserve">    </w:t>
-      </w:r>
-      <w:r>
-        <w:rPr>
-          <w:rFonts w:ascii="Cambria" w:eastAsia="Cambria" w:hAnsi="Cambria" w:cs="Cambria"/>
-          <w:sz w:val="18"/>
-          <w:szCs w:val="18"/>
-        </w:rPr>
-        <w:t xml:space="preserve">Year Level: </w:t>
-      </w:r>
-      <w:r>
-        <w:rPr>
-          <w:rFonts w:ascii="Cambria" w:eastAsia="Cambria" w:hAnsi="Cambria" w:cs="Cambria"/>
+          <w:rFonts w:eastAsia="Cambria" w:cs="Cambria" w:ascii="Cambria" w:hAnsi="Cambria"/>
+          <w:sz w:val="18"/>
+          <w:szCs w:val="18"/>
+        </w:rPr>
+        <w:t xml:space="preserve">    Year Level: </w:t>
+      </w:r>
+      <w:r>
+        <w:rPr>
+          <w:rFonts w:eastAsia="Cambria" w:cs="Cambria" w:ascii="Cambria" w:hAnsi="Cambria"/>
           <w:sz w:val="18"/>
           <w:szCs w:val="18"/>
           <w:u w:val="single"/>
@@ -203,19 +188,28 @@
     </w:p>
     <w:p>
       <w:pPr>
-        <w:spacing w:after="0" w:line="240" w:lineRule="auto"/>
-        <w:rPr>
-          <w:rFonts w:ascii="Cambria" w:eastAsia="Cambria" w:hAnsi="Cambria" w:cs="Cambria"/>
+        <w:pStyle w:val="Normal"/>
+        <w:spacing w:lineRule="auto" w:line="240" w:before="0" w:after="0"/>
+        <w:rPr>
+          <w:rFonts w:ascii="Cambria" w:hAnsi="Cambria" w:eastAsia="Cambria" w:cs="Cambria"/>
           <w:sz w:val="18"/>
           <w:szCs w:val="18"/>
         </w:rPr>
       </w:pPr>
+      <w:r>
+        <w:rPr>
+          <w:rFonts w:eastAsia="Cambria" w:cs="Cambria" w:ascii="Cambria" w:hAnsi="Cambria"/>
+          <w:sz w:val="18"/>
+          <w:szCs w:val="18"/>
+        </w:rPr>
+      </w:r>
     </w:p>
     <w:p>
       <w:pPr>
-        <w:spacing w:after="0" w:line="240" w:lineRule="auto"/>
-        <w:rPr>
-          <w:rFonts w:ascii="Cambria" w:eastAsia="Cambria" w:hAnsi="Cambria" w:cs="Cambria"/>
+        <w:pStyle w:val="Normal"/>
+        <w:spacing w:lineRule="auto" w:line="240" w:before="0" w:after="0"/>
+        <w:rPr>
+          <w:rFonts w:ascii="Cambria" w:hAnsi="Cambria" w:eastAsia="Cambria" w:cs="Cambria"/>
           <w:sz w:val="18"/>
           <w:szCs w:val="18"/>
           <w:u w:val="single"/>
@@ -223,7 +217,7 @@
       </w:pPr>
       <w:r>
         <w:rPr>
-          <w:rFonts w:ascii="Cambria" w:eastAsia="Cambria" w:hAnsi="Cambria" w:cs="Cambria"/>
+          <w:rFonts w:eastAsia="Cambria" w:cs="Cambria" w:ascii="Cambria" w:hAnsi="Cambria"/>
           <w:sz w:val="18"/>
           <w:szCs w:val="18"/>
         </w:rPr>
@@ -231,7 +225,7 @@
       </w:r>
       <w:r>
         <w:rPr>
-          <w:rFonts w:ascii="Cambria" w:eastAsia="Cambria" w:hAnsi="Cambria" w:cs="Cambria"/>
+          <w:rFonts w:eastAsia="Cambria" w:cs="Cambria" w:ascii="Cambria" w:hAnsi="Cambria"/>
           <w:sz w:val="18"/>
           <w:szCs w:val="18"/>
           <w:u w:val="single"/>
@@ -240,53 +234,38 @@
       </w:r>
       <w:r>
         <w:rPr>
-          <w:rFonts w:ascii="Cambria" w:eastAsia="Cambria" w:hAnsi="Cambria" w:cs="Cambria"/>
+          <w:rFonts w:eastAsia="Cambria" w:cs="Cambria" w:ascii="Cambria" w:hAnsi="Cambria"/>
           <w:sz w:val="18"/>
           <w:szCs w:val="18"/>
         </w:rPr>
         <w:tab/>
-      </w:r>
-      <w:r>
-        <w:rPr>
-          <w:rFonts w:ascii="Cambria" w:eastAsia="Cambria" w:hAnsi="Cambria" w:cs="Cambria"/>
-          <w:sz w:val="18"/>
-          <w:szCs w:val="18"/>
-        </w:rPr>
-        <w:t xml:space="preserve">                  </w:t>
-      </w:r>
-      <w:r>
-        <w:rPr>
-          <w:rFonts w:ascii="Cambria" w:eastAsia="Cambria" w:hAnsi="Cambria" w:cs="Cambria"/>
-          <w:sz w:val="18"/>
-          <w:szCs w:val="18"/>
-        </w:rPr>
-        <w:t xml:space="preserve">Printing-No. Pages: </w:t>
-      </w:r>
-      <w:r>
-        <w:rPr>
-          <w:rFonts w:ascii="Cambria" w:eastAsia="Cambria" w:hAnsi="Cambria" w:cs="Cambria"/>
-          <w:sz w:val="18"/>
-          <w:szCs w:val="18"/>
-          <w:u w:val="single"/>
-        </w:rPr>
-        <w:t>{printing_pages}</w:t>
+        <w:t xml:space="preserve">                 </w:t>
       </w:r>
     </w:p>
     <w:p>
       <w:pPr>
-        <w:spacing w:after="0" w:line="240" w:lineRule="auto"/>
+        <w:pStyle w:val="Normal"/>
+        <w:spacing w:lineRule="auto" w:line="240" w:before="0" w:after="0"/>
         <w:rPr>
           <w:sz w:val="12"/>
           <w:szCs w:val="12"/>
           <w:u w:val="single"/>
         </w:rPr>
       </w:pPr>
+      <w:r>
+        <w:rPr>
+          <w:sz w:val="12"/>
+          <w:szCs w:val="12"/>
+          <w:u w:val="single"/>
+        </w:rPr>
+      </w:r>
     </w:p>
     <w:p>
       <w:pPr>
-        <w:spacing w:after="0" w:line="240" w:lineRule="auto"/>
-        <w:rPr>
-          <w:rFonts w:ascii="Cambria" w:eastAsia="Cambria" w:hAnsi="Cambria" w:cs="Cambria"/>
+        <w:pStyle w:val="Normal"/>
+        <w:spacing w:lineRule="auto" w:line="240" w:before="0" w:after="0"/>
+        <w:rPr>
+          <w:rFonts w:ascii="Cambria" w:hAnsi="Cambria" w:eastAsia="Cambria" w:cs="Cambria"/>
           <w:sz w:val="18"/>
           <w:szCs w:val="18"/>
           <w:u w:val="single"/>
@@ -294,65 +273,26 @@
       </w:pPr>
       <w:r>
         <w:rPr>
-          <w:rFonts w:ascii="Cambria" w:eastAsia="Cambria" w:hAnsi="Cambria" w:cs="Cambria"/>
-          <w:sz w:val="18"/>
-          <w:szCs w:val="18"/>
-        </w:rPr>
-        <w:t>W</w:t>
-      </w:r>
-      <w:r>
-        <w:rPr>
-          <w:rFonts w:ascii="Cambria" w:eastAsia="Cambria" w:hAnsi="Cambria" w:cs="Cambria"/>
-          <w:sz w:val="18"/>
-          <w:szCs w:val="18"/>
-        </w:rPr>
-        <w:t xml:space="preserve">S No.: ________ </w:t>
-      </w:r>
-      <w:r>
-        <w:rPr>
-          <w:rFonts w:ascii="Cambria" w:eastAsia="Cambria" w:hAnsi="Cambria" w:cs="Cambria"/>
-          <w:sz w:val="18"/>
-          <w:szCs w:val="18"/>
-        </w:rPr>
+          <w:rFonts w:eastAsia="Cambria" w:cs="Cambria" w:ascii="Cambria" w:hAnsi="Cambria"/>
+          <w:sz w:val="18"/>
+          <w:szCs w:val="18"/>
+        </w:rPr>
+        <w:t xml:space="preserve">WS No.: ________ </w:t>
         <w:tab/>
-      </w:r>
-      <w:r>
-        <w:rPr>
-          <w:rFonts w:ascii="Cambria" w:eastAsia="Cambria" w:hAnsi="Cambria" w:cs="Cambria"/>
-          <w:sz w:val="18"/>
-          <w:szCs w:val="18"/>
-        </w:rPr>
-        <w:t xml:space="preserve">   </w:t>
-      </w:r>
-      <w:r>
-        <w:rPr>
-          <w:rFonts w:ascii="Cambria" w:eastAsia="Cambria" w:hAnsi="Cambria" w:cs="Cambria"/>
-          <w:sz w:val="18"/>
-          <w:szCs w:val="18"/>
-        </w:rPr>
-        <w:t xml:space="preserve">Time In: </w:t>
-      </w:r>
-      <w:r>
-        <w:rPr>
-          <w:rFonts w:ascii="Cambria" w:eastAsia="Cambria" w:hAnsi="Cambria" w:cs="Cambria"/>
+        <w:t xml:space="preserve">   Time In: </w:t>
+      </w:r>
+      <w:r>
+        <w:rPr>
+          <w:rFonts w:eastAsia="Cambria" w:cs="Cambria" w:ascii="Cambria" w:hAnsi="Cambria"/>
           <w:sz w:val="18"/>
           <w:szCs w:val="18"/>
           <w:u w:val="single"/>
         </w:rPr>
-        <w:t>{time_in</w:t>
-      </w:r>
-      <w:r>
-        <w:rPr>
-          <w:rFonts w:ascii="Cambria" w:eastAsia="Cambria" w:hAnsi="Cambria" w:cs="Cambria"/>
-          <w:sz w:val="18"/>
-          <w:szCs w:val="18"/>
-          <w:u w:val="single"/>
-        </w:rPr>
-        <w:t>}</w:t>
-      </w:r>
-      <w:r>
-        <w:rPr>
-          <w:rFonts w:ascii="Cambria" w:eastAsia="Cambria" w:hAnsi="Cambria" w:cs="Cambria"/>
+        <w:t>{time_in}</w:t>
+      </w:r>
+      <w:r>
+        <w:rPr>
+          <w:rFonts w:eastAsia="Cambria" w:cs="Cambria" w:ascii="Cambria" w:hAnsi="Cambria"/>
           <w:sz w:val="18"/>
           <w:szCs w:val="18"/>
         </w:rPr>
@@ -362,23 +302,15 @@
       <w:bookmarkEnd w:id="0"/>
       <w:r>
         <w:rPr>
-          <w:rFonts w:ascii="Cambria" w:eastAsia="Cambria" w:hAnsi="Cambria" w:cs="Cambria"/>
-          <w:sz w:val="18"/>
-          <w:szCs w:val="18"/>
-        </w:rPr>
-        <w:t>Time Out:</w:t>
-      </w:r>
-      <w:r>
-        <w:rPr>
-          <w:rFonts w:ascii="Cambria" w:eastAsia="Cambria" w:hAnsi="Cambria" w:cs="Cambria"/>
-          <w:sz w:val="18"/>
-          <w:szCs w:val="18"/>
-        </w:rPr>
-        <w:t xml:space="preserve"> </w:t>
-      </w:r>
-      <w:r>
-        <w:rPr>
-          <w:rFonts w:ascii="Cambria" w:eastAsia="Cambria" w:hAnsi="Cambria" w:cs="Cambria"/>
+          <w:rFonts w:eastAsia="Cambria" w:cs="Cambria" w:ascii="Cambria" w:hAnsi="Cambria"/>
+          <w:sz w:val="18"/>
+          <w:szCs w:val="18"/>
+        </w:rPr>
+        <w:t xml:space="preserve">Time Out: </w:t>
+      </w:r>
+      <w:r>
+        <w:rPr>
+          <w:rFonts w:eastAsia="Cambria" w:cs="Cambria" w:ascii="Cambria" w:hAnsi="Cambria"/>
           <w:sz w:val="18"/>
           <w:szCs w:val="18"/>
           <w:u w:val="single"/>
@@ -388,16 +320,17 @@
     </w:p>
     <w:p>
       <w:pPr>
-        <w:spacing w:after="0" w:line="240" w:lineRule="auto"/>
-        <w:rPr>
-          <w:rFonts w:ascii="Cambria" w:eastAsia="Cambria" w:hAnsi="Cambria" w:cs="Cambria"/>
+        <w:pStyle w:val="Normal"/>
+        <w:spacing w:lineRule="auto" w:line="240" w:before="0" w:after="0"/>
+        <w:rPr>
+          <w:rFonts w:ascii="Cambria" w:hAnsi="Cambria" w:eastAsia="Cambria" w:cs="Cambria"/>
           <w:sz w:val="18"/>
           <w:szCs w:val="18"/>
         </w:rPr>
       </w:pPr>
       <w:r>
         <w:rPr>
-          <w:rFonts w:ascii="Cambria" w:eastAsia="Cambria" w:hAnsi="Cambria" w:cs="Cambria"/>
+          <w:rFonts w:eastAsia="Cambria" w:cs="Cambria" w:ascii="Cambria" w:hAnsi="Cambria"/>
           <w:sz w:val="18"/>
           <w:szCs w:val="18"/>
         </w:rPr>
@@ -406,113 +339,86 @@
     </w:p>
     <w:p>
       <w:pPr>
-        <w:spacing w:after="0" w:line="360" w:lineRule="auto"/>
-        <w:rPr>
-          <w:rFonts w:ascii="Cambria" w:eastAsia="Cambria" w:hAnsi="Cambria" w:cs="Cambria"/>
+        <w:pStyle w:val="Normal"/>
+        <w:spacing w:lineRule="auto" w:line="360" w:before="0" w:after="0"/>
+        <w:rPr>
+          <w:rFonts w:ascii="Cambria" w:hAnsi="Cambria" w:eastAsia="Cambria" w:cs="Cambria"/>
           <w:sz w:val="18"/>
           <w:szCs w:val="18"/>
         </w:rPr>
       </w:pPr>
       <w:r>
         <w:rPr>
-          <w:rFonts w:ascii="Cambria" w:eastAsia="Cambria" w:hAnsi="Cambria" w:cs="Cambria"/>
-          <w:sz w:val="18"/>
-          <w:szCs w:val="18"/>
-        </w:rPr>
-        <w:t>Purpose:</w:t>
-      </w:r>
-      <w:r>
-        <w:rPr>
-          <w:rFonts w:ascii="Cambria" w:eastAsia="Cambria" w:hAnsi="Cambria" w:cs="Cambria"/>
-          <w:sz w:val="18"/>
-          <w:szCs w:val="18"/>
-        </w:rPr>
-        <w:t xml:space="preserve"> </w:t>
-      </w:r>
-      <w:r>
-        <w:rPr>
-          <w:rFonts w:ascii="Cambria" w:eastAsia="Cambria" w:hAnsi="Cambria" w:cs="Cambria"/>
+          <w:rFonts w:eastAsia="Cambria" w:cs="Cambria" w:ascii="Cambria" w:hAnsi="Cambria"/>
+          <w:sz w:val="18"/>
+          <w:szCs w:val="18"/>
+        </w:rPr>
+        <w:t xml:space="preserve">Purpose: </w:t>
+      </w:r>
+      <w:r>
+        <w:rPr>
+          <w:rFonts w:eastAsia="Cambria" w:cs="Cambria" w:ascii="Cambria" w:hAnsi="Cambria"/>
           <w:sz w:val="18"/>
           <w:szCs w:val="18"/>
           <w:u w:val="single"/>
         </w:rPr>
-        <w:t>{purpose</w:t>
-      </w:r>
-      <w:r>
-        <w:rPr>
-          <w:rFonts w:ascii="Cambria" w:eastAsia="Cambria" w:hAnsi="Cambria" w:cs="Cambria"/>
-          <w:sz w:val="18"/>
-          <w:szCs w:val="18"/>
-          <w:u w:val="single"/>
-        </w:rPr>
-        <w:t>}</w:t>
+        <w:t>{purpose}</w:t>
       </w:r>
     </w:p>
     <w:p>
       <w:pPr>
-        <w:spacing w:after="0" w:line="360" w:lineRule="auto"/>
-        <w:rPr>
-          <w:rFonts w:ascii="Cambria" w:eastAsia="Cambria" w:hAnsi="Cambria" w:cs="Cambria"/>
+        <w:pStyle w:val="Normal"/>
+        <w:spacing w:lineRule="auto" w:line="360" w:before="0" w:after="0"/>
+        <w:rPr>
+          <w:rFonts w:ascii="Cambria" w:hAnsi="Cambria" w:eastAsia="Cambria" w:cs="Cambria"/>
           <w:sz w:val="18"/>
           <w:szCs w:val="18"/>
         </w:rPr>
       </w:pPr>
+      <w:r>
+        <w:rPr>
+          <w:rFonts w:eastAsia="Cambria" w:cs="Cambria" w:ascii="Cambria" w:hAnsi="Cambria"/>
+          <w:sz w:val="18"/>
+          <w:szCs w:val="18"/>
+        </w:rPr>
+      </w:r>
     </w:p>
     <w:p>
       <w:pPr>
-        <w:spacing w:after="0" w:line="360" w:lineRule="auto"/>
-        <w:rPr>
-          <w:rFonts w:ascii="Cambria" w:eastAsia="Cambria" w:hAnsi="Cambria" w:cs="Cambria"/>
+        <w:pStyle w:val="Normal"/>
+        <w:spacing w:lineRule="auto" w:line="360" w:before="0" w:after="0"/>
+        <w:rPr>
+          <w:rFonts w:ascii="Cambria" w:hAnsi="Cambria" w:eastAsia="Cambria" w:cs="Cambria"/>
           <w:sz w:val="18"/>
           <w:szCs w:val="18"/>
         </w:rPr>
       </w:pPr>
       <w:r>
         <w:rPr>
-          <w:rFonts w:ascii="Cambria" w:eastAsia="Cambria" w:hAnsi="Cambria" w:cs="Cambria"/>
+          <w:rFonts w:eastAsia="Cambria" w:cs="Cambria" w:ascii="Cambria" w:hAnsi="Cambria"/>
           <w:sz w:val="18"/>
           <w:szCs w:val="18"/>
         </w:rPr>
         <w:t>Requested by:</w:t>
-      </w:r>
-      <w:r>
-        <w:rPr>
-          <w:rFonts w:ascii="Cambria" w:eastAsia="Cambria" w:hAnsi="Cambria" w:cs="Cambria"/>
-          <w:sz w:val="18"/>
-          <w:szCs w:val="18"/>
-        </w:rPr>
         <w:tab/>
-      </w:r>
-      <w:r>
-        <w:rPr>
-          <w:rFonts w:ascii="Cambria" w:eastAsia="Cambria" w:hAnsi="Cambria" w:cs="Cambria"/>
-          <w:sz w:val="18"/>
-          <w:szCs w:val="18"/>
-        </w:rPr>
         <w:tab/>
-      </w:r>
-      <w:r>
-        <w:rPr>
-          <w:rFonts w:ascii="Cambria" w:eastAsia="Cambria" w:hAnsi="Cambria" w:cs="Cambria"/>
-          <w:sz w:val="18"/>
-          <w:szCs w:val="18"/>
-        </w:rPr>
         <w:tab/>
         <w:t>Approved by:</w:t>
       </w:r>
     </w:p>
     <w:p>
       <w:pPr>
-        <w:spacing w:after="0" w:line="240" w:lineRule="auto"/>
-        <w:rPr>
-          <w:rFonts w:ascii="Cambria" w:eastAsia="Cambria" w:hAnsi="Cambria" w:cs="Cambria"/>
+        <w:pStyle w:val="Normal"/>
+        <w:spacing w:lineRule="auto" w:line="240" w:before="0" w:after="0"/>
+        <w:rPr>
+          <w:rFonts w:ascii="Cambria" w:hAnsi="Cambria" w:eastAsia="Cambria" w:cs="Cambria"/>
           <w:sz w:val="18"/>
           <w:szCs w:val="18"/>
         </w:rPr>
       </w:pPr>
       <w:r>
         <w:rPr>
-          <w:rFonts w:ascii="Cambria" w:eastAsia="Cambria" w:hAnsi="Cambria" w:cs="Cambria"/>
+          <w:rFonts w:eastAsia="Cambria" w:cs="Cambria" w:ascii="Cambria" w:hAnsi="Cambria"/>
           <w:sz w:val="18"/>
           <w:szCs w:val="18"/>
           <w:u w:val="single"/>
@@ -521,47 +427,18 @@
       </w:r>
       <w:r>
         <w:rPr>
-          <w:rFonts w:ascii="Cambria" w:eastAsia="Cambria" w:hAnsi="Cambria" w:cs="Cambria"/>
+          <w:rFonts w:eastAsia="Cambria" w:cs="Cambria" w:ascii="Cambria" w:hAnsi="Cambria"/>
           <w:sz w:val="18"/>
           <w:szCs w:val="18"/>
         </w:rPr>
         <w:tab/>
-      </w:r>
-      <w:r>
-        <w:rPr>
-          <w:rFonts w:ascii="Cambria" w:eastAsia="Cambria" w:hAnsi="Cambria" w:cs="Cambria"/>
-          <w:sz w:val="18"/>
-          <w:szCs w:val="18"/>
-        </w:rPr>
         <w:tab/>
-      </w:r>
-      <w:r>
-        <w:rPr>
-          <w:rFonts w:ascii="Cambria" w:eastAsia="Cambria" w:hAnsi="Cambria" w:cs="Cambria"/>
-          <w:sz w:val="18"/>
-          <w:szCs w:val="18"/>
-        </w:rPr>
-        <w:t xml:space="preserve">      </w:t>
-      </w:r>
-      <w:r>
-        <w:rPr>
-          <w:rFonts w:ascii="Cambria" w:eastAsia="Cambria" w:hAnsi="Cambria" w:cs="Cambria"/>
-          <w:sz w:val="18"/>
-          <w:szCs w:val="18"/>
-        </w:rPr>
-        <w:t xml:space="preserve"> </w:t>
-      </w:r>
-      <w:r>
-        <w:rPr>
-          <w:rFonts w:ascii="Cambria" w:eastAsia="Cambria" w:hAnsi="Cambria" w:cs="Cambria"/>
-          <w:sz w:val="18"/>
-          <w:szCs w:val="18"/>
-        </w:rPr>
+        <w:t xml:space="preserve">       </w:t>
         <w:tab/>
       </w:r>
       <w:r>
         <w:rPr>
-          <w:rFonts w:ascii="Cambria" w:eastAsia="Cambria" w:hAnsi="Cambria" w:cs="Cambria"/>
+          <w:rFonts w:eastAsia="Cambria" w:cs="Cambria" w:ascii="Cambria" w:hAnsi="Cambria"/>
           <w:sz w:val="16"/>
           <w:szCs w:val="16"/>
           <w:u w:val="single"/>
@@ -571,67 +448,48 @@
     </w:p>
     <w:p>
       <w:pPr>
-        <w:spacing w:after="0" w:line="240" w:lineRule="auto"/>
-        <w:rPr>
-          <w:rFonts w:ascii="Cambria" w:eastAsia="Cambria" w:hAnsi="Cambria" w:cs="Cambria"/>
+        <w:pStyle w:val="Normal"/>
+        <w:spacing w:lineRule="auto" w:line="240" w:before="0" w:after="0"/>
+        <w:rPr>
+          <w:rFonts w:ascii="Cambria" w:hAnsi="Cambria" w:eastAsia="Cambria" w:cs="Cambria"/>
           <w:sz w:val="18"/>
           <w:szCs w:val="18"/>
         </w:rPr>
       </w:pPr>
       <w:r>
         <w:rPr>
-          <w:rFonts w:ascii="Cambria" w:eastAsia="Cambria" w:hAnsi="Cambria" w:cs="Cambria"/>
-          <w:sz w:val="18"/>
-          <w:szCs w:val="18"/>
-        </w:rPr>
-        <w:t xml:space="preserve">               Signature</w:t>
-      </w:r>
-      <w:r>
-        <w:rPr>
-          <w:rFonts w:ascii="Cambria" w:eastAsia="Cambria" w:hAnsi="Cambria" w:cs="Cambria"/>
-          <w:sz w:val="18"/>
-          <w:szCs w:val="18"/>
-        </w:rPr>
+          <w:rFonts w:eastAsia="Cambria" w:cs="Cambria" w:ascii="Cambria" w:hAnsi="Cambria"/>
+          <w:sz w:val="18"/>
+          <w:szCs w:val="18"/>
+        </w:rPr>
+        <w:t xml:space="preserve">               </w:t>
+      </w:r>
+      <w:r>
+        <w:rPr>
+          <w:rFonts w:eastAsia="Cambria" w:cs="Cambria" w:ascii="Cambria" w:hAnsi="Cambria"/>
+          <w:sz w:val="18"/>
+          <w:szCs w:val="18"/>
+        </w:rPr>
+        <w:t>Signature</w:t>
         <w:tab/>
-      </w:r>
-      <w:r>
-        <w:rPr>
-          <w:rFonts w:ascii="Cambria" w:eastAsia="Cambria" w:hAnsi="Cambria" w:cs="Cambria"/>
-          <w:sz w:val="18"/>
-          <w:szCs w:val="18"/>
-        </w:rPr>
         <w:tab/>
-        <w:t xml:space="preserve">                    </w:t>
-      </w:r>
-      <w:r>
-        <w:rPr>
-          <w:rFonts w:ascii="Cambria" w:eastAsia="Cambria" w:hAnsi="Cambria" w:cs="Cambria"/>
-          <w:sz w:val="18"/>
-          <w:szCs w:val="18"/>
-        </w:rPr>
-        <w:t xml:space="preserve">                           Dean</w:t>
-      </w:r>
-      <w:r>
-        <w:rPr>
-          <w:rFonts w:ascii="Cambria" w:eastAsia="Cambria" w:hAnsi="Cambria" w:cs="Cambria"/>
-          <w:sz w:val="18"/>
-          <w:szCs w:val="18"/>
-        </w:rPr>
+        <w:t xml:space="preserve">                                               Dean</w:t>
         <w:tab/>
       </w:r>
     </w:p>
     <w:p>
       <w:pPr>
-        <w:spacing w:after="0" w:line="360" w:lineRule="auto"/>
-        <w:rPr>
-          <w:rFonts w:ascii="Cambria" w:eastAsia="Cambria" w:hAnsi="Cambria" w:cs="Cambria"/>
+        <w:pStyle w:val="Normal"/>
+        <w:spacing w:lineRule="auto" w:line="360" w:before="0" w:after="0"/>
+        <w:rPr>
+          <w:rFonts w:ascii="Cambria" w:hAnsi="Cambria" w:eastAsia="Cambria" w:cs="Cambria"/>
           <w:sz w:val="18"/>
           <w:szCs w:val="18"/>
         </w:rPr>
       </w:pPr>
       <w:r>
         <w:rPr>
-          <w:rFonts w:ascii="Cambria" w:eastAsia="Cambria" w:hAnsi="Cambria" w:cs="Cambria"/>
+          <w:rFonts w:eastAsia="Cambria" w:cs="Cambria" w:ascii="Cambria" w:hAnsi="Cambria"/>
           <w:sz w:val="18"/>
           <w:szCs w:val="18"/>
         </w:rPr>
@@ -640,10 +498,11 @@
     </w:p>
     <w:p>
       <w:pPr>
-        <w:spacing w:after="0" w:line="240" w:lineRule="auto"/>
+        <w:pStyle w:val="Normal"/>
+        <w:spacing w:lineRule="auto" w:line="240" w:before="0" w:after="0"/>
         <w:jc w:val="center"/>
         <w:rPr>
-          <w:rFonts w:ascii="Cambria" w:eastAsia="Cambria" w:hAnsi="Cambria" w:cs="Cambria"/>
+          <w:rFonts w:ascii="Cambria" w:hAnsi="Cambria" w:eastAsia="Cambria" w:cs="Cambria"/>
           <w:b/>
           <w:sz w:val="18"/>
           <w:szCs w:val="18"/>
@@ -651,7 +510,7 @@
       </w:pPr>
       <w:r>
         <w:rPr>
-          <w:rFonts w:ascii="Cambria" w:eastAsia="Cambria" w:hAnsi="Cambria" w:cs="Cambria"/>
+          <w:rFonts w:eastAsia="Cambria" w:cs="Cambria" w:ascii="Cambria" w:hAnsi="Cambria"/>
           <w:b/>
           <w:sz w:val="18"/>
           <w:szCs w:val="18"/>
@@ -661,21 +520,31 @@
     </w:p>
     <w:p>
       <w:pPr>
-        <w:spacing w:after="0" w:line="240" w:lineRule="auto"/>
+        <w:pStyle w:val="Normal"/>
+        <w:spacing w:lineRule="auto" w:line="240" w:before="0" w:after="0"/>
         <w:jc w:val="center"/>
         <w:rPr>
-          <w:rFonts w:ascii="Cambria" w:eastAsia="Cambria" w:hAnsi="Cambria" w:cs="Cambria"/>
+          <w:rFonts w:ascii="Cambria" w:hAnsi="Cambria" w:eastAsia="Cambria" w:cs="Cambria"/>
           <w:b/>
           <w:sz w:val="18"/>
           <w:szCs w:val="18"/>
         </w:rPr>
       </w:pPr>
+      <w:r>
+        <w:rPr>
+          <w:rFonts w:eastAsia="Cambria" w:cs="Cambria" w:ascii="Cambria" w:hAnsi="Cambria"/>
+          <w:b/>
+          <w:sz w:val="18"/>
+          <w:szCs w:val="18"/>
+        </w:rPr>
+      </w:r>
     </w:p>
     <w:p>
       <w:pPr>
-        <w:spacing w:after="0" w:line="360" w:lineRule="auto"/>
-        <w:rPr>
-          <w:rFonts w:ascii="Cambria" w:eastAsia="Cambria" w:hAnsi="Cambria" w:cs="Cambria"/>
+        <w:pStyle w:val="Normal"/>
+        <w:spacing w:lineRule="auto" w:line="360" w:before="0" w:after="0"/>
+        <w:rPr>
+          <w:rFonts w:ascii="Cambria" w:hAnsi="Cambria" w:eastAsia="Cambria" w:cs="Cambria"/>
           <w:sz w:val="18"/>
           <w:szCs w:val="18"/>
           <w:u w:val="single"/>
@@ -683,23 +552,15 @@
       </w:pPr>
       <w:r>
         <w:rPr>
-          <w:rFonts w:ascii="Cambria" w:eastAsia="Cambria" w:hAnsi="Cambria" w:cs="Cambria"/>
-          <w:sz w:val="18"/>
-          <w:szCs w:val="18"/>
-        </w:rPr>
-        <w:t>Remarks</w:t>
-      </w:r>
-      <w:r>
-        <w:rPr>
-          <w:rFonts w:ascii="Cambria" w:eastAsia="Cambria" w:hAnsi="Cambria" w:cs="Cambria"/>
-          <w:sz w:val="18"/>
-          <w:szCs w:val="18"/>
-        </w:rPr>
-        <w:t xml:space="preserve">: </w:t>
-      </w:r>
-      <w:r>
-        <w:rPr>
-          <w:rFonts w:ascii="Cambria" w:eastAsia="Cambria" w:hAnsi="Cambria" w:cs="Cambria"/>
+          <w:rFonts w:eastAsia="Cambria" w:cs="Cambria" w:ascii="Cambria" w:hAnsi="Cambria"/>
+          <w:sz w:val="18"/>
+          <w:szCs w:val="18"/>
+        </w:rPr>
+        <w:t xml:space="preserve">Remarks: </w:t>
+      </w:r>
+      <w:r>
+        <w:rPr>
+          <w:rFonts w:eastAsia="Cambria" w:cs="Cambria" w:ascii="Cambria" w:hAnsi="Cambria"/>
           <w:sz w:val="18"/>
           <w:szCs w:val="18"/>
           <w:u w:val="single"/>
@@ -709,20 +570,30 @@
     </w:p>
     <w:p>
       <w:pPr>
-        <w:spacing w:after="0" w:line="360" w:lineRule="auto"/>
-        <w:rPr>
-          <w:rFonts w:ascii="Cambria" w:eastAsia="Cambria" w:hAnsi="Cambria" w:cs="Cambria"/>
+        <w:pStyle w:val="Normal"/>
+        <w:spacing w:lineRule="auto" w:line="360" w:before="0" w:after="0"/>
+        <w:rPr>
+          <w:rFonts w:ascii="Cambria" w:hAnsi="Cambria" w:eastAsia="Cambria" w:cs="Cambria"/>
           <w:sz w:val="18"/>
           <w:szCs w:val="18"/>
           <w:u w:val="single"/>
         </w:rPr>
       </w:pPr>
+      <w:r>
+        <w:rPr>
+          <w:rFonts w:eastAsia="Cambria" w:cs="Cambria" w:ascii="Cambria" w:hAnsi="Cambria"/>
+          <w:sz w:val="18"/>
+          <w:szCs w:val="18"/>
+          <w:u w:val="single"/>
+        </w:rPr>
+      </w:r>
     </w:p>
     <w:p>
       <w:pPr>
-        <w:spacing w:after="0" w:line="240" w:lineRule="auto"/>
-        <w:rPr>
-          <w:rFonts w:ascii="Cambria" w:eastAsia="Cambria" w:hAnsi="Cambria" w:cs="Cambria"/>
+        <w:pStyle w:val="Normal"/>
+        <w:spacing w:lineRule="auto" w:line="240" w:before="0" w:after="0"/>
+        <w:rPr>
+          <w:rFonts w:ascii="Cambria" w:hAnsi="Cambria" w:eastAsia="Cambria" w:cs="Cambria"/>
           <w:sz w:val="18"/>
           <w:szCs w:val="18"/>
           <w:u w:val="single"/>
@@ -730,7 +601,7 @@
       </w:pPr>
       <w:r>
         <w:rPr>
-          <w:rFonts w:ascii="Cambria" w:eastAsia="Cambria" w:hAnsi="Cambria" w:cs="Cambria"/>
+          <w:rFonts w:eastAsia="Cambria" w:cs="Cambria" w:ascii="Cambria" w:hAnsi="Cambria"/>
           <w:sz w:val="18"/>
           <w:szCs w:val="18"/>
         </w:rPr>
@@ -738,7 +609,7 @@
       </w:r>
       <w:r>
         <w:rPr>
-          <w:rFonts w:ascii="Cambria" w:eastAsia="Cambria" w:hAnsi="Cambria" w:cs="Cambria"/>
+          <w:rFonts w:eastAsia="Cambria" w:cs="Cambria" w:ascii="Cambria" w:hAnsi="Cambria"/>
           <w:sz w:val="18"/>
           <w:szCs w:val="18"/>
         </w:rPr>
@@ -746,7 +617,7 @@
       </w:r>
       <w:r>
         <w:rPr>
-          <w:rFonts w:ascii="Cambria" w:eastAsia="Cambria" w:hAnsi="Cambria" w:cs="Cambria"/>
+          <w:rFonts w:eastAsia="Cambria" w:cs="Cambria" w:ascii="Cambria" w:hAnsi="Cambria"/>
           <w:sz w:val="18"/>
           <w:szCs w:val="18"/>
           <w:u w:val="single"/>
@@ -756,167 +627,139 @@
     </w:p>
     <w:p>
       <w:pPr>
-        <w:spacing w:after="0" w:line="240" w:lineRule="auto"/>
+        <w:pStyle w:val="Normal"/>
+        <w:spacing w:lineRule="auto" w:line="240" w:before="0" w:after="0"/>
         <w:jc w:val="center"/>
+        <w:rPr/>
       </w:pPr>
-      <w:bookmarkStart w:id="1" w:name="_gjdgxs" w:colFirst="0" w:colLast="0"/>
+      <w:bookmarkStart w:id="1" w:name="_gjdgxs"/>
       <w:bookmarkEnd w:id="1"/>
       <w:r>
         <w:rPr>
-          <w:rFonts w:ascii="Cambria" w:eastAsia="Cambria" w:hAnsi="Cambria" w:cs="Cambria"/>
-          <w:sz w:val="18"/>
-          <w:szCs w:val="18"/>
-        </w:rPr>
-        <w:t xml:space="preserve"> </w:t>
-      </w:r>
-      <w:r>
-        <w:rPr>
-          <w:rFonts w:ascii="Cambria" w:eastAsia="Cambria" w:hAnsi="Cambria" w:cs="Cambria"/>
-          <w:sz w:val="18"/>
-          <w:szCs w:val="18"/>
-        </w:rPr>
-        <w:t xml:space="preserve">                      Laboratory Custodian</w:t>
+          <w:rFonts w:eastAsia="Cambria" w:cs="Cambria" w:ascii="Cambria" w:hAnsi="Cambria"/>
+          <w:sz w:val="18"/>
+          <w:szCs w:val="18"/>
+        </w:rPr>
+        <w:t xml:space="preserve">                       </w:t>
+      </w:r>
+      <w:r>
+        <w:rPr>
+          <w:rFonts w:eastAsia="Cambria" w:cs="Cambria" w:ascii="Cambria" w:hAnsi="Cambria"/>
+          <w:sz w:val="18"/>
+          <w:szCs w:val="18"/>
+        </w:rPr>
+        <w:t>Laboratory Custodian</w:t>
       </w:r>
     </w:p>
     <w:sectPr>
-      <w:headerReference w:type="even" r:id="rId6"/>
-      <w:headerReference w:type="default" r:id="rId7"/>
-      <w:footerReference w:type="even" r:id="rId8"/>
-      <w:footerReference w:type="default" r:id="rId9"/>
-      <w:headerReference w:type="first" r:id="rId10"/>
-      <w:footerReference w:type="first" r:id="rId11"/>
-      <w:pgSz w:w="6120" w:h="7920"/>
-      <w:pgMar w:top="567" w:right="181" w:bottom="176" w:left="272" w:header="181" w:footer="0" w:gutter="0"/>
-      <w:pgNumType w:start="1"/>
-      <w:cols w:space="720"/>
+      <w:headerReference w:type="even" r:id="rId2"/>
+      <w:headerReference w:type="default" r:id="rId3"/>
+      <w:headerReference w:type="first" r:id="rId4"/>
+      <w:footerReference w:type="even" r:id="rId5"/>
+      <w:footerReference w:type="default" r:id="rId6"/>
+      <w:footerReference w:type="first" r:id="rId7"/>
+      <w:type w:val="nextPage"/>
+      <w:pgSz w:w="6120" w:h="7937"/>
+      <w:pgMar w:left="272" w:right="181" w:gutter="0" w:header="181" w:top="567" w:footer="0" w:bottom="176"/>
+      <w:paperSrc w:first="0" w:other="0"/>
+      <w:pgNumType w:start="1" w:fmt="decimal"/>
+      <w:formProt w:val="false"/>
+      <w:textDirection w:val="lrTb"/>
+      <w:docGrid w:type="default" w:linePitch="100" w:charSpace="4096"/>
     </w:sectPr>
   </w:body>
 </w:document>
 </file>
 
-<file path=word/endnotes.xml><?xml version="1.0" encoding="utf-8"?>
-<w:endnotes xmlns:wpc="http://schemas.microsoft.com/office/word/2010/wordprocessingCanvas" xmlns:cx="http://schemas.microsoft.com/office/drawing/2014/chartex" xmlns:mc="http://schemas.openxmlformats.org/markup-compatibility/2006" xmlns:o="urn:schemas-microsoft-com:office:office" xmlns:r="http://schemas.openxmlformats.org/officeDocument/2006/relationships" xmlns:m="http://schemas.openxmlformats.org/officeDocument/2006/math" xmlns:v="urn:schemas-microsoft-com:vml" xmlns:wp14="http://schemas.microsoft.com/office/word/2010/wordprocessingDrawing" xmlns:wp="http://schemas.openxmlformats.org/drawingml/2006/wordprocessingDrawing" xmlns:w10="urn:schemas-microsoft-com:office:word" xmlns:w="http://schemas.openxmlformats.org/wordprocessingml/2006/main" xmlns:w14="http://schemas.microsoft.com/office/word/2010/wordml" xmlns:w15="http://schemas.microsoft.com/office/word/2012/wordml" xmlns:w16se="http://schemas.microsoft.com/office/word/2015/wordml/symex" xmlns:wpg="http://schemas.microsoft.com/office/word/2010/wordprocessingGroup" xmlns:wpi="http://schemas.microsoft.com/office/word/2010/wordprocessingInk" xmlns:wne="http://schemas.microsoft.com/office/word/2006/wordml" xmlns:wps="http://schemas.microsoft.com/office/word/2010/wordprocessingShape" mc:Ignorable="w14 w15 w16se wp14">
-  <w:endnote w:type="separator" w:id="-1">
-    <w:p>
-      <w:pPr>
-        <w:spacing w:after="0" w:line="240" w:lineRule="auto"/>
-      </w:pPr>
-      <w:r>
-        <w:separator/>
-      </w:r>
-    </w:p>
-  </w:endnote>
-  <w:endnote w:type="continuationSeparator" w:id="0">
-    <w:p>
-      <w:pPr>
-        <w:spacing w:after="0" w:line="240" w:lineRule="auto"/>
-      </w:pPr>
-      <w:r>
-        <w:continuationSeparator/>
-      </w:r>
-    </w:p>
-  </w:endnote>
-</w:endnotes>
-</file>
-
 <file path=word/footer1.xml><?xml version="1.0" encoding="utf-8"?>
-<w:ftr xmlns:wpc="http://schemas.microsoft.com/office/word/2010/wordprocessingCanvas" xmlns:cx="http://schemas.microsoft.com/office/drawing/2014/chartex" xmlns:mc="http://schemas.openxmlformats.org/markup-compatibility/2006" xmlns:o="urn:schemas-microsoft-com:office:office" xmlns:r="http://schemas.openxmlformats.org/officeDocument/2006/relationships" xmlns:m="http://schemas.openxmlformats.org/officeDocument/2006/math" xmlns:v="urn:schemas-microsoft-com:vml" xmlns:wp14="http://schemas.microsoft.com/office/word/2010/wordprocessingDrawing" xmlns:wp="http://schemas.openxmlformats.org/drawingml/2006/wordprocessingDrawing" xmlns:w10="urn:schemas-microsoft-com:office:word" xmlns:w="http://schemas.openxmlformats.org/wordprocessingml/2006/main" xmlns:w14="http://schemas.microsoft.com/office/word/2010/wordml" xmlns:w15="http://schemas.microsoft.com/office/word/2012/wordml" xmlns:w16se="http://schemas.microsoft.com/office/word/2015/wordml/symex" xmlns:wpg="http://schemas.microsoft.com/office/word/2010/wordprocessingGroup" xmlns:wpi="http://schemas.microsoft.com/office/word/2010/wordprocessingInk" xmlns:wne="http://schemas.microsoft.com/office/word/2006/wordml" xmlns:wps="http://schemas.microsoft.com/office/word/2010/wordprocessingShape" mc:Ignorable="w14 w15 w16se wp14">
+<w:ftr xmlns:o="urn:schemas-microsoft-com:office:office" xmlns:r="http://schemas.openxmlformats.org/officeDocument/2006/relationships" xmlns:v="urn:schemas-microsoft-com:vml" xmlns:w="http://schemas.openxmlformats.org/wordprocessingml/2006/main" xmlns:w10="urn:schemas-microsoft-com:office:word" xmlns:wp="http://schemas.openxmlformats.org/drawingml/2006/wordprocessingDrawing" xmlns:wps="http://schemas.microsoft.com/office/word/2010/wordprocessingShape" xmlns:wpg="http://schemas.microsoft.com/office/word/2010/wordprocessingGroup" xmlns:mc="http://schemas.openxmlformats.org/markup-compatibility/2006" xmlns:wp14="http://schemas.microsoft.com/office/word/2010/wordprocessingDrawing" xmlns:w14="http://schemas.microsoft.com/office/word/2010/wordml" xmlns:w15="http://schemas.microsoft.com/office/word/2012/wordml" mc:Ignorable="w14 wp14 w15">
   <w:p>
     <w:pPr>
-      <w:pBdr>
-        <w:top w:val="nil"/>
-        <w:left w:val="nil"/>
-        <w:bottom w:val="nil"/>
-        <w:right w:val="nil"/>
-        <w:between w:val="nil"/>
-      </w:pBdr>
-      <w:tabs>
-        <w:tab w:val="center" w:pos="4680"/>
-        <w:tab w:val="right" w:pos="9360"/>
-      </w:tabs>
-      <w:spacing w:after="0" w:line="240" w:lineRule="auto"/>
-      <w:rPr>
-        <w:color w:val="000000"/>
-      </w:rPr>
+      <w:pStyle w:val="Normal"/>
+      <w:spacing w:before="0" w:after="200"/>
+      <w:rPr/>
     </w:pPr>
+    <w:r>
+      <w:rPr/>
+    </w:r>
   </w:p>
 </w:ftr>
 </file>
 
 <file path=word/footer2.xml><?xml version="1.0" encoding="utf-8"?>
-<w:ftr xmlns:wpc="http://schemas.microsoft.com/office/word/2010/wordprocessingCanvas" xmlns:cx="http://schemas.microsoft.com/office/drawing/2014/chartex" xmlns:mc="http://schemas.openxmlformats.org/markup-compatibility/2006" xmlns:o="urn:schemas-microsoft-com:office:office" xmlns:r="http://schemas.openxmlformats.org/officeDocument/2006/relationships" xmlns:m="http://schemas.openxmlformats.org/officeDocument/2006/math" xmlns:v="urn:schemas-microsoft-com:vml" xmlns:wp14="http://schemas.microsoft.com/office/word/2010/wordprocessingDrawing" xmlns:wp="http://schemas.openxmlformats.org/drawingml/2006/wordprocessingDrawing" xmlns:w10="urn:schemas-microsoft-com:office:word" xmlns:w="http://schemas.openxmlformats.org/wordprocessingml/2006/main" xmlns:w14="http://schemas.microsoft.com/office/word/2010/wordml" xmlns:w15="http://schemas.microsoft.com/office/word/2012/wordml" xmlns:w16se="http://schemas.microsoft.com/office/word/2015/wordml/symex" xmlns:wpg="http://schemas.microsoft.com/office/word/2010/wordprocessingGroup" xmlns:wpi="http://schemas.microsoft.com/office/word/2010/wordprocessingInk" xmlns:wne="http://schemas.microsoft.com/office/word/2006/wordml" xmlns:wps="http://schemas.microsoft.com/office/word/2010/wordprocessingShape" mc:Ignorable="w14 w15 w16se wp14">
+<w:ftr xmlns:o="urn:schemas-microsoft-com:office:office" xmlns:r="http://schemas.openxmlformats.org/officeDocument/2006/relationships" xmlns:v="urn:schemas-microsoft-com:vml" xmlns:w="http://schemas.openxmlformats.org/wordprocessingml/2006/main" xmlns:w10="urn:schemas-microsoft-com:office:word" xmlns:wp="http://schemas.openxmlformats.org/drawingml/2006/wordprocessingDrawing" xmlns:wps="http://schemas.microsoft.com/office/word/2010/wordprocessingShape" xmlns:wpg="http://schemas.microsoft.com/office/word/2010/wordprocessingGroup" xmlns:mc="http://schemas.openxmlformats.org/markup-compatibility/2006" xmlns:wp14="http://schemas.microsoft.com/office/word/2010/wordprocessingDrawing" xmlns:w14="http://schemas.microsoft.com/office/word/2010/wordml" xmlns:w15="http://schemas.microsoft.com/office/word/2012/wordml" mc:Ignorable="w14 wp14 w15">
   <w:p>
     <w:pPr>
-      <w:widowControl w:val="0"/>
-      <w:pBdr>
-        <w:top w:val="nil"/>
-        <w:left w:val="nil"/>
-        <w:bottom w:val="nil"/>
-        <w:right w:val="nil"/>
-        <w:between w:val="nil"/>
-      </w:pBdr>
-      <w:spacing w:after="0"/>
+      <w:pStyle w:val="Normal"/>
+      <w:widowControl w:val="false"/>
+      <w:spacing w:before="0" w:after="0"/>
       <w:rPr>
         <w:color w:val="000000"/>
       </w:rPr>
     </w:pPr>
+    <w:r>
+      <w:rPr>
+        <w:color w:val="000000"/>
+      </w:rPr>
+    </w:r>
   </w:p>
   <w:tbl>
     <w:tblPr>
       <w:tblStyle w:val="a"/>
       <w:tblW w:w="5565" w:type="dxa"/>
+      <w:jc w:val="start"/>
       <w:tblInd w:w="108" w:type="dxa"/>
-      <w:tblBorders>
-        <w:top w:val="single" w:sz="4" w:space="0" w:color="000000"/>
-        <w:left w:val="single" w:sz="4" w:space="0" w:color="000000"/>
-        <w:bottom w:val="single" w:sz="4" w:space="0" w:color="000000"/>
-        <w:right w:val="single" w:sz="4" w:space="0" w:color="000000"/>
-        <w:insideH w:val="single" w:sz="4" w:space="0" w:color="000000"/>
-        <w:insideV w:val="single" w:sz="4" w:space="0" w:color="000000"/>
-      </w:tblBorders>
       <w:tblLayout w:type="fixed"/>
-      <w:tblLook w:val="0400" w:firstRow="0" w:lastRow="0" w:firstColumn="0" w:lastColumn="0" w:noHBand="0" w:noVBand="1"/>
+      <w:tblCellMar>
+        <w:top w:w="0" w:type="dxa"/>
+        <w:start w:w="108" w:type="dxa"/>
+        <w:bottom w:w="0" w:type="dxa"/>
+        <w:end w:w="108" w:type="dxa"/>
+      </w:tblCellMar>
+      <w:tblLook w:firstRow="0" w:noVBand="1" w:lastRow="0" w:firstColumn="0" w:lastColumn="0" w:noHBand="0" w:val="0400"/>
     </w:tblPr>
     <w:tblGrid>
-      <w:gridCol w:w="2160"/>
+      <w:gridCol w:w="2159"/>
       <w:gridCol w:w="1335"/>
       <w:gridCol w:w="990"/>
       <w:gridCol w:w="1080"/>
     </w:tblGrid>
     <w:tr>
+      <w:trPr/>
       <w:tc>
         <w:tcPr>
-          <w:tcW w:w="2160" w:type="dxa"/>
+          <w:tcW w:w="2159" w:type="dxa"/>
           <w:tcBorders>
             <w:top w:val="single" w:sz="24" w:space="0" w:color="800000"/>
-            <w:left w:val="nil"/>
-            <w:bottom w:val="nil"/>
-            <w:right w:val="nil"/>
           </w:tcBorders>
         </w:tcPr>
         <w:p>
           <w:pPr>
-            <w:pBdr>
-              <w:top w:val="nil"/>
-              <w:left w:val="nil"/>
-              <w:bottom w:val="nil"/>
-              <w:right w:val="nil"/>
-              <w:between w:val="nil"/>
-            </w:pBdr>
+            <w:pStyle w:val="Normal"/>
             <w:tabs>
-              <w:tab w:val="center" w:pos="4680"/>
-              <w:tab w:val="right" w:pos="9360"/>
+              <w:tab w:val="clear" w:pos="720"/>
+              <w:tab w:val="center" w:pos="4680" w:leader="none"/>
+              <w:tab w:val="right" w:pos="9360" w:leader="none"/>
             </w:tabs>
-            <w:spacing w:after="0" w:line="240" w:lineRule="auto"/>
+            <w:spacing w:lineRule="auto" w:line="240" w:before="0" w:after="0"/>
             <w:jc w:val="center"/>
             <w:rPr>
-              <w:rFonts w:ascii="Cambria" w:eastAsia="Cambria" w:hAnsi="Cambria" w:cs="Cambria"/>
+              <w:rFonts w:ascii="Cambria" w:hAnsi="Cambria" w:eastAsia="Cambria" w:cs="Cambria"/>
               <w:b/>
               <w:color w:val="000000"/>
               <w:sz w:val="6"/>
               <w:szCs w:val="6"/>
             </w:rPr>
           </w:pPr>
+          <w:r>
+            <w:rPr>
+              <w:rFonts w:eastAsia="Cambria" w:cs="Cambria" w:ascii="Cambria" w:hAnsi="Cambria"/>
+              <w:b/>
+              <w:color w:val="000000"/>
+              <w:sz w:val="6"/>
+              <w:szCs w:val="6"/>
+            </w:rPr>
+          </w:r>
         </w:p>
       </w:tc>
       <w:tc>
@@ -924,35 +767,37 @@
           <w:tcW w:w="1335" w:type="dxa"/>
           <w:tcBorders>
             <w:top w:val="single" w:sz="24" w:space="0" w:color="800000"/>
-            <w:left w:val="nil"/>
             <w:bottom w:val="single" w:sz="4" w:space="0" w:color="000000"/>
-            <w:right w:val="nil"/>
           </w:tcBorders>
-          <w:shd w:val="clear" w:color="auto" w:fill="auto"/>
+          <w:shd w:color="auto" w:fill="auto" w:val="clear"/>
         </w:tcPr>
         <w:p>
           <w:pPr>
-            <w:pBdr>
-              <w:top w:val="nil"/>
-              <w:left w:val="nil"/>
-              <w:bottom w:val="nil"/>
-              <w:right w:val="nil"/>
-              <w:between w:val="nil"/>
-            </w:pBdr>
+            <w:pStyle w:val="Normal"/>
             <w:tabs>
-              <w:tab w:val="center" w:pos="4680"/>
-              <w:tab w:val="right" w:pos="9360"/>
+              <w:tab w:val="clear" w:pos="720"/>
+              <w:tab w:val="center" w:pos="4680" w:leader="none"/>
+              <w:tab w:val="right" w:pos="9360" w:leader="none"/>
             </w:tabs>
-            <w:spacing w:after="0" w:line="240" w:lineRule="auto"/>
+            <w:spacing w:lineRule="auto" w:line="240" w:before="0" w:after="0"/>
             <w:jc w:val="center"/>
             <w:rPr>
-              <w:rFonts w:ascii="Cambria" w:eastAsia="Cambria" w:hAnsi="Cambria" w:cs="Cambria"/>
+              <w:rFonts w:ascii="Cambria" w:hAnsi="Cambria" w:eastAsia="Cambria" w:cs="Cambria"/>
               <w:b/>
               <w:color w:val="000000"/>
               <w:sz w:val="6"/>
               <w:szCs w:val="6"/>
             </w:rPr>
           </w:pPr>
+          <w:r>
+            <w:rPr>
+              <w:rFonts w:eastAsia="Cambria" w:cs="Cambria" w:ascii="Cambria" w:hAnsi="Cambria"/>
+              <w:b/>
+              <w:color w:val="000000"/>
+              <w:sz w:val="6"/>
+              <w:szCs w:val="6"/>
+            </w:rPr>
+          </w:r>
         </w:p>
       </w:tc>
       <w:tc>
@@ -960,35 +805,37 @@
           <w:tcW w:w="990" w:type="dxa"/>
           <w:tcBorders>
             <w:top w:val="single" w:sz="24" w:space="0" w:color="800000"/>
-            <w:left w:val="nil"/>
             <w:bottom w:val="single" w:sz="4" w:space="0" w:color="000000"/>
-            <w:right w:val="nil"/>
           </w:tcBorders>
-          <w:shd w:val="clear" w:color="auto" w:fill="auto"/>
+          <w:shd w:color="auto" w:fill="auto" w:val="clear"/>
         </w:tcPr>
         <w:p>
           <w:pPr>
-            <w:pBdr>
-              <w:top w:val="nil"/>
-              <w:left w:val="nil"/>
-              <w:bottom w:val="nil"/>
-              <w:right w:val="nil"/>
-              <w:between w:val="nil"/>
-            </w:pBdr>
+            <w:pStyle w:val="Normal"/>
             <w:tabs>
-              <w:tab w:val="center" w:pos="4680"/>
-              <w:tab w:val="right" w:pos="9360"/>
+              <w:tab w:val="clear" w:pos="720"/>
+              <w:tab w:val="center" w:pos="4680" w:leader="none"/>
+              <w:tab w:val="right" w:pos="9360" w:leader="none"/>
             </w:tabs>
-            <w:spacing w:after="0" w:line="240" w:lineRule="auto"/>
+            <w:spacing w:lineRule="auto" w:line="240" w:before="0" w:after="0"/>
             <w:jc w:val="center"/>
             <w:rPr>
-              <w:rFonts w:ascii="Cambria" w:eastAsia="Cambria" w:hAnsi="Cambria" w:cs="Cambria"/>
+              <w:rFonts w:ascii="Cambria" w:hAnsi="Cambria" w:eastAsia="Cambria" w:cs="Cambria"/>
               <w:b/>
               <w:color w:val="000000"/>
               <w:sz w:val="6"/>
               <w:szCs w:val="6"/>
             </w:rPr>
           </w:pPr>
+          <w:r>
+            <w:rPr>
+              <w:rFonts w:eastAsia="Cambria" w:cs="Cambria" w:ascii="Cambria" w:hAnsi="Cambria"/>
+              <w:b/>
+              <w:color w:val="000000"/>
+              <w:sz w:val="6"/>
+              <w:szCs w:val="6"/>
+            </w:rPr>
+          </w:r>
         </w:p>
       </w:tc>
       <w:tc>
@@ -996,74 +843,77 @@
           <w:tcW w:w="1080" w:type="dxa"/>
           <w:tcBorders>
             <w:top w:val="single" w:sz="24" w:space="0" w:color="800000"/>
-            <w:left w:val="nil"/>
             <w:bottom w:val="single" w:sz="4" w:space="0" w:color="000000"/>
-            <w:right w:val="nil"/>
           </w:tcBorders>
         </w:tcPr>
         <w:p>
           <w:pPr>
-            <w:pBdr>
-              <w:top w:val="nil"/>
-              <w:left w:val="nil"/>
-              <w:bottom w:val="nil"/>
-              <w:right w:val="nil"/>
-              <w:between w:val="nil"/>
-            </w:pBdr>
+            <w:pStyle w:val="Normal"/>
             <w:tabs>
-              <w:tab w:val="center" w:pos="4680"/>
-              <w:tab w:val="right" w:pos="9360"/>
+              <w:tab w:val="clear" w:pos="720"/>
+              <w:tab w:val="center" w:pos="4680" w:leader="none"/>
+              <w:tab w:val="right" w:pos="9360" w:leader="none"/>
             </w:tabs>
-            <w:spacing w:after="0" w:line="240" w:lineRule="auto"/>
+            <w:spacing w:lineRule="auto" w:line="240" w:before="0" w:after="0"/>
             <w:jc w:val="center"/>
             <w:rPr>
-              <w:rFonts w:ascii="Cambria" w:eastAsia="Cambria" w:hAnsi="Cambria" w:cs="Cambria"/>
+              <w:rFonts w:ascii="Cambria" w:hAnsi="Cambria" w:eastAsia="Cambria" w:cs="Cambria"/>
               <w:b/>
               <w:color w:val="000000"/>
               <w:sz w:val="6"/>
               <w:szCs w:val="6"/>
             </w:rPr>
           </w:pPr>
+          <w:r>
+            <w:rPr>
+              <w:rFonts w:eastAsia="Cambria" w:cs="Cambria" w:ascii="Cambria" w:hAnsi="Cambria"/>
+              <w:b/>
+              <w:color w:val="000000"/>
+              <w:sz w:val="6"/>
+              <w:szCs w:val="6"/>
+            </w:rPr>
+          </w:r>
         </w:p>
       </w:tc>
     </w:tr>
     <w:tr>
       <w:trPr>
-        <w:trHeight w:val="146"/>
+        <w:trHeight w:val="146" w:hRule="atLeast"/>
       </w:trPr>
       <w:tc>
         <w:tcPr>
-          <w:tcW w:w="2160" w:type="dxa"/>
+          <w:tcW w:w="2159" w:type="dxa"/>
           <w:tcBorders>
-            <w:top w:val="nil"/>
-            <w:left w:val="nil"/>
-            <w:bottom w:val="nil"/>
-            <w:right w:val="single" w:sz="4" w:space="0" w:color="000000"/>
+            <w:end w:val="single" w:sz="4" w:space="0" w:color="000000"/>
           </w:tcBorders>
         </w:tcPr>
         <w:p>
           <w:pPr>
-            <w:pBdr>
-              <w:top w:val="nil"/>
-              <w:left w:val="nil"/>
-              <w:bottom w:val="nil"/>
-              <w:right w:val="nil"/>
-              <w:between w:val="nil"/>
-            </w:pBdr>
+            <w:pStyle w:val="Normal"/>
             <w:tabs>
-              <w:tab w:val="center" w:pos="4680"/>
-              <w:tab w:val="right" w:pos="9360"/>
+              <w:tab w:val="clear" w:pos="720"/>
+              <w:tab w:val="center" w:pos="4680" w:leader="none"/>
+              <w:tab w:val="right" w:pos="9360" w:leader="none"/>
             </w:tabs>
-            <w:spacing w:after="0" w:line="240" w:lineRule="auto"/>
+            <w:spacing w:lineRule="auto" w:line="240" w:before="0" w:after="0"/>
             <w:jc w:val="center"/>
             <w:rPr>
-              <w:rFonts w:ascii="Cambria" w:eastAsia="Cambria" w:hAnsi="Cambria" w:cs="Cambria"/>
+              <w:rFonts w:ascii="Cambria" w:hAnsi="Cambria" w:eastAsia="Cambria" w:cs="Cambria"/>
               <w:b/>
               <w:color w:val="000000"/>
               <w:sz w:val="10"/>
               <w:szCs w:val="10"/>
             </w:rPr>
           </w:pPr>
+          <w:r>
+            <w:rPr>
+              <w:rFonts w:eastAsia="Cambria" w:cs="Cambria" w:ascii="Cambria" w:hAnsi="Cambria"/>
+              <w:b/>
+              <w:color w:val="000000"/>
+              <w:sz w:val="10"/>
+              <w:szCs w:val="10"/>
+            </w:rPr>
+          </w:r>
         </w:p>
       </w:tc>
       <w:tc>
@@ -1071,27 +921,24 @@
           <w:tcW w:w="1335" w:type="dxa"/>
           <w:tcBorders>
             <w:top w:val="single" w:sz="4" w:space="0" w:color="000000"/>
-            <w:left w:val="single" w:sz="4" w:space="0" w:color="000000"/>
+            <w:start w:val="single" w:sz="4" w:space="0" w:color="000000"/>
+            <w:bottom w:val="single" w:sz="4" w:space="0" w:color="000000"/>
+            <w:end w:val="single" w:sz="4" w:space="0" w:color="000000"/>
           </w:tcBorders>
-          <w:shd w:val="clear" w:color="auto" w:fill="auto"/>
+          <w:shd w:color="auto" w:fill="auto" w:val="clear"/>
         </w:tcPr>
         <w:p>
           <w:pPr>
-            <w:pBdr>
-              <w:top w:val="nil"/>
-              <w:left w:val="nil"/>
-              <w:bottom w:val="nil"/>
-              <w:right w:val="nil"/>
-              <w:between w:val="nil"/>
-            </w:pBdr>
+            <w:pStyle w:val="Normal"/>
             <w:tabs>
-              <w:tab w:val="center" w:pos="4680"/>
-              <w:tab w:val="right" w:pos="9360"/>
+              <w:tab w:val="clear" w:pos="720"/>
+              <w:tab w:val="center" w:pos="4680" w:leader="none"/>
+              <w:tab w:val="right" w:pos="9360" w:leader="none"/>
             </w:tabs>
-            <w:spacing w:after="0" w:line="240" w:lineRule="auto"/>
+            <w:spacing w:lineRule="auto" w:line="240" w:before="0" w:after="0"/>
             <w:jc w:val="center"/>
             <w:rPr>
-              <w:rFonts w:ascii="Cambria" w:eastAsia="Cambria" w:hAnsi="Cambria" w:cs="Cambria"/>
+              <w:rFonts w:ascii="Cambria" w:hAnsi="Cambria" w:eastAsia="Cambria" w:cs="Cambria"/>
               <w:b/>
               <w:color w:val="000000"/>
               <w:sz w:val="10"/>
@@ -1100,7 +947,7 @@
           </w:pPr>
           <w:r>
             <w:rPr>
-              <w:rFonts w:ascii="Cambria" w:eastAsia="Cambria" w:hAnsi="Cambria" w:cs="Cambria"/>
+              <w:rFonts w:eastAsia="Cambria" w:cs="Cambria" w:ascii="Cambria" w:hAnsi="Cambria"/>
               <w:b/>
               <w:color w:val="000000"/>
               <w:sz w:val="10"/>
@@ -1115,26 +962,24 @@
           <w:tcW w:w="990" w:type="dxa"/>
           <w:tcBorders>
             <w:top w:val="single" w:sz="4" w:space="0" w:color="000000"/>
+            <w:start w:val="single" w:sz="4" w:space="0" w:color="000000"/>
+            <w:bottom w:val="single" w:sz="4" w:space="0" w:color="000000"/>
+            <w:end w:val="single" w:sz="4" w:space="0" w:color="000000"/>
           </w:tcBorders>
-          <w:shd w:val="clear" w:color="auto" w:fill="auto"/>
+          <w:shd w:color="auto" w:fill="auto" w:val="clear"/>
         </w:tcPr>
         <w:p>
           <w:pPr>
-            <w:pBdr>
-              <w:top w:val="nil"/>
-              <w:left w:val="nil"/>
-              <w:bottom w:val="nil"/>
-              <w:right w:val="nil"/>
-              <w:between w:val="nil"/>
-            </w:pBdr>
+            <w:pStyle w:val="Normal"/>
             <w:tabs>
-              <w:tab w:val="center" w:pos="4680"/>
-              <w:tab w:val="right" w:pos="9360"/>
+              <w:tab w:val="clear" w:pos="720"/>
+              <w:tab w:val="center" w:pos="4680" w:leader="none"/>
+              <w:tab w:val="right" w:pos="9360" w:leader="none"/>
             </w:tabs>
-            <w:spacing w:after="0" w:line="240" w:lineRule="auto"/>
+            <w:spacing w:lineRule="auto" w:line="240" w:before="0" w:after="0"/>
             <w:jc w:val="center"/>
             <w:rPr>
-              <w:rFonts w:ascii="Cambria" w:eastAsia="Cambria" w:hAnsi="Cambria" w:cs="Cambria"/>
+              <w:rFonts w:ascii="Cambria" w:hAnsi="Cambria" w:eastAsia="Cambria" w:cs="Cambria"/>
               <w:b/>
               <w:color w:val="000000"/>
               <w:sz w:val="10"/>
@@ -1143,7 +988,7 @@
           </w:pPr>
           <w:r>
             <w:rPr>
-              <w:rFonts w:ascii="Cambria" w:eastAsia="Cambria" w:hAnsi="Cambria" w:cs="Cambria"/>
+              <w:rFonts w:eastAsia="Cambria" w:cs="Cambria" w:ascii="Cambria" w:hAnsi="Cambria"/>
               <w:b/>
               <w:color w:val="000000"/>
               <w:sz w:val="10"/>
@@ -1158,25 +1003,23 @@
           <w:tcW w:w="1080" w:type="dxa"/>
           <w:tcBorders>
             <w:top w:val="single" w:sz="4" w:space="0" w:color="000000"/>
+            <w:start w:val="single" w:sz="4" w:space="0" w:color="000000"/>
+            <w:bottom w:val="single" w:sz="4" w:space="0" w:color="000000"/>
+            <w:end w:val="single" w:sz="4" w:space="0" w:color="000000"/>
           </w:tcBorders>
         </w:tcPr>
         <w:p>
           <w:pPr>
-            <w:pBdr>
-              <w:top w:val="nil"/>
-              <w:left w:val="nil"/>
-              <w:bottom w:val="nil"/>
-              <w:right w:val="nil"/>
-              <w:between w:val="nil"/>
-            </w:pBdr>
+            <w:pStyle w:val="Normal"/>
             <w:tabs>
-              <w:tab w:val="center" w:pos="4680"/>
-              <w:tab w:val="right" w:pos="9360"/>
+              <w:tab w:val="clear" w:pos="720"/>
+              <w:tab w:val="center" w:pos="4680" w:leader="none"/>
+              <w:tab w:val="right" w:pos="9360" w:leader="none"/>
             </w:tabs>
-            <w:spacing w:after="0" w:line="240" w:lineRule="auto"/>
+            <w:spacing w:lineRule="auto" w:line="240" w:before="0" w:after="0"/>
             <w:jc w:val="center"/>
             <w:rPr>
-              <w:rFonts w:ascii="Cambria" w:eastAsia="Cambria" w:hAnsi="Cambria" w:cs="Cambria"/>
+              <w:rFonts w:ascii="Cambria" w:hAnsi="Cambria" w:eastAsia="Cambria" w:cs="Cambria"/>
               <w:b/>
               <w:color w:val="000000"/>
               <w:sz w:val="10"/>
@@ -1185,7 +1028,7 @@
           </w:pPr>
           <w:r>
             <w:rPr>
-              <w:rFonts w:ascii="Cambria" w:eastAsia="Cambria" w:hAnsi="Cambria" w:cs="Cambria"/>
+              <w:rFonts w:eastAsia="Cambria" w:cs="Cambria" w:ascii="Cambria" w:hAnsi="Cambria"/>
               <w:b/>
               <w:color w:val="000000"/>
               <w:sz w:val="10"/>
@@ -1197,65 +1040,64 @@
       </w:tc>
     </w:tr>
     <w:tr>
+      <w:trPr/>
       <w:tc>
         <w:tcPr>
-          <w:tcW w:w="2160" w:type="dxa"/>
+          <w:tcW w:w="2159" w:type="dxa"/>
           <w:tcBorders>
-            <w:top w:val="nil"/>
-            <w:left w:val="nil"/>
-            <w:bottom w:val="nil"/>
-            <w:right w:val="single" w:sz="4" w:space="0" w:color="000000"/>
+            <w:end w:val="single" w:sz="4" w:space="0" w:color="000000"/>
           </w:tcBorders>
         </w:tcPr>
         <w:p>
           <w:pPr>
-            <w:pBdr>
-              <w:top w:val="nil"/>
-              <w:left w:val="nil"/>
-              <w:bottom w:val="nil"/>
-              <w:right w:val="nil"/>
-              <w:between w:val="nil"/>
-            </w:pBdr>
+            <w:pStyle w:val="Normal"/>
             <w:tabs>
-              <w:tab w:val="center" w:pos="4680"/>
-              <w:tab w:val="right" w:pos="9360"/>
+              <w:tab w:val="clear" w:pos="720"/>
+              <w:tab w:val="center" w:pos="4680" w:leader="none"/>
+              <w:tab w:val="right" w:pos="9360" w:leader="none"/>
             </w:tabs>
-            <w:spacing w:after="0" w:line="240" w:lineRule="auto"/>
+            <w:spacing w:lineRule="auto" w:line="240" w:before="0" w:after="0"/>
             <w:jc w:val="center"/>
             <w:rPr>
-              <w:rFonts w:ascii="Cambria" w:eastAsia="Cambria" w:hAnsi="Cambria" w:cs="Cambria"/>
+              <w:rFonts w:ascii="Cambria" w:hAnsi="Cambria" w:eastAsia="Cambria" w:cs="Cambria"/>
               <w:color w:val="000000"/>
               <w:sz w:val="10"/>
               <w:szCs w:val="10"/>
             </w:rPr>
           </w:pPr>
+          <w:r>
+            <w:rPr>
+              <w:rFonts w:eastAsia="Cambria" w:cs="Cambria" w:ascii="Cambria" w:hAnsi="Cambria"/>
+              <w:color w:val="000000"/>
+              <w:sz w:val="10"/>
+              <w:szCs w:val="10"/>
+            </w:rPr>
+          </w:r>
         </w:p>
       </w:tc>
       <w:tc>
         <w:tcPr>
           <w:tcW w:w="1335" w:type="dxa"/>
           <w:tcBorders>
-            <w:left w:val="single" w:sz="4" w:space="0" w:color="000000"/>
+            <w:top w:val="single" w:sz="4" w:space="0" w:color="000000"/>
+            <w:start w:val="single" w:sz="4" w:space="0" w:color="000000"/>
+            <w:bottom w:val="single" w:sz="4" w:space="0" w:color="000000"/>
+            <w:end w:val="single" w:sz="4" w:space="0" w:color="000000"/>
           </w:tcBorders>
-          <w:shd w:val="clear" w:color="auto" w:fill="auto"/>
+          <w:shd w:color="auto" w:fill="auto" w:val="clear"/>
         </w:tcPr>
         <w:p>
           <w:pPr>
-            <w:pBdr>
-              <w:top w:val="nil"/>
-              <w:left w:val="nil"/>
-              <w:bottom w:val="nil"/>
-              <w:right w:val="nil"/>
-              <w:between w:val="nil"/>
-            </w:pBdr>
+            <w:pStyle w:val="Normal"/>
             <w:tabs>
-              <w:tab w:val="center" w:pos="4680"/>
-              <w:tab w:val="right" w:pos="9360"/>
+              <w:tab w:val="clear" w:pos="720"/>
+              <w:tab w:val="center" w:pos="4680" w:leader="none"/>
+              <w:tab w:val="right" w:pos="9360" w:leader="none"/>
             </w:tabs>
-            <w:spacing w:after="0" w:line="240" w:lineRule="auto"/>
+            <w:spacing w:lineRule="auto" w:line="240" w:before="0" w:after="0"/>
             <w:jc w:val="center"/>
             <w:rPr>
-              <w:rFonts w:ascii="Cambria" w:eastAsia="Cambria" w:hAnsi="Cambria" w:cs="Cambria"/>
+              <w:rFonts w:ascii="Cambria" w:hAnsi="Cambria" w:eastAsia="Cambria" w:cs="Cambria"/>
               <w:color w:val="000000"/>
               <w:sz w:val="10"/>
               <w:szCs w:val="10"/>
@@ -1263,7 +1105,7 @@
           </w:pPr>
           <w:r>
             <w:rPr>
-              <w:rFonts w:ascii="Cambria" w:eastAsia="Cambria" w:hAnsi="Cambria" w:cs="Cambria"/>
+              <w:rFonts w:eastAsia="Cambria" w:cs="Cambria" w:ascii="Cambria" w:hAnsi="Cambria"/>
               <w:color w:val="000000"/>
               <w:sz w:val="10"/>
               <w:szCs w:val="10"/>
@@ -1272,7 +1114,7 @@
           </w:r>
           <w:r>
             <w:rPr>
-              <w:rFonts w:ascii="Cambria" w:eastAsia="Cambria" w:hAnsi="Cambria" w:cs="Cambria"/>
+              <w:rFonts w:eastAsia="Cambria" w:cs="Cambria" w:ascii="Cambria" w:hAnsi="Cambria"/>
               <w:sz w:val="10"/>
               <w:szCs w:val="10"/>
             </w:rPr>
@@ -1283,25 +1125,26 @@
       <w:tc>
         <w:tcPr>
           <w:tcW w:w="990" w:type="dxa"/>
-          <w:shd w:val="clear" w:color="auto" w:fill="auto"/>
+          <w:tcBorders>
+            <w:top w:val="single" w:sz="4" w:space="0" w:color="000000"/>
+            <w:start w:val="single" w:sz="4" w:space="0" w:color="000000"/>
+            <w:bottom w:val="single" w:sz="4" w:space="0" w:color="000000"/>
+            <w:end w:val="single" w:sz="4" w:space="0" w:color="000000"/>
+          </w:tcBorders>
+          <w:shd w:color="auto" w:fill="auto" w:val="clear"/>
         </w:tcPr>
         <w:p>
           <w:pPr>
-            <w:pBdr>
-              <w:top w:val="nil"/>
-              <w:left w:val="nil"/>
-              <w:bottom w:val="nil"/>
-              <w:right w:val="nil"/>
-              <w:between w:val="nil"/>
-            </w:pBdr>
+            <w:pStyle w:val="Normal"/>
             <w:tabs>
-              <w:tab w:val="center" w:pos="4680"/>
-              <w:tab w:val="right" w:pos="9360"/>
+              <w:tab w:val="clear" w:pos="720"/>
+              <w:tab w:val="center" w:pos="4680" w:leader="none"/>
+              <w:tab w:val="right" w:pos="9360" w:leader="none"/>
             </w:tabs>
-            <w:spacing w:after="0" w:line="240" w:lineRule="auto"/>
+            <w:spacing w:lineRule="auto" w:line="240" w:before="0" w:after="0"/>
             <w:jc w:val="center"/>
             <w:rPr>
-              <w:rFonts w:ascii="Cambria" w:eastAsia="Cambria" w:hAnsi="Cambria" w:cs="Cambria"/>
+              <w:rFonts w:ascii="Cambria" w:hAnsi="Cambria" w:eastAsia="Cambria" w:cs="Cambria"/>
               <w:color w:val="000000"/>
               <w:sz w:val="10"/>
               <w:szCs w:val="10"/>
@@ -1309,7 +1152,7 @@
           </w:pPr>
           <w:r>
             <w:rPr>
-              <w:rFonts w:ascii="Cambria" w:eastAsia="Cambria" w:hAnsi="Cambria" w:cs="Cambria"/>
+              <w:rFonts w:eastAsia="Cambria" w:cs="Cambria" w:ascii="Cambria" w:hAnsi="Cambria"/>
               <w:color w:val="000000"/>
               <w:sz w:val="10"/>
               <w:szCs w:val="10"/>
@@ -1321,24 +1164,25 @@
       <w:tc>
         <w:tcPr>
           <w:tcW w:w="1080" w:type="dxa"/>
+          <w:tcBorders>
+            <w:top w:val="single" w:sz="4" w:space="0" w:color="000000"/>
+            <w:start w:val="single" w:sz="4" w:space="0" w:color="000000"/>
+            <w:bottom w:val="single" w:sz="4" w:space="0" w:color="000000"/>
+            <w:end w:val="single" w:sz="4" w:space="0" w:color="000000"/>
+          </w:tcBorders>
         </w:tcPr>
         <w:p>
           <w:pPr>
-            <w:pBdr>
-              <w:top w:val="nil"/>
-              <w:left w:val="nil"/>
-              <w:bottom w:val="nil"/>
-              <w:right w:val="nil"/>
-              <w:between w:val="nil"/>
-            </w:pBdr>
+            <w:pStyle w:val="Normal"/>
             <w:tabs>
-              <w:tab w:val="center" w:pos="4680"/>
-              <w:tab w:val="right" w:pos="9360"/>
+              <w:tab w:val="clear" w:pos="720"/>
+              <w:tab w:val="center" w:pos="4680" w:leader="none"/>
+              <w:tab w:val="right" w:pos="9360" w:leader="none"/>
             </w:tabs>
-            <w:spacing w:after="0" w:line="240" w:lineRule="auto"/>
+            <w:spacing w:lineRule="auto" w:line="240" w:before="0" w:after="0"/>
             <w:jc w:val="center"/>
             <w:rPr>
-              <w:rFonts w:ascii="Cambria" w:eastAsia="Cambria" w:hAnsi="Cambria" w:cs="Cambria"/>
+              <w:rFonts w:ascii="Cambria" w:hAnsi="Cambria" w:eastAsia="Cambria" w:cs="Cambria"/>
               <w:color w:val="000000"/>
               <w:sz w:val="10"/>
               <w:szCs w:val="10"/>
@@ -1346,7 +1190,7 @@
           </w:pPr>
           <w:r>
             <w:rPr>
-              <w:rFonts w:ascii="Cambria" w:eastAsia="Cambria" w:hAnsi="Cambria" w:cs="Cambria"/>
+              <w:rFonts w:eastAsia="Cambria" w:cs="Cambria" w:ascii="Cambria" w:hAnsi="Cambria"/>
               <w:color w:val="000000"/>
               <w:sz w:val="10"/>
               <w:szCs w:val="10"/>
@@ -1359,155 +1203,634 @@
   </w:tbl>
   <w:p>
     <w:pPr>
-      <w:pBdr>
-        <w:top w:val="nil"/>
-        <w:left w:val="nil"/>
-        <w:bottom w:val="nil"/>
-        <w:right w:val="nil"/>
-        <w:between w:val="nil"/>
-      </w:pBdr>
+      <w:pStyle w:val="Normal"/>
       <w:tabs>
-        <w:tab w:val="center" w:pos="4680"/>
-        <w:tab w:val="right" w:pos="9360"/>
+        <w:tab w:val="clear" w:pos="720"/>
+        <w:tab w:val="center" w:pos="4680" w:leader="none"/>
+        <w:tab w:val="right" w:pos="9360" w:leader="none"/>
       </w:tabs>
+      <w:spacing w:before="0" w:after="200"/>
       <w:rPr>
         <w:color w:val="000000"/>
         <w:sz w:val="2"/>
         <w:szCs w:val="2"/>
       </w:rPr>
     </w:pPr>
+    <w:r>
+      <w:rPr>
+        <w:color w:val="000000"/>
+        <w:sz w:val="2"/>
+        <w:szCs w:val="2"/>
+      </w:rPr>
+    </w:r>
   </w:p>
 </w:ftr>
 </file>
 
 <file path=word/footer3.xml><?xml version="1.0" encoding="utf-8"?>
-<w:ftr xmlns:wpc="http://schemas.microsoft.com/office/word/2010/wordprocessingCanvas" xmlns:cx="http://schemas.microsoft.com/office/drawing/2014/chartex" xmlns:mc="http://schemas.openxmlformats.org/markup-compatibility/2006" xmlns:o="urn:schemas-microsoft-com:office:office" xmlns:r="http://schemas.openxmlformats.org/officeDocument/2006/relationships" xmlns:m="http://schemas.openxmlformats.org/officeDocument/2006/math" xmlns:v="urn:schemas-microsoft-com:vml" xmlns:wp14="http://schemas.microsoft.com/office/word/2010/wordprocessingDrawing" xmlns:wp="http://schemas.openxmlformats.org/drawingml/2006/wordprocessingDrawing" xmlns:w10="urn:schemas-microsoft-com:office:word" xmlns:w="http://schemas.openxmlformats.org/wordprocessingml/2006/main" xmlns:w14="http://schemas.microsoft.com/office/word/2010/wordml" xmlns:w15="http://schemas.microsoft.com/office/word/2012/wordml" xmlns:w16se="http://schemas.microsoft.com/office/word/2015/wordml/symex" xmlns:wpg="http://schemas.microsoft.com/office/word/2010/wordprocessingGroup" xmlns:wpi="http://schemas.microsoft.com/office/word/2010/wordprocessingInk" xmlns:wne="http://schemas.microsoft.com/office/word/2006/wordml" xmlns:wps="http://schemas.microsoft.com/office/word/2010/wordprocessingShape" mc:Ignorable="w14 w15 w16se wp14">
+<w:ftr xmlns:o="urn:schemas-microsoft-com:office:office" xmlns:r="http://schemas.openxmlformats.org/officeDocument/2006/relationships" xmlns:v="urn:schemas-microsoft-com:vml" xmlns:w="http://schemas.openxmlformats.org/wordprocessingml/2006/main" xmlns:w10="urn:schemas-microsoft-com:office:word" xmlns:wp="http://schemas.openxmlformats.org/drawingml/2006/wordprocessingDrawing" xmlns:wps="http://schemas.microsoft.com/office/word/2010/wordprocessingShape" xmlns:wpg="http://schemas.microsoft.com/office/word/2010/wordprocessingGroup" xmlns:mc="http://schemas.openxmlformats.org/markup-compatibility/2006" xmlns:wp14="http://schemas.microsoft.com/office/word/2010/wordprocessingDrawing" xmlns:w14="http://schemas.microsoft.com/office/word/2010/wordml" xmlns:w15="http://schemas.microsoft.com/office/word/2012/wordml" mc:Ignorable="w14 wp14 w15">
   <w:p>
     <w:pPr>
-      <w:pBdr>
-        <w:top w:val="nil"/>
-        <w:left w:val="nil"/>
-        <w:bottom w:val="nil"/>
-        <w:right w:val="nil"/>
-        <w:between w:val="nil"/>
-      </w:pBdr>
-      <w:tabs>
-        <w:tab w:val="center" w:pos="4680"/>
-        <w:tab w:val="right" w:pos="9360"/>
-      </w:tabs>
-      <w:spacing w:after="0" w:line="240" w:lineRule="auto"/>
-      <w:rPr>
-        <w:color w:val="000000"/>
-      </w:rPr>
-    </w:pPr>
-  </w:p>
-</w:ftr>
-</file>
-
-<file path=word/footnotes.xml><?xml version="1.0" encoding="utf-8"?>
-<w:footnotes xmlns:wpc="http://schemas.microsoft.com/office/word/2010/wordprocessingCanvas" xmlns:cx="http://schemas.microsoft.com/office/drawing/2014/chartex" xmlns:mc="http://schemas.openxmlformats.org/markup-compatibility/2006" xmlns:o="urn:schemas-microsoft-com:office:office" xmlns:r="http://schemas.openxmlformats.org/officeDocument/2006/relationships" xmlns:m="http://schemas.openxmlformats.org/officeDocument/2006/math" xmlns:v="urn:schemas-microsoft-com:vml" xmlns:wp14="http://schemas.microsoft.com/office/word/2010/wordprocessingDrawing" xmlns:wp="http://schemas.openxmlformats.org/drawingml/2006/wordprocessingDrawing" xmlns:w10="urn:schemas-microsoft-com:office:word" xmlns:w="http://schemas.openxmlformats.org/wordprocessingml/2006/main" xmlns:w14="http://schemas.microsoft.com/office/word/2010/wordml" xmlns:w15="http://schemas.microsoft.com/office/word/2012/wordml" xmlns:w16se="http://schemas.microsoft.com/office/word/2015/wordml/symex" xmlns:wpg="http://schemas.microsoft.com/office/word/2010/wordprocessingGroup" xmlns:wpi="http://schemas.microsoft.com/office/word/2010/wordprocessingInk" xmlns:wne="http://schemas.microsoft.com/office/word/2006/wordml" xmlns:wps="http://schemas.microsoft.com/office/word/2010/wordprocessingShape" mc:Ignorable="w14 w15 w16se wp14">
-  <w:footnote w:type="separator" w:id="-1">
-    <w:p>
-      <w:pPr>
-        <w:spacing w:after="0" w:line="240" w:lineRule="auto"/>
-      </w:pPr>
-      <w:r>
-        <w:separator/>
-      </w:r>
-    </w:p>
-  </w:footnote>
-  <w:footnote w:type="continuationSeparator" w:id="0">
-    <w:p>
-      <w:pPr>
-        <w:spacing w:after="0" w:line="240" w:lineRule="auto"/>
-      </w:pPr>
-      <w:r>
-        <w:continuationSeparator/>
-      </w:r>
-    </w:p>
-  </w:footnote>
-</w:footnotes>
-</file>
-
-<file path=word/header1.xml><?xml version="1.0" encoding="utf-8"?>
-<w:hdr xmlns:wpc="http://schemas.microsoft.com/office/word/2010/wordprocessingCanvas" xmlns:cx="http://schemas.microsoft.com/office/drawing/2014/chartex" xmlns:mc="http://schemas.openxmlformats.org/markup-compatibility/2006" xmlns:o="urn:schemas-microsoft-com:office:office" xmlns:r="http://schemas.openxmlformats.org/officeDocument/2006/relationships" xmlns:m="http://schemas.openxmlformats.org/officeDocument/2006/math" xmlns:v="urn:schemas-microsoft-com:vml" xmlns:wp14="http://schemas.microsoft.com/office/word/2010/wordprocessingDrawing" xmlns:wp="http://schemas.openxmlformats.org/drawingml/2006/wordprocessingDrawing" xmlns:w10="urn:schemas-microsoft-com:office:word" xmlns:w="http://schemas.openxmlformats.org/wordprocessingml/2006/main" xmlns:w14="http://schemas.microsoft.com/office/word/2010/wordml" xmlns:w15="http://schemas.microsoft.com/office/word/2012/wordml" xmlns:w16se="http://schemas.microsoft.com/office/word/2015/wordml/symex" xmlns:wpg="http://schemas.microsoft.com/office/word/2010/wordprocessingGroup" xmlns:wpi="http://schemas.microsoft.com/office/word/2010/wordprocessingInk" xmlns:wne="http://schemas.microsoft.com/office/word/2006/wordml" xmlns:wps="http://schemas.microsoft.com/office/word/2010/wordprocessingShape" mc:Ignorable="w14 w15 w16se wp14">
-  <w:p>
-    <w:pPr>
-      <w:pBdr>
-        <w:top w:val="nil"/>
-        <w:left w:val="nil"/>
-        <w:bottom w:val="nil"/>
-        <w:right w:val="nil"/>
-        <w:between w:val="nil"/>
-      </w:pBdr>
-      <w:tabs>
-        <w:tab w:val="center" w:pos="4680"/>
-        <w:tab w:val="right" w:pos="9360"/>
-      </w:tabs>
-      <w:spacing w:after="0" w:line="240" w:lineRule="auto"/>
-      <w:rPr>
-        <w:color w:val="000000"/>
-      </w:rPr>
-    </w:pPr>
-  </w:p>
-</w:hdr>
-</file>
-
-<file path=word/header2.xml><?xml version="1.0" encoding="utf-8"?>
-<w:hdr xmlns:wpc="http://schemas.microsoft.com/office/word/2010/wordprocessingCanvas" xmlns:cx="http://schemas.microsoft.com/office/drawing/2014/chartex" xmlns:mc="http://schemas.openxmlformats.org/markup-compatibility/2006" xmlns:o="urn:schemas-microsoft-com:office:office" xmlns:r="http://schemas.openxmlformats.org/officeDocument/2006/relationships" xmlns:m="http://schemas.openxmlformats.org/officeDocument/2006/math" xmlns:v="urn:schemas-microsoft-com:vml" xmlns:wp14="http://schemas.microsoft.com/office/word/2010/wordprocessingDrawing" xmlns:wp="http://schemas.openxmlformats.org/drawingml/2006/wordprocessingDrawing" xmlns:w10="urn:schemas-microsoft-com:office:word" xmlns:w="http://schemas.openxmlformats.org/wordprocessingml/2006/main" xmlns:w14="http://schemas.microsoft.com/office/word/2010/wordml" xmlns:w15="http://schemas.microsoft.com/office/word/2012/wordml" xmlns:w16se="http://schemas.microsoft.com/office/word/2015/wordml/symex" xmlns:wpg="http://schemas.microsoft.com/office/word/2010/wordprocessingGroup" xmlns:wpi="http://schemas.microsoft.com/office/word/2010/wordprocessingInk" xmlns:wne="http://schemas.microsoft.com/office/word/2006/wordml" xmlns:wps="http://schemas.microsoft.com/office/word/2010/wordprocessingShape" mc:Ignorable="w14 w15 w16se wp14">
-  <w:p>
-    <w:pPr>
-      <w:pBdr>
-        <w:top w:val="nil"/>
-        <w:left w:val="nil"/>
-        <w:bottom w:val="nil"/>
-        <w:right w:val="nil"/>
-        <w:between w:val="nil"/>
-      </w:pBdr>
-      <w:tabs>
-        <w:tab w:val="center" w:pos="4680"/>
-        <w:tab w:val="right" w:pos="9360"/>
-      </w:tabs>
-      <w:spacing w:after="0" w:line="240" w:lineRule="auto"/>
+      <w:pStyle w:val="Normal"/>
+      <w:widowControl w:val="false"/>
+      <w:spacing w:before="0" w:after="0"/>
       <w:rPr>
         <w:color w:val="000000"/>
       </w:rPr>
     </w:pPr>
     <w:r>
       <w:rPr>
-        <w:noProof/>
         <w:color w:val="000000"/>
-        <w:lang w:val="en-PH" w:eastAsia="en-PH"/>
       </w:rPr>
+    </w:r>
+  </w:p>
+  <w:tbl>
+    <w:tblPr>
+      <w:tblStyle w:val="a"/>
+      <w:tblW w:w="5565" w:type="dxa"/>
+      <w:jc w:val="start"/>
+      <w:tblInd w:w="108" w:type="dxa"/>
+      <w:tblLayout w:type="fixed"/>
+      <w:tblCellMar>
+        <w:top w:w="0" w:type="dxa"/>
+        <w:start w:w="108" w:type="dxa"/>
+        <w:bottom w:w="0" w:type="dxa"/>
+        <w:end w:w="108" w:type="dxa"/>
+      </w:tblCellMar>
+      <w:tblLook w:firstRow="0" w:noVBand="1" w:lastRow="0" w:firstColumn="0" w:lastColumn="0" w:noHBand="0" w:val="0400"/>
+    </w:tblPr>
+    <w:tblGrid>
+      <w:gridCol w:w="2159"/>
+      <w:gridCol w:w="1335"/>
+      <w:gridCol w:w="990"/>
+      <w:gridCol w:w="1080"/>
+    </w:tblGrid>
+    <w:tr>
+      <w:trPr/>
+      <w:tc>
+        <w:tcPr>
+          <w:tcW w:w="2159" w:type="dxa"/>
+          <w:tcBorders>
+            <w:top w:val="single" w:sz="24" w:space="0" w:color="800000"/>
+          </w:tcBorders>
+        </w:tcPr>
+        <w:p>
+          <w:pPr>
+            <w:pStyle w:val="Normal"/>
+            <w:tabs>
+              <w:tab w:val="clear" w:pos="720"/>
+              <w:tab w:val="center" w:pos="4680" w:leader="none"/>
+              <w:tab w:val="right" w:pos="9360" w:leader="none"/>
+            </w:tabs>
+            <w:spacing w:lineRule="auto" w:line="240" w:before="0" w:after="0"/>
+            <w:jc w:val="center"/>
+            <w:rPr>
+              <w:rFonts w:ascii="Cambria" w:hAnsi="Cambria" w:eastAsia="Cambria" w:cs="Cambria"/>
+              <w:b/>
+              <w:color w:val="000000"/>
+              <w:sz w:val="6"/>
+              <w:szCs w:val="6"/>
+            </w:rPr>
+          </w:pPr>
+          <w:r>
+            <w:rPr>
+              <w:rFonts w:eastAsia="Cambria" w:cs="Cambria" w:ascii="Cambria" w:hAnsi="Cambria"/>
+              <w:b/>
+              <w:color w:val="000000"/>
+              <w:sz w:val="6"/>
+              <w:szCs w:val="6"/>
+            </w:rPr>
+          </w:r>
+        </w:p>
+      </w:tc>
+      <w:tc>
+        <w:tcPr>
+          <w:tcW w:w="1335" w:type="dxa"/>
+          <w:tcBorders>
+            <w:top w:val="single" w:sz="24" w:space="0" w:color="800000"/>
+            <w:bottom w:val="single" w:sz="4" w:space="0" w:color="000000"/>
+          </w:tcBorders>
+          <w:shd w:color="auto" w:fill="auto" w:val="clear"/>
+        </w:tcPr>
+        <w:p>
+          <w:pPr>
+            <w:pStyle w:val="Normal"/>
+            <w:tabs>
+              <w:tab w:val="clear" w:pos="720"/>
+              <w:tab w:val="center" w:pos="4680" w:leader="none"/>
+              <w:tab w:val="right" w:pos="9360" w:leader="none"/>
+            </w:tabs>
+            <w:spacing w:lineRule="auto" w:line="240" w:before="0" w:after="0"/>
+            <w:jc w:val="center"/>
+            <w:rPr>
+              <w:rFonts w:ascii="Cambria" w:hAnsi="Cambria" w:eastAsia="Cambria" w:cs="Cambria"/>
+              <w:b/>
+              <w:color w:val="000000"/>
+              <w:sz w:val="6"/>
+              <w:szCs w:val="6"/>
+            </w:rPr>
+          </w:pPr>
+          <w:r>
+            <w:rPr>
+              <w:rFonts w:eastAsia="Cambria" w:cs="Cambria" w:ascii="Cambria" w:hAnsi="Cambria"/>
+              <w:b/>
+              <w:color w:val="000000"/>
+              <w:sz w:val="6"/>
+              <w:szCs w:val="6"/>
+            </w:rPr>
+          </w:r>
+        </w:p>
+      </w:tc>
+      <w:tc>
+        <w:tcPr>
+          <w:tcW w:w="990" w:type="dxa"/>
+          <w:tcBorders>
+            <w:top w:val="single" w:sz="24" w:space="0" w:color="800000"/>
+            <w:bottom w:val="single" w:sz="4" w:space="0" w:color="000000"/>
+          </w:tcBorders>
+          <w:shd w:color="auto" w:fill="auto" w:val="clear"/>
+        </w:tcPr>
+        <w:p>
+          <w:pPr>
+            <w:pStyle w:val="Normal"/>
+            <w:tabs>
+              <w:tab w:val="clear" w:pos="720"/>
+              <w:tab w:val="center" w:pos="4680" w:leader="none"/>
+              <w:tab w:val="right" w:pos="9360" w:leader="none"/>
+            </w:tabs>
+            <w:spacing w:lineRule="auto" w:line="240" w:before="0" w:after="0"/>
+            <w:jc w:val="center"/>
+            <w:rPr>
+              <w:rFonts w:ascii="Cambria" w:hAnsi="Cambria" w:eastAsia="Cambria" w:cs="Cambria"/>
+              <w:b/>
+              <w:color w:val="000000"/>
+              <w:sz w:val="6"/>
+              <w:szCs w:val="6"/>
+            </w:rPr>
+          </w:pPr>
+          <w:r>
+            <w:rPr>
+              <w:rFonts w:eastAsia="Cambria" w:cs="Cambria" w:ascii="Cambria" w:hAnsi="Cambria"/>
+              <w:b/>
+              <w:color w:val="000000"/>
+              <w:sz w:val="6"/>
+              <w:szCs w:val="6"/>
+            </w:rPr>
+          </w:r>
+        </w:p>
+      </w:tc>
+      <w:tc>
+        <w:tcPr>
+          <w:tcW w:w="1080" w:type="dxa"/>
+          <w:tcBorders>
+            <w:top w:val="single" w:sz="24" w:space="0" w:color="800000"/>
+            <w:bottom w:val="single" w:sz="4" w:space="0" w:color="000000"/>
+          </w:tcBorders>
+        </w:tcPr>
+        <w:p>
+          <w:pPr>
+            <w:pStyle w:val="Normal"/>
+            <w:tabs>
+              <w:tab w:val="clear" w:pos="720"/>
+              <w:tab w:val="center" w:pos="4680" w:leader="none"/>
+              <w:tab w:val="right" w:pos="9360" w:leader="none"/>
+            </w:tabs>
+            <w:spacing w:lineRule="auto" w:line="240" w:before="0" w:after="0"/>
+            <w:jc w:val="center"/>
+            <w:rPr>
+              <w:rFonts w:ascii="Cambria" w:hAnsi="Cambria" w:eastAsia="Cambria" w:cs="Cambria"/>
+              <w:b/>
+              <w:color w:val="000000"/>
+              <w:sz w:val="6"/>
+              <w:szCs w:val="6"/>
+            </w:rPr>
+          </w:pPr>
+          <w:r>
+            <w:rPr>
+              <w:rFonts w:eastAsia="Cambria" w:cs="Cambria" w:ascii="Cambria" w:hAnsi="Cambria"/>
+              <w:b/>
+              <w:color w:val="000000"/>
+              <w:sz w:val="6"/>
+              <w:szCs w:val="6"/>
+            </w:rPr>
+          </w:r>
+        </w:p>
+      </w:tc>
+    </w:tr>
+    <w:tr>
+      <w:trPr>
+        <w:trHeight w:val="146" w:hRule="atLeast"/>
+      </w:trPr>
+      <w:tc>
+        <w:tcPr>
+          <w:tcW w:w="2159" w:type="dxa"/>
+          <w:tcBorders>
+            <w:end w:val="single" w:sz="4" w:space="0" w:color="000000"/>
+          </w:tcBorders>
+        </w:tcPr>
+        <w:p>
+          <w:pPr>
+            <w:pStyle w:val="Normal"/>
+            <w:tabs>
+              <w:tab w:val="clear" w:pos="720"/>
+              <w:tab w:val="center" w:pos="4680" w:leader="none"/>
+              <w:tab w:val="right" w:pos="9360" w:leader="none"/>
+            </w:tabs>
+            <w:spacing w:lineRule="auto" w:line="240" w:before="0" w:after="0"/>
+            <w:jc w:val="center"/>
+            <w:rPr>
+              <w:rFonts w:ascii="Cambria" w:hAnsi="Cambria" w:eastAsia="Cambria" w:cs="Cambria"/>
+              <w:b/>
+              <w:color w:val="000000"/>
+              <w:sz w:val="10"/>
+              <w:szCs w:val="10"/>
+            </w:rPr>
+          </w:pPr>
+          <w:r>
+            <w:rPr>
+              <w:rFonts w:eastAsia="Cambria" w:cs="Cambria" w:ascii="Cambria" w:hAnsi="Cambria"/>
+              <w:b/>
+              <w:color w:val="000000"/>
+              <w:sz w:val="10"/>
+              <w:szCs w:val="10"/>
+            </w:rPr>
+          </w:r>
+        </w:p>
+      </w:tc>
+      <w:tc>
+        <w:tcPr>
+          <w:tcW w:w="1335" w:type="dxa"/>
+          <w:tcBorders>
+            <w:top w:val="single" w:sz="4" w:space="0" w:color="000000"/>
+            <w:start w:val="single" w:sz="4" w:space="0" w:color="000000"/>
+            <w:bottom w:val="single" w:sz="4" w:space="0" w:color="000000"/>
+            <w:end w:val="single" w:sz="4" w:space="0" w:color="000000"/>
+          </w:tcBorders>
+          <w:shd w:color="auto" w:fill="auto" w:val="clear"/>
+        </w:tcPr>
+        <w:p>
+          <w:pPr>
+            <w:pStyle w:val="Normal"/>
+            <w:tabs>
+              <w:tab w:val="clear" w:pos="720"/>
+              <w:tab w:val="center" w:pos="4680" w:leader="none"/>
+              <w:tab w:val="right" w:pos="9360" w:leader="none"/>
+            </w:tabs>
+            <w:spacing w:lineRule="auto" w:line="240" w:before="0" w:after="0"/>
+            <w:jc w:val="center"/>
+            <w:rPr>
+              <w:rFonts w:ascii="Cambria" w:hAnsi="Cambria" w:eastAsia="Cambria" w:cs="Cambria"/>
+              <w:b/>
+              <w:color w:val="000000"/>
+              <w:sz w:val="10"/>
+              <w:szCs w:val="10"/>
+            </w:rPr>
+          </w:pPr>
+          <w:r>
+            <w:rPr>
+              <w:rFonts w:eastAsia="Cambria" w:cs="Cambria" w:ascii="Cambria" w:hAnsi="Cambria"/>
+              <w:b/>
+              <w:color w:val="000000"/>
+              <w:sz w:val="10"/>
+              <w:szCs w:val="10"/>
+            </w:rPr>
+            <w:t>Document Number</w:t>
+          </w:r>
+        </w:p>
+      </w:tc>
+      <w:tc>
+        <w:tcPr>
+          <w:tcW w:w="990" w:type="dxa"/>
+          <w:tcBorders>
+            <w:top w:val="single" w:sz="4" w:space="0" w:color="000000"/>
+            <w:start w:val="single" w:sz="4" w:space="0" w:color="000000"/>
+            <w:bottom w:val="single" w:sz="4" w:space="0" w:color="000000"/>
+            <w:end w:val="single" w:sz="4" w:space="0" w:color="000000"/>
+          </w:tcBorders>
+          <w:shd w:color="auto" w:fill="auto" w:val="clear"/>
+        </w:tcPr>
+        <w:p>
+          <w:pPr>
+            <w:pStyle w:val="Normal"/>
+            <w:tabs>
+              <w:tab w:val="clear" w:pos="720"/>
+              <w:tab w:val="center" w:pos="4680" w:leader="none"/>
+              <w:tab w:val="right" w:pos="9360" w:leader="none"/>
+            </w:tabs>
+            <w:spacing w:lineRule="auto" w:line="240" w:before="0" w:after="0"/>
+            <w:jc w:val="center"/>
+            <w:rPr>
+              <w:rFonts w:ascii="Cambria" w:hAnsi="Cambria" w:eastAsia="Cambria" w:cs="Cambria"/>
+              <w:b/>
+              <w:color w:val="000000"/>
+              <w:sz w:val="10"/>
+              <w:szCs w:val="10"/>
+            </w:rPr>
+          </w:pPr>
+          <w:r>
+            <w:rPr>
+              <w:rFonts w:eastAsia="Cambria" w:cs="Cambria" w:ascii="Cambria" w:hAnsi="Cambria"/>
+              <w:b/>
+              <w:color w:val="000000"/>
+              <w:sz w:val="10"/>
+              <w:szCs w:val="10"/>
+            </w:rPr>
+            <w:t>Effectivity Date</w:t>
+          </w:r>
+        </w:p>
+      </w:tc>
+      <w:tc>
+        <w:tcPr>
+          <w:tcW w:w="1080" w:type="dxa"/>
+          <w:tcBorders>
+            <w:top w:val="single" w:sz="4" w:space="0" w:color="000000"/>
+            <w:start w:val="single" w:sz="4" w:space="0" w:color="000000"/>
+            <w:bottom w:val="single" w:sz="4" w:space="0" w:color="000000"/>
+            <w:end w:val="single" w:sz="4" w:space="0" w:color="000000"/>
+          </w:tcBorders>
+        </w:tcPr>
+        <w:p>
+          <w:pPr>
+            <w:pStyle w:val="Normal"/>
+            <w:tabs>
+              <w:tab w:val="clear" w:pos="720"/>
+              <w:tab w:val="center" w:pos="4680" w:leader="none"/>
+              <w:tab w:val="right" w:pos="9360" w:leader="none"/>
+            </w:tabs>
+            <w:spacing w:lineRule="auto" w:line="240" w:before="0" w:after="0"/>
+            <w:jc w:val="center"/>
+            <w:rPr>
+              <w:rFonts w:ascii="Cambria" w:hAnsi="Cambria" w:eastAsia="Cambria" w:cs="Cambria"/>
+              <w:b/>
+              <w:color w:val="000000"/>
+              <w:sz w:val="10"/>
+              <w:szCs w:val="10"/>
+            </w:rPr>
+          </w:pPr>
+          <w:r>
+            <w:rPr>
+              <w:rFonts w:eastAsia="Cambria" w:cs="Cambria" w:ascii="Cambria" w:hAnsi="Cambria"/>
+              <w:b/>
+              <w:color w:val="000000"/>
+              <w:sz w:val="10"/>
+              <w:szCs w:val="10"/>
+            </w:rPr>
+            <w:t>Revision Number</w:t>
+          </w:r>
+        </w:p>
+      </w:tc>
+    </w:tr>
+    <w:tr>
+      <w:trPr/>
+      <w:tc>
+        <w:tcPr>
+          <w:tcW w:w="2159" w:type="dxa"/>
+          <w:tcBorders>
+            <w:end w:val="single" w:sz="4" w:space="0" w:color="000000"/>
+          </w:tcBorders>
+        </w:tcPr>
+        <w:p>
+          <w:pPr>
+            <w:pStyle w:val="Normal"/>
+            <w:tabs>
+              <w:tab w:val="clear" w:pos="720"/>
+              <w:tab w:val="center" w:pos="4680" w:leader="none"/>
+              <w:tab w:val="right" w:pos="9360" w:leader="none"/>
+            </w:tabs>
+            <w:spacing w:lineRule="auto" w:line="240" w:before="0" w:after="0"/>
+            <w:jc w:val="center"/>
+            <w:rPr>
+              <w:rFonts w:ascii="Cambria" w:hAnsi="Cambria" w:eastAsia="Cambria" w:cs="Cambria"/>
+              <w:color w:val="000000"/>
+              <w:sz w:val="10"/>
+              <w:szCs w:val="10"/>
+            </w:rPr>
+          </w:pPr>
+          <w:r>
+            <w:rPr>
+              <w:rFonts w:eastAsia="Cambria" w:cs="Cambria" w:ascii="Cambria" w:hAnsi="Cambria"/>
+              <w:color w:val="000000"/>
+              <w:sz w:val="10"/>
+              <w:szCs w:val="10"/>
+            </w:rPr>
+          </w:r>
+        </w:p>
+      </w:tc>
+      <w:tc>
+        <w:tcPr>
+          <w:tcW w:w="1335" w:type="dxa"/>
+          <w:tcBorders>
+            <w:top w:val="single" w:sz="4" w:space="0" w:color="000000"/>
+            <w:start w:val="single" w:sz="4" w:space="0" w:color="000000"/>
+            <w:bottom w:val="single" w:sz="4" w:space="0" w:color="000000"/>
+            <w:end w:val="single" w:sz="4" w:space="0" w:color="000000"/>
+          </w:tcBorders>
+          <w:shd w:color="auto" w:fill="auto" w:val="clear"/>
+        </w:tcPr>
+        <w:p>
+          <w:pPr>
+            <w:pStyle w:val="Normal"/>
+            <w:tabs>
+              <w:tab w:val="clear" w:pos="720"/>
+              <w:tab w:val="center" w:pos="4680" w:leader="none"/>
+              <w:tab w:val="right" w:pos="9360" w:leader="none"/>
+            </w:tabs>
+            <w:spacing w:lineRule="auto" w:line="240" w:before="0" w:after="0"/>
+            <w:jc w:val="center"/>
+            <w:rPr>
+              <w:rFonts w:ascii="Cambria" w:hAnsi="Cambria" w:eastAsia="Cambria" w:cs="Cambria"/>
+              <w:color w:val="000000"/>
+              <w:sz w:val="10"/>
+              <w:szCs w:val="10"/>
+            </w:rPr>
+          </w:pPr>
+          <w:r>
+            <w:rPr>
+              <w:rFonts w:eastAsia="Cambria" w:cs="Cambria" w:ascii="Cambria" w:hAnsi="Cambria"/>
+              <w:color w:val="000000"/>
+              <w:sz w:val="10"/>
+              <w:szCs w:val="10"/>
+            </w:rPr>
+            <w:t>LDCU-FORMS-</w:t>
+          </w:r>
+          <w:r>
+            <w:rPr>
+              <w:rFonts w:eastAsia="Cambria" w:cs="Cambria" w:ascii="Cambria" w:hAnsi="Cambria"/>
+              <w:sz w:val="10"/>
+              <w:szCs w:val="10"/>
+            </w:rPr>
+            <w:t>CIT-034</w:t>
+          </w:r>
+        </w:p>
+      </w:tc>
+      <w:tc>
+        <w:tcPr>
+          <w:tcW w:w="990" w:type="dxa"/>
+          <w:tcBorders>
+            <w:top w:val="single" w:sz="4" w:space="0" w:color="000000"/>
+            <w:start w:val="single" w:sz="4" w:space="0" w:color="000000"/>
+            <w:bottom w:val="single" w:sz="4" w:space="0" w:color="000000"/>
+            <w:end w:val="single" w:sz="4" w:space="0" w:color="000000"/>
+          </w:tcBorders>
+          <w:shd w:color="auto" w:fill="auto" w:val="clear"/>
+        </w:tcPr>
+        <w:p>
+          <w:pPr>
+            <w:pStyle w:val="Normal"/>
+            <w:tabs>
+              <w:tab w:val="clear" w:pos="720"/>
+              <w:tab w:val="center" w:pos="4680" w:leader="none"/>
+              <w:tab w:val="right" w:pos="9360" w:leader="none"/>
+            </w:tabs>
+            <w:spacing w:lineRule="auto" w:line="240" w:before="0" w:after="0"/>
+            <w:jc w:val="center"/>
+            <w:rPr>
+              <w:rFonts w:ascii="Cambria" w:hAnsi="Cambria" w:eastAsia="Cambria" w:cs="Cambria"/>
+              <w:color w:val="000000"/>
+              <w:sz w:val="10"/>
+              <w:szCs w:val="10"/>
+            </w:rPr>
+          </w:pPr>
+          <w:r>
+            <w:rPr>
+              <w:rFonts w:eastAsia="Cambria" w:cs="Cambria" w:ascii="Cambria" w:hAnsi="Cambria"/>
+              <w:color w:val="000000"/>
+              <w:sz w:val="10"/>
+              <w:szCs w:val="10"/>
+            </w:rPr>
+            <w:t>August 1, 2023</w:t>
+          </w:r>
+        </w:p>
+      </w:tc>
+      <w:tc>
+        <w:tcPr>
+          <w:tcW w:w="1080" w:type="dxa"/>
+          <w:tcBorders>
+            <w:top w:val="single" w:sz="4" w:space="0" w:color="000000"/>
+            <w:start w:val="single" w:sz="4" w:space="0" w:color="000000"/>
+            <w:bottom w:val="single" w:sz="4" w:space="0" w:color="000000"/>
+            <w:end w:val="single" w:sz="4" w:space="0" w:color="000000"/>
+          </w:tcBorders>
+        </w:tcPr>
+        <w:p>
+          <w:pPr>
+            <w:pStyle w:val="Normal"/>
+            <w:tabs>
+              <w:tab w:val="clear" w:pos="720"/>
+              <w:tab w:val="center" w:pos="4680" w:leader="none"/>
+              <w:tab w:val="right" w:pos="9360" w:leader="none"/>
+            </w:tabs>
+            <w:spacing w:lineRule="auto" w:line="240" w:before="0" w:after="0"/>
+            <w:jc w:val="center"/>
+            <w:rPr>
+              <w:rFonts w:ascii="Cambria" w:hAnsi="Cambria" w:eastAsia="Cambria" w:cs="Cambria"/>
+              <w:color w:val="000000"/>
+              <w:sz w:val="10"/>
+              <w:szCs w:val="10"/>
+            </w:rPr>
+          </w:pPr>
+          <w:r>
+            <w:rPr>
+              <w:rFonts w:eastAsia="Cambria" w:cs="Cambria" w:ascii="Cambria" w:hAnsi="Cambria"/>
+              <w:color w:val="000000"/>
+              <w:sz w:val="10"/>
+              <w:szCs w:val="10"/>
+            </w:rPr>
+            <w:t>001</w:t>
+          </w:r>
+        </w:p>
+      </w:tc>
+    </w:tr>
+  </w:tbl>
+  <w:p>
+    <w:pPr>
+      <w:pStyle w:val="Normal"/>
+      <w:tabs>
+        <w:tab w:val="clear" w:pos="720"/>
+        <w:tab w:val="center" w:pos="4680" w:leader="none"/>
+        <w:tab w:val="right" w:pos="9360" w:leader="none"/>
+      </w:tabs>
+      <w:spacing w:before="0" w:after="200"/>
+      <w:rPr>
+        <w:color w:val="000000"/>
+        <w:sz w:val="2"/>
+        <w:szCs w:val="2"/>
+      </w:rPr>
+    </w:pPr>
+    <w:r>
+      <w:rPr>
+        <w:color w:val="000000"/>
+        <w:sz w:val="2"/>
+        <w:szCs w:val="2"/>
+      </w:rPr>
+    </w:r>
+  </w:p>
+</w:ftr>
+</file>
+
+<file path=word/header1.xml><?xml version="1.0" encoding="utf-8"?>
+<w:hdr xmlns:o="urn:schemas-microsoft-com:office:office" xmlns:r="http://schemas.openxmlformats.org/officeDocument/2006/relationships" xmlns:v="urn:schemas-microsoft-com:vml" xmlns:w="http://schemas.openxmlformats.org/wordprocessingml/2006/main" xmlns:w10="urn:schemas-microsoft-com:office:word" xmlns:wp="http://schemas.openxmlformats.org/drawingml/2006/wordprocessingDrawing" xmlns:wps="http://schemas.microsoft.com/office/word/2010/wordprocessingShape" xmlns:wpg="http://schemas.microsoft.com/office/word/2010/wordprocessingGroup" xmlns:mc="http://schemas.openxmlformats.org/markup-compatibility/2006" xmlns:wp14="http://schemas.microsoft.com/office/word/2010/wordprocessingDrawing" xmlns:w14="http://schemas.microsoft.com/office/word/2010/wordml" xmlns:w15="http://schemas.microsoft.com/office/word/2012/wordml" mc:Ignorable="w14 wp14 w15">
+  <w:p>
+    <w:pPr>
+      <w:pStyle w:val="Normal"/>
+      <w:spacing w:before="0" w:after="200"/>
+      <w:rPr/>
+    </w:pPr>
+    <w:r>
+      <w:rPr/>
+    </w:r>
+  </w:p>
+</w:hdr>
+</file>
+
+<file path=word/header2.xml><?xml version="1.0" encoding="utf-8"?>
+<w:hdr xmlns:o="urn:schemas-microsoft-com:office:office" xmlns:r="http://schemas.openxmlformats.org/officeDocument/2006/relationships" xmlns:v="urn:schemas-microsoft-com:vml" xmlns:w="http://schemas.openxmlformats.org/wordprocessingml/2006/main" xmlns:w10="urn:schemas-microsoft-com:office:word" xmlns:wp="http://schemas.openxmlformats.org/drawingml/2006/wordprocessingDrawing" xmlns:wps="http://schemas.microsoft.com/office/word/2010/wordprocessingShape" xmlns:wpg="http://schemas.microsoft.com/office/word/2010/wordprocessingGroup" xmlns:mc="http://schemas.openxmlformats.org/markup-compatibility/2006" xmlns:wp14="http://schemas.microsoft.com/office/word/2010/wordprocessingDrawing" xmlns:w14="http://schemas.microsoft.com/office/word/2010/wordml" xmlns:w15="http://schemas.microsoft.com/office/word/2012/wordml" mc:Ignorable="w14 wp14 w15">
+  <w:p>
+    <w:pPr>
+      <w:pStyle w:val="Normal"/>
+      <w:tabs>
+        <w:tab w:val="clear" w:pos="720"/>
+        <w:tab w:val="center" w:pos="4680" w:leader="none"/>
+        <w:tab w:val="right" w:pos="9360" w:leader="none"/>
+      </w:tabs>
+      <w:spacing w:lineRule="auto" w:line="240" w:before="0" w:after="0"/>
+      <w:rPr>
+        <w:color w:val="000000"/>
+      </w:rPr>
+    </w:pPr>
+    <w:r>
+      <w:rPr/>
       <w:drawing>
-        <wp:inline distT="0" distB="0" distL="0" distR="0" wp14:anchorId="7137795B" wp14:editId="78378F44">
-          <wp:extent cx="3653352" cy="541966"/>
+        <wp:inline distT="0" distB="0" distL="0" distR="0">
+          <wp:extent cx="3653155" cy="541655"/>
           <wp:effectExtent l="0" t="0" r="0" b="0"/>
-          <wp:docPr id="7" name="image1.png"/>
-          <wp:cNvGraphicFramePr/>
+          <wp:docPr id="1" name="image1.png" descr="" title=""/>
+          <wp:cNvGraphicFramePr>
+            <a:graphicFrameLocks xmlns:a="http://schemas.openxmlformats.org/drawingml/2006/main" noChangeAspect="1"/>
+          </wp:cNvGraphicFramePr>
           <a:graphic xmlns:a="http://schemas.openxmlformats.org/drawingml/2006/main">
             <a:graphicData uri="http://schemas.openxmlformats.org/drawingml/2006/picture">
               <pic:pic xmlns:pic="http://schemas.openxmlformats.org/drawingml/2006/picture">
                 <pic:nvPicPr>
-                  <pic:cNvPr id="0" name="image1.png"/>
-                  <pic:cNvPicPr preferRelativeResize="0"/>
+                  <pic:cNvPr id="1" name="image1.png" descr="" title=""/>
+                  <pic:cNvPicPr>
+                    <a:picLocks noChangeAspect="1" noChangeArrowheads="1"/>
+                  </pic:cNvPicPr>
                 </pic:nvPicPr>
                 <pic:blipFill>
                   <a:blip r:embed="rId1"/>
-                  <a:srcRect/>
                   <a:stretch>
                     <a:fillRect/>
                   </a:stretch>
                 </pic:blipFill>
-                <pic:spPr>
+                <pic:spPr bwMode="auto">
                   <a:xfrm>
                     <a:off x="0" y="0"/>
-                    <a:ext cx="3653352" cy="541966"/>
+                    <a:ext cx="3653155" cy="541655"/>
                   </a:xfrm>
                   <a:prstGeom prst="rect">
                     <a:avLst/>
                   </a:prstGeom>
-                  <a:ln/>
                 </pic:spPr>
               </pic:pic>
             </a:graphicData>
@@ -1520,35 +1843,70 @@
 </file>
 
 <file path=word/header3.xml><?xml version="1.0" encoding="utf-8"?>
-<w:hdr xmlns:wpc="http://schemas.microsoft.com/office/word/2010/wordprocessingCanvas" xmlns:cx="http://schemas.microsoft.com/office/drawing/2014/chartex" xmlns:mc="http://schemas.openxmlformats.org/markup-compatibility/2006" xmlns:o="urn:schemas-microsoft-com:office:office" xmlns:r="http://schemas.openxmlformats.org/officeDocument/2006/relationships" xmlns:m="http://schemas.openxmlformats.org/officeDocument/2006/math" xmlns:v="urn:schemas-microsoft-com:vml" xmlns:wp14="http://schemas.microsoft.com/office/word/2010/wordprocessingDrawing" xmlns:wp="http://schemas.openxmlformats.org/drawingml/2006/wordprocessingDrawing" xmlns:w10="urn:schemas-microsoft-com:office:word" xmlns:w="http://schemas.openxmlformats.org/wordprocessingml/2006/main" xmlns:w14="http://schemas.microsoft.com/office/word/2010/wordml" xmlns:w15="http://schemas.microsoft.com/office/word/2012/wordml" xmlns:w16se="http://schemas.microsoft.com/office/word/2015/wordml/symex" xmlns:wpg="http://schemas.microsoft.com/office/word/2010/wordprocessingGroup" xmlns:wpi="http://schemas.microsoft.com/office/word/2010/wordprocessingInk" xmlns:wne="http://schemas.microsoft.com/office/word/2006/wordml" xmlns:wps="http://schemas.microsoft.com/office/word/2010/wordprocessingShape" mc:Ignorable="w14 w15 w16se wp14">
+<w:hdr xmlns:o="urn:schemas-microsoft-com:office:office" xmlns:r="http://schemas.openxmlformats.org/officeDocument/2006/relationships" xmlns:v="urn:schemas-microsoft-com:vml" xmlns:w="http://schemas.openxmlformats.org/wordprocessingml/2006/main" xmlns:w10="urn:schemas-microsoft-com:office:word" xmlns:wp="http://schemas.openxmlformats.org/drawingml/2006/wordprocessingDrawing" xmlns:wps="http://schemas.microsoft.com/office/word/2010/wordprocessingShape" xmlns:wpg="http://schemas.microsoft.com/office/word/2010/wordprocessingGroup" xmlns:mc="http://schemas.openxmlformats.org/markup-compatibility/2006" xmlns:wp14="http://schemas.microsoft.com/office/word/2010/wordprocessingDrawing" xmlns:w14="http://schemas.microsoft.com/office/word/2010/wordml" xmlns:w15="http://schemas.microsoft.com/office/word/2012/wordml" mc:Ignorable="w14 wp14 w15">
   <w:p>
     <w:pPr>
-      <w:pBdr>
-        <w:top w:val="nil"/>
-        <w:left w:val="nil"/>
-        <w:bottom w:val="nil"/>
-        <w:right w:val="nil"/>
-        <w:between w:val="nil"/>
-      </w:pBdr>
+      <w:pStyle w:val="Normal"/>
       <w:tabs>
-        <w:tab w:val="center" w:pos="4680"/>
-        <w:tab w:val="right" w:pos="9360"/>
+        <w:tab w:val="clear" w:pos="720"/>
+        <w:tab w:val="center" w:pos="4680" w:leader="none"/>
+        <w:tab w:val="right" w:pos="9360" w:leader="none"/>
       </w:tabs>
-      <w:spacing w:after="0" w:line="240" w:lineRule="auto"/>
+      <w:spacing w:lineRule="auto" w:line="240" w:before="0" w:after="0"/>
       <w:rPr>
         <w:color w:val="000000"/>
       </w:rPr>
     </w:pPr>
+    <w:r>
+      <w:rPr/>
+      <w:drawing>
+        <wp:inline distT="0" distB="0" distL="0" distR="0">
+          <wp:extent cx="3653155" cy="541655"/>
+          <wp:effectExtent l="0" t="0" r="0" b="0"/>
+          <wp:docPr id="2" name="image1.png" descr="" title=""/>
+          <wp:cNvGraphicFramePr>
+            <a:graphicFrameLocks xmlns:a="http://schemas.openxmlformats.org/drawingml/2006/main" noChangeAspect="1"/>
+          </wp:cNvGraphicFramePr>
+          <a:graphic xmlns:a="http://schemas.openxmlformats.org/drawingml/2006/main">
+            <a:graphicData uri="http://schemas.openxmlformats.org/drawingml/2006/picture">
+              <pic:pic xmlns:pic="http://schemas.openxmlformats.org/drawingml/2006/picture">
+                <pic:nvPicPr>
+                  <pic:cNvPr id="2" name="image1.png" descr="" title=""/>
+                  <pic:cNvPicPr>
+                    <a:picLocks noChangeAspect="1" noChangeArrowheads="1"/>
+                  </pic:cNvPicPr>
+                </pic:nvPicPr>
+                <pic:blipFill>
+                  <a:blip r:embed="rId1"/>
+                  <a:stretch>
+                    <a:fillRect/>
+                  </a:stretch>
+                </pic:blipFill>
+                <pic:spPr bwMode="auto">
+                  <a:xfrm>
+                    <a:off x="0" y="0"/>
+                    <a:ext cx="3653155" cy="541655"/>
+                  </a:xfrm>
+                  <a:prstGeom prst="rect">
+                    <a:avLst/>
+                  </a:prstGeom>
+                </pic:spPr>
+              </pic:pic>
+            </a:graphicData>
+          </a:graphic>
+        </wp:inline>
+      </w:drawing>
+    </w:r>
   </w:p>
 </w:hdr>
 </file>
 
 <file path=word/styles.xml><?xml version="1.0" encoding="utf-8"?>
-<w:styles xmlns:mc="http://schemas.openxmlformats.org/markup-compatibility/2006" xmlns:r="http://schemas.openxmlformats.org/officeDocument/2006/relationships" xmlns:w="http://schemas.openxmlformats.org/wordprocessingml/2006/main" xmlns:w14="http://schemas.microsoft.com/office/word/2010/wordml" xmlns:w15="http://schemas.microsoft.com/office/word/2012/wordml" xmlns:w16se="http://schemas.microsoft.com/office/word/2015/wordml/symex" mc:Ignorable="w14 w15 w16se">
+<w:styles xmlns:w="http://schemas.openxmlformats.org/wordprocessingml/2006/main" xmlns:w14="http://schemas.microsoft.com/office/word/2010/wordml" xmlns:mc="http://schemas.openxmlformats.org/markup-compatibility/2006" mc:Ignorable="w14">
   <w:docDefaults>
     <w:rPrDefault>
       <w:rPr>
-        <w:rFonts w:ascii="Calibri" w:eastAsia="Calibri" w:hAnsi="Calibri" w:cs="Calibri"/>
+        <w:rFonts w:ascii="Calibri" w:hAnsi="Calibri" w:eastAsia="Calibri" w:cs="Calibri"/>
         <w:sz w:val="22"/>
         <w:szCs w:val="22"/>
         <w:lang w:val="en-US" w:eastAsia="en-US" w:bidi="ar-SA"/>
@@ -1556,21 +1914,21 @@
     </w:rPrDefault>
     <w:pPrDefault>
       <w:pPr>
-        <w:spacing w:after="200" w:line="276" w:lineRule="auto"/>
+        <w:suppressAutoHyphens w:val="true"/>
       </w:pPr>
     </w:pPrDefault>
   </w:docDefaults>
   <w:latentStyles w:defLockedState="0" w:defUIPriority="99" w:defSemiHidden="0" w:defUnhideWhenUsed="0" w:defQFormat="0" w:count="371">
     <w:lsdException w:name="Normal" w:uiPriority="0" w:qFormat="1"/>
     <w:lsdException w:name="heading 1" w:uiPriority="9" w:qFormat="1"/>
-    <w:lsdException w:name="heading 2" w:semiHidden="1" w:uiPriority="9" w:unhideWhenUsed="1" w:qFormat="1"/>
-    <w:lsdException w:name="heading 3" w:semiHidden="1" w:uiPriority="9" w:unhideWhenUsed="1" w:qFormat="1"/>
-    <w:lsdException w:name="heading 4" w:semiHidden="1" w:uiPriority="9" w:unhideWhenUsed="1" w:qFormat="1"/>
-    <w:lsdException w:name="heading 5" w:semiHidden="1" w:uiPriority="9" w:unhideWhenUsed="1" w:qFormat="1"/>
-    <w:lsdException w:name="heading 6" w:semiHidden="1" w:uiPriority="9" w:unhideWhenUsed="1" w:qFormat="1"/>
-    <w:lsdException w:name="heading 7" w:semiHidden="1" w:uiPriority="9" w:unhideWhenUsed="1" w:qFormat="1"/>
-    <w:lsdException w:name="heading 8" w:semiHidden="1" w:uiPriority="9" w:unhideWhenUsed="1" w:qFormat="1"/>
-    <w:lsdException w:name="heading 9" w:semiHidden="1" w:uiPriority="9" w:unhideWhenUsed="1" w:qFormat="1"/>
+    <w:lsdException w:name="heading 2" w:uiPriority="9" w:semiHidden="1" w:unhideWhenUsed="1" w:qFormat="1"/>
+    <w:lsdException w:name="heading 3" w:uiPriority="9" w:semiHidden="1" w:unhideWhenUsed="1" w:qFormat="1"/>
+    <w:lsdException w:name="heading 4" w:uiPriority="9" w:semiHidden="1" w:unhideWhenUsed="1" w:qFormat="1"/>
+    <w:lsdException w:name="heading 5" w:uiPriority="9" w:semiHidden="1" w:unhideWhenUsed="1" w:qFormat="1"/>
+    <w:lsdException w:name="heading 6" w:uiPriority="9" w:semiHidden="1" w:unhideWhenUsed="1" w:qFormat="1"/>
+    <w:lsdException w:name="heading 7" w:uiPriority="9" w:semiHidden="1" w:unhideWhenUsed="1" w:qFormat="1"/>
+    <w:lsdException w:name="heading 8" w:uiPriority="9" w:semiHidden="1" w:unhideWhenUsed="1" w:qFormat="1"/>
+    <w:lsdException w:name="heading 9" w:uiPriority="9" w:semiHidden="1" w:unhideWhenUsed="1" w:qFormat="1"/>
     <w:lsdException w:name="index 1" w:semiHidden="1" w:unhideWhenUsed="1"/>
     <w:lsdException w:name="index 2" w:semiHidden="1" w:unhideWhenUsed="1"/>
     <w:lsdException w:name="index 3" w:semiHidden="1" w:unhideWhenUsed="1"/>
@@ -1580,22 +1938,22 @@
     <w:lsdException w:name="index 7" w:semiHidden="1" w:unhideWhenUsed="1"/>
     <w:lsdException w:name="index 8" w:semiHidden="1" w:unhideWhenUsed="1"/>
     <w:lsdException w:name="index 9" w:semiHidden="1" w:unhideWhenUsed="1"/>
-    <w:lsdException w:name="toc 1" w:semiHidden="1" w:uiPriority="39" w:unhideWhenUsed="1"/>
-    <w:lsdException w:name="toc 2" w:semiHidden="1" w:uiPriority="39" w:unhideWhenUsed="1"/>
-    <w:lsdException w:name="toc 3" w:semiHidden="1" w:uiPriority="39" w:unhideWhenUsed="1"/>
-    <w:lsdException w:name="toc 4" w:semiHidden="1" w:uiPriority="39" w:unhideWhenUsed="1"/>
-    <w:lsdException w:name="toc 5" w:semiHidden="1" w:uiPriority="39" w:unhideWhenUsed="1"/>
-    <w:lsdException w:name="toc 6" w:semiHidden="1" w:uiPriority="39" w:unhideWhenUsed="1"/>
-    <w:lsdException w:name="toc 7" w:semiHidden="1" w:uiPriority="39" w:unhideWhenUsed="1"/>
-    <w:lsdException w:name="toc 8" w:semiHidden="1" w:uiPriority="39" w:unhideWhenUsed="1"/>
-    <w:lsdException w:name="toc 9" w:semiHidden="1" w:uiPriority="39" w:unhideWhenUsed="1"/>
+    <w:lsdException w:name="toc 1" w:uiPriority="39" w:semiHidden="1" w:unhideWhenUsed="1"/>
+    <w:lsdException w:name="toc 2" w:uiPriority="39" w:semiHidden="1" w:unhideWhenUsed="1"/>
+    <w:lsdException w:name="toc 3" w:uiPriority="39" w:semiHidden="1" w:unhideWhenUsed="1"/>
+    <w:lsdException w:name="toc 4" w:uiPriority="39" w:semiHidden="1" w:unhideWhenUsed="1"/>
+    <w:lsdException w:name="toc 5" w:uiPriority="39" w:semiHidden="1" w:unhideWhenUsed="1"/>
+    <w:lsdException w:name="toc 6" w:uiPriority="39" w:semiHidden="1" w:unhideWhenUsed="1"/>
+    <w:lsdException w:name="toc 7" w:uiPriority="39" w:semiHidden="1" w:unhideWhenUsed="1"/>
+    <w:lsdException w:name="toc 8" w:uiPriority="39" w:semiHidden="1" w:unhideWhenUsed="1"/>
+    <w:lsdException w:name="toc 9" w:uiPriority="39" w:semiHidden="1" w:unhideWhenUsed="1"/>
     <w:lsdException w:name="Normal Indent" w:semiHidden="1" w:unhideWhenUsed="1"/>
     <w:lsdException w:name="footnote text" w:semiHidden="1" w:unhideWhenUsed="1"/>
     <w:lsdException w:name="annotation text" w:semiHidden="1" w:unhideWhenUsed="1"/>
     <w:lsdException w:name="header" w:semiHidden="1" w:unhideWhenUsed="1"/>
     <w:lsdException w:name="footer" w:semiHidden="1" w:unhideWhenUsed="1"/>
     <w:lsdException w:name="index heading" w:semiHidden="1" w:unhideWhenUsed="1"/>
-    <w:lsdException w:name="caption" w:semiHidden="1" w:uiPriority="35" w:unhideWhenUsed="1" w:qFormat="1"/>
+    <w:lsdException w:name="caption" w:uiPriority="35" w:semiHidden="1" w:unhideWhenUsed="1" w:qFormat="1"/>
     <w:lsdException w:name="table of figures" w:semiHidden="1" w:unhideWhenUsed="1"/>
     <w:lsdException w:name="envelope address" w:semiHidden="1" w:unhideWhenUsed="1"/>
     <w:lsdException w:name="envelope return" w:semiHidden="1" w:unhideWhenUsed="1"/>
@@ -1626,7 +1984,7 @@
     <w:lsdException w:name="Title" w:uiPriority="10" w:qFormat="1"/>
     <w:lsdException w:name="Closing" w:semiHidden="1" w:unhideWhenUsed="1"/>
     <w:lsdException w:name="Signature" w:semiHidden="1" w:unhideWhenUsed="1"/>
-    <w:lsdException w:name="Default Paragraph Font" w:semiHidden="1" w:uiPriority="1" w:unhideWhenUsed="1"/>
+    <w:lsdException w:name="Default Paragraph Font" w:uiPriority="1" w:semiHidden="1" w:unhideWhenUsed="1"/>
     <w:lsdException w:name="Body Text" w:semiHidden="1" w:unhideWhenUsed="1"/>
     <w:lsdException w:name="Body Text Indent" w:semiHidden="1" w:unhideWhenUsed="1"/>
     <w:lsdException w:name="List Continue" w:semiHidden="1" w:unhideWhenUsed="1"/>
@@ -1826,8 +2184,8 @@
     <w:lsdException w:name="Subtle Reference" w:uiPriority="31" w:qFormat="1"/>
     <w:lsdException w:name="Intense Reference" w:uiPriority="32" w:qFormat="1"/>
     <w:lsdException w:name="Book Title" w:uiPriority="33" w:qFormat="1"/>
-    <w:lsdException w:name="Bibliography" w:semiHidden="1" w:uiPriority="37" w:unhideWhenUsed="1"/>
-    <w:lsdException w:name="TOC Heading" w:semiHidden="1" w:uiPriority="39" w:unhideWhenUsed="1" w:qFormat="1"/>
+    <w:lsdException w:name="Bibliography" w:uiPriority="37" w:semiHidden="1" w:unhideWhenUsed="1"/>
+    <w:lsdException w:name="TOC Heading" w:uiPriority="39" w:semiHidden="1" w:unhideWhenUsed="1" w:qFormat="1"/>
     <w:lsdException w:name="Plain Table 1" w:uiPriority="41"/>
     <w:lsdException w:name="Plain Table 2" w:uiPriority="42"/>
     <w:lsdException w:name="Plain Table 3" w:uiPriority="43"/>
@@ -1933,18 +2291,33 @@
     <w:lsdException w:name="List Table 6 Colorful Accent 6" w:uiPriority="51"/>
     <w:lsdException w:name="List Table 7 Colorful Accent 6" w:uiPriority="52"/>
   </w:latentStyles>
-  <w:style w:type="paragraph" w:default="1" w:styleId="Normal">
+  <w:style w:type="paragraph" w:styleId="Normal" w:default="1">
     <w:name w:val="Normal"/>
     <w:qFormat/>
+    <w:pPr>
+      <w:widowControl/>
+      <w:suppressAutoHyphens w:val="true"/>
+      <w:bidi w:val="0"/>
+      <w:spacing w:lineRule="auto" w:line="276" w:before="0" w:after="200"/>
+      <w:jc w:val="start"/>
+    </w:pPr>
+    <w:rPr>
+      <w:rFonts w:ascii="Calibri" w:hAnsi="Calibri" w:eastAsia="Calibri" w:cs="Calibri"/>
+      <w:color w:val="auto"/>
+      <w:kern w:val="0"/>
+      <w:sz w:val="22"/>
+      <w:szCs w:val="22"/>
+      <w:lang w:val="en-US" w:eastAsia="en-US" w:bidi="ar-SA"/>
+    </w:rPr>
   </w:style>
   <w:style w:type="paragraph" w:styleId="Heading1">
-    <w:name w:val="heading 1"/>
+    <w:name w:val="Heading 1"/>
     <w:basedOn w:val="Normal"/>
     <w:next w:val="Normal"/>
     <w:uiPriority w:val="9"/>
     <w:qFormat/>
     <w:pPr>
-      <w:keepNext/>
+      <w:keepNext w:val="true"/>
       <w:keepLines/>
       <w:spacing w:before="480" w:after="120"/>
       <w:outlineLvl w:val="0"/>
@@ -1956,7 +2329,7 @@
     </w:rPr>
   </w:style>
   <w:style w:type="paragraph" w:styleId="Heading2">
-    <w:name w:val="heading 2"/>
+    <w:name w:val="Heading 2"/>
     <w:basedOn w:val="Normal"/>
     <w:next w:val="Normal"/>
     <w:uiPriority w:val="9"/>
@@ -1964,18 +2337,18 @@
     <w:unhideWhenUsed/>
     <w:qFormat/>
     <w:pPr>
-      <w:widowControl w:val="0"/>
-      <w:spacing w:after="0" w:line="240" w:lineRule="auto"/>
-      <w:ind w:left="275"/>
+      <w:widowControl w:val="false"/>
+      <w:spacing w:lineRule="auto" w:line="240" w:before="0" w:after="0"/>
+      <w:ind w:start="275"/>
       <w:outlineLvl w:val="1"/>
     </w:pPr>
     <w:rPr>
-      <w:rFonts w:ascii="Cambria" w:eastAsia="Cambria" w:hAnsi="Cambria" w:cs="Cambria"/>
+      <w:rFonts w:ascii="Cambria" w:hAnsi="Cambria" w:eastAsia="Cambria" w:cs="Cambria"/>
       <w:b/>
     </w:rPr>
   </w:style>
   <w:style w:type="paragraph" w:styleId="Heading3">
-    <w:name w:val="heading 3"/>
+    <w:name w:val="Heading 3"/>
     <w:basedOn w:val="Normal"/>
     <w:next w:val="Normal"/>
     <w:uiPriority w:val="9"/>
@@ -1983,7 +2356,7 @@
     <w:unhideWhenUsed/>
     <w:qFormat/>
     <w:pPr>
-      <w:keepNext/>
+      <w:keepNext w:val="true"/>
       <w:keepLines/>
       <w:spacing w:before="280" w:after="80"/>
       <w:outlineLvl w:val="2"/>
@@ -1995,7 +2368,7 @@
     </w:rPr>
   </w:style>
   <w:style w:type="paragraph" w:styleId="Heading4">
-    <w:name w:val="heading 4"/>
+    <w:name w:val="Heading 4"/>
     <w:basedOn w:val="Normal"/>
     <w:next w:val="Normal"/>
     <w:uiPriority w:val="9"/>
@@ -2003,7 +2376,7 @@
     <w:unhideWhenUsed/>
     <w:qFormat/>
     <w:pPr>
-      <w:keepNext/>
+      <w:keepNext w:val="true"/>
       <w:keepLines/>
       <w:spacing w:before="240" w:after="40"/>
       <w:outlineLvl w:val="3"/>
@@ -2015,7 +2388,7 @@
     </w:rPr>
   </w:style>
   <w:style w:type="paragraph" w:styleId="Heading5">
-    <w:name w:val="heading 5"/>
+    <w:name w:val="Heading 5"/>
     <w:basedOn w:val="Normal"/>
     <w:next w:val="Normal"/>
     <w:uiPriority w:val="9"/>
@@ -2023,7 +2396,7 @@
     <w:unhideWhenUsed/>
     <w:qFormat/>
     <w:pPr>
-      <w:keepNext/>
+      <w:keepNext w:val="true"/>
       <w:keepLines/>
       <w:spacing w:before="220" w:after="40"/>
       <w:outlineLvl w:val="4"/>
@@ -2033,7 +2406,7 @@
     </w:rPr>
   </w:style>
   <w:style w:type="paragraph" w:styleId="Heading6">
-    <w:name w:val="heading 6"/>
+    <w:name w:val="Heading 6"/>
     <w:basedOn w:val="Normal"/>
     <w:next w:val="Normal"/>
     <w:uiPriority w:val="9"/>
@@ -2041,7 +2414,7 @@
     <w:unhideWhenUsed/>
     <w:qFormat/>
     <w:pPr>
-      <w:keepNext/>
+      <w:keepNext w:val="true"/>
       <w:keepLines/>
       <w:spacing w:before="200" w:after="40"/>
       <w:outlineLvl w:val="5"/>
@@ -2052,32 +2425,71 @@
       <w:szCs w:val="20"/>
     </w:rPr>
   </w:style>
-  <w:style w:type="character" w:default="1" w:styleId="DefaultParagraphFont">
+  <w:style w:type="character" w:styleId="DefaultParagraphFont" w:default="1">
     <w:name w:val="Default Paragraph Font"/>
     <w:uiPriority w:val="1"/>
     <w:semiHidden/>
     <w:unhideWhenUsed/>
+    <w:qFormat/>
+    <w:rPr/>
   </w:style>
-  <w:style w:type="table" w:default="1" w:styleId="TableNormal">
-    <w:name w:val="Normal Table"/>
-    <w:uiPriority w:val="99"/>
-    <w:semiHidden/>
-    <w:unhideWhenUsed/>
-    <w:tblPr>
-      <w:tblInd w:w="0" w:type="dxa"/>
-      <w:tblCellMar>
-        <w:top w:w="0" w:type="dxa"/>
-        <w:left w:w="108" w:type="dxa"/>
-        <w:bottom w:w="0" w:type="dxa"/>
-        <w:right w:w="108" w:type="dxa"/>
-      </w:tblCellMar>
-    </w:tblPr>
+  <w:style w:type="paragraph" w:styleId="Heading">
+    <w:name w:val="Heading"/>
+    <w:basedOn w:val="Normal"/>
+    <w:next w:val="BodyText"/>
+    <w:qFormat/>
+    <w:pPr>
+      <w:keepNext w:val="true"/>
+      <w:spacing w:before="240" w:after="120"/>
+    </w:pPr>
+    <w:rPr>
+      <w:rFonts w:ascii="Liberation Sans" w:hAnsi="Liberation Sans" w:eastAsia="Microsoft YaHei" w:cs="Arial"/>
+      <w:sz w:val="28"/>
+      <w:szCs w:val="28"/>
+    </w:rPr>
   </w:style>
-  <w:style w:type="numbering" w:default="1" w:styleId="NoList">
-    <w:name w:val="No List"/>
-    <w:uiPriority w:val="99"/>
-    <w:semiHidden/>
-    <w:unhideWhenUsed/>
+  <w:style w:type="paragraph" w:styleId="BodyText">
+    <w:name w:val="Body Text"/>
+    <w:basedOn w:val="Normal"/>
+    <w:pPr>
+      <w:spacing w:lineRule="auto" w:line="276" w:before="0" w:after="140"/>
+    </w:pPr>
+    <w:rPr/>
+  </w:style>
+  <w:style w:type="paragraph" w:styleId="List">
+    <w:name w:val="List"/>
+    <w:basedOn w:val="BodyText"/>
+    <w:pPr/>
+    <w:rPr>
+      <w:rFonts w:cs="Arial"/>
+    </w:rPr>
+  </w:style>
+  <w:style w:type="paragraph" w:styleId="Caption">
+    <w:name w:val="Caption"/>
+    <w:basedOn w:val="Normal"/>
+    <w:qFormat/>
+    <w:pPr>
+      <w:suppressLineNumbers/>
+      <w:spacing w:before="120" w:after="120"/>
+    </w:pPr>
+    <w:rPr>
+      <w:rFonts w:cs="Arial"/>
+      <w:i/>
+      <w:iCs/>
+      <w:sz w:val="24"/>
+      <w:szCs w:val="24"/>
+    </w:rPr>
+  </w:style>
+  <w:style w:type="paragraph" w:styleId="Index">
+    <w:name w:val="Index"/>
+    <w:basedOn w:val="Normal"/>
+    <w:qFormat/>
+    <w:pPr>
+      <w:suppressLineNumbers/>
+    </w:pPr>
+    <w:rPr>
+      <w:rFonts w:cs="Arial"/>
+    </w:rPr>
   </w:style>
   <w:style w:type="paragraph" w:styleId="Title">
     <w:name w:val="Title"/>
@@ -2086,7 +2498,7 @@
     <w:uiPriority w:val="10"/>
     <w:qFormat/>
     <w:pPr>
-      <w:keepNext/>
+      <w:keepNext w:val="true"/>
       <w:keepLines/>
       <w:spacing w:before="480" w:after="120"/>
     </w:pPr>
@@ -2103,26 +2515,55 @@
     <w:uiPriority w:val="11"/>
     <w:qFormat/>
     <w:pPr>
-      <w:keepNext/>
+      <w:keepNext w:val="true"/>
       <w:keepLines/>
       <w:spacing w:before="360" w:after="80"/>
     </w:pPr>
     <w:rPr>
-      <w:rFonts w:ascii="Georgia" w:eastAsia="Georgia" w:hAnsi="Georgia" w:cs="Georgia"/>
+      <w:rFonts w:ascii="Georgia" w:hAnsi="Georgia" w:eastAsia="Georgia" w:cs="Georgia"/>
       <w:i/>
       <w:color w:val="666666"/>
       <w:sz w:val="48"/>
       <w:szCs w:val="48"/>
     </w:rPr>
   </w:style>
-  <w:style w:type="table" w:customStyle="1" w:styleId="a">
-    <w:basedOn w:val="TableNormal"/>
+  <w:style w:type="paragraph" w:styleId="HeaderandFooter">
+    <w:name w:val="Header and Footer"/>
+    <w:basedOn w:val="Normal"/>
+    <w:qFormat/>
+    <w:pPr/>
+    <w:rPr/>
+  </w:style>
+  <w:style w:type="paragraph" w:styleId="Header">
+    <w:name w:val="Header"/>
+    <w:basedOn w:val="HeaderandFooter"/>
+    <w:pPr/>
+    <w:rPr/>
+  </w:style>
+  <w:style w:type="paragraph" w:styleId="Footer">
+    <w:name w:val="Footer"/>
+    <w:basedOn w:val="HeaderandFooter"/>
+    <w:pPr/>
+    <w:rPr/>
+  </w:style>
+  <w:style w:type="numbering" w:styleId="NoList" w:default="1">
+    <w:name w:val="No List"/>
+    <w:uiPriority w:val="99"/>
+    <w:semiHidden/>
+    <w:unhideWhenUsed/>
+    <w:qFormat/>
+  </w:style>
+  <w:style w:type="table" w:default="1" w:styleId="TableNormal">
+    <w:name w:val="Normal Table"/>
+    <w:uiPriority w:val="99"/>
+    <w:semiHidden/>
+    <w:unhideWhenUsed/>
     <w:tblPr>
-      <w:tblStyleRowBandSize w:val="1"/>
-      <w:tblStyleColBandSize w:val="1"/>
       <w:tblCellMar>
-        <w:left w:w="115" w:type="dxa"/>
-        <w:right w:w="115" w:type="dxa"/>
+        <w:top w:w="0" w:type="dxa"/>
+        <w:left w:w="108" w:type="dxa"/>
+        <w:bottom w:w="0" w:type="dxa"/>
+        <w:right w:w="108" w:type="dxa"/>
       </w:tblCellMar>
     </w:tblPr>
   </w:style>
@@ -2130,41 +2571,41 @@
 </file>
 
 <file path=word/theme/theme1.xml><?xml version="1.0" encoding="utf-8"?>
-<a:theme xmlns:a="http://schemas.openxmlformats.org/drawingml/2006/main" name="Office Theme">
+<a:theme xmlns:a="http://schemas.openxmlformats.org/drawingml/2006/main" xmlns:r="http://schemas.openxmlformats.org/officeDocument/2006/relationships" name="Office Theme">
   <a:themeElements>
     <a:clrScheme name="Office">
       <a:dk1>
-        <a:sysClr val="windowText" lastClr="000000"/>
+        <a:srgbClr val="000000"/>
       </a:dk1>
       <a:lt1>
-        <a:sysClr val="window" lastClr="FFFFFF"/>
+        <a:srgbClr val="ffffff"/>
       </a:lt1>
       <a:dk2>
-        <a:srgbClr val="1F497D"/>
+        <a:srgbClr val="1f497d"/>
       </a:dk2>
       <a:lt2>
-        <a:srgbClr val="EEECE1"/>
+        <a:srgbClr val="eeece1"/>
       </a:lt2>
       <a:accent1>
-        <a:srgbClr val="4F81BD"/>
+        <a:srgbClr val="4f81bd"/>
       </a:accent1>
       <a:accent2>
-        <a:srgbClr val="C0504D"/>
+        <a:srgbClr val="c0504d"/>
       </a:accent2>
       <a:accent3>
-        <a:srgbClr val="9BBB59"/>
+        <a:srgbClr val="9bbb59"/>
       </a:accent3>
       <a:accent4>
-        <a:srgbClr val="8064A2"/>
+        <a:srgbClr val="8064a2"/>
       </a:accent4>
       <a:accent5>
-        <a:srgbClr val="4BACC6"/>
+        <a:srgbClr val="4bacc6"/>
       </a:accent5>
       <a:accent6>
-        <a:srgbClr val="F79646"/>
+        <a:srgbClr val="f79646"/>
       </a:accent6>
       <a:hlink>
-        <a:srgbClr val="0000FF"/>
+        <a:srgbClr val="0000ff"/>
       </a:hlink>
       <a:folHlink>
         <a:srgbClr val="800080"/>
@@ -2172,279 +2613,131 @@
     </a:clrScheme>
     <a:fontScheme name="Office">
       <a:majorFont>
-        <a:latin typeface="Calibri"/>
+        <a:latin typeface="Calibri" pitchFamily="0" charset="1"/>
         <a:ea typeface=""/>
         <a:cs typeface=""/>
-        <a:font script="Jpan" typeface="ＭＳ ゴシック"/>
-        <a:font script="Hang" typeface="맑은 고딕"/>
-        <a:font script="Hans" typeface="宋体"/>
-        <a:font script="Hant" typeface="新細明體"/>
-        <a:font script="Arab" typeface="Times New Roman"/>
-        <a:font script="Hebr" typeface="Times New Roman"/>
-        <a:font script="Thai" typeface="Angsana New"/>
-        <a:font script="Ethi" typeface="Nyala"/>
-        <a:font script="Beng" typeface="Vrinda"/>
-        <a:font script="Gujr" typeface="Shruti"/>
-        <a:font script="Khmr" typeface="MoolBoran"/>
-        <a:font script="Knda" typeface="Tunga"/>
-        <a:font script="Guru" typeface="Raavi"/>
-        <a:font script="Cans" typeface="Euphemia"/>
-        <a:font script="Cher" typeface="Plantagenet Cherokee"/>
-        <a:font script="Yiii" typeface="Microsoft Yi Baiti"/>
-        <a:font script="Tibt" typeface="Microsoft Himalaya"/>
-        <a:font script="Thaa" typeface="MV Boli"/>
-        <a:font script="Deva" typeface="Mangal"/>
-        <a:font script="Telu" typeface="Gautami"/>
-        <a:font script="Taml" typeface="Latha"/>
-        <a:font script="Syrc" typeface="Estrangelo Edessa"/>
-        <a:font script="Orya" typeface="Kalinga"/>
-        <a:font script="Mlym" typeface="Kartika"/>
-        <a:font script="Laoo" typeface="DokChampa"/>
-        <a:font script="Sinh" typeface="Iskoola Pota"/>
-        <a:font script="Mong" typeface="Mongolian Baiti"/>
-        <a:font script="Viet" typeface="Times New Roman"/>
-        <a:font script="Uigh" typeface="Microsoft Uighur"/>
-        <a:font script="Geor" typeface="Sylfaen"/>
       </a:majorFont>
       <a:minorFont>
-        <a:latin typeface="Cambria"/>
+        <a:latin typeface="Cambria" pitchFamily="0" charset="1"/>
         <a:ea typeface=""/>
         <a:cs typeface=""/>
-        <a:font script="Jpan" typeface="ＭＳ 明朝"/>
-        <a:font script="Hang" typeface="맑은 고딕"/>
-        <a:font script="Hans" typeface="宋体"/>
-        <a:font script="Hant" typeface="新細明體"/>
-        <a:font script="Arab" typeface="Arial"/>
-        <a:font script="Hebr" typeface="Arial"/>
-        <a:font script="Thai" typeface="Cordia New"/>
-        <a:font script="Ethi" typeface="Nyala"/>
-        <a:font script="Beng" typeface="Vrinda"/>
-        <a:font script="Gujr" typeface="Shruti"/>
-        <a:font script="Khmr" typeface="DaunPenh"/>
-        <a:font script="Knda" typeface="Tunga"/>
-        <a:font script="Guru" typeface="Raavi"/>
-        <a:font script="Cans" typeface="Euphemia"/>
-        <a:font script="Cher" typeface="Plantagenet Cherokee"/>
-        <a:font script="Yiii" typeface="Microsoft Yi Baiti"/>
-        <a:font script="Tibt" typeface="Microsoft Himalaya"/>
-        <a:font script="Thaa" typeface="MV Boli"/>
-        <a:font script="Deva" typeface="Mangal"/>
-        <a:font script="Telu" typeface="Gautami"/>
-        <a:font script="Taml" typeface="Latha"/>
-        <a:font script="Syrc" typeface="Estrangelo Edessa"/>
-        <a:font script="Orya" typeface="Kalinga"/>
-        <a:font script="Mlym" typeface="Kartika"/>
-        <a:font script="Laoo" typeface="DokChampa"/>
-        <a:font script="Sinh" typeface="Iskoola Pota"/>
-        <a:font script="Mong" typeface="Mongolian Baiti"/>
-        <a:font script="Viet" typeface="Arial"/>
-        <a:font script="Uigh" typeface="Microsoft Uighur"/>
-        <a:font script="Geor" typeface="Sylfaen"/>
       </a:minorFont>
     </a:fontScheme>
-    <a:fmtScheme name="Office">
+    <a:fmtScheme>
       <a:fillStyleLst>
         <a:solidFill>
           <a:schemeClr val="phClr"/>
         </a:solidFill>
-        <a:gradFill rotWithShape="1">
+        <a:gradFill>
           <a:gsLst>
             <a:gs pos="0">
               <a:schemeClr val="phClr">
                 <a:tint val="50000"/>
-                <a:satMod val="300000"/>
               </a:schemeClr>
             </a:gs>
             <a:gs pos="35000">
               <a:schemeClr val="phClr">
                 <a:tint val="37000"/>
-                <a:satMod val="300000"/>
               </a:schemeClr>
             </a:gs>
             <a:gs pos="100000">
               <a:schemeClr val="phClr">
                 <a:tint val="15000"/>
-                <a:satMod val="350000"/>
               </a:schemeClr>
             </a:gs>
           </a:gsLst>
           <a:lin ang="16200000" scaled="1"/>
+          <a:tileRect l="0" t="0" r="0" b="0"/>
         </a:gradFill>
-        <a:gradFill rotWithShape="1">
+        <a:gradFill>
           <a:gsLst>
             <a:gs pos="0">
               <a:schemeClr val="phClr">
                 <a:tint val="100000"/>
                 <a:shade val="100000"/>
-                <a:satMod val="130000"/>
               </a:schemeClr>
             </a:gs>
             <a:gs pos="100000">
               <a:schemeClr val="phClr">
                 <a:tint val="50000"/>
                 <a:shade val="100000"/>
-                <a:satMod val="350000"/>
               </a:schemeClr>
             </a:gs>
           </a:gsLst>
           <a:lin ang="16200000" scaled="0"/>
+          <a:tileRect l="0" t="0" r="0" b="0"/>
         </a:gradFill>
       </a:fillStyleLst>
       <a:lnStyleLst>
         <a:ln w="9525" cap="flat" cmpd="sng" algn="ctr">
-          <a:solidFill>
-            <a:schemeClr val="phClr">
-              <a:shade val="95000"/>
-              <a:satMod val="105000"/>
-            </a:schemeClr>
-          </a:solidFill>
           <a:prstDash val="solid"/>
         </a:ln>
         <a:ln w="25400" cap="flat" cmpd="sng" algn="ctr">
-          <a:solidFill>
-            <a:schemeClr val="phClr"/>
-          </a:solidFill>
           <a:prstDash val="solid"/>
         </a:ln>
         <a:ln w="38100" cap="flat" cmpd="sng" algn="ctr">
-          <a:solidFill>
-            <a:schemeClr val="phClr"/>
-          </a:solidFill>
           <a:prstDash val="solid"/>
         </a:ln>
       </a:lnStyleLst>
       <a:effectStyleLst>
         <a:effectStyle>
-          <a:effectLst>
-            <a:outerShdw blurRad="40000" dist="20000" dir="5400000" rotWithShape="0">
-              <a:srgbClr val="000000">
-                <a:alpha val="38000"/>
-              </a:srgbClr>
-            </a:outerShdw>
-          </a:effectLst>
+          <a:effectLst/>
         </a:effectStyle>
         <a:effectStyle>
-          <a:effectLst>
-            <a:outerShdw blurRad="40000" dist="23000" dir="5400000" rotWithShape="0">
-              <a:srgbClr val="000000">
-                <a:alpha val="35000"/>
-              </a:srgbClr>
-            </a:outerShdw>
-          </a:effectLst>
+          <a:effectLst/>
         </a:effectStyle>
         <a:effectStyle>
-          <a:effectLst>
-            <a:outerShdw blurRad="40000" dist="23000" dir="5400000" rotWithShape="0">
-              <a:srgbClr val="000000">
-                <a:alpha val="35000"/>
-              </a:srgbClr>
-            </a:outerShdw>
-          </a:effectLst>
-          <a:scene3d>
-            <a:camera prst="orthographicFront">
-              <a:rot lat="0" lon="0" rev="0"/>
-            </a:camera>
-            <a:lightRig rig="threePt" dir="t">
-              <a:rot lat="0" lon="0" rev="1200000"/>
-            </a:lightRig>
-          </a:scene3d>
-          <a:sp3d>
-            <a:bevelT w="63500" h="25400"/>
-          </a:sp3d>
+          <a:effectLst/>
         </a:effectStyle>
       </a:effectStyleLst>
       <a:bgFillStyleLst>
         <a:solidFill>
           <a:schemeClr val="phClr"/>
         </a:solidFill>
-        <a:gradFill rotWithShape="1">
+        <a:gradFill>
           <a:gsLst>
             <a:gs pos="0">
               <a:schemeClr val="phClr">
                 <a:tint val="40000"/>
-                <a:satMod val="350000"/>
               </a:schemeClr>
             </a:gs>
             <a:gs pos="40000">
               <a:schemeClr val="phClr">
                 <a:tint val="45000"/>
                 <a:shade val="99000"/>
-                <a:satMod val="350000"/>
               </a:schemeClr>
             </a:gs>
             <a:gs pos="100000">
               <a:schemeClr val="phClr">
                 <a:shade val="20000"/>
-                <a:satMod val="255000"/>
               </a:schemeClr>
             </a:gs>
           </a:gsLst>
           <a:path path="circle">
             <a:fillToRect l="50000" t="-80000" r="50000" b="180000"/>
           </a:path>
+          <a:tileRect l="0" t="0" r="0" b="0"/>
         </a:gradFill>
-        <a:gradFill rotWithShape="1">
+        <a:gradFill>
           <a:gsLst>
             <a:gs pos="0">
               <a:schemeClr val="phClr">
                 <a:tint val="80000"/>
-                <a:satMod val="300000"/>
               </a:schemeClr>
             </a:gs>
             <a:gs pos="100000">
               <a:schemeClr val="phClr">
                 <a:shade val="30000"/>
-                <a:satMod val="200000"/>
               </a:schemeClr>
             </a:gs>
           </a:gsLst>
           <a:path path="circle">
             <a:fillToRect l="50000" t="50000" r="50000" b="50000"/>
           </a:path>
+          <a:tileRect l="0" t="0" r="0" b="0"/>
         </a:gradFill>
       </a:bgFillStyleLst>
     </a:fmtScheme>
   </a:themeElements>
-  <a:objectDefaults>
-    <a:spDef>
-      <a:spPr/>
-      <a:bodyPr/>
-      <a:lstStyle/>
-      <a:style>
-        <a:lnRef idx="1">
-          <a:schemeClr val="accent1"/>
-        </a:lnRef>
-        <a:fillRef idx="3">
-          <a:schemeClr val="accent1"/>
-        </a:fillRef>
-        <a:effectRef idx="2">
-          <a:schemeClr val="accent1"/>
-        </a:effectRef>
-        <a:fontRef idx="minor">
-          <a:schemeClr val="lt1"/>
-        </a:fontRef>
-      </a:style>
-    </a:spDef>
-    <a:lnDef>
-      <a:spPr/>
-      <a:bodyPr/>
-      <a:lstStyle/>
-      <a:style>
-        <a:lnRef idx="2">
-          <a:schemeClr val="accent1"/>
-        </a:lnRef>
-        <a:fillRef idx="0">
-          <a:schemeClr val="accent1"/>
-        </a:fillRef>
-        <a:effectRef idx="1">
-          <a:schemeClr val="accent1"/>
-        </a:effectRef>
-        <a:fontRef idx="minor">
-          <a:schemeClr val="tx1"/>
-        </a:fontRef>
-      </a:style>
-    </a:lnDef>
-  </a:objectDefaults>
-  <a:extraClrSchemeLst/>
 </a:theme>
 </file>
--- a/frontend/public/LDCU-Forms-CIT-034-Laboratory and E-Forum Usage Request.docx
+++ b/frontend/public/LDCU-Forms-CIT-034-Laboratory and E-Forum Usage Request.docx
@@ -1,21 +1,20 @@
 
 <file path=word/document.xml><?xml version="1.0" encoding="utf-8"?>
-<w:document xmlns:o="urn:schemas-microsoft-com:office:office" xmlns:r="http://schemas.openxmlformats.org/officeDocument/2006/relationships" xmlns:v="urn:schemas-microsoft-com:vml" xmlns:w="http://schemas.openxmlformats.org/wordprocessingml/2006/main" xmlns:w10="urn:schemas-microsoft-com:office:word" xmlns:wp="http://schemas.openxmlformats.org/drawingml/2006/wordprocessingDrawing" xmlns:wps="http://schemas.microsoft.com/office/word/2010/wordprocessingShape" xmlns:wpg="http://schemas.microsoft.com/office/word/2010/wordprocessingGroup" xmlns:mc="http://schemas.openxmlformats.org/markup-compatibility/2006" xmlns:wp14="http://schemas.microsoft.com/office/word/2010/wordprocessingDrawing" xmlns:w14="http://schemas.microsoft.com/office/word/2010/wordml" xmlns:w15="http://schemas.microsoft.com/office/word/2012/wordml" mc:Ignorable="w14 wp14 w15">
+<w:document xmlns:wpc="http://schemas.microsoft.com/office/word/2010/wordprocessingCanvas" xmlns:cx="http://schemas.microsoft.com/office/drawing/2014/chartex" xmlns:mc="http://schemas.openxmlformats.org/markup-compatibility/2006" xmlns:o="urn:schemas-microsoft-com:office:office" xmlns:r="http://schemas.openxmlformats.org/officeDocument/2006/relationships" xmlns:m="http://schemas.openxmlformats.org/officeDocument/2006/math" xmlns:v="urn:schemas-microsoft-com:vml" xmlns:wp14="http://schemas.microsoft.com/office/word/2010/wordprocessingDrawing" xmlns:wp="http://schemas.openxmlformats.org/drawingml/2006/wordprocessingDrawing" xmlns:w10="urn:schemas-microsoft-com:office:word" xmlns:w="http://schemas.openxmlformats.org/wordprocessingml/2006/main" xmlns:w14="http://schemas.microsoft.com/office/word/2010/wordml" xmlns:w15="http://schemas.microsoft.com/office/word/2012/wordml" xmlns:w16se="http://schemas.microsoft.com/office/word/2015/wordml/symex" xmlns:wpg="http://schemas.microsoft.com/office/word/2010/wordprocessingGroup" xmlns:wpi="http://schemas.microsoft.com/office/word/2010/wordprocessingInk" xmlns:wne="http://schemas.microsoft.com/office/word/2006/wordml" xmlns:wps="http://schemas.microsoft.com/office/word/2010/wordprocessingShape" mc:Ignorable="w14 w15 w16se wp14">
   <w:body>
     <w:p>
       <w:pPr>
-        <w:pStyle w:val="Normal"/>
-        <w:spacing w:lineRule="auto" w:line="240" w:before="0" w:after="0"/>
+        <w:spacing w:after="0" w:line="240" w:lineRule="auto"/>
         <w:jc w:val="center"/>
         <w:rPr>
-          <w:rFonts w:ascii="Cambria" w:hAnsi="Cambria" w:eastAsia="Cambria" w:cs="Cambria"/>
+          <w:rFonts w:ascii="Cambria" w:eastAsia="Cambria" w:hAnsi="Cambria" w:cs="Cambria"/>
           <w:sz w:val="20"/>
           <w:szCs w:val="20"/>
         </w:rPr>
       </w:pPr>
       <w:r>
         <w:rPr>
-          <w:rFonts w:eastAsia="Cambria" w:cs="Cambria" w:ascii="Cambria" w:hAnsi="Cambria"/>
+          <w:rFonts w:ascii="Cambria" w:eastAsia="Cambria" w:hAnsi="Cambria" w:cs="Cambria"/>
           <w:sz w:val="20"/>
           <w:szCs w:val="20"/>
         </w:rPr>
@@ -24,11 +23,10 @@
     </w:p>
     <w:p>
       <w:pPr>
-        <w:pStyle w:val="Normal"/>
-        <w:spacing w:lineRule="auto" w:line="240" w:before="0" w:after="0"/>
+        <w:spacing w:after="0" w:line="240" w:lineRule="auto"/>
         <w:jc w:val="center"/>
         <w:rPr>
-          <w:rFonts w:ascii="Cambria" w:hAnsi="Cambria" w:eastAsia="Cambria" w:cs="Cambria"/>
+          <w:rFonts w:ascii="Cambria" w:eastAsia="Cambria" w:hAnsi="Cambria" w:cs="Cambria"/>
           <w:b/>
           <w:sz w:val="18"/>
           <w:szCs w:val="18"/>
@@ -36,7 +34,7 @@
       </w:pPr>
       <w:r>
         <w:rPr>
-          <w:rFonts w:eastAsia="Cambria" w:cs="Cambria" w:ascii="Cambria" w:hAnsi="Cambria"/>
+          <w:rFonts w:ascii="Cambria" w:eastAsia="Cambria" w:hAnsi="Cambria" w:cs="Cambria"/>
           <w:b/>
           <w:sz w:val="18"/>
           <w:szCs w:val="18"/>
@@ -46,450 +44,799 @@
     </w:p>
     <w:p>
       <w:pPr>
-        <w:pStyle w:val="Normal"/>
-        <w:spacing w:lineRule="auto" w:line="240" w:before="0" w:after="0"/>
+        <w:spacing w:after="0" w:line="240" w:lineRule="auto"/>
         <w:jc w:val="center"/>
         <w:rPr>
-          <w:rFonts w:ascii="Cambria" w:hAnsi="Cambria" w:eastAsia="Cambria" w:cs="Cambria"/>
+          <w:rFonts w:ascii="Cambria" w:eastAsia="Cambria" w:hAnsi="Cambria" w:cs="Cambria"/>
           <w:b/>
+          <w:sz w:val="18"/>
+          <w:szCs w:val="18"/>
+        </w:rPr>
+      </w:pPr>
+    </w:p>
+    <w:tbl>
+      <w:tblPr>
+        <w:tblpPr w:leftFromText="180" w:rightFromText="180" w:vertAnchor="text" w:tblpX="-11" w:tblpY="13"/>
+        <w:tblW w:w="0" w:type="auto"/>
+        <w:tblLayout w:type="fixed"/>
+        <w:tblLook w:val="0000" w:firstRow="0" w:lastRow="0" w:firstColumn="0" w:lastColumn="0" w:noHBand="0" w:noVBand="0"/>
+      </w:tblPr>
+      <w:tblGrid>
+        <w:gridCol w:w="1749"/>
+        <w:gridCol w:w="940"/>
+        <w:gridCol w:w="915"/>
+        <w:gridCol w:w="1937"/>
+      </w:tblGrid>
+      <w:tr>
+        <w:tblPrEx>
+          <w:tblCellMar>
+            <w:top w:w="0" w:type="dxa"/>
+            <w:bottom w:w="0" w:type="dxa"/>
+          </w:tblCellMar>
+        </w:tblPrEx>
+        <w:trPr>
+          <w:trHeight w:val="230"/>
+        </w:trPr>
+        <w:tc>
+          <w:tcPr>
+            <w:tcW w:w="2689" w:type="dxa"/>
+            <w:gridSpan w:val="2"/>
+          </w:tcPr>
+          <w:p>
+            <w:pPr>
+              <w:spacing w:after="0" w:line="360" w:lineRule="auto"/>
+              <w:rPr>
+                <w:rFonts w:ascii="Cambria" w:eastAsia="Cambria" w:hAnsi="Cambria" w:cs="Cambria"/>
+                <w:sz w:val="18"/>
+                <w:szCs w:val="18"/>
+              </w:rPr>
+            </w:pPr>
+            <w:r>
+              <w:rPr>
+                <w:rFonts w:ascii="Cambria" w:eastAsia="Cambria" w:hAnsi="Cambria" w:cs="Cambria"/>
+                <w:sz w:val="18"/>
+                <w:szCs w:val="18"/>
+              </w:rPr>
+              <w:t xml:space="preserve">Date: </w:t>
+            </w:r>
+            <w:r>
+              <w:rPr>
+                <w:rFonts w:ascii="Cambria" w:eastAsia="Cambria" w:hAnsi="Cambria" w:cs="Cambria"/>
+                <w:sz w:val="18"/>
+                <w:szCs w:val="18"/>
+                <w:u w:val="single"/>
+              </w:rPr>
+              <w:t>{date}</w:t>
+            </w:r>
+          </w:p>
+        </w:tc>
+        <w:tc>
+          <w:tcPr>
+            <w:tcW w:w="2852" w:type="dxa"/>
+            <w:gridSpan w:val="2"/>
+            <w:shd w:val="clear" w:color="auto" w:fill="auto"/>
+          </w:tcPr>
+          <w:p>
+            <w:pPr>
+              <w:spacing w:after="0" w:line="360" w:lineRule="auto"/>
+              <w:rPr>
+                <w:rFonts w:ascii="Cambria" w:eastAsia="Cambria" w:hAnsi="Cambria" w:cs="Cambria"/>
+                <w:sz w:val="18"/>
+                <w:szCs w:val="18"/>
+              </w:rPr>
+            </w:pPr>
+            <w:r>
+              <w:rPr>
+                <w:rFonts w:ascii="Cambria" w:eastAsia="Cambria" w:hAnsi="Cambria" w:cs="Cambria"/>
+                <w:sz w:val="18"/>
+                <w:szCs w:val="18"/>
+              </w:rPr>
+              <w:t xml:space="preserve">Usage Type: </w:t>
+            </w:r>
+            <w:r>
+              <w:rPr>
+                <w:rFonts w:ascii="Cambria" w:eastAsia="Cambria" w:hAnsi="Cambria" w:cs="Cambria"/>
+                <w:sz w:val="18"/>
+                <w:szCs w:val="18"/>
+                <w:u w:val="single"/>
+              </w:rPr>
+              <w:t>{</w:t>
+            </w:r>
+            <w:proofErr w:type="spellStart"/>
+            <w:r>
+              <w:rPr>
+                <w:rFonts w:ascii="Cambria" w:eastAsia="Cambria" w:hAnsi="Cambria" w:cs="Cambria"/>
+                <w:sz w:val="18"/>
+                <w:szCs w:val="18"/>
+                <w:u w:val="single"/>
+              </w:rPr>
+              <w:t>usage_type</w:t>
+            </w:r>
+            <w:proofErr w:type="spellEnd"/>
+            <w:r>
+              <w:rPr>
+                <w:rFonts w:ascii="Cambria" w:eastAsia="Cambria" w:hAnsi="Cambria" w:cs="Cambria"/>
+                <w:sz w:val="18"/>
+                <w:szCs w:val="18"/>
+                <w:u w:val="single"/>
+              </w:rPr>
+              <w:t>}</w:t>
+            </w:r>
+          </w:p>
+        </w:tc>
+      </w:tr>
+      <w:tr>
+        <w:tblPrEx>
+          <w:tblCellMar>
+            <w:top w:w="0" w:type="dxa"/>
+            <w:bottom w:w="0" w:type="dxa"/>
+          </w:tblCellMar>
+        </w:tblPrEx>
+        <w:trPr>
+          <w:trHeight w:val="239"/>
+        </w:trPr>
+        <w:tc>
+          <w:tcPr>
+            <w:tcW w:w="5541" w:type="dxa"/>
+            <w:gridSpan w:val="4"/>
+          </w:tcPr>
+          <w:p>
+            <w:pPr>
+              <w:spacing w:after="0" w:line="360" w:lineRule="auto"/>
+              <w:ind w:left="-5"/>
+              <w:rPr>
+                <w:rFonts w:ascii="Cambria" w:eastAsia="Cambria" w:hAnsi="Cambria" w:cs="Cambria"/>
+                <w:sz w:val="18"/>
+                <w:szCs w:val="18"/>
+              </w:rPr>
+            </w:pPr>
+            <w:r>
+              <w:rPr>
+                <w:rFonts w:ascii="Cambria" w:eastAsia="Cambria" w:hAnsi="Cambria" w:cs="Cambria"/>
+                <w:sz w:val="18"/>
+                <w:szCs w:val="18"/>
+              </w:rPr>
+              <w:t xml:space="preserve">Student Name: </w:t>
+            </w:r>
+            <w:r>
+              <w:rPr>
+                <w:rFonts w:ascii="Cambria" w:eastAsia="Cambria" w:hAnsi="Cambria" w:cs="Cambria"/>
+                <w:sz w:val="18"/>
+                <w:szCs w:val="18"/>
+                <w:u w:val="single"/>
+              </w:rPr>
+              <w:t>{</w:t>
+            </w:r>
+            <w:proofErr w:type="spellStart"/>
+            <w:r>
+              <w:rPr>
+                <w:rFonts w:ascii="Cambria" w:eastAsia="Cambria" w:hAnsi="Cambria" w:cs="Cambria"/>
+                <w:sz w:val="18"/>
+                <w:szCs w:val="18"/>
+                <w:u w:val="single"/>
+              </w:rPr>
+              <w:t>faculty_student_name</w:t>
+            </w:r>
+            <w:proofErr w:type="spellEnd"/>
+            <w:r>
+              <w:rPr>
+                <w:rFonts w:ascii="Cambria" w:eastAsia="Cambria" w:hAnsi="Cambria" w:cs="Cambria"/>
+                <w:sz w:val="18"/>
+                <w:szCs w:val="18"/>
+                <w:u w:val="single"/>
+              </w:rPr>
+              <w:t>}</w:t>
+            </w:r>
+            <w:r>
+              <w:rPr>
+                <w:rFonts w:ascii="Cambria" w:eastAsia="Cambria" w:hAnsi="Cambria" w:cs="Cambria"/>
+                <w:sz w:val="18"/>
+                <w:szCs w:val="18"/>
+              </w:rPr>
+              <w:t xml:space="preserve">   </w:t>
+            </w:r>
+          </w:p>
+        </w:tc>
+      </w:tr>
+      <w:tr>
+        <w:tblPrEx>
+          <w:tblCellMar>
+            <w:top w:w="0" w:type="dxa"/>
+            <w:bottom w:w="0" w:type="dxa"/>
+          </w:tblCellMar>
+        </w:tblPrEx>
+        <w:trPr>
+          <w:trHeight w:val="265"/>
+        </w:trPr>
+        <w:tc>
+          <w:tcPr>
+            <w:tcW w:w="5541" w:type="dxa"/>
+            <w:gridSpan w:val="4"/>
+          </w:tcPr>
+          <w:p>
+            <w:pPr>
+              <w:spacing w:after="0" w:line="360" w:lineRule="auto"/>
+              <w:ind w:left="-5"/>
+              <w:rPr>
+                <w:rFonts w:ascii="Cambria" w:eastAsia="Cambria" w:hAnsi="Cambria" w:cs="Cambria"/>
+                <w:sz w:val="18"/>
+                <w:szCs w:val="18"/>
+              </w:rPr>
+            </w:pPr>
+            <w:r>
+              <w:rPr>
+                <w:rFonts w:ascii="Cambria" w:eastAsia="Cambria" w:hAnsi="Cambria" w:cs="Cambria"/>
+                <w:sz w:val="18"/>
+                <w:szCs w:val="18"/>
+              </w:rPr>
+              <w:t xml:space="preserve">Year Level: </w:t>
+            </w:r>
+            <w:r>
+              <w:rPr>
+                <w:rFonts w:ascii="Cambria" w:eastAsia="Cambria" w:hAnsi="Cambria" w:cs="Cambria"/>
+                <w:sz w:val="18"/>
+                <w:szCs w:val="18"/>
+                <w:u w:val="single"/>
+              </w:rPr>
+              <w:t>{</w:t>
+            </w:r>
+            <w:proofErr w:type="spellStart"/>
+            <w:r>
+              <w:rPr>
+                <w:rFonts w:ascii="Cambria" w:eastAsia="Cambria" w:hAnsi="Cambria" w:cs="Cambria"/>
+                <w:sz w:val="18"/>
+                <w:szCs w:val="18"/>
+                <w:u w:val="single"/>
+              </w:rPr>
+              <w:t>year_level</w:t>
+            </w:r>
+            <w:proofErr w:type="spellEnd"/>
+            <w:r>
+              <w:rPr>
+                <w:rFonts w:ascii="Cambria" w:eastAsia="Cambria" w:hAnsi="Cambria" w:cs="Cambria"/>
+                <w:sz w:val="18"/>
+                <w:szCs w:val="18"/>
+                <w:u w:val="single"/>
+              </w:rPr>
+              <w:t>}</w:t>
+            </w:r>
+          </w:p>
+        </w:tc>
+      </w:tr>
+      <w:tr>
+        <w:tblPrEx>
+          <w:tblCellMar>
+            <w:top w:w="0" w:type="dxa"/>
+            <w:bottom w:w="0" w:type="dxa"/>
+          </w:tblCellMar>
+        </w:tblPrEx>
+        <w:trPr>
+          <w:trHeight w:val="230"/>
+        </w:trPr>
+        <w:tc>
+          <w:tcPr>
+            <w:tcW w:w="5541" w:type="dxa"/>
+            <w:gridSpan w:val="4"/>
+          </w:tcPr>
+          <w:p>
+            <w:pPr>
+              <w:spacing w:after="0" w:line="360" w:lineRule="auto"/>
+              <w:ind w:left="-5"/>
+              <w:rPr>
+                <w:rFonts w:ascii="Cambria" w:eastAsia="Cambria" w:hAnsi="Cambria" w:cs="Cambria"/>
+                <w:sz w:val="18"/>
+                <w:szCs w:val="18"/>
+              </w:rPr>
+            </w:pPr>
+            <w:r>
+              <w:rPr>
+                <w:rFonts w:ascii="Cambria" w:eastAsia="Cambria" w:hAnsi="Cambria" w:cs="Cambria"/>
+                <w:sz w:val="18"/>
+                <w:szCs w:val="18"/>
+              </w:rPr>
+              <w:t xml:space="preserve">Laboratory: </w:t>
+            </w:r>
+            <w:r>
+              <w:rPr>
+                <w:rFonts w:ascii="Cambria" w:eastAsia="Cambria" w:hAnsi="Cambria" w:cs="Cambria"/>
+                <w:sz w:val="18"/>
+                <w:szCs w:val="18"/>
+                <w:u w:val="single"/>
+              </w:rPr>
+              <w:t>{laboratory}</w:t>
+            </w:r>
+            <w:r>
+              <w:rPr>
+                <w:rFonts w:ascii="Cambria" w:eastAsia="Cambria" w:hAnsi="Cambria" w:cs="Cambria"/>
+                <w:sz w:val="18"/>
+                <w:szCs w:val="18"/>
+              </w:rPr>
+              <w:tab/>
+            </w:r>
+            <w:bookmarkStart w:id="0" w:name="_GoBack"/>
+            <w:bookmarkEnd w:id="0"/>
+          </w:p>
+        </w:tc>
+      </w:tr>
+      <w:tr>
+        <w:tblPrEx>
+          <w:tblCellMar>
+            <w:top w:w="0" w:type="dxa"/>
+            <w:bottom w:w="0" w:type="dxa"/>
+          </w:tblCellMar>
+        </w:tblPrEx>
+        <w:trPr>
+          <w:trHeight w:val="225"/>
+        </w:trPr>
+        <w:tc>
+          <w:tcPr>
+            <w:tcW w:w="1749" w:type="dxa"/>
+          </w:tcPr>
+          <w:p>
+            <w:pPr>
+              <w:spacing w:after="0" w:line="360" w:lineRule="auto"/>
+              <w:rPr>
+                <w:rFonts w:ascii="Cambria" w:eastAsia="Cambria" w:hAnsi="Cambria" w:cs="Cambria"/>
+                <w:sz w:val="18"/>
+                <w:szCs w:val="18"/>
+              </w:rPr>
+            </w:pPr>
+            <w:r>
+              <w:rPr>
+                <w:rFonts w:ascii="Cambria" w:eastAsia="Cambria" w:hAnsi="Cambria" w:cs="Cambria"/>
+                <w:sz w:val="18"/>
+                <w:szCs w:val="18"/>
+              </w:rPr>
+              <w:t>WS No.: ________</w:t>
+            </w:r>
+          </w:p>
+        </w:tc>
+        <w:tc>
+          <w:tcPr>
+            <w:tcW w:w="1855" w:type="dxa"/>
+            <w:gridSpan w:val="2"/>
+            <w:shd w:val="clear" w:color="auto" w:fill="auto"/>
+          </w:tcPr>
+          <w:p>
+            <w:pPr>
+              <w:spacing w:after="0" w:line="360" w:lineRule="auto"/>
+              <w:rPr>
+                <w:rFonts w:ascii="Cambria" w:eastAsia="Cambria" w:hAnsi="Cambria" w:cs="Cambria"/>
+                <w:sz w:val="18"/>
+                <w:szCs w:val="18"/>
+              </w:rPr>
+            </w:pPr>
+            <w:r>
+              <w:rPr>
+                <w:rFonts w:ascii="Cambria" w:eastAsia="Cambria" w:hAnsi="Cambria" w:cs="Cambria"/>
+                <w:sz w:val="18"/>
+                <w:szCs w:val="18"/>
+              </w:rPr>
+              <w:t xml:space="preserve">Time In: </w:t>
+            </w:r>
+            <w:r>
+              <w:rPr>
+                <w:rFonts w:ascii="Cambria" w:eastAsia="Cambria" w:hAnsi="Cambria" w:cs="Cambria"/>
+                <w:sz w:val="18"/>
+                <w:szCs w:val="18"/>
+                <w:u w:val="single"/>
+              </w:rPr>
+              <w:t>{</w:t>
+            </w:r>
+            <w:proofErr w:type="spellStart"/>
+            <w:r>
+              <w:rPr>
+                <w:rFonts w:ascii="Cambria" w:eastAsia="Cambria" w:hAnsi="Cambria" w:cs="Cambria"/>
+                <w:sz w:val="18"/>
+                <w:szCs w:val="18"/>
+                <w:u w:val="single"/>
+              </w:rPr>
+              <w:t>time_in</w:t>
+            </w:r>
+            <w:proofErr w:type="spellEnd"/>
+            <w:r>
+              <w:rPr>
+                <w:rFonts w:ascii="Cambria" w:eastAsia="Cambria" w:hAnsi="Cambria" w:cs="Cambria"/>
+                <w:sz w:val="18"/>
+                <w:szCs w:val="18"/>
+                <w:u w:val="single"/>
+              </w:rPr>
+              <w:t>}</w:t>
+            </w:r>
+          </w:p>
+        </w:tc>
+        <w:tc>
+          <w:tcPr>
+            <w:tcW w:w="1937" w:type="dxa"/>
+            <w:shd w:val="clear" w:color="auto" w:fill="auto"/>
+          </w:tcPr>
+          <w:p>
+            <w:pPr>
+              <w:spacing w:after="0" w:line="360" w:lineRule="auto"/>
+              <w:rPr>
+                <w:rFonts w:ascii="Cambria" w:eastAsia="Cambria" w:hAnsi="Cambria" w:cs="Cambria"/>
+                <w:sz w:val="18"/>
+                <w:szCs w:val="18"/>
+              </w:rPr>
+            </w:pPr>
+            <w:r>
+              <w:rPr>
+                <w:rFonts w:ascii="Cambria" w:eastAsia="Cambria" w:hAnsi="Cambria" w:cs="Cambria"/>
+                <w:sz w:val="18"/>
+                <w:szCs w:val="18"/>
+              </w:rPr>
+              <w:t xml:space="preserve">Time Out: </w:t>
+            </w:r>
+            <w:r>
+              <w:rPr>
+                <w:rFonts w:ascii="Cambria" w:eastAsia="Cambria" w:hAnsi="Cambria" w:cs="Cambria"/>
+                <w:sz w:val="18"/>
+                <w:szCs w:val="18"/>
+                <w:u w:val="single"/>
+              </w:rPr>
+              <w:t>{</w:t>
+            </w:r>
+            <w:proofErr w:type="spellStart"/>
+            <w:r>
+              <w:rPr>
+                <w:rFonts w:ascii="Cambria" w:eastAsia="Cambria" w:hAnsi="Cambria" w:cs="Cambria"/>
+                <w:sz w:val="18"/>
+                <w:szCs w:val="18"/>
+                <w:u w:val="single"/>
+              </w:rPr>
+              <w:t>time_out</w:t>
+            </w:r>
+            <w:proofErr w:type="spellEnd"/>
+            <w:r>
+              <w:rPr>
+                <w:rFonts w:ascii="Cambria" w:eastAsia="Cambria" w:hAnsi="Cambria" w:cs="Cambria"/>
+                <w:sz w:val="18"/>
+                <w:szCs w:val="18"/>
+                <w:u w:val="single"/>
+              </w:rPr>
+              <w:t>}</w:t>
+            </w:r>
+          </w:p>
+        </w:tc>
+      </w:tr>
+      <w:tr>
+        <w:tblPrEx>
+          <w:tblCellMar>
+            <w:top w:w="0" w:type="dxa"/>
+            <w:bottom w:w="0" w:type="dxa"/>
+          </w:tblCellMar>
+        </w:tblPrEx>
+        <w:trPr>
+          <w:trHeight w:val="174"/>
+        </w:trPr>
+        <w:tc>
+          <w:tcPr>
+            <w:tcW w:w="5541" w:type="dxa"/>
+            <w:gridSpan w:val="4"/>
+          </w:tcPr>
+          <w:p>
+            <w:pPr>
+              <w:spacing w:after="0" w:line="360" w:lineRule="auto"/>
+              <w:rPr>
+                <w:rFonts w:ascii="Cambria" w:eastAsia="Cambria" w:hAnsi="Cambria" w:cs="Cambria"/>
+                <w:sz w:val="18"/>
+                <w:szCs w:val="18"/>
+              </w:rPr>
+            </w:pPr>
+            <w:r>
+              <w:rPr>
+                <w:rFonts w:ascii="Cambria" w:eastAsia="Cambria" w:hAnsi="Cambria" w:cs="Cambria"/>
+                <w:sz w:val="18"/>
+                <w:szCs w:val="18"/>
+              </w:rPr>
+              <w:t xml:space="preserve">Purpose: </w:t>
+            </w:r>
+            <w:r>
+              <w:rPr>
+                <w:rFonts w:ascii="Cambria" w:eastAsia="Cambria" w:hAnsi="Cambria" w:cs="Cambria"/>
+                <w:sz w:val="18"/>
+                <w:szCs w:val="18"/>
+                <w:u w:val="single"/>
+              </w:rPr>
+              <w:t>{purpose}</w:t>
+            </w:r>
+          </w:p>
+          <w:p>
+            <w:pPr>
+              <w:spacing w:after="0" w:line="240" w:lineRule="auto"/>
+              <w:jc w:val="right"/>
+              <w:rPr>
+                <w:rFonts w:ascii="Cambria" w:eastAsia="Cambria" w:hAnsi="Cambria" w:cs="Cambria"/>
+                <w:sz w:val="2"/>
+                <w:szCs w:val="18"/>
+              </w:rPr>
+            </w:pPr>
+          </w:p>
+        </w:tc>
+      </w:tr>
+    </w:tbl>
+    <w:p>
+      <w:pPr>
+        <w:tabs>
+          <w:tab w:val="left" w:pos="4582"/>
+        </w:tabs>
+        <w:spacing w:after="0" w:line="240" w:lineRule="auto"/>
+        <w:rPr>
+          <w:rFonts w:ascii="Cambria" w:eastAsia="Cambria" w:hAnsi="Cambria" w:cs="Cambria"/>
+          <w:sz w:val="2"/>
+          <w:szCs w:val="18"/>
+        </w:rPr>
+      </w:pPr>
+      <w:r>
+        <w:rPr>
+          <w:rFonts w:ascii="Cambria" w:eastAsia="Cambria" w:hAnsi="Cambria" w:cs="Cambria"/>
+          <w:sz w:val="2"/>
+          <w:szCs w:val="18"/>
+        </w:rPr>
+        <w:tab/>
+      </w:r>
+    </w:p>
+    <w:tbl>
+      <w:tblPr>
+        <w:tblpPr w:leftFromText="180" w:rightFromText="180" w:vertAnchor="text" w:tblpX="26" w:tblpY="231"/>
+        <w:tblW w:w="0" w:type="auto"/>
+        <w:tblLook w:val="0000" w:firstRow="0" w:lastRow="0" w:firstColumn="0" w:lastColumn="0" w:noHBand="0" w:noVBand="0"/>
+      </w:tblPr>
+      <w:tblGrid>
+        <w:gridCol w:w="2740"/>
+        <w:gridCol w:w="2765"/>
+      </w:tblGrid>
+      <w:tr>
+        <w:tblPrEx>
+          <w:tblCellMar>
+            <w:top w:w="0" w:type="dxa"/>
+            <w:bottom w:w="0" w:type="dxa"/>
+          </w:tblCellMar>
+        </w:tblPrEx>
+        <w:trPr>
+          <w:trHeight w:val="283"/>
+        </w:trPr>
+        <w:tc>
+          <w:tcPr>
+            <w:tcW w:w="2740" w:type="dxa"/>
+          </w:tcPr>
+          <w:p>
+            <w:pPr>
+              <w:spacing w:after="0" w:line="360" w:lineRule="auto"/>
+              <w:rPr>
+                <w:rFonts w:ascii="Cambria" w:eastAsia="Cambria" w:hAnsi="Cambria" w:cs="Cambria"/>
+                <w:sz w:val="18"/>
+                <w:szCs w:val="18"/>
+              </w:rPr>
+            </w:pPr>
+            <w:r>
+              <w:rPr>
+                <w:rFonts w:ascii="Cambria" w:eastAsia="Cambria" w:hAnsi="Cambria" w:cs="Cambria"/>
+                <w:sz w:val="18"/>
+                <w:szCs w:val="18"/>
+              </w:rPr>
+              <w:t>Requested by:</w:t>
+            </w:r>
+          </w:p>
+        </w:tc>
+        <w:tc>
+          <w:tcPr>
+            <w:tcW w:w="2765" w:type="dxa"/>
+            <w:shd w:val="clear" w:color="auto" w:fill="auto"/>
+          </w:tcPr>
+          <w:p>
+            <w:pPr>
+              <w:spacing w:after="0" w:line="240" w:lineRule="auto"/>
+              <w:rPr>
+                <w:rFonts w:ascii="Cambria" w:eastAsia="Cambria" w:hAnsi="Cambria" w:cs="Cambria"/>
+                <w:sz w:val="18"/>
+                <w:szCs w:val="18"/>
+              </w:rPr>
+            </w:pPr>
+            <w:r>
+              <w:rPr>
+                <w:rFonts w:ascii="Cambria" w:eastAsia="Cambria" w:hAnsi="Cambria" w:cs="Cambria"/>
+                <w:sz w:val="18"/>
+                <w:szCs w:val="18"/>
+              </w:rPr>
+              <w:t>Approved by:</w:t>
+            </w:r>
+          </w:p>
+        </w:tc>
+      </w:tr>
+      <w:tr>
+        <w:tblPrEx>
+          <w:tblCellMar>
+            <w:top w:w="0" w:type="dxa"/>
+            <w:bottom w:w="0" w:type="dxa"/>
+          </w:tblCellMar>
+        </w:tblPrEx>
+        <w:trPr>
+          <w:trHeight w:val="115"/>
+        </w:trPr>
+        <w:tc>
+          <w:tcPr>
+            <w:tcW w:w="2740" w:type="dxa"/>
+          </w:tcPr>
+          <w:p>
+            <w:pPr>
+              <w:spacing w:after="0" w:line="240" w:lineRule="auto"/>
+              <w:jc w:val="center"/>
+              <w:rPr>
+                <w:rFonts w:ascii="Cambria" w:eastAsia="Cambria" w:hAnsi="Cambria" w:cs="Cambria"/>
+                <w:sz w:val="18"/>
+                <w:szCs w:val="18"/>
+              </w:rPr>
+            </w:pPr>
+            <w:r>
+              <w:rPr>
+                <w:rFonts w:ascii="Cambria" w:eastAsia="Cambria" w:hAnsi="Cambria" w:cs="Cambria"/>
+                <w:sz w:val="18"/>
+                <w:szCs w:val="18"/>
+                <w:u w:val="single"/>
+              </w:rPr>
+              <w:t>{</w:t>
+            </w:r>
+            <w:proofErr w:type="spellStart"/>
+            <w:r>
+              <w:rPr>
+                <w:rFonts w:ascii="Cambria" w:eastAsia="Cambria" w:hAnsi="Cambria" w:cs="Cambria"/>
+                <w:sz w:val="18"/>
+                <w:szCs w:val="18"/>
+                <w:u w:val="single"/>
+              </w:rPr>
+              <w:t>requested_by</w:t>
+            </w:r>
+            <w:proofErr w:type="spellEnd"/>
+            <w:r>
+              <w:rPr>
+                <w:rFonts w:ascii="Cambria" w:eastAsia="Cambria" w:hAnsi="Cambria" w:cs="Cambria"/>
+                <w:sz w:val="18"/>
+                <w:szCs w:val="18"/>
+                <w:u w:val="single"/>
+              </w:rPr>
+              <w:t>}</w:t>
+            </w:r>
+          </w:p>
+        </w:tc>
+        <w:tc>
+          <w:tcPr>
+            <w:tcW w:w="2765" w:type="dxa"/>
+            <w:shd w:val="clear" w:color="auto" w:fill="auto"/>
+          </w:tcPr>
+          <w:p>
+            <w:pPr>
+              <w:spacing w:after="0" w:line="240" w:lineRule="auto"/>
+              <w:jc w:val="center"/>
+              <w:rPr>
+                <w:rFonts w:ascii="Cambria" w:eastAsia="Cambria" w:hAnsi="Cambria" w:cs="Cambria"/>
+                <w:sz w:val="18"/>
+                <w:szCs w:val="18"/>
+              </w:rPr>
+            </w:pPr>
+            <w:r>
+              <w:rPr>
+                <w:rFonts w:ascii="Cambria" w:eastAsia="Cambria" w:hAnsi="Cambria" w:cs="Cambria"/>
+                <w:sz w:val="16"/>
+                <w:szCs w:val="16"/>
+                <w:u w:val="single"/>
+              </w:rPr>
+              <w:t>{</w:t>
+            </w:r>
+            <w:proofErr w:type="spellStart"/>
+            <w:r>
+              <w:rPr>
+                <w:rFonts w:ascii="Cambria" w:eastAsia="Cambria" w:hAnsi="Cambria" w:cs="Cambria"/>
+                <w:sz w:val="16"/>
+                <w:szCs w:val="16"/>
+                <w:u w:val="single"/>
+              </w:rPr>
+              <w:t>approved_by</w:t>
+            </w:r>
+            <w:proofErr w:type="spellEnd"/>
+            <w:r>
+              <w:rPr>
+                <w:rFonts w:ascii="Cambria" w:eastAsia="Cambria" w:hAnsi="Cambria" w:cs="Cambria"/>
+                <w:sz w:val="16"/>
+                <w:szCs w:val="16"/>
+                <w:u w:val="single"/>
+              </w:rPr>
+              <w:t>}</w:t>
+            </w:r>
+          </w:p>
+        </w:tc>
+      </w:tr>
+      <w:tr>
+        <w:tblPrEx>
+          <w:tblCellMar>
+            <w:top w:w="0" w:type="dxa"/>
+            <w:bottom w:w="0" w:type="dxa"/>
+          </w:tblCellMar>
+        </w:tblPrEx>
+        <w:trPr>
+          <w:trHeight w:val="292"/>
+        </w:trPr>
+        <w:tc>
+          <w:tcPr>
+            <w:tcW w:w="2740" w:type="dxa"/>
+          </w:tcPr>
+          <w:p>
+            <w:pPr>
+              <w:spacing w:after="0" w:line="240" w:lineRule="auto"/>
+              <w:jc w:val="center"/>
+              <w:rPr>
+                <w:rFonts w:ascii="Cambria" w:eastAsia="Cambria" w:hAnsi="Cambria" w:cs="Cambria"/>
+                <w:sz w:val="18"/>
+                <w:szCs w:val="18"/>
+              </w:rPr>
+            </w:pPr>
+            <w:r>
+              <w:rPr>
+                <w:rFonts w:ascii="Cambria" w:eastAsia="Cambria" w:hAnsi="Cambria" w:cs="Cambria"/>
+                <w:sz w:val="18"/>
+                <w:szCs w:val="18"/>
+              </w:rPr>
+              <w:t>Signature</w:t>
+            </w:r>
+          </w:p>
+        </w:tc>
+        <w:tc>
+          <w:tcPr>
+            <w:tcW w:w="2765" w:type="dxa"/>
+            <w:shd w:val="clear" w:color="auto" w:fill="auto"/>
+          </w:tcPr>
+          <w:p>
+            <w:pPr>
+              <w:spacing w:after="0" w:line="240" w:lineRule="auto"/>
+              <w:jc w:val="center"/>
+              <w:rPr>
+                <w:rFonts w:ascii="Cambria" w:eastAsia="Cambria" w:hAnsi="Cambria" w:cs="Cambria"/>
+                <w:sz w:val="18"/>
+                <w:szCs w:val="18"/>
+              </w:rPr>
+            </w:pPr>
+            <w:r>
+              <w:rPr>
+                <w:rFonts w:ascii="Cambria" w:eastAsia="Cambria" w:hAnsi="Cambria" w:cs="Cambria"/>
+                <w:sz w:val="18"/>
+                <w:szCs w:val="18"/>
+              </w:rPr>
+              <w:t>Dean</w:t>
+            </w:r>
+          </w:p>
+        </w:tc>
+      </w:tr>
+    </w:tbl>
+    <w:p>
+      <w:pPr>
+        <w:spacing w:after="0" w:line="240" w:lineRule="auto"/>
+        <w:rPr>
+          <w:rFonts w:ascii="Cambria" w:eastAsia="Cambria" w:hAnsi="Cambria" w:cs="Cambria"/>
+          <w:sz w:val="2"/>
+          <w:szCs w:val="18"/>
+        </w:rPr>
+      </w:pPr>
+      <w:r>
+        <w:rPr>
+          <w:rFonts w:ascii="Cambria" w:eastAsia="Cambria" w:hAnsi="Cambria" w:cs="Cambria"/>
+          <w:sz w:val="2"/>
+          <w:szCs w:val="18"/>
+        </w:rPr>
+        <w:tab/>
+      </w:r>
+    </w:p>
+    <w:p>
+      <w:pPr>
+        <w:spacing w:after="0" w:line="360" w:lineRule="auto"/>
+        <w:rPr>
+          <w:rFonts w:ascii="Cambria" w:eastAsia="Cambria" w:hAnsi="Cambria" w:cs="Cambria"/>
           <w:sz w:val="18"/>
           <w:szCs w:val="18"/>
         </w:rPr>
       </w:pPr>
       <w:r>
         <w:rPr>
-          <w:rFonts w:eastAsia="Cambria" w:cs="Cambria" w:ascii="Cambria" w:hAnsi="Cambria"/>
-          <w:b/>
-          <w:sz w:val="18"/>
-          <w:szCs w:val="18"/>
-        </w:rPr>
-      </w:r>
-    </w:p>
-    <w:p>
-      <w:pPr>
-        <w:pStyle w:val="Normal"/>
-        <w:spacing w:lineRule="auto" w:line="240" w:before="0" w:after="0"/>
-        <w:rPr>
-          <w:rFonts w:ascii="Cambria" w:hAnsi="Cambria" w:eastAsia="Cambria" w:cs="Cambria"/>
-          <w:sz w:val="18"/>
-          <w:szCs w:val="18"/>
-        </w:rPr>
-      </w:pPr>
-      <w:r>
-        <w:rPr>
-          <w:rFonts w:eastAsia="Cambria" w:cs="Cambria" w:ascii="Cambria" w:hAnsi="Cambria"/>
-          <w:sz w:val="18"/>
-          <w:szCs w:val="18"/>
-        </w:rPr>
-        <w:t xml:space="preserve">Date: </w:t>
-      </w:r>
-      <w:r>
-        <w:rPr>
-          <w:rFonts w:eastAsia="Cambria" w:cs="Cambria" w:ascii="Cambria" w:hAnsi="Cambria"/>
-          <w:sz w:val="18"/>
-          <w:szCs w:val="18"/>
-          <w:u w:val="single"/>
-        </w:rPr>
-        <w:t>{date}</w:t>
-      </w:r>
-      <w:r>
-        <w:rPr>
-          <w:rFonts w:eastAsia="Cambria" w:cs="Cambria" w:ascii="Cambria" w:hAnsi="Cambria"/>
-          <w:sz w:val="18"/>
-          <w:szCs w:val="18"/>
-        </w:rPr>
-        <w:t xml:space="preserve"> </w:t>
-        <w:softHyphen/>
-        <w:tab/>
-        <w:t xml:space="preserve">Usage Type: </w:t>
-      </w:r>
-      <w:r>
-        <w:rPr>
-          <w:rFonts w:eastAsia="Cambria" w:cs="Cambria" w:ascii="Cambria" w:hAnsi="Cambria"/>
-          <w:sz w:val="18"/>
-          <w:szCs w:val="18"/>
-          <w:u w:val="single"/>
-        </w:rPr>
-        <w:t>{usage_type}</w:t>
-      </w:r>
-      <w:r>
-        <w:rPr>
-          <w:rFonts w:eastAsia="Cambria" w:cs="Cambria" w:ascii="Cambria" w:hAnsi="Cambria"/>
-          <w:sz w:val="18"/>
-          <w:szCs w:val="18"/>
-        </w:rPr>
-        <w:t xml:space="preserve">   </w:t>
-      </w:r>
-    </w:p>
-    <w:p>
-      <w:pPr>
-        <w:pStyle w:val="Normal"/>
-        <w:spacing w:lineRule="auto" w:line="240" w:before="0" w:after="0"/>
-        <w:rPr>
-          <w:rFonts w:ascii="Cambria" w:hAnsi="Cambria" w:eastAsia="Cambria" w:cs="Cambria"/>
-          <w:sz w:val="18"/>
-          <w:szCs w:val="18"/>
-        </w:rPr>
-      </w:pPr>
-      <w:r>
-        <w:rPr>
-          <w:rFonts w:eastAsia="Cambria" w:cs="Cambria" w:ascii="Cambria" w:hAnsi="Cambria"/>
-          <w:sz w:val="10"/>
-          <w:szCs w:val="10"/>
-        </w:rPr>
-        <w:t xml:space="preserve">          </w:t>
-      </w:r>
-    </w:p>
-    <w:p>
-      <w:pPr>
-        <w:pStyle w:val="Normal"/>
-        <w:spacing w:lineRule="auto" w:line="240" w:before="0" w:after="0"/>
-        <w:rPr>
-          <w:rFonts w:ascii="Cambria" w:hAnsi="Cambria" w:eastAsia="Cambria" w:cs="Cambria"/>
-          <w:sz w:val="18"/>
-          <w:szCs w:val="18"/>
-          <w:u w:val="single"/>
-        </w:rPr>
-      </w:pPr>
-      <w:r>
-        <w:rPr>
-          <w:rFonts w:eastAsia="Cambria" w:cs="Cambria" w:ascii="Cambria" w:hAnsi="Cambria"/>
-          <w:sz w:val="18"/>
-          <w:szCs w:val="18"/>
-        </w:rPr>
-        <w:t xml:space="preserve">Student Name: </w:t>
-      </w:r>
-      <w:r>
-        <w:rPr>
-          <w:rFonts w:eastAsia="Cambria" w:cs="Cambria" w:ascii="Cambria" w:hAnsi="Cambria"/>
-          <w:sz w:val="18"/>
-          <w:szCs w:val="18"/>
-          <w:u w:val="single"/>
-        </w:rPr>
-        <w:t>{faculty_student_name}</w:t>
-      </w:r>
-      <w:r>
-        <w:rPr>
-          <w:rFonts w:eastAsia="Cambria" w:cs="Cambria" w:ascii="Cambria" w:hAnsi="Cambria"/>
-          <w:sz w:val="18"/>
-          <w:szCs w:val="18"/>
-        </w:rPr>
-        <w:t xml:space="preserve">    Year Level: </w:t>
-      </w:r>
-      <w:r>
-        <w:rPr>
-          <w:rFonts w:eastAsia="Cambria" w:cs="Cambria" w:ascii="Cambria" w:hAnsi="Cambria"/>
-          <w:sz w:val="18"/>
-          <w:szCs w:val="18"/>
-          <w:u w:val="single"/>
-        </w:rPr>
-        <w:t>{year_level}</w:t>
-      </w:r>
-    </w:p>
-    <w:p>
-      <w:pPr>
-        <w:pStyle w:val="Normal"/>
-        <w:spacing w:lineRule="auto" w:line="240" w:before="0" w:after="0"/>
-        <w:rPr>
-          <w:rFonts w:ascii="Cambria" w:hAnsi="Cambria" w:eastAsia="Cambria" w:cs="Cambria"/>
-          <w:sz w:val="18"/>
-          <w:szCs w:val="18"/>
-        </w:rPr>
-      </w:pPr>
-      <w:r>
-        <w:rPr>
-          <w:rFonts w:eastAsia="Cambria" w:cs="Cambria" w:ascii="Cambria" w:hAnsi="Cambria"/>
-          <w:sz w:val="18"/>
-          <w:szCs w:val="18"/>
-        </w:rPr>
-      </w:r>
-    </w:p>
-    <w:p>
-      <w:pPr>
-        <w:pStyle w:val="Normal"/>
-        <w:spacing w:lineRule="auto" w:line="240" w:before="0" w:after="0"/>
-        <w:rPr>
-          <w:rFonts w:ascii="Cambria" w:hAnsi="Cambria" w:eastAsia="Cambria" w:cs="Cambria"/>
-          <w:sz w:val="18"/>
-          <w:szCs w:val="18"/>
-          <w:u w:val="single"/>
-        </w:rPr>
-      </w:pPr>
-      <w:r>
-        <w:rPr>
-          <w:rFonts w:eastAsia="Cambria" w:cs="Cambria" w:ascii="Cambria" w:hAnsi="Cambria"/>
-          <w:sz w:val="18"/>
-          <w:szCs w:val="18"/>
-        </w:rPr>
-        <w:t xml:space="preserve">Laboratory: </w:t>
-      </w:r>
-      <w:r>
-        <w:rPr>
-          <w:rFonts w:eastAsia="Cambria" w:cs="Cambria" w:ascii="Cambria" w:hAnsi="Cambria"/>
-          <w:sz w:val="18"/>
-          <w:szCs w:val="18"/>
-          <w:u w:val="single"/>
-        </w:rPr>
-        <w:t>{laboratory}</w:t>
-      </w:r>
-      <w:r>
-        <w:rPr>
-          <w:rFonts w:eastAsia="Cambria" w:cs="Cambria" w:ascii="Cambria" w:hAnsi="Cambria"/>
-          <w:sz w:val="18"/>
-          <w:szCs w:val="18"/>
-        </w:rPr>
-        <w:tab/>
-        <w:t xml:space="preserve">                 </w:t>
-      </w:r>
-    </w:p>
-    <w:p>
-      <w:pPr>
-        <w:pStyle w:val="Normal"/>
-        <w:spacing w:lineRule="auto" w:line="240" w:before="0" w:after="0"/>
-        <w:rPr>
-          <w:sz w:val="12"/>
-          <w:szCs w:val="12"/>
-          <w:u w:val="single"/>
-        </w:rPr>
-      </w:pPr>
-      <w:r>
-        <w:rPr>
-          <w:sz w:val="12"/>
-          <w:szCs w:val="12"/>
-          <w:u w:val="single"/>
-        </w:rPr>
-      </w:r>
-    </w:p>
-    <w:p>
-      <w:pPr>
-        <w:pStyle w:val="Normal"/>
-        <w:spacing w:lineRule="auto" w:line="240" w:before="0" w:after="0"/>
-        <w:rPr>
-          <w:rFonts w:ascii="Cambria" w:hAnsi="Cambria" w:eastAsia="Cambria" w:cs="Cambria"/>
-          <w:sz w:val="18"/>
-          <w:szCs w:val="18"/>
-          <w:u w:val="single"/>
-        </w:rPr>
-      </w:pPr>
-      <w:r>
-        <w:rPr>
-          <w:rFonts w:eastAsia="Cambria" w:cs="Cambria" w:ascii="Cambria" w:hAnsi="Cambria"/>
-          <w:sz w:val="18"/>
-          <w:szCs w:val="18"/>
-        </w:rPr>
-        <w:t xml:space="preserve">WS No.: ________ </w:t>
-        <w:tab/>
-        <w:t xml:space="preserve">   Time In: </w:t>
-      </w:r>
-      <w:r>
-        <w:rPr>
-          <w:rFonts w:eastAsia="Cambria" w:cs="Cambria" w:ascii="Cambria" w:hAnsi="Cambria"/>
-          <w:sz w:val="18"/>
-          <w:szCs w:val="18"/>
-          <w:u w:val="single"/>
-        </w:rPr>
-        <w:t>{time_in}</w:t>
-      </w:r>
-      <w:r>
-        <w:rPr>
-          <w:rFonts w:eastAsia="Cambria" w:cs="Cambria" w:ascii="Cambria" w:hAnsi="Cambria"/>
-          <w:sz w:val="18"/>
-          <w:szCs w:val="18"/>
-        </w:rPr>
-        <w:t xml:space="preserve">     </w:t>
-      </w:r>
-      <w:bookmarkStart w:id="0" w:name="_GoBack"/>
-      <w:bookmarkEnd w:id="0"/>
-      <w:r>
-        <w:rPr>
-          <w:rFonts w:eastAsia="Cambria" w:cs="Cambria" w:ascii="Cambria" w:hAnsi="Cambria"/>
-          <w:sz w:val="18"/>
-          <w:szCs w:val="18"/>
-        </w:rPr>
-        <w:t xml:space="preserve">Time Out: </w:t>
-      </w:r>
-      <w:r>
-        <w:rPr>
-          <w:rFonts w:eastAsia="Cambria" w:cs="Cambria" w:ascii="Cambria" w:hAnsi="Cambria"/>
-          <w:sz w:val="18"/>
-          <w:szCs w:val="18"/>
-          <w:u w:val="single"/>
-        </w:rPr>
-        <w:t>{time_out}</w:t>
-      </w:r>
-    </w:p>
-    <w:p>
-      <w:pPr>
-        <w:pStyle w:val="Normal"/>
-        <w:spacing w:lineRule="auto" w:line="240" w:before="0" w:after="0"/>
-        <w:rPr>
-          <w:rFonts w:ascii="Cambria" w:hAnsi="Cambria" w:eastAsia="Cambria" w:cs="Cambria"/>
-          <w:sz w:val="18"/>
-          <w:szCs w:val="18"/>
-        </w:rPr>
-      </w:pPr>
-      <w:r>
-        <w:rPr>
-          <w:rFonts w:eastAsia="Cambria" w:cs="Cambria" w:ascii="Cambria" w:hAnsi="Cambria"/>
-          <w:sz w:val="18"/>
-          <w:szCs w:val="18"/>
-        </w:rPr>
-        <w:t xml:space="preserve"> </w:t>
-      </w:r>
-    </w:p>
-    <w:p>
-      <w:pPr>
-        <w:pStyle w:val="Normal"/>
-        <w:spacing w:lineRule="auto" w:line="360" w:before="0" w:after="0"/>
-        <w:rPr>
-          <w:rFonts w:ascii="Cambria" w:hAnsi="Cambria" w:eastAsia="Cambria" w:cs="Cambria"/>
-          <w:sz w:val="18"/>
-          <w:szCs w:val="18"/>
-        </w:rPr>
-      </w:pPr>
-      <w:r>
-        <w:rPr>
-          <w:rFonts w:eastAsia="Cambria" w:cs="Cambria" w:ascii="Cambria" w:hAnsi="Cambria"/>
-          <w:sz w:val="18"/>
-          <w:szCs w:val="18"/>
-        </w:rPr>
-        <w:t xml:space="preserve">Purpose: </w:t>
-      </w:r>
-      <w:r>
-        <w:rPr>
-          <w:rFonts w:eastAsia="Cambria" w:cs="Cambria" w:ascii="Cambria" w:hAnsi="Cambria"/>
-          <w:sz w:val="18"/>
-          <w:szCs w:val="18"/>
-          <w:u w:val="single"/>
-        </w:rPr>
-        <w:t>{purpose}</w:t>
-      </w:r>
-    </w:p>
-    <w:p>
-      <w:pPr>
-        <w:pStyle w:val="Normal"/>
-        <w:spacing w:lineRule="auto" w:line="360" w:before="0" w:after="0"/>
-        <w:rPr>
-          <w:rFonts w:ascii="Cambria" w:hAnsi="Cambria" w:eastAsia="Cambria" w:cs="Cambria"/>
-          <w:sz w:val="18"/>
-          <w:szCs w:val="18"/>
-        </w:rPr>
-      </w:pPr>
-      <w:r>
-        <w:rPr>
-          <w:rFonts w:eastAsia="Cambria" w:cs="Cambria" w:ascii="Cambria" w:hAnsi="Cambria"/>
-          <w:sz w:val="18"/>
-          <w:szCs w:val="18"/>
-        </w:rPr>
-      </w:r>
-    </w:p>
-    <w:p>
-      <w:pPr>
-        <w:pStyle w:val="Normal"/>
-        <w:spacing w:lineRule="auto" w:line="360" w:before="0" w:after="0"/>
-        <w:rPr>
-          <w:rFonts w:ascii="Cambria" w:hAnsi="Cambria" w:eastAsia="Cambria" w:cs="Cambria"/>
-          <w:sz w:val="18"/>
-          <w:szCs w:val="18"/>
-        </w:rPr>
-      </w:pPr>
-      <w:r>
-        <w:rPr>
-          <w:rFonts w:eastAsia="Cambria" w:cs="Cambria" w:ascii="Cambria" w:hAnsi="Cambria"/>
-          <w:sz w:val="18"/>
-          <w:szCs w:val="18"/>
-        </w:rPr>
-        <w:t>Requested by:</w:t>
-        <w:tab/>
-        <w:tab/>
-        <w:tab/>
-        <w:t>Approved by:</w:t>
-      </w:r>
-    </w:p>
-    <w:p>
-      <w:pPr>
-        <w:pStyle w:val="Normal"/>
-        <w:spacing w:lineRule="auto" w:line="240" w:before="0" w:after="0"/>
-        <w:rPr>
-          <w:rFonts w:ascii="Cambria" w:hAnsi="Cambria" w:eastAsia="Cambria" w:cs="Cambria"/>
-          <w:sz w:val="18"/>
-          <w:szCs w:val="18"/>
-        </w:rPr>
-      </w:pPr>
-      <w:r>
-        <w:rPr>
-          <w:rFonts w:eastAsia="Cambria" w:cs="Cambria" w:ascii="Cambria" w:hAnsi="Cambria"/>
-          <w:sz w:val="18"/>
-          <w:szCs w:val="18"/>
-          <w:u w:val="single"/>
-        </w:rPr>
-        <w:t>{requested_by}</w:t>
-      </w:r>
-      <w:r>
-        <w:rPr>
-          <w:rFonts w:eastAsia="Cambria" w:cs="Cambria" w:ascii="Cambria" w:hAnsi="Cambria"/>
-          <w:sz w:val="18"/>
-          <w:szCs w:val="18"/>
-        </w:rPr>
-        <w:tab/>
-        <w:tab/>
-        <w:t xml:space="preserve">       </w:t>
-        <w:tab/>
-      </w:r>
-      <w:r>
-        <w:rPr>
-          <w:rFonts w:eastAsia="Cambria" w:cs="Cambria" w:ascii="Cambria" w:hAnsi="Cambria"/>
-          <w:sz w:val="16"/>
-          <w:szCs w:val="16"/>
-          <w:u w:val="single"/>
-        </w:rPr>
-        <w:t>{approved_by}</w:t>
-      </w:r>
-    </w:p>
-    <w:p>
-      <w:pPr>
-        <w:pStyle w:val="Normal"/>
-        <w:spacing w:lineRule="auto" w:line="240" w:before="0" w:after="0"/>
-        <w:rPr>
-          <w:rFonts w:ascii="Cambria" w:hAnsi="Cambria" w:eastAsia="Cambria" w:cs="Cambria"/>
-          <w:sz w:val="18"/>
-          <w:szCs w:val="18"/>
-        </w:rPr>
-      </w:pPr>
-      <w:r>
-        <w:rPr>
-          <w:rFonts w:eastAsia="Cambria" w:cs="Cambria" w:ascii="Cambria" w:hAnsi="Cambria"/>
-          <w:sz w:val="18"/>
-          <w:szCs w:val="18"/>
-        </w:rPr>
-        <w:t xml:space="preserve">               </w:t>
-      </w:r>
-      <w:r>
-        <w:rPr>
-          <w:rFonts w:eastAsia="Cambria" w:cs="Cambria" w:ascii="Cambria" w:hAnsi="Cambria"/>
-          <w:sz w:val="18"/>
-          <w:szCs w:val="18"/>
-        </w:rPr>
-        <w:t>Signature</w:t>
-        <w:tab/>
-        <w:tab/>
-        <w:t xml:space="preserve">                                               Dean</w:t>
-        <w:tab/>
-      </w:r>
-    </w:p>
-    <w:p>
-      <w:pPr>
-        <w:pStyle w:val="Normal"/>
-        <w:spacing w:lineRule="auto" w:line="360" w:before="0" w:after="0"/>
-        <w:rPr>
-          <w:rFonts w:ascii="Cambria" w:hAnsi="Cambria" w:eastAsia="Cambria" w:cs="Cambria"/>
-          <w:sz w:val="18"/>
-          <w:szCs w:val="18"/>
-        </w:rPr>
-      </w:pPr>
-      <w:r>
-        <w:rPr>
-          <w:rFonts w:eastAsia="Cambria" w:cs="Cambria" w:ascii="Cambria" w:hAnsi="Cambria"/>
+          <w:rFonts w:ascii="Cambria" w:eastAsia="Cambria" w:hAnsi="Cambria" w:cs="Cambria"/>
           <w:sz w:val="18"/>
           <w:szCs w:val="18"/>
         </w:rPr>
@@ -498,11 +845,10 @@
     </w:p>
     <w:p>
       <w:pPr>
-        <w:pStyle w:val="Normal"/>
-        <w:spacing w:lineRule="auto" w:line="240" w:before="0" w:after="0"/>
+        <w:spacing w:after="0" w:line="360" w:lineRule="auto"/>
         <w:jc w:val="center"/>
         <w:rPr>
-          <w:rFonts w:ascii="Cambria" w:hAnsi="Cambria" w:eastAsia="Cambria" w:cs="Cambria"/>
+          <w:rFonts w:ascii="Cambria" w:eastAsia="Cambria" w:hAnsi="Cambria" w:cs="Cambria"/>
           <w:b/>
           <w:sz w:val="18"/>
           <w:szCs w:val="18"/>
@@ -510,7 +856,7 @@
       </w:pPr>
       <w:r>
         <w:rPr>
-          <w:rFonts w:eastAsia="Cambria" w:cs="Cambria" w:ascii="Cambria" w:hAnsi="Cambria"/>
+          <w:rFonts w:ascii="Cambria" w:eastAsia="Cambria" w:hAnsi="Cambria" w:cs="Cambria"/>
           <w:b/>
           <w:sz w:val="18"/>
           <w:szCs w:val="18"/>
@@ -518,214 +864,273 @@
         <w:t xml:space="preserve">MONITORING FORM AFTER LABORATORY/E-FORUM USAGE </w:t>
       </w:r>
     </w:p>
+    <w:tbl>
+      <w:tblPr>
+        <w:tblW w:w="0" w:type="auto"/>
+        <w:tblInd w:w="23" w:type="dxa"/>
+        <w:tblLayout w:type="fixed"/>
+        <w:tblLook w:val="0000" w:firstRow="0" w:lastRow="0" w:firstColumn="0" w:lastColumn="0" w:noHBand="0" w:noVBand="0"/>
+      </w:tblPr>
+      <w:tblGrid>
+        <w:gridCol w:w="5502"/>
+      </w:tblGrid>
+      <w:tr>
+        <w:tblPrEx>
+          <w:tblCellMar>
+            <w:top w:w="0" w:type="dxa"/>
+            <w:bottom w:w="0" w:type="dxa"/>
+          </w:tblCellMar>
+        </w:tblPrEx>
+        <w:trPr>
+          <w:trHeight w:val="200"/>
+        </w:trPr>
+        <w:tc>
+          <w:tcPr>
+            <w:tcW w:w="5502" w:type="dxa"/>
+          </w:tcPr>
+          <w:p>
+            <w:pPr>
+              <w:spacing w:after="0"/>
+              <w:ind w:left="-28"/>
+              <w:rPr>
+                <w:rFonts w:ascii="Cambria" w:eastAsia="Cambria" w:hAnsi="Cambria" w:cs="Cambria"/>
+                <w:sz w:val="18"/>
+                <w:szCs w:val="18"/>
+                <w:u w:val="single"/>
+              </w:rPr>
+            </w:pPr>
+            <w:r>
+              <w:rPr>
+                <w:rFonts w:ascii="Cambria" w:eastAsia="Cambria" w:hAnsi="Cambria" w:cs="Cambria"/>
+                <w:sz w:val="18"/>
+                <w:szCs w:val="18"/>
+              </w:rPr>
+              <w:t xml:space="preserve">Remarks: </w:t>
+            </w:r>
+            <w:r>
+              <w:rPr>
+                <w:rFonts w:ascii="Cambria" w:eastAsia="Cambria" w:hAnsi="Cambria" w:cs="Cambria"/>
+                <w:sz w:val="18"/>
+                <w:szCs w:val="18"/>
+                <w:u w:val="single"/>
+              </w:rPr>
+              <w:t>{remarks}</w:t>
+            </w:r>
+          </w:p>
+          <w:p>
+            <w:pPr>
+              <w:spacing w:after="0"/>
+              <w:ind w:left="-28"/>
+              <w:rPr>
+                <w:rFonts w:ascii="Cambria" w:eastAsia="Cambria" w:hAnsi="Cambria" w:cs="Cambria"/>
+                <w:sz w:val="18"/>
+                <w:szCs w:val="18"/>
+              </w:rPr>
+            </w:pPr>
+          </w:p>
+        </w:tc>
+      </w:tr>
+      <w:tr>
+        <w:tblPrEx>
+          <w:tblCellMar>
+            <w:top w:w="0" w:type="dxa"/>
+            <w:bottom w:w="0" w:type="dxa"/>
+          </w:tblCellMar>
+        </w:tblPrEx>
+        <w:trPr>
+          <w:trHeight w:val="67"/>
+        </w:trPr>
+        <w:tc>
+          <w:tcPr>
+            <w:tcW w:w="5502" w:type="dxa"/>
+          </w:tcPr>
+          <w:p>
+            <w:pPr>
+              <w:spacing w:after="0" w:line="240" w:lineRule="auto"/>
+              <w:rPr>
+                <w:rFonts w:ascii="Cambria" w:eastAsia="Cambria" w:hAnsi="Cambria" w:cs="Cambria"/>
+                <w:sz w:val="18"/>
+                <w:szCs w:val="18"/>
+                <w:u w:val="single"/>
+              </w:rPr>
+            </w:pPr>
+            <w:r>
+              <w:rPr>
+                <w:rFonts w:ascii="Cambria" w:eastAsia="Cambria" w:hAnsi="Cambria" w:cs="Cambria"/>
+                <w:sz w:val="18"/>
+                <w:szCs w:val="18"/>
+              </w:rPr>
+              <w:t xml:space="preserve">             Monitored by: </w:t>
+            </w:r>
+          </w:p>
+        </w:tc>
+      </w:tr>
+      <w:tr>
+        <w:tblPrEx>
+          <w:tblCellMar>
+            <w:top w:w="0" w:type="dxa"/>
+            <w:bottom w:w="0" w:type="dxa"/>
+          </w:tblCellMar>
+        </w:tblPrEx>
+        <w:trPr>
+          <w:trHeight w:val="67"/>
+        </w:trPr>
+        <w:tc>
+          <w:tcPr>
+            <w:tcW w:w="5502" w:type="dxa"/>
+          </w:tcPr>
+          <w:p>
+            <w:pPr>
+              <w:spacing w:after="0" w:line="240" w:lineRule="auto"/>
+              <w:jc w:val="center"/>
+              <w:rPr>
+                <w:rFonts w:ascii="Cambria" w:eastAsia="Cambria" w:hAnsi="Cambria" w:cs="Cambria"/>
+                <w:sz w:val="18"/>
+                <w:szCs w:val="18"/>
+              </w:rPr>
+            </w:pPr>
+            <w:r>
+              <w:rPr>
+                <w:rFonts w:ascii="Cambria" w:eastAsia="Cambria" w:hAnsi="Cambria" w:cs="Cambria"/>
+                <w:sz w:val="18"/>
+                <w:szCs w:val="18"/>
+                <w:u w:val="single"/>
+              </w:rPr>
+              <w:t>{</w:t>
+            </w:r>
+            <w:proofErr w:type="spellStart"/>
+            <w:r>
+              <w:rPr>
+                <w:rFonts w:ascii="Cambria" w:eastAsia="Cambria" w:hAnsi="Cambria" w:cs="Cambria"/>
+                <w:sz w:val="18"/>
+                <w:szCs w:val="18"/>
+                <w:u w:val="single"/>
+              </w:rPr>
+              <w:t>monitored_by</w:t>
+            </w:r>
+            <w:proofErr w:type="spellEnd"/>
+            <w:r>
+              <w:rPr>
+                <w:rFonts w:ascii="Cambria" w:eastAsia="Cambria" w:hAnsi="Cambria" w:cs="Cambria"/>
+                <w:sz w:val="18"/>
+                <w:szCs w:val="18"/>
+                <w:u w:val="single"/>
+              </w:rPr>
+              <w:t>}</w:t>
+            </w:r>
+          </w:p>
+        </w:tc>
+      </w:tr>
+      <w:tr>
+        <w:tblPrEx>
+          <w:tblCellMar>
+            <w:top w:w="0" w:type="dxa"/>
+            <w:bottom w:w="0" w:type="dxa"/>
+          </w:tblCellMar>
+        </w:tblPrEx>
+        <w:trPr>
+          <w:trHeight w:val="152"/>
+        </w:trPr>
+        <w:tc>
+          <w:tcPr>
+            <w:tcW w:w="5502" w:type="dxa"/>
+          </w:tcPr>
+          <w:p>
+            <w:pPr>
+              <w:spacing w:after="0" w:line="240" w:lineRule="auto"/>
+              <w:jc w:val="center"/>
+            </w:pPr>
+            <w:r>
+              <w:rPr>
+                <w:rFonts w:ascii="Cambria" w:eastAsia="Cambria" w:hAnsi="Cambria" w:cs="Cambria"/>
+                <w:sz w:val="18"/>
+                <w:szCs w:val="18"/>
+              </w:rPr>
+              <w:t>Laboratory Custodian</w:t>
+            </w:r>
+          </w:p>
+        </w:tc>
+      </w:tr>
+    </w:tbl>
     <w:p>
       <w:pPr>
-        <w:pStyle w:val="Normal"/>
-        <w:spacing w:lineRule="auto" w:line="240" w:before="0" w:after="0"/>
-        <w:jc w:val="center"/>
-        <w:rPr>
-          <w:rFonts w:ascii="Cambria" w:hAnsi="Cambria" w:eastAsia="Cambria" w:cs="Cambria"/>
-          <w:b/>
-          <w:sz w:val="18"/>
-          <w:szCs w:val="18"/>
-        </w:rPr>
+        <w:spacing w:after="0" w:line="360" w:lineRule="auto"/>
       </w:pPr>
-      <w:r>
-        <w:rPr>
-          <w:rFonts w:eastAsia="Cambria" w:cs="Cambria" w:ascii="Cambria" w:hAnsi="Cambria"/>
-          <w:b/>
-          <w:sz w:val="18"/>
-          <w:szCs w:val="18"/>
-        </w:rPr>
-      </w:r>
-    </w:p>
-    <w:p>
-      <w:pPr>
-        <w:pStyle w:val="Normal"/>
-        <w:spacing w:lineRule="auto" w:line="360" w:before="0" w:after="0"/>
-        <w:rPr>
-          <w:rFonts w:ascii="Cambria" w:hAnsi="Cambria" w:eastAsia="Cambria" w:cs="Cambria"/>
-          <w:sz w:val="18"/>
-          <w:szCs w:val="18"/>
-          <w:u w:val="single"/>
-        </w:rPr>
-      </w:pPr>
-      <w:r>
-        <w:rPr>
-          <w:rFonts w:eastAsia="Cambria" w:cs="Cambria" w:ascii="Cambria" w:hAnsi="Cambria"/>
-          <w:sz w:val="18"/>
-          <w:szCs w:val="18"/>
-        </w:rPr>
-        <w:t xml:space="preserve">Remarks: </w:t>
-      </w:r>
-      <w:r>
-        <w:rPr>
-          <w:rFonts w:eastAsia="Cambria" w:cs="Cambria" w:ascii="Cambria" w:hAnsi="Cambria"/>
-          <w:sz w:val="18"/>
-          <w:szCs w:val="18"/>
-          <w:u w:val="single"/>
-        </w:rPr>
-        <w:t>{remarks}</w:t>
-      </w:r>
-    </w:p>
-    <w:p>
-      <w:pPr>
-        <w:pStyle w:val="Normal"/>
-        <w:spacing w:lineRule="auto" w:line="360" w:before="0" w:after="0"/>
-        <w:rPr>
-          <w:rFonts w:ascii="Cambria" w:hAnsi="Cambria" w:eastAsia="Cambria" w:cs="Cambria"/>
-          <w:sz w:val="18"/>
-          <w:szCs w:val="18"/>
-          <w:u w:val="single"/>
-        </w:rPr>
-      </w:pPr>
-      <w:r>
-        <w:rPr>
-          <w:rFonts w:eastAsia="Cambria" w:cs="Cambria" w:ascii="Cambria" w:hAnsi="Cambria"/>
-          <w:sz w:val="18"/>
-          <w:szCs w:val="18"/>
-          <w:u w:val="single"/>
-        </w:rPr>
-      </w:r>
-    </w:p>
-    <w:p>
-      <w:pPr>
-        <w:pStyle w:val="Normal"/>
-        <w:spacing w:lineRule="auto" w:line="240" w:before="0" w:after="0"/>
-        <w:rPr>
-          <w:rFonts w:ascii="Cambria" w:hAnsi="Cambria" w:eastAsia="Cambria" w:cs="Cambria"/>
-          <w:sz w:val="18"/>
-          <w:szCs w:val="18"/>
-          <w:u w:val="single"/>
-        </w:rPr>
-      </w:pPr>
-      <w:r>
-        <w:rPr>
-          <w:rFonts w:eastAsia="Cambria" w:cs="Cambria" w:ascii="Cambria" w:hAnsi="Cambria"/>
-          <w:sz w:val="18"/>
-          <w:szCs w:val="18"/>
-        </w:rPr>
-        <w:t xml:space="preserve">                                 </w:t>
-      </w:r>
-      <w:r>
-        <w:rPr>
-          <w:rFonts w:eastAsia="Cambria" w:cs="Cambria" w:ascii="Cambria" w:hAnsi="Cambria"/>
-          <w:sz w:val="18"/>
-          <w:szCs w:val="18"/>
-        </w:rPr>
-        <w:t xml:space="preserve">Monitored by: </w:t>
-      </w:r>
-      <w:r>
-        <w:rPr>
-          <w:rFonts w:eastAsia="Cambria" w:cs="Cambria" w:ascii="Cambria" w:hAnsi="Cambria"/>
-          <w:sz w:val="18"/>
-          <w:szCs w:val="18"/>
-          <w:u w:val="single"/>
-        </w:rPr>
-        <w:t>{monitored_by}</w:t>
-      </w:r>
-    </w:p>
-    <w:p>
-      <w:pPr>
-        <w:pStyle w:val="Normal"/>
-        <w:spacing w:lineRule="auto" w:line="240" w:before="0" w:after="0"/>
-        <w:jc w:val="center"/>
-        <w:rPr/>
-      </w:pPr>
-      <w:bookmarkStart w:id="1" w:name="_gjdgxs"/>
-      <w:bookmarkEnd w:id="1"/>
-      <w:r>
-        <w:rPr>
-          <w:rFonts w:eastAsia="Cambria" w:cs="Cambria" w:ascii="Cambria" w:hAnsi="Cambria"/>
-          <w:sz w:val="18"/>
-          <w:szCs w:val="18"/>
-        </w:rPr>
-        <w:t xml:space="preserve">                       </w:t>
-      </w:r>
-      <w:r>
-        <w:rPr>
-          <w:rFonts w:eastAsia="Cambria" w:cs="Cambria" w:ascii="Cambria" w:hAnsi="Cambria"/>
-          <w:sz w:val="18"/>
-          <w:szCs w:val="18"/>
-        </w:rPr>
-        <w:t>Laboratory Custodian</w:t>
-      </w:r>
     </w:p>
     <w:sectPr>
-      <w:headerReference w:type="even" r:id="rId2"/>
-      <w:headerReference w:type="default" r:id="rId3"/>
-      <w:headerReference w:type="first" r:id="rId4"/>
-      <w:footerReference w:type="even" r:id="rId5"/>
-      <w:footerReference w:type="default" r:id="rId6"/>
-      <w:footerReference w:type="first" r:id="rId7"/>
-      <w:type w:val="nextPage"/>
+      <w:headerReference w:type="even" r:id="rId6"/>
+      <w:headerReference w:type="default" r:id="rId7"/>
+      <w:footerReference w:type="even" r:id="rId8"/>
+      <w:footerReference w:type="default" r:id="rId9"/>
+      <w:headerReference w:type="first" r:id="rId10"/>
+      <w:footerReference w:type="first" r:id="rId11"/>
       <w:pgSz w:w="6120" w:h="7937"/>
-      <w:pgMar w:left="272" w:right="181" w:gutter="0" w:header="181" w:top="567" w:footer="0" w:bottom="176"/>
-      <w:paperSrc w:first="0" w:other="0"/>
-      <w:pgNumType w:start="1" w:fmt="decimal"/>
-      <w:formProt w:val="false"/>
-      <w:textDirection w:val="lrTb"/>
-      <w:docGrid w:type="default" w:linePitch="100" w:charSpace="4096"/>
+      <w:pgMar w:top="567" w:right="181" w:bottom="176" w:left="272" w:header="181" w:footer="0" w:gutter="0"/>
+      <w:pgNumType w:start="1"/>
+      <w:cols w:space="720"/>
+      <w:formProt w:val="0"/>
+      <w:docGrid w:linePitch="100" w:charSpace="4096"/>
     </w:sectPr>
   </w:body>
 </w:document>
 </file>
 
+<file path=word/endnotes.xml><?xml version="1.0" encoding="utf-8"?>
+<w:endnotes xmlns:wpc="http://schemas.microsoft.com/office/word/2010/wordprocessingCanvas" xmlns:cx="http://schemas.microsoft.com/office/drawing/2014/chartex" xmlns:mc="http://schemas.openxmlformats.org/markup-compatibility/2006" xmlns:o="urn:schemas-microsoft-com:office:office" xmlns:r="http://schemas.openxmlformats.org/officeDocument/2006/relationships" xmlns:m="http://schemas.openxmlformats.org/officeDocument/2006/math" xmlns:v="urn:schemas-microsoft-com:vml" xmlns:wp14="http://schemas.microsoft.com/office/word/2010/wordprocessingDrawing" xmlns:wp="http://schemas.openxmlformats.org/drawingml/2006/wordprocessingDrawing" xmlns:w10="urn:schemas-microsoft-com:office:word" xmlns:w="http://schemas.openxmlformats.org/wordprocessingml/2006/main" xmlns:w14="http://schemas.microsoft.com/office/word/2010/wordml" xmlns:w15="http://schemas.microsoft.com/office/word/2012/wordml" xmlns:w16se="http://schemas.microsoft.com/office/word/2015/wordml/symex" xmlns:wpg="http://schemas.microsoft.com/office/word/2010/wordprocessingGroup" xmlns:wpi="http://schemas.microsoft.com/office/word/2010/wordprocessingInk" xmlns:wne="http://schemas.microsoft.com/office/word/2006/wordml" xmlns:wps="http://schemas.microsoft.com/office/word/2010/wordprocessingShape" mc:Ignorable="w14 w15 w16se wp14">
+  <w:endnote w:type="separator" w:id="-1">
+    <w:p>
+      <w:pPr>
+        <w:spacing w:after="0" w:line="240" w:lineRule="auto"/>
+      </w:pPr>
+      <w:r>
+        <w:separator/>
+      </w:r>
+    </w:p>
+  </w:endnote>
+  <w:endnote w:type="continuationSeparator" w:id="0">
+    <w:p>
+      <w:pPr>
+        <w:spacing w:after="0" w:line="240" w:lineRule="auto"/>
+      </w:pPr>
+      <w:r>
+        <w:continuationSeparator/>
+      </w:r>
+    </w:p>
+  </w:endnote>
+</w:endnotes>
+</file>
+
 <file path=word/footer1.xml><?xml version="1.0" encoding="utf-8"?>
-<w:ftr xmlns:o="urn:schemas-microsoft-com:office:office" xmlns:r="http://schemas.openxmlformats.org/officeDocument/2006/relationships" xmlns:v="urn:schemas-microsoft-com:vml" xmlns:w="http://schemas.openxmlformats.org/wordprocessingml/2006/main" xmlns:w10="urn:schemas-microsoft-com:office:word" xmlns:wp="http://schemas.openxmlformats.org/drawingml/2006/wordprocessingDrawing" xmlns:wps="http://schemas.microsoft.com/office/word/2010/wordprocessingShape" xmlns:wpg="http://schemas.microsoft.com/office/word/2010/wordprocessingGroup" xmlns:mc="http://schemas.openxmlformats.org/markup-compatibility/2006" xmlns:wp14="http://schemas.microsoft.com/office/word/2010/wordprocessingDrawing" xmlns:w14="http://schemas.microsoft.com/office/word/2010/wordml" xmlns:w15="http://schemas.microsoft.com/office/word/2012/wordml" mc:Ignorable="w14 wp14 w15">
-  <w:p>
-    <w:pPr>
-      <w:pStyle w:val="Normal"/>
-      <w:spacing w:before="0" w:after="200"/>
-      <w:rPr/>
-    </w:pPr>
-    <w:r>
-      <w:rPr/>
-    </w:r>
-  </w:p>
+<w:ftr xmlns:wpc="http://schemas.microsoft.com/office/word/2010/wordprocessingCanvas" xmlns:cx="http://schemas.microsoft.com/office/drawing/2014/chartex" xmlns:mc="http://schemas.openxmlformats.org/markup-compatibility/2006" xmlns:o="urn:schemas-microsoft-com:office:office" xmlns:r="http://schemas.openxmlformats.org/officeDocument/2006/relationships" xmlns:m="http://schemas.openxmlformats.org/officeDocument/2006/math" xmlns:v="urn:schemas-microsoft-com:vml" xmlns:wp14="http://schemas.microsoft.com/office/word/2010/wordprocessingDrawing" xmlns:wp="http://schemas.openxmlformats.org/drawingml/2006/wordprocessingDrawing" xmlns:w10="urn:schemas-microsoft-com:office:word" xmlns:w="http://schemas.openxmlformats.org/wordprocessingml/2006/main" xmlns:w14="http://schemas.microsoft.com/office/word/2010/wordml" xmlns:w15="http://schemas.microsoft.com/office/word/2012/wordml" xmlns:w16se="http://schemas.microsoft.com/office/word/2015/wordml/symex" xmlns:wpg="http://schemas.microsoft.com/office/word/2010/wordprocessingGroup" xmlns:wpi="http://schemas.microsoft.com/office/word/2010/wordprocessingInk" xmlns:wne="http://schemas.microsoft.com/office/word/2006/wordml" xmlns:wps="http://schemas.microsoft.com/office/word/2010/wordprocessingShape" mc:Ignorable="w14 w15 w16se wp14">
+  <w:p/>
 </w:ftr>
 </file>
 
 <file path=word/footer2.xml><?xml version="1.0" encoding="utf-8"?>
-<w:ftr xmlns:o="urn:schemas-microsoft-com:office:office" xmlns:r="http://schemas.openxmlformats.org/officeDocument/2006/relationships" xmlns:v="urn:schemas-microsoft-com:vml" xmlns:w="http://schemas.openxmlformats.org/wordprocessingml/2006/main" xmlns:w10="urn:schemas-microsoft-com:office:word" xmlns:wp="http://schemas.openxmlformats.org/drawingml/2006/wordprocessingDrawing" xmlns:wps="http://schemas.microsoft.com/office/word/2010/wordprocessingShape" xmlns:wpg="http://schemas.microsoft.com/office/word/2010/wordprocessingGroup" xmlns:mc="http://schemas.openxmlformats.org/markup-compatibility/2006" xmlns:wp14="http://schemas.microsoft.com/office/word/2010/wordprocessingDrawing" xmlns:w14="http://schemas.microsoft.com/office/word/2010/wordml" xmlns:w15="http://schemas.microsoft.com/office/word/2012/wordml" mc:Ignorable="w14 wp14 w15">
+<w:ftr xmlns:wpc="http://schemas.microsoft.com/office/word/2010/wordprocessingCanvas" xmlns:cx="http://schemas.microsoft.com/office/drawing/2014/chartex" xmlns:mc="http://schemas.openxmlformats.org/markup-compatibility/2006" xmlns:o="urn:schemas-microsoft-com:office:office" xmlns:r="http://schemas.openxmlformats.org/officeDocument/2006/relationships" xmlns:m="http://schemas.openxmlformats.org/officeDocument/2006/math" xmlns:v="urn:schemas-microsoft-com:vml" xmlns:wp14="http://schemas.microsoft.com/office/word/2010/wordprocessingDrawing" xmlns:wp="http://schemas.openxmlformats.org/drawingml/2006/wordprocessingDrawing" xmlns:w10="urn:schemas-microsoft-com:office:word" xmlns:w="http://schemas.openxmlformats.org/wordprocessingml/2006/main" xmlns:w14="http://schemas.microsoft.com/office/word/2010/wordml" xmlns:w15="http://schemas.microsoft.com/office/word/2012/wordml" xmlns:w16se="http://schemas.microsoft.com/office/word/2015/wordml/symex" xmlns:wpg="http://schemas.microsoft.com/office/word/2010/wordprocessingGroup" xmlns:wpi="http://schemas.microsoft.com/office/word/2010/wordprocessingInk" xmlns:wne="http://schemas.microsoft.com/office/word/2006/wordml" xmlns:wps="http://schemas.microsoft.com/office/word/2010/wordprocessingShape" mc:Ignorable="w14 w15 w16se wp14">
   <w:p>
     <w:pPr>
-      <w:pStyle w:val="Normal"/>
-      <w:widowControl w:val="false"/>
-      <w:spacing w:before="0" w:after="0"/>
+      <w:widowControl w:val="0"/>
+      <w:spacing w:after="0"/>
       <w:rPr>
         <w:color w:val="000000"/>
       </w:rPr>
     </w:pPr>
-    <w:r>
-      <w:rPr>
-        <w:color w:val="000000"/>
-      </w:rPr>
-    </w:r>
   </w:p>
   <w:tbl>
     <w:tblPr>
-      <w:tblStyle w:val="a"/>
       <w:tblW w:w="5565" w:type="dxa"/>
-      <w:jc w:val="start"/>
       <w:tblInd w:w="108" w:type="dxa"/>
       <w:tblLayout w:type="fixed"/>
-      <w:tblCellMar>
-        <w:top w:w="0" w:type="dxa"/>
-        <w:start w:w="108" w:type="dxa"/>
-        <w:bottom w:w="0" w:type="dxa"/>
-        <w:end w:w="108" w:type="dxa"/>
-      </w:tblCellMar>
-      <w:tblLook w:firstRow="0" w:noVBand="1" w:lastRow="0" w:firstColumn="0" w:lastColumn="0" w:noHBand="0" w:val="0400"/>
+      <w:tblLook w:val="0400" w:firstRow="0" w:lastRow="0" w:firstColumn="0" w:lastColumn="0" w:noHBand="0" w:noVBand="1"/>
     </w:tblPr>
     <w:tblGrid>
-      <w:gridCol w:w="2159"/>
+      <w:gridCol w:w="2160"/>
       <w:gridCol w:w="1335"/>
       <w:gridCol w:w="990"/>
       <w:gridCol w:w="1080"/>
     </w:tblGrid>
     <w:tr>
-      <w:trPr/>
       <w:tc>
         <w:tcPr>
           <w:tcW w:w="2159" w:type="dxa"/>
@@ -735,31 +1140,20 @@
         </w:tcPr>
         <w:p>
           <w:pPr>
-            <w:pStyle w:val="Normal"/>
             <w:tabs>
-              <w:tab w:val="clear" w:pos="720"/>
-              <w:tab w:val="center" w:pos="4680" w:leader="none"/>
-              <w:tab w:val="right" w:pos="9360" w:leader="none"/>
+              <w:tab w:val="center" w:pos="4680"/>
+              <w:tab w:val="right" w:pos="9360"/>
             </w:tabs>
-            <w:spacing w:lineRule="auto" w:line="240" w:before="0" w:after="0"/>
+            <w:spacing w:after="0" w:line="240" w:lineRule="auto"/>
             <w:jc w:val="center"/>
             <w:rPr>
-              <w:rFonts w:ascii="Cambria" w:hAnsi="Cambria" w:eastAsia="Cambria" w:cs="Cambria"/>
+              <w:rFonts w:ascii="Cambria" w:eastAsia="Cambria" w:hAnsi="Cambria" w:cs="Cambria"/>
               <w:b/>
               <w:color w:val="000000"/>
               <w:sz w:val="6"/>
               <w:szCs w:val="6"/>
             </w:rPr>
           </w:pPr>
-          <w:r>
-            <w:rPr>
-              <w:rFonts w:eastAsia="Cambria" w:cs="Cambria" w:ascii="Cambria" w:hAnsi="Cambria"/>
-              <w:b/>
-              <w:color w:val="000000"/>
-              <w:sz w:val="6"/>
-              <w:szCs w:val="6"/>
-            </w:rPr>
-          </w:r>
         </w:p>
       </w:tc>
       <w:tc>
@@ -769,35 +1163,24 @@
             <w:top w:val="single" w:sz="24" w:space="0" w:color="800000"/>
             <w:bottom w:val="single" w:sz="4" w:space="0" w:color="000000"/>
           </w:tcBorders>
-          <w:shd w:color="auto" w:fill="auto" w:val="clear"/>
+          <w:shd w:val="clear" w:color="auto" w:fill="auto"/>
         </w:tcPr>
         <w:p>
           <w:pPr>
-            <w:pStyle w:val="Normal"/>
             <w:tabs>
-              <w:tab w:val="clear" w:pos="720"/>
-              <w:tab w:val="center" w:pos="4680" w:leader="none"/>
-              <w:tab w:val="right" w:pos="9360" w:leader="none"/>
+              <w:tab w:val="center" w:pos="4680"/>
+              <w:tab w:val="right" w:pos="9360"/>
             </w:tabs>
-            <w:spacing w:lineRule="auto" w:line="240" w:before="0" w:after="0"/>
+            <w:spacing w:after="0" w:line="240" w:lineRule="auto"/>
             <w:jc w:val="center"/>
             <w:rPr>
-              <w:rFonts w:ascii="Cambria" w:hAnsi="Cambria" w:eastAsia="Cambria" w:cs="Cambria"/>
+              <w:rFonts w:ascii="Cambria" w:eastAsia="Cambria" w:hAnsi="Cambria" w:cs="Cambria"/>
               <w:b/>
               <w:color w:val="000000"/>
               <w:sz w:val="6"/>
               <w:szCs w:val="6"/>
             </w:rPr>
           </w:pPr>
-          <w:r>
-            <w:rPr>
-              <w:rFonts w:eastAsia="Cambria" w:cs="Cambria" w:ascii="Cambria" w:hAnsi="Cambria"/>
-              <w:b/>
-              <w:color w:val="000000"/>
-              <w:sz w:val="6"/>
-              <w:szCs w:val="6"/>
-            </w:rPr>
-          </w:r>
         </w:p>
       </w:tc>
       <w:tc>
@@ -807,35 +1190,24 @@
             <w:top w:val="single" w:sz="24" w:space="0" w:color="800000"/>
             <w:bottom w:val="single" w:sz="4" w:space="0" w:color="000000"/>
           </w:tcBorders>
-          <w:shd w:color="auto" w:fill="auto" w:val="clear"/>
+          <w:shd w:val="clear" w:color="auto" w:fill="auto"/>
         </w:tcPr>
         <w:p>
           <w:pPr>
-            <w:pStyle w:val="Normal"/>
             <w:tabs>
-              <w:tab w:val="clear" w:pos="720"/>
-              <w:tab w:val="center" w:pos="4680" w:leader="none"/>
-              <w:tab w:val="right" w:pos="9360" w:leader="none"/>
+              <w:tab w:val="center" w:pos="4680"/>
+              <w:tab w:val="right" w:pos="9360"/>
             </w:tabs>
-            <w:spacing w:lineRule="auto" w:line="240" w:before="0" w:after="0"/>
+            <w:spacing w:after="0" w:line="240" w:lineRule="auto"/>
             <w:jc w:val="center"/>
             <w:rPr>
-              <w:rFonts w:ascii="Cambria" w:hAnsi="Cambria" w:eastAsia="Cambria" w:cs="Cambria"/>
+              <w:rFonts w:ascii="Cambria" w:eastAsia="Cambria" w:hAnsi="Cambria" w:cs="Cambria"/>
               <w:b/>
               <w:color w:val="000000"/>
               <w:sz w:val="6"/>
               <w:szCs w:val="6"/>
             </w:rPr>
           </w:pPr>
-          <w:r>
-            <w:rPr>
-              <w:rFonts w:eastAsia="Cambria" w:cs="Cambria" w:ascii="Cambria" w:hAnsi="Cambria"/>
-              <w:b/>
-              <w:color w:val="000000"/>
-              <w:sz w:val="6"/>
-              <w:szCs w:val="6"/>
-            </w:rPr>
-          </w:r>
         </w:p>
       </w:tc>
       <w:tc>
@@ -848,72 +1220,50 @@
         </w:tcPr>
         <w:p>
           <w:pPr>
-            <w:pStyle w:val="Normal"/>
             <w:tabs>
-              <w:tab w:val="clear" w:pos="720"/>
-              <w:tab w:val="center" w:pos="4680" w:leader="none"/>
-              <w:tab w:val="right" w:pos="9360" w:leader="none"/>
+              <w:tab w:val="center" w:pos="4680"/>
+              <w:tab w:val="right" w:pos="9360"/>
             </w:tabs>
-            <w:spacing w:lineRule="auto" w:line="240" w:before="0" w:after="0"/>
+            <w:spacing w:after="0" w:line="240" w:lineRule="auto"/>
             <w:jc w:val="center"/>
             <w:rPr>
-              <w:rFonts w:ascii="Cambria" w:hAnsi="Cambria" w:eastAsia="Cambria" w:cs="Cambria"/>
+              <w:rFonts w:ascii="Cambria" w:eastAsia="Cambria" w:hAnsi="Cambria" w:cs="Cambria"/>
               <w:b/>
               <w:color w:val="000000"/>
               <w:sz w:val="6"/>
               <w:szCs w:val="6"/>
             </w:rPr>
           </w:pPr>
-          <w:r>
-            <w:rPr>
-              <w:rFonts w:eastAsia="Cambria" w:cs="Cambria" w:ascii="Cambria" w:hAnsi="Cambria"/>
-              <w:b/>
-              <w:color w:val="000000"/>
-              <w:sz w:val="6"/>
-              <w:szCs w:val="6"/>
-            </w:rPr>
-          </w:r>
         </w:p>
       </w:tc>
     </w:tr>
     <w:tr>
       <w:trPr>
-        <w:trHeight w:val="146" w:hRule="atLeast"/>
+        <w:trHeight w:val="146"/>
       </w:trPr>
       <w:tc>
         <w:tcPr>
           <w:tcW w:w="2159" w:type="dxa"/>
           <w:tcBorders>
-            <w:end w:val="single" w:sz="4" w:space="0" w:color="000000"/>
+            <w:right w:val="single" w:sz="4" w:space="0" w:color="000000"/>
           </w:tcBorders>
         </w:tcPr>
         <w:p>
           <w:pPr>
-            <w:pStyle w:val="Normal"/>
             <w:tabs>
-              <w:tab w:val="clear" w:pos="720"/>
-              <w:tab w:val="center" w:pos="4680" w:leader="none"/>
-              <w:tab w:val="right" w:pos="9360" w:leader="none"/>
+              <w:tab w:val="center" w:pos="4680"/>
+              <w:tab w:val="right" w:pos="9360"/>
             </w:tabs>
-            <w:spacing w:lineRule="auto" w:line="240" w:before="0" w:after="0"/>
+            <w:spacing w:after="0" w:line="240" w:lineRule="auto"/>
             <w:jc w:val="center"/>
             <w:rPr>
-              <w:rFonts w:ascii="Cambria" w:hAnsi="Cambria" w:eastAsia="Cambria" w:cs="Cambria"/>
+              <w:rFonts w:ascii="Cambria" w:eastAsia="Cambria" w:hAnsi="Cambria" w:cs="Cambria"/>
               <w:b/>
               <w:color w:val="000000"/>
               <w:sz w:val="10"/>
               <w:szCs w:val="10"/>
             </w:rPr>
           </w:pPr>
-          <w:r>
-            <w:rPr>
-              <w:rFonts w:eastAsia="Cambria" w:cs="Cambria" w:ascii="Cambria" w:hAnsi="Cambria"/>
-              <w:b/>
-              <w:color w:val="000000"/>
-              <w:sz w:val="10"/>
-              <w:szCs w:val="10"/>
-            </w:rPr>
-          </w:r>
         </w:p>
       </w:tc>
       <w:tc>
@@ -921,24 +1271,22 @@
           <w:tcW w:w="1335" w:type="dxa"/>
           <w:tcBorders>
             <w:top w:val="single" w:sz="4" w:space="0" w:color="000000"/>
-            <w:start w:val="single" w:sz="4" w:space="0" w:color="000000"/>
+            <w:left w:val="single" w:sz="4" w:space="0" w:color="000000"/>
             <w:bottom w:val="single" w:sz="4" w:space="0" w:color="000000"/>
-            <w:end w:val="single" w:sz="4" w:space="0" w:color="000000"/>
+            <w:right w:val="single" w:sz="4" w:space="0" w:color="000000"/>
           </w:tcBorders>
-          <w:shd w:color="auto" w:fill="auto" w:val="clear"/>
+          <w:shd w:val="clear" w:color="auto" w:fill="auto"/>
         </w:tcPr>
         <w:p>
           <w:pPr>
-            <w:pStyle w:val="Normal"/>
             <w:tabs>
-              <w:tab w:val="clear" w:pos="720"/>
-              <w:tab w:val="center" w:pos="4680" w:leader="none"/>
-              <w:tab w:val="right" w:pos="9360" w:leader="none"/>
+              <w:tab w:val="center" w:pos="4680"/>
+              <w:tab w:val="right" w:pos="9360"/>
             </w:tabs>
-            <w:spacing w:lineRule="auto" w:line="240" w:before="0" w:after="0"/>
+            <w:spacing w:after="0" w:line="240" w:lineRule="auto"/>
             <w:jc w:val="center"/>
             <w:rPr>
-              <w:rFonts w:ascii="Cambria" w:hAnsi="Cambria" w:eastAsia="Cambria" w:cs="Cambria"/>
+              <w:rFonts w:ascii="Cambria" w:eastAsia="Cambria" w:hAnsi="Cambria" w:cs="Cambria"/>
               <w:b/>
               <w:color w:val="000000"/>
               <w:sz w:val="10"/>
@@ -947,7 +1295,7 @@
           </w:pPr>
           <w:r>
             <w:rPr>
-              <w:rFonts w:eastAsia="Cambria" w:cs="Cambria" w:ascii="Cambria" w:hAnsi="Cambria"/>
+              <w:rFonts w:ascii="Cambria" w:eastAsia="Cambria" w:hAnsi="Cambria" w:cs="Cambria"/>
               <w:b/>
               <w:color w:val="000000"/>
               <w:sz w:val="10"/>
@@ -962,24 +1310,22 @@
           <w:tcW w:w="990" w:type="dxa"/>
           <w:tcBorders>
             <w:top w:val="single" w:sz="4" w:space="0" w:color="000000"/>
-            <w:start w:val="single" w:sz="4" w:space="0" w:color="000000"/>
+            <w:left w:val="single" w:sz="4" w:space="0" w:color="000000"/>
             <w:bottom w:val="single" w:sz="4" w:space="0" w:color="000000"/>
-            <w:end w:val="single" w:sz="4" w:space="0" w:color="000000"/>
+            <w:right w:val="single" w:sz="4" w:space="0" w:color="000000"/>
           </w:tcBorders>
-          <w:shd w:color="auto" w:fill="auto" w:val="clear"/>
+          <w:shd w:val="clear" w:color="auto" w:fill="auto"/>
         </w:tcPr>
         <w:p>
           <w:pPr>
-            <w:pStyle w:val="Normal"/>
             <w:tabs>
-              <w:tab w:val="clear" w:pos="720"/>
-              <w:tab w:val="center" w:pos="4680" w:leader="none"/>
-              <w:tab w:val="right" w:pos="9360" w:leader="none"/>
+              <w:tab w:val="center" w:pos="4680"/>
+              <w:tab w:val="right" w:pos="9360"/>
             </w:tabs>
-            <w:spacing w:lineRule="auto" w:line="240" w:before="0" w:after="0"/>
+            <w:spacing w:after="0" w:line="240" w:lineRule="auto"/>
             <w:jc w:val="center"/>
             <w:rPr>
-              <w:rFonts w:ascii="Cambria" w:hAnsi="Cambria" w:eastAsia="Cambria" w:cs="Cambria"/>
+              <w:rFonts w:ascii="Cambria" w:eastAsia="Cambria" w:hAnsi="Cambria" w:cs="Cambria"/>
               <w:b/>
               <w:color w:val="000000"/>
               <w:sz w:val="10"/>
@@ -988,7 +1334,7 @@
           </w:pPr>
           <w:r>
             <w:rPr>
-              <w:rFonts w:eastAsia="Cambria" w:cs="Cambria" w:ascii="Cambria" w:hAnsi="Cambria"/>
+              <w:rFonts w:ascii="Cambria" w:eastAsia="Cambria" w:hAnsi="Cambria" w:cs="Cambria"/>
               <w:b/>
               <w:color w:val="000000"/>
               <w:sz w:val="10"/>
@@ -1003,23 +1349,21 @@
           <w:tcW w:w="1080" w:type="dxa"/>
           <w:tcBorders>
             <w:top w:val="single" w:sz="4" w:space="0" w:color="000000"/>
-            <w:start w:val="single" w:sz="4" w:space="0" w:color="000000"/>
+            <w:left w:val="single" w:sz="4" w:space="0" w:color="000000"/>
             <w:bottom w:val="single" w:sz="4" w:space="0" w:color="000000"/>
-            <w:end w:val="single" w:sz="4" w:space="0" w:color="000000"/>
+            <w:right w:val="single" w:sz="4" w:space="0" w:color="000000"/>
           </w:tcBorders>
         </w:tcPr>
         <w:p>
           <w:pPr>
-            <w:pStyle w:val="Normal"/>
             <w:tabs>
-              <w:tab w:val="clear" w:pos="720"/>
-              <w:tab w:val="center" w:pos="4680" w:leader="none"/>
-              <w:tab w:val="right" w:pos="9360" w:leader="none"/>
+              <w:tab w:val="center" w:pos="4680"/>
+              <w:tab w:val="right" w:pos="9360"/>
             </w:tabs>
-            <w:spacing w:lineRule="auto" w:line="240" w:before="0" w:after="0"/>
+            <w:spacing w:after="0" w:line="240" w:lineRule="auto"/>
             <w:jc w:val="center"/>
             <w:rPr>
-              <w:rFonts w:ascii="Cambria" w:hAnsi="Cambria" w:eastAsia="Cambria" w:cs="Cambria"/>
+              <w:rFonts w:ascii="Cambria" w:eastAsia="Cambria" w:hAnsi="Cambria" w:cs="Cambria"/>
               <w:b/>
               <w:color w:val="000000"/>
               <w:sz w:val="10"/>
@@ -1028,7 +1372,7 @@
           </w:pPr>
           <w:r>
             <w:rPr>
-              <w:rFonts w:eastAsia="Cambria" w:cs="Cambria" w:ascii="Cambria" w:hAnsi="Cambria"/>
+              <w:rFonts w:ascii="Cambria" w:eastAsia="Cambria" w:hAnsi="Cambria" w:cs="Cambria"/>
               <w:b/>
               <w:color w:val="000000"/>
               <w:sz w:val="10"/>
@@ -1040,39 +1384,28 @@
       </w:tc>
     </w:tr>
     <w:tr>
-      <w:trPr/>
       <w:tc>
         <w:tcPr>
           <w:tcW w:w="2159" w:type="dxa"/>
           <w:tcBorders>
-            <w:end w:val="single" w:sz="4" w:space="0" w:color="000000"/>
+            <w:right w:val="single" w:sz="4" w:space="0" w:color="000000"/>
           </w:tcBorders>
         </w:tcPr>
         <w:p>
           <w:pPr>
-            <w:pStyle w:val="Normal"/>
             <w:tabs>
-              <w:tab w:val="clear" w:pos="720"/>
-              <w:tab w:val="center" w:pos="4680" w:leader="none"/>
-              <w:tab w:val="right" w:pos="9360" w:leader="none"/>
+              <w:tab w:val="center" w:pos="4680"/>
+              <w:tab w:val="right" w:pos="9360"/>
             </w:tabs>
-            <w:spacing w:lineRule="auto" w:line="240" w:before="0" w:after="0"/>
+            <w:spacing w:after="0" w:line="240" w:lineRule="auto"/>
             <w:jc w:val="center"/>
             <w:rPr>
-              <w:rFonts w:ascii="Cambria" w:hAnsi="Cambria" w:eastAsia="Cambria" w:cs="Cambria"/>
+              <w:rFonts w:ascii="Cambria" w:eastAsia="Cambria" w:hAnsi="Cambria" w:cs="Cambria"/>
               <w:color w:val="000000"/>
               <w:sz w:val="10"/>
               <w:szCs w:val="10"/>
             </w:rPr>
           </w:pPr>
-          <w:r>
-            <w:rPr>
-              <w:rFonts w:eastAsia="Cambria" w:cs="Cambria" w:ascii="Cambria" w:hAnsi="Cambria"/>
-              <w:color w:val="000000"/>
-              <w:sz w:val="10"/>
-              <w:szCs w:val="10"/>
-            </w:rPr>
-          </w:r>
         </w:p>
       </w:tc>
       <w:tc>
@@ -1080,24 +1413,22 @@
           <w:tcW w:w="1335" w:type="dxa"/>
           <w:tcBorders>
             <w:top w:val="single" w:sz="4" w:space="0" w:color="000000"/>
-            <w:start w:val="single" w:sz="4" w:space="0" w:color="000000"/>
+            <w:left w:val="single" w:sz="4" w:space="0" w:color="000000"/>
             <w:bottom w:val="single" w:sz="4" w:space="0" w:color="000000"/>
-            <w:end w:val="single" w:sz="4" w:space="0" w:color="000000"/>
+            <w:right w:val="single" w:sz="4" w:space="0" w:color="000000"/>
           </w:tcBorders>
-          <w:shd w:color="auto" w:fill="auto" w:val="clear"/>
+          <w:shd w:val="clear" w:color="auto" w:fill="auto"/>
         </w:tcPr>
         <w:p>
           <w:pPr>
-            <w:pStyle w:val="Normal"/>
             <w:tabs>
-              <w:tab w:val="clear" w:pos="720"/>
-              <w:tab w:val="center" w:pos="4680" w:leader="none"/>
-              <w:tab w:val="right" w:pos="9360" w:leader="none"/>
+              <w:tab w:val="center" w:pos="4680"/>
+              <w:tab w:val="right" w:pos="9360"/>
             </w:tabs>
-            <w:spacing w:lineRule="auto" w:line="240" w:before="0" w:after="0"/>
+            <w:spacing w:after="0" w:line="240" w:lineRule="auto"/>
             <w:jc w:val="center"/>
             <w:rPr>
-              <w:rFonts w:ascii="Cambria" w:hAnsi="Cambria" w:eastAsia="Cambria" w:cs="Cambria"/>
+              <w:rFonts w:ascii="Cambria" w:eastAsia="Cambria" w:hAnsi="Cambria" w:cs="Cambria"/>
               <w:color w:val="000000"/>
               <w:sz w:val="10"/>
               <w:szCs w:val="10"/>
@@ -1105,7 +1436,7 @@
           </w:pPr>
           <w:r>
             <w:rPr>
-              <w:rFonts w:eastAsia="Cambria" w:cs="Cambria" w:ascii="Cambria" w:hAnsi="Cambria"/>
+              <w:rFonts w:ascii="Cambria" w:eastAsia="Cambria" w:hAnsi="Cambria" w:cs="Cambria"/>
               <w:color w:val="000000"/>
               <w:sz w:val="10"/>
               <w:szCs w:val="10"/>
@@ -1114,7 +1445,7 @@
           </w:r>
           <w:r>
             <w:rPr>
-              <w:rFonts w:eastAsia="Cambria" w:cs="Cambria" w:ascii="Cambria" w:hAnsi="Cambria"/>
+              <w:rFonts w:ascii="Cambria" w:eastAsia="Cambria" w:hAnsi="Cambria" w:cs="Cambria"/>
               <w:sz w:val="10"/>
               <w:szCs w:val="10"/>
             </w:rPr>
@@ -1127,24 +1458,22 @@
           <w:tcW w:w="990" w:type="dxa"/>
           <w:tcBorders>
             <w:top w:val="single" w:sz="4" w:space="0" w:color="000000"/>
-            <w:start w:val="single" w:sz="4" w:space="0" w:color="000000"/>
+            <w:left w:val="single" w:sz="4" w:space="0" w:color="000000"/>
             <w:bottom w:val="single" w:sz="4" w:space="0" w:color="000000"/>
-            <w:end w:val="single" w:sz="4" w:space="0" w:color="000000"/>
+            <w:right w:val="single" w:sz="4" w:space="0" w:color="000000"/>
           </w:tcBorders>
-          <w:shd w:color="auto" w:fill="auto" w:val="clear"/>
+          <w:shd w:val="clear" w:color="auto" w:fill="auto"/>
         </w:tcPr>
         <w:p>
           <w:pPr>
-            <w:pStyle w:val="Normal"/>
             <w:tabs>
-              <w:tab w:val="clear" w:pos="720"/>
-              <w:tab w:val="center" w:pos="4680" w:leader="none"/>
-              <w:tab w:val="right" w:pos="9360" w:leader="none"/>
+              <w:tab w:val="center" w:pos="4680"/>
+              <w:tab w:val="right" w:pos="9360"/>
             </w:tabs>
-            <w:spacing w:lineRule="auto" w:line="240" w:before="0" w:after="0"/>
+            <w:spacing w:after="0" w:line="240" w:lineRule="auto"/>
             <w:jc w:val="center"/>
             <w:rPr>
-              <w:rFonts w:ascii="Cambria" w:hAnsi="Cambria" w:eastAsia="Cambria" w:cs="Cambria"/>
+              <w:rFonts w:ascii="Cambria" w:eastAsia="Cambria" w:hAnsi="Cambria" w:cs="Cambria"/>
               <w:color w:val="000000"/>
               <w:sz w:val="10"/>
               <w:szCs w:val="10"/>
@@ -1152,7 +1481,7 @@
           </w:pPr>
           <w:r>
             <w:rPr>
-              <w:rFonts w:eastAsia="Cambria" w:cs="Cambria" w:ascii="Cambria" w:hAnsi="Cambria"/>
+              <w:rFonts w:ascii="Cambria" w:eastAsia="Cambria" w:hAnsi="Cambria" w:cs="Cambria"/>
               <w:color w:val="000000"/>
               <w:sz w:val="10"/>
               <w:szCs w:val="10"/>
@@ -1166,23 +1495,21 @@
           <w:tcW w:w="1080" w:type="dxa"/>
           <w:tcBorders>
             <w:top w:val="single" w:sz="4" w:space="0" w:color="000000"/>
-            <w:start w:val="single" w:sz="4" w:space="0" w:color="000000"/>
+            <w:left w:val="single" w:sz="4" w:space="0" w:color="000000"/>
             <w:bottom w:val="single" w:sz="4" w:space="0" w:color="000000"/>
-            <w:end w:val="single" w:sz="4" w:space="0" w:color="000000"/>
+            <w:right w:val="single" w:sz="4" w:space="0" w:color="000000"/>
           </w:tcBorders>
         </w:tcPr>
         <w:p>
           <w:pPr>
-            <w:pStyle w:val="Normal"/>
             <w:tabs>
-              <w:tab w:val="clear" w:pos="720"/>
-              <w:tab w:val="center" w:pos="4680" w:leader="none"/>
-              <w:tab w:val="right" w:pos="9360" w:leader="none"/>
+              <w:tab w:val="center" w:pos="4680"/>
+              <w:tab w:val="right" w:pos="9360"/>
             </w:tabs>
-            <w:spacing w:lineRule="auto" w:line="240" w:before="0" w:after="0"/>
+            <w:spacing w:after="0" w:line="240" w:lineRule="auto"/>
             <w:jc w:val="center"/>
             <w:rPr>
-              <w:rFonts w:ascii="Cambria" w:hAnsi="Cambria" w:eastAsia="Cambria" w:cs="Cambria"/>
+              <w:rFonts w:ascii="Cambria" w:eastAsia="Cambria" w:hAnsi="Cambria" w:cs="Cambria"/>
               <w:color w:val="000000"/>
               <w:sz w:val="10"/>
               <w:szCs w:val="10"/>
@@ -1190,7 +1517,7 @@
           </w:pPr>
           <w:r>
             <w:rPr>
-              <w:rFonts w:eastAsia="Cambria" w:cs="Cambria" w:ascii="Cambria" w:hAnsi="Cambria"/>
+              <w:rFonts w:ascii="Cambria" w:eastAsia="Cambria" w:hAnsi="Cambria" w:cs="Cambria"/>
               <w:color w:val="000000"/>
               <w:sz w:val="10"/>
               <w:szCs w:val="10"/>
@@ -1203,61 +1530,37 @@
   </w:tbl>
   <w:p>
     <w:pPr>
-      <w:pStyle w:val="Normal"/>
       <w:tabs>
-        <w:tab w:val="clear" w:pos="720"/>
-        <w:tab w:val="center" w:pos="4680" w:leader="none"/>
-        <w:tab w:val="right" w:pos="9360" w:leader="none"/>
+        <w:tab w:val="center" w:pos="4680"/>
+        <w:tab w:val="right" w:pos="9360"/>
       </w:tabs>
-      <w:spacing w:before="0" w:after="200"/>
       <w:rPr>
         <w:color w:val="000000"/>
         <w:sz w:val="2"/>
         <w:szCs w:val="2"/>
       </w:rPr>
     </w:pPr>
-    <w:r>
-      <w:rPr>
-        <w:color w:val="000000"/>
-        <w:sz w:val="2"/>
-        <w:szCs w:val="2"/>
-      </w:rPr>
-    </w:r>
   </w:p>
 </w:ftr>
 </file>
 
 <file path=word/footer3.xml><?xml version="1.0" encoding="utf-8"?>
-<w:ftr xmlns:o="urn:schemas-microsoft-com:office:office" xmlns:r="http://schemas.openxmlformats.org/officeDocument/2006/relationships" xmlns:v="urn:schemas-microsoft-com:vml" xmlns:w="http://schemas.openxmlformats.org/wordprocessingml/2006/main" xmlns:w10="urn:schemas-microsoft-com:office:word" xmlns:wp="http://schemas.openxmlformats.org/drawingml/2006/wordprocessingDrawing" xmlns:wps="http://schemas.microsoft.com/office/word/2010/wordprocessingShape" xmlns:wpg="http://schemas.microsoft.com/office/word/2010/wordprocessingGroup" xmlns:mc="http://schemas.openxmlformats.org/markup-compatibility/2006" xmlns:wp14="http://schemas.microsoft.com/office/word/2010/wordprocessingDrawing" xmlns:w14="http://schemas.microsoft.com/office/word/2010/wordml" xmlns:w15="http://schemas.microsoft.com/office/word/2012/wordml" mc:Ignorable="w14 wp14 w15">
+<w:ftr xmlns:wpc="http://schemas.microsoft.com/office/word/2010/wordprocessingCanvas" xmlns:cx="http://schemas.microsoft.com/office/drawing/2014/chartex" xmlns:mc="http://schemas.openxmlformats.org/markup-compatibility/2006" xmlns:o="urn:schemas-microsoft-com:office:office" xmlns:r="http://schemas.openxmlformats.org/officeDocument/2006/relationships" xmlns:m="http://schemas.openxmlformats.org/officeDocument/2006/math" xmlns:v="urn:schemas-microsoft-com:vml" xmlns:wp14="http://schemas.microsoft.com/office/word/2010/wordprocessingDrawing" xmlns:wp="http://schemas.openxmlformats.org/drawingml/2006/wordprocessingDrawing" xmlns:w10="urn:schemas-microsoft-com:office:word" xmlns:w="http://schemas.openxmlformats.org/wordprocessingml/2006/main" xmlns:w14="http://schemas.microsoft.com/office/word/2010/wordml" xmlns:w15="http://schemas.microsoft.com/office/word/2012/wordml" xmlns:w16se="http://schemas.microsoft.com/office/word/2015/wordml/symex" xmlns:wpg="http://schemas.microsoft.com/office/word/2010/wordprocessingGroup" xmlns:wpi="http://schemas.microsoft.com/office/word/2010/wordprocessingInk" xmlns:wne="http://schemas.microsoft.com/office/word/2006/wordml" xmlns:wps="http://schemas.microsoft.com/office/word/2010/wordprocessingShape" mc:Ignorable="w14 w15 w16se wp14">
   <w:p>
     <w:pPr>
-      <w:pStyle w:val="Normal"/>
-      <w:widowControl w:val="false"/>
-      <w:spacing w:before="0" w:after="0"/>
+      <w:widowControl w:val="0"/>
+      <w:spacing w:after="0"/>
       <w:rPr>
         <w:color w:val="000000"/>
       </w:rPr>
     </w:pPr>
-    <w:r>
-      <w:rPr>
-        <w:color w:val="000000"/>
-      </w:rPr>
-    </w:r>
   </w:p>
   <w:tbl>
     <w:tblPr>
-      <w:tblStyle w:val="a"/>
       <w:tblW w:w="5565" w:type="dxa"/>
-      <w:jc w:val="start"/>
       <w:tblInd w:w="108" w:type="dxa"/>
       <w:tblLayout w:type="fixed"/>
-      <w:tblCellMar>
-        <w:top w:w="0" w:type="dxa"/>
-        <w:start w:w="108" w:type="dxa"/>
-        <w:bottom w:w="0" w:type="dxa"/>
-        <w:end w:w="108" w:type="dxa"/>
-      </w:tblCellMar>
-      <w:tblLook w:firstRow="0" w:noVBand="1" w:lastRow="0" w:firstColumn="0" w:lastColumn="0" w:noHBand="0" w:val="0400"/>
+      <w:tblLook w:val="0400" w:firstRow="0" w:lastRow="0" w:firstColumn="0" w:lastColumn="0" w:noHBand="0" w:noVBand="1"/>
     </w:tblPr>
     <w:tblGrid>
       <w:gridCol w:w="2159"/>
@@ -1266,7 +1569,6 @@
       <w:gridCol w:w="1080"/>
     </w:tblGrid>
     <w:tr>
-      <w:trPr/>
       <w:tc>
         <w:tcPr>
           <w:tcW w:w="2159" w:type="dxa"/>
@@ -1276,31 +1578,20 @@
         </w:tcPr>
         <w:p>
           <w:pPr>
-            <w:pStyle w:val="Normal"/>
             <w:tabs>
-              <w:tab w:val="clear" w:pos="720"/>
-              <w:tab w:val="center" w:pos="4680" w:leader="none"/>
-              <w:tab w:val="right" w:pos="9360" w:leader="none"/>
+              <w:tab w:val="center" w:pos="4680"/>
+              <w:tab w:val="right" w:pos="9360"/>
             </w:tabs>
-            <w:spacing w:lineRule="auto" w:line="240" w:before="0" w:after="0"/>
+            <w:spacing w:after="0" w:line="240" w:lineRule="auto"/>
             <w:jc w:val="center"/>
             <w:rPr>
-              <w:rFonts w:ascii="Cambria" w:hAnsi="Cambria" w:eastAsia="Cambria" w:cs="Cambria"/>
+              <w:rFonts w:ascii="Cambria" w:eastAsia="Cambria" w:hAnsi="Cambria" w:cs="Cambria"/>
               <w:b/>
               <w:color w:val="000000"/>
               <w:sz w:val="6"/>
               <w:szCs w:val="6"/>
             </w:rPr>
           </w:pPr>
-          <w:r>
-            <w:rPr>
-              <w:rFonts w:eastAsia="Cambria" w:cs="Cambria" w:ascii="Cambria" w:hAnsi="Cambria"/>
-              <w:b/>
-              <w:color w:val="000000"/>
-              <w:sz w:val="6"/>
-              <w:szCs w:val="6"/>
-            </w:rPr>
-          </w:r>
         </w:p>
       </w:tc>
       <w:tc>
@@ -1310,35 +1601,24 @@
             <w:top w:val="single" w:sz="24" w:space="0" w:color="800000"/>
             <w:bottom w:val="single" w:sz="4" w:space="0" w:color="000000"/>
           </w:tcBorders>
-          <w:shd w:color="auto" w:fill="auto" w:val="clear"/>
+          <w:shd w:val="clear" w:color="auto" w:fill="auto"/>
         </w:tcPr>
         <w:p>
           <w:pPr>
-            <w:pStyle w:val="Normal"/>
             <w:tabs>
-              <w:tab w:val="clear" w:pos="720"/>
-              <w:tab w:val="center" w:pos="4680" w:leader="none"/>
-              <w:tab w:val="right" w:pos="9360" w:leader="none"/>
+              <w:tab w:val="center" w:pos="4680"/>
+              <w:tab w:val="right" w:pos="9360"/>
             </w:tabs>
-            <w:spacing w:lineRule="auto" w:line="240" w:before="0" w:after="0"/>
+            <w:spacing w:after="0" w:line="240" w:lineRule="auto"/>
             <w:jc w:val="center"/>
             <w:rPr>
-              <w:rFonts w:ascii="Cambria" w:hAnsi="Cambria" w:eastAsia="Cambria" w:cs="Cambria"/>
+              <w:rFonts w:ascii="Cambria" w:eastAsia="Cambria" w:hAnsi="Cambria" w:cs="Cambria"/>
               <w:b/>
               <w:color w:val="000000"/>
               <w:sz w:val="6"/>
               <w:szCs w:val="6"/>
             </w:rPr>
           </w:pPr>
-          <w:r>
-            <w:rPr>
-              <w:rFonts w:eastAsia="Cambria" w:cs="Cambria" w:ascii="Cambria" w:hAnsi="Cambria"/>
-              <w:b/>
-              <w:color w:val="000000"/>
-              <w:sz w:val="6"/>
-              <w:szCs w:val="6"/>
-            </w:rPr>
-          </w:r>
         </w:p>
       </w:tc>
       <w:tc>
@@ -1348,35 +1628,24 @@
             <w:top w:val="single" w:sz="24" w:space="0" w:color="800000"/>
             <w:bottom w:val="single" w:sz="4" w:space="0" w:color="000000"/>
           </w:tcBorders>
-          <w:shd w:color="auto" w:fill="auto" w:val="clear"/>
+          <w:shd w:val="clear" w:color="auto" w:fill="auto"/>
         </w:tcPr>
         <w:p>
           <w:pPr>
-            <w:pStyle w:val="Normal"/>
             <w:tabs>
-              <w:tab w:val="clear" w:pos="720"/>
-              <w:tab w:val="center" w:pos="4680" w:leader="none"/>
-              <w:tab w:val="right" w:pos="9360" w:leader="none"/>
+              <w:tab w:val="center" w:pos="4680"/>
+              <w:tab w:val="right" w:pos="9360"/>
             </w:tabs>
-            <w:spacing w:lineRule="auto" w:line="240" w:before="0" w:after="0"/>
+            <w:spacing w:after="0" w:line="240" w:lineRule="auto"/>
             <w:jc w:val="center"/>
             <w:rPr>
-              <w:rFonts w:ascii="Cambria" w:hAnsi="Cambria" w:eastAsia="Cambria" w:cs="Cambria"/>
+              <w:rFonts w:ascii="Cambria" w:eastAsia="Cambria" w:hAnsi="Cambria" w:cs="Cambria"/>
               <w:b/>
               <w:color w:val="000000"/>
               <w:sz w:val="6"/>
               <w:szCs w:val="6"/>
             </w:rPr>
           </w:pPr>
-          <w:r>
-            <w:rPr>
-              <w:rFonts w:eastAsia="Cambria" w:cs="Cambria" w:ascii="Cambria" w:hAnsi="Cambria"/>
-              <w:b/>
-              <w:color w:val="000000"/>
-              <w:sz w:val="6"/>
-              <w:szCs w:val="6"/>
-            </w:rPr>
-          </w:r>
         </w:p>
       </w:tc>
       <w:tc>
@@ -1389,72 +1658,50 @@
         </w:tcPr>
         <w:p>
           <w:pPr>
-            <w:pStyle w:val="Normal"/>
             <w:tabs>
-              <w:tab w:val="clear" w:pos="720"/>
-              <w:tab w:val="center" w:pos="4680" w:leader="none"/>
-              <w:tab w:val="right" w:pos="9360" w:leader="none"/>
+              <w:tab w:val="center" w:pos="4680"/>
+              <w:tab w:val="right" w:pos="9360"/>
             </w:tabs>
-            <w:spacing w:lineRule="auto" w:line="240" w:before="0" w:after="0"/>
+            <w:spacing w:after="0" w:line="240" w:lineRule="auto"/>
             <w:jc w:val="center"/>
             <w:rPr>
-              <w:rFonts w:ascii="Cambria" w:hAnsi="Cambria" w:eastAsia="Cambria" w:cs="Cambria"/>
+              <w:rFonts w:ascii="Cambria" w:eastAsia="Cambria" w:hAnsi="Cambria" w:cs="Cambria"/>
               <w:b/>
               <w:color w:val="000000"/>
               <w:sz w:val="6"/>
               <w:szCs w:val="6"/>
             </w:rPr>
           </w:pPr>
-          <w:r>
-            <w:rPr>
-              <w:rFonts w:eastAsia="Cambria" w:cs="Cambria" w:ascii="Cambria" w:hAnsi="Cambria"/>
-              <w:b/>
-              <w:color w:val="000000"/>
-              <w:sz w:val="6"/>
-              <w:szCs w:val="6"/>
-            </w:rPr>
-          </w:r>
         </w:p>
       </w:tc>
     </w:tr>
     <w:tr>
       <w:trPr>
-        <w:trHeight w:val="146" w:hRule="atLeast"/>
+        <w:trHeight w:val="146"/>
       </w:trPr>
       <w:tc>
         <w:tcPr>
           <w:tcW w:w="2159" w:type="dxa"/>
           <w:tcBorders>
-            <w:end w:val="single" w:sz="4" w:space="0" w:color="000000"/>
+            <w:right w:val="single" w:sz="4" w:space="0" w:color="000000"/>
           </w:tcBorders>
         </w:tcPr>
         <w:p>
           <w:pPr>
-            <w:pStyle w:val="Normal"/>
             <w:tabs>
-              <w:tab w:val="clear" w:pos="720"/>
-              <w:tab w:val="center" w:pos="4680" w:leader="none"/>
-              <w:tab w:val="right" w:pos="9360" w:leader="none"/>
+              <w:tab w:val="center" w:pos="4680"/>
+              <w:tab w:val="right" w:pos="9360"/>
             </w:tabs>
-            <w:spacing w:lineRule="auto" w:line="240" w:before="0" w:after="0"/>
+            <w:spacing w:after="0" w:line="240" w:lineRule="auto"/>
             <w:jc w:val="center"/>
             <w:rPr>
-              <w:rFonts w:ascii="Cambria" w:hAnsi="Cambria" w:eastAsia="Cambria" w:cs="Cambria"/>
+              <w:rFonts w:ascii="Cambria" w:eastAsia="Cambria" w:hAnsi="Cambria" w:cs="Cambria"/>
               <w:b/>
               <w:color w:val="000000"/>
               <w:sz w:val="10"/>
               <w:szCs w:val="10"/>
             </w:rPr>
           </w:pPr>
-          <w:r>
-            <w:rPr>
-              <w:rFonts w:eastAsia="Cambria" w:cs="Cambria" w:ascii="Cambria" w:hAnsi="Cambria"/>
-              <w:b/>
-              <w:color w:val="000000"/>
-              <w:sz w:val="10"/>
-              <w:szCs w:val="10"/>
-            </w:rPr>
-          </w:r>
         </w:p>
       </w:tc>
       <w:tc>
@@ -1462,24 +1709,22 @@
           <w:tcW w:w="1335" w:type="dxa"/>
           <w:tcBorders>
             <w:top w:val="single" w:sz="4" w:space="0" w:color="000000"/>
-            <w:start w:val="single" w:sz="4" w:space="0" w:color="000000"/>
+            <w:left w:val="single" w:sz="4" w:space="0" w:color="000000"/>
             <w:bottom w:val="single" w:sz="4" w:space="0" w:color="000000"/>
-            <w:end w:val="single" w:sz="4" w:space="0" w:color="000000"/>
+            <w:right w:val="single" w:sz="4" w:space="0" w:color="000000"/>
           </w:tcBorders>
-          <w:shd w:color="auto" w:fill="auto" w:val="clear"/>
+          <w:shd w:val="clear" w:color="auto" w:fill="auto"/>
         </w:tcPr>
         <w:p>
           <w:pPr>
-            <w:pStyle w:val="Normal"/>
             <w:tabs>
-              <w:tab w:val="clear" w:pos="720"/>
-              <w:tab w:val="center" w:pos="4680" w:leader="none"/>
-              <w:tab w:val="right" w:pos="9360" w:leader="none"/>
+              <w:tab w:val="center" w:pos="4680"/>
+              <w:tab w:val="right" w:pos="9360"/>
             </w:tabs>
-            <w:spacing w:lineRule="auto" w:line="240" w:before="0" w:after="0"/>
+            <w:spacing w:after="0" w:line="240" w:lineRule="auto"/>
             <w:jc w:val="center"/>
             <w:rPr>
-              <w:rFonts w:ascii="Cambria" w:hAnsi="Cambria" w:eastAsia="Cambria" w:cs="Cambria"/>
+              <w:rFonts w:ascii="Cambria" w:eastAsia="Cambria" w:hAnsi="Cambria" w:cs="Cambria"/>
               <w:b/>
               <w:color w:val="000000"/>
               <w:sz w:val="10"/>
@@ -1488,7 +1733,7 @@
           </w:pPr>
           <w:r>
             <w:rPr>
-              <w:rFonts w:eastAsia="Cambria" w:cs="Cambria" w:ascii="Cambria" w:hAnsi="Cambria"/>
+              <w:rFonts w:ascii="Cambria" w:eastAsia="Cambria" w:hAnsi="Cambria" w:cs="Cambria"/>
               <w:b/>
               <w:color w:val="000000"/>
               <w:sz w:val="10"/>
@@ -1503,24 +1748,22 @@
           <w:tcW w:w="990" w:type="dxa"/>
           <w:tcBorders>
             <w:top w:val="single" w:sz="4" w:space="0" w:color="000000"/>
-            <w:start w:val="single" w:sz="4" w:space="0" w:color="000000"/>
+            <w:left w:val="single" w:sz="4" w:space="0" w:color="000000"/>
             <w:bottom w:val="single" w:sz="4" w:space="0" w:color="000000"/>
-            <w:end w:val="single" w:sz="4" w:space="0" w:color="000000"/>
+            <w:right w:val="single" w:sz="4" w:space="0" w:color="000000"/>
           </w:tcBorders>
-          <w:shd w:color="auto" w:fill="auto" w:val="clear"/>
+          <w:shd w:val="clear" w:color="auto" w:fill="auto"/>
         </w:tcPr>
         <w:p>
           <w:pPr>
-            <w:pStyle w:val="Normal"/>
             <w:tabs>
-              <w:tab w:val="clear" w:pos="720"/>
-              <w:tab w:val="center" w:pos="4680" w:leader="none"/>
-              <w:tab w:val="right" w:pos="9360" w:leader="none"/>
+              <w:tab w:val="center" w:pos="4680"/>
+              <w:tab w:val="right" w:pos="9360"/>
             </w:tabs>
-            <w:spacing w:lineRule="auto" w:line="240" w:before="0" w:after="0"/>
+            <w:spacing w:after="0" w:line="240" w:lineRule="auto"/>
             <w:jc w:val="center"/>
             <w:rPr>
-              <w:rFonts w:ascii="Cambria" w:hAnsi="Cambria" w:eastAsia="Cambria" w:cs="Cambria"/>
+              <w:rFonts w:ascii="Cambria" w:eastAsia="Cambria" w:hAnsi="Cambria" w:cs="Cambria"/>
               <w:b/>
               <w:color w:val="000000"/>
               <w:sz w:val="10"/>
@@ -1529,7 +1772,7 @@
           </w:pPr>
           <w:r>
             <w:rPr>
-              <w:rFonts w:eastAsia="Cambria" w:cs="Cambria" w:ascii="Cambria" w:hAnsi="Cambria"/>
+              <w:rFonts w:ascii="Cambria" w:eastAsia="Cambria" w:hAnsi="Cambria" w:cs="Cambria"/>
               <w:b/>
               <w:color w:val="000000"/>
               <w:sz w:val="10"/>
@@ -1544,23 +1787,21 @@
           <w:tcW w:w="1080" w:type="dxa"/>
           <w:tcBorders>
             <w:top w:val="single" w:sz="4" w:space="0" w:color="000000"/>
-            <w:start w:val="single" w:sz="4" w:space="0" w:color="000000"/>
+            <w:left w:val="single" w:sz="4" w:space="0" w:color="000000"/>
             <w:bottom w:val="single" w:sz="4" w:space="0" w:color="000000"/>
-            <w:end w:val="single" w:sz="4" w:space="0" w:color="000000"/>
+            <w:right w:val="single" w:sz="4" w:space="0" w:color="000000"/>
           </w:tcBorders>
         </w:tcPr>
         <w:p>
           <w:pPr>
-            <w:pStyle w:val="Normal"/>
             <w:tabs>
-              <w:tab w:val="clear" w:pos="720"/>
-              <w:tab w:val="center" w:pos="4680" w:leader="none"/>
-              <w:tab w:val="right" w:pos="9360" w:leader="none"/>
+              <w:tab w:val="center" w:pos="4680"/>
+              <w:tab w:val="right" w:pos="9360"/>
             </w:tabs>
-            <w:spacing w:lineRule="auto" w:line="240" w:before="0" w:after="0"/>
+            <w:spacing w:after="0" w:line="240" w:lineRule="auto"/>
             <w:jc w:val="center"/>
             <w:rPr>
-              <w:rFonts w:ascii="Cambria" w:hAnsi="Cambria" w:eastAsia="Cambria" w:cs="Cambria"/>
+              <w:rFonts w:ascii="Cambria" w:eastAsia="Cambria" w:hAnsi="Cambria" w:cs="Cambria"/>
               <w:b/>
               <w:color w:val="000000"/>
               <w:sz w:val="10"/>
@@ -1569,7 +1810,7 @@
           </w:pPr>
           <w:r>
             <w:rPr>
-              <w:rFonts w:eastAsia="Cambria" w:cs="Cambria" w:ascii="Cambria" w:hAnsi="Cambria"/>
+              <w:rFonts w:ascii="Cambria" w:eastAsia="Cambria" w:hAnsi="Cambria" w:cs="Cambria"/>
               <w:b/>
               <w:color w:val="000000"/>
               <w:sz w:val="10"/>
@@ -1581,39 +1822,28 @@
       </w:tc>
     </w:tr>
     <w:tr>
-      <w:trPr/>
       <w:tc>
         <w:tcPr>
           <w:tcW w:w="2159" w:type="dxa"/>
           <w:tcBorders>
-            <w:end w:val="single" w:sz="4" w:space="0" w:color="000000"/>
+            <w:right w:val="single" w:sz="4" w:space="0" w:color="000000"/>
           </w:tcBorders>
         </w:tcPr>
         <w:p>
           <w:pPr>
-            <w:pStyle w:val="Normal"/>
             <w:tabs>
-              <w:tab w:val="clear" w:pos="720"/>
-              <w:tab w:val="center" w:pos="4680" w:leader="none"/>
-              <w:tab w:val="right" w:pos="9360" w:leader="none"/>
+              <w:tab w:val="center" w:pos="4680"/>
+              <w:tab w:val="right" w:pos="9360"/>
             </w:tabs>
-            <w:spacing w:lineRule="auto" w:line="240" w:before="0" w:after="0"/>
+            <w:spacing w:after="0" w:line="240" w:lineRule="auto"/>
             <w:jc w:val="center"/>
             <w:rPr>
-              <w:rFonts w:ascii="Cambria" w:hAnsi="Cambria" w:eastAsia="Cambria" w:cs="Cambria"/>
+              <w:rFonts w:ascii="Cambria" w:eastAsia="Cambria" w:hAnsi="Cambria" w:cs="Cambria"/>
               <w:color w:val="000000"/>
               <w:sz w:val="10"/>
               <w:szCs w:val="10"/>
             </w:rPr>
           </w:pPr>
-          <w:r>
-            <w:rPr>
-              <w:rFonts w:eastAsia="Cambria" w:cs="Cambria" w:ascii="Cambria" w:hAnsi="Cambria"/>
-              <w:color w:val="000000"/>
-              <w:sz w:val="10"/>
-              <w:szCs w:val="10"/>
-            </w:rPr>
-          </w:r>
         </w:p>
       </w:tc>
       <w:tc>
@@ -1621,24 +1851,22 @@
           <w:tcW w:w="1335" w:type="dxa"/>
           <w:tcBorders>
             <w:top w:val="single" w:sz="4" w:space="0" w:color="000000"/>
-            <w:start w:val="single" w:sz="4" w:space="0" w:color="000000"/>
+            <w:left w:val="single" w:sz="4" w:space="0" w:color="000000"/>
             <w:bottom w:val="single" w:sz="4" w:space="0" w:color="000000"/>
-            <w:end w:val="single" w:sz="4" w:space="0" w:color="000000"/>
+            <w:right w:val="single" w:sz="4" w:space="0" w:color="000000"/>
           </w:tcBorders>
-          <w:shd w:color="auto" w:fill="auto" w:val="clear"/>
+          <w:shd w:val="clear" w:color="auto" w:fill="auto"/>
         </w:tcPr>
         <w:p>
           <w:pPr>
-            <w:pStyle w:val="Normal"/>
             <w:tabs>
-              <w:tab w:val="clear" w:pos="720"/>
-              <w:tab w:val="center" w:pos="4680" w:leader="none"/>
-              <w:tab w:val="right" w:pos="9360" w:leader="none"/>
+              <w:tab w:val="center" w:pos="4680"/>
+              <w:tab w:val="right" w:pos="9360"/>
             </w:tabs>
-            <w:spacing w:lineRule="auto" w:line="240" w:before="0" w:after="0"/>
+            <w:spacing w:after="0" w:line="240" w:lineRule="auto"/>
             <w:jc w:val="center"/>
             <w:rPr>
-              <w:rFonts w:ascii="Cambria" w:hAnsi="Cambria" w:eastAsia="Cambria" w:cs="Cambria"/>
+              <w:rFonts w:ascii="Cambria" w:eastAsia="Cambria" w:hAnsi="Cambria" w:cs="Cambria"/>
               <w:color w:val="000000"/>
               <w:sz w:val="10"/>
               <w:szCs w:val="10"/>
@@ -1646,7 +1874,7 @@
           </w:pPr>
           <w:r>
             <w:rPr>
-              <w:rFonts w:eastAsia="Cambria" w:cs="Cambria" w:ascii="Cambria" w:hAnsi="Cambria"/>
+              <w:rFonts w:ascii="Cambria" w:eastAsia="Cambria" w:hAnsi="Cambria" w:cs="Cambria"/>
               <w:color w:val="000000"/>
               <w:sz w:val="10"/>
               <w:szCs w:val="10"/>
@@ -1655,7 +1883,7 @@
           </w:r>
           <w:r>
             <w:rPr>
-              <w:rFonts w:eastAsia="Cambria" w:cs="Cambria" w:ascii="Cambria" w:hAnsi="Cambria"/>
+              <w:rFonts w:ascii="Cambria" w:eastAsia="Cambria" w:hAnsi="Cambria" w:cs="Cambria"/>
               <w:sz w:val="10"/>
               <w:szCs w:val="10"/>
             </w:rPr>
@@ -1668,24 +1896,22 @@
           <w:tcW w:w="990" w:type="dxa"/>
           <w:tcBorders>
             <w:top w:val="single" w:sz="4" w:space="0" w:color="000000"/>
-            <w:start w:val="single" w:sz="4" w:space="0" w:color="000000"/>
+            <w:left w:val="single" w:sz="4" w:space="0" w:color="000000"/>
             <w:bottom w:val="single" w:sz="4" w:space="0" w:color="000000"/>
-            <w:end w:val="single" w:sz="4" w:space="0" w:color="000000"/>
+            <w:right w:val="single" w:sz="4" w:space="0" w:color="000000"/>
           </w:tcBorders>
-          <w:shd w:color="auto" w:fill="auto" w:val="clear"/>
+          <w:shd w:val="clear" w:color="auto" w:fill="auto"/>
         </w:tcPr>
         <w:p>
           <w:pPr>
-            <w:pStyle w:val="Normal"/>
             <w:tabs>
-              <w:tab w:val="clear" w:pos="720"/>
-              <w:tab w:val="center" w:pos="4680" w:leader="none"/>
-              <w:tab w:val="right" w:pos="9360" w:leader="none"/>
+              <w:tab w:val="center" w:pos="4680"/>
+              <w:tab w:val="right" w:pos="9360"/>
             </w:tabs>
-            <w:spacing w:lineRule="auto" w:line="240" w:before="0" w:after="0"/>
+            <w:spacing w:after="0" w:line="240" w:lineRule="auto"/>
             <w:jc w:val="center"/>
             <w:rPr>
-              <w:rFonts w:ascii="Cambria" w:hAnsi="Cambria" w:eastAsia="Cambria" w:cs="Cambria"/>
+              <w:rFonts w:ascii="Cambria" w:eastAsia="Cambria" w:hAnsi="Cambria" w:cs="Cambria"/>
               <w:color w:val="000000"/>
               <w:sz w:val="10"/>
               <w:szCs w:val="10"/>
@@ -1693,7 +1919,7 @@
           </w:pPr>
           <w:r>
             <w:rPr>
-              <w:rFonts w:eastAsia="Cambria" w:cs="Cambria" w:ascii="Cambria" w:hAnsi="Cambria"/>
+              <w:rFonts w:ascii="Cambria" w:eastAsia="Cambria" w:hAnsi="Cambria" w:cs="Cambria"/>
               <w:color w:val="000000"/>
               <w:sz w:val="10"/>
               <w:szCs w:val="10"/>
@@ -1707,23 +1933,21 @@
           <w:tcW w:w="1080" w:type="dxa"/>
           <w:tcBorders>
             <w:top w:val="single" w:sz="4" w:space="0" w:color="000000"/>
-            <w:start w:val="single" w:sz="4" w:space="0" w:color="000000"/>
+            <w:left w:val="single" w:sz="4" w:space="0" w:color="000000"/>
             <w:bottom w:val="single" w:sz="4" w:space="0" w:color="000000"/>
-            <w:end w:val="single" w:sz="4" w:space="0" w:color="000000"/>
+            <w:right w:val="single" w:sz="4" w:space="0" w:color="000000"/>
           </w:tcBorders>
         </w:tcPr>
         <w:p>
           <w:pPr>
-            <w:pStyle w:val="Normal"/>
             <w:tabs>
-              <w:tab w:val="clear" w:pos="720"/>
-              <w:tab w:val="center" w:pos="4680" w:leader="none"/>
-              <w:tab w:val="right" w:pos="9360" w:leader="none"/>
+              <w:tab w:val="center" w:pos="4680"/>
+              <w:tab w:val="right" w:pos="9360"/>
             </w:tabs>
-            <w:spacing w:lineRule="auto" w:line="240" w:before="0" w:after="0"/>
+            <w:spacing w:after="0" w:line="240" w:lineRule="auto"/>
             <w:jc w:val="center"/>
             <w:rPr>
-              <w:rFonts w:ascii="Cambria" w:hAnsi="Cambria" w:eastAsia="Cambria" w:cs="Cambria"/>
+              <w:rFonts w:ascii="Cambria" w:eastAsia="Cambria" w:hAnsi="Cambria" w:cs="Cambria"/>
               <w:color w:val="000000"/>
               <w:sz w:val="10"/>
               <w:szCs w:val="10"/>
@@ -1731,7 +1955,7 @@
           </w:pPr>
           <w:r>
             <w:rPr>
-              <w:rFonts w:eastAsia="Cambria" w:cs="Cambria" w:ascii="Cambria" w:hAnsi="Cambria"/>
+              <w:rFonts w:ascii="Cambria" w:eastAsia="Cambria" w:hAnsi="Cambria" w:cs="Cambria"/>
               <w:color w:val="000000"/>
               <w:sz w:val="10"/>
               <w:szCs w:val="10"/>
@@ -1744,67 +1968,74 @@
   </w:tbl>
   <w:p>
     <w:pPr>
-      <w:pStyle w:val="Normal"/>
       <w:tabs>
-        <w:tab w:val="clear" w:pos="720"/>
-        <w:tab w:val="center" w:pos="4680" w:leader="none"/>
-        <w:tab w:val="right" w:pos="9360" w:leader="none"/>
+        <w:tab w:val="center" w:pos="4680"/>
+        <w:tab w:val="right" w:pos="9360"/>
       </w:tabs>
-      <w:spacing w:before="0" w:after="200"/>
       <w:rPr>
         <w:color w:val="000000"/>
         <w:sz w:val="2"/>
         <w:szCs w:val="2"/>
       </w:rPr>
     </w:pPr>
-    <w:r>
-      <w:rPr>
-        <w:color w:val="000000"/>
-        <w:sz w:val="2"/>
-        <w:szCs w:val="2"/>
-      </w:rPr>
-    </w:r>
   </w:p>
 </w:ftr>
 </file>
 
+<file path=word/footnotes.xml><?xml version="1.0" encoding="utf-8"?>
+<w:footnotes xmlns:wpc="http://schemas.microsoft.com/office/word/2010/wordprocessingCanvas" xmlns:cx="http://schemas.microsoft.com/office/drawing/2014/chartex" xmlns:mc="http://schemas.openxmlformats.org/markup-compatibility/2006" xmlns:o="urn:schemas-microsoft-com:office:office" xmlns:r="http://schemas.openxmlformats.org/officeDocument/2006/relationships" xmlns:m="http://schemas.openxmlformats.org/officeDocument/2006/math" xmlns:v="urn:schemas-microsoft-com:vml" xmlns:wp14="http://schemas.microsoft.com/office/word/2010/wordprocessingDrawing" xmlns:wp="http://schemas.openxmlformats.org/drawingml/2006/wordprocessingDrawing" xmlns:w10="urn:schemas-microsoft-com:office:word" xmlns:w="http://schemas.openxmlformats.org/wordprocessingml/2006/main" xmlns:w14="http://schemas.microsoft.com/office/word/2010/wordml" xmlns:w15="http://schemas.microsoft.com/office/word/2012/wordml" xmlns:w16se="http://schemas.microsoft.com/office/word/2015/wordml/symex" xmlns:wpg="http://schemas.microsoft.com/office/word/2010/wordprocessingGroup" xmlns:wpi="http://schemas.microsoft.com/office/word/2010/wordprocessingInk" xmlns:wne="http://schemas.microsoft.com/office/word/2006/wordml" xmlns:wps="http://schemas.microsoft.com/office/word/2010/wordprocessingShape" mc:Ignorable="w14 w15 w16se wp14">
+  <w:footnote w:type="separator" w:id="-1">
+    <w:p>
+      <w:pPr>
+        <w:spacing w:after="0" w:line="240" w:lineRule="auto"/>
+      </w:pPr>
+      <w:r>
+        <w:separator/>
+      </w:r>
+    </w:p>
+  </w:footnote>
+  <w:footnote w:type="continuationSeparator" w:id="0">
+    <w:p>
+      <w:pPr>
+        <w:spacing w:after="0" w:line="240" w:lineRule="auto"/>
+      </w:pPr>
+      <w:r>
+        <w:continuationSeparator/>
+      </w:r>
+    </w:p>
+  </w:footnote>
+</w:footnotes>
+</file>
+
 <file path=word/header1.xml><?xml version="1.0" encoding="utf-8"?>
-<w:hdr xmlns:o="urn:schemas-microsoft-com:office:office" xmlns:r="http://schemas.openxmlformats.org/officeDocument/2006/relationships" xmlns:v="urn:schemas-microsoft-com:vml" xmlns:w="http://schemas.openxmlformats.org/wordprocessingml/2006/main" xmlns:w10="urn:schemas-microsoft-com:office:word" xmlns:wp="http://schemas.openxmlformats.org/drawingml/2006/wordprocessingDrawing" xmlns:wps="http://schemas.microsoft.com/office/word/2010/wordprocessingShape" xmlns:wpg="http://schemas.microsoft.com/office/word/2010/wordprocessingGroup" xmlns:mc="http://schemas.openxmlformats.org/markup-compatibility/2006" xmlns:wp14="http://schemas.microsoft.com/office/word/2010/wordprocessingDrawing" xmlns:w14="http://schemas.microsoft.com/office/word/2010/wordml" xmlns:w15="http://schemas.microsoft.com/office/word/2012/wordml" mc:Ignorable="w14 wp14 w15">
-  <w:p>
-    <w:pPr>
-      <w:pStyle w:val="Normal"/>
-      <w:spacing w:before="0" w:after="200"/>
-      <w:rPr/>
-    </w:pPr>
-    <w:r>
-      <w:rPr/>
-    </w:r>
-  </w:p>
+<w:hdr xmlns:wpc="http://schemas.microsoft.com/office/word/2010/wordprocessingCanvas" xmlns:cx="http://schemas.microsoft.com/office/drawing/2014/chartex" xmlns:mc="http://schemas.openxmlformats.org/markup-compatibility/2006" xmlns:o="urn:schemas-microsoft-com:office:office" xmlns:r="http://schemas.openxmlformats.org/officeDocument/2006/relationships" xmlns:m="http://schemas.openxmlformats.org/officeDocument/2006/math" xmlns:v="urn:schemas-microsoft-com:vml" xmlns:wp14="http://schemas.microsoft.com/office/word/2010/wordprocessingDrawing" xmlns:wp="http://schemas.openxmlformats.org/drawingml/2006/wordprocessingDrawing" xmlns:w10="urn:schemas-microsoft-com:office:word" xmlns:w="http://schemas.openxmlformats.org/wordprocessingml/2006/main" xmlns:w14="http://schemas.microsoft.com/office/word/2010/wordml" xmlns:w15="http://schemas.microsoft.com/office/word/2012/wordml" xmlns:w16se="http://schemas.microsoft.com/office/word/2015/wordml/symex" xmlns:wpg="http://schemas.microsoft.com/office/word/2010/wordprocessingGroup" xmlns:wpi="http://schemas.microsoft.com/office/word/2010/wordprocessingInk" xmlns:wne="http://schemas.microsoft.com/office/word/2006/wordml" xmlns:wps="http://schemas.microsoft.com/office/word/2010/wordprocessingShape" mc:Ignorable="w14 w15 w16se wp14">
+  <w:p/>
 </w:hdr>
 </file>
 
 <file path=word/header2.xml><?xml version="1.0" encoding="utf-8"?>
-<w:hdr xmlns:o="urn:schemas-microsoft-com:office:office" xmlns:r="http://schemas.openxmlformats.org/officeDocument/2006/relationships" xmlns:v="urn:schemas-microsoft-com:vml" xmlns:w="http://schemas.openxmlformats.org/wordprocessingml/2006/main" xmlns:w10="urn:schemas-microsoft-com:office:word" xmlns:wp="http://schemas.openxmlformats.org/drawingml/2006/wordprocessingDrawing" xmlns:wps="http://schemas.microsoft.com/office/word/2010/wordprocessingShape" xmlns:wpg="http://schemas.microsoft.com/office/word/2010/wordprocessingGroup" xmlns:mc="http://schemas.openxmlformats.org/markup-compatibility/2006" xmlns:wp14="http://schemas.microsoft.com/office/word/2010/wordprocessingDrawing" xmlns:w14="http://schemas.microsoft.com/office/word/2010/wordml" xmlns:w15="http://schemas.microsoft.com/office/word/2012/wordml" mc:Ignorable="w14 wp14 w15">
+<w:hdr xmlns:wpc="http://schemas.microsoft.com/office/word/2010/wordprocessingCanvas" xmlns:cx="http://schemas.microsoft.com/office/drawing/2014/chartex" xmlns:mc="http://schemas.openxmlformats.org/markup-compatibility/2006" xmlns:o="urn:schemas-microsoft-com:office:office" xmlns:r="http://schemas.openxmlformats.org/officeDocument/2006/relationships" xmlns:m="http://schemas.openxmlformats.org/officeDocument/2006/math" xmlns:v="urn:schemas-microsoft-com:vml" xmlns:wp14="http://schemas.microsoft.com/office/word/2010/wordprocessingDrawing" xmlns:wp="http://schemas.openxmlformats.org/drawingml/2006/wordprocessingDrawing" xmlns:w10="urn:schemas-microsoft-com:office:word" xmlns:w="http://schemas.openxmlformats.org/wordprocessingml/2006/main" xmlns:w14="http://schemas.microsoft.com/office/word/2010/wordml" xmlns:w15="http://schemas.microsoft.com/office/word/2012/wordml" xmlns:w16se="http://schemas.microsoft.com/office/word/2015/wordml/symex" xmlns:wpg="http://schemas.microsoft.com/office/word/2010/wordprocessingGroup" xmlns:wpi="http://schemas.microsoft.com/office/word/2010/wordprocessingInk" xmlns:wne="http://schemas.microsoft.com/office/word/2006/wordml" xmlns:wps="http://schemas.microsoft.com/office/word/2010/wordprocessingShape" mc:Ignorable="w14 w15 w16se wp14">
   <w:p>
     <w:pPr>
-      <w:pStyle w:val="Normal"/>
       <w:tabs>
-        <w:tab w:val="clear" w:pos="720"/>
-        <w:tab w:val="center" w:pos="4680" w:leader="none"/>
-        <w:tab w:val="right" w:pos="9360" w:leader="none"/>
+        <w:tab w:val="center" w:pos="4680"/>
+        <w:tab w:val="right" w:pos="9360"/>
       </w:tabs>
-      <w:spacing w:lineRule="auto" w:line="240" w:before="0" w:after="0"/>
+      <w:spacing w:after="0" w:line="240" w:lineRule="auto"/>
       <w:rPr>
         <w:color w:val="000000"/>
       </w:rPr>
     </w:pPr>
     <w:r>
-      <w:rPr/>
+      <w:rPr>
+        <w:noProof/>
+        <w:lang w:val="en-PH" w:eastAsia="en-PH"/>
+      </w:rPr>
       <w:drawing>
         <wp:inline distT="0" distB="0" distL="0" distR="0">
           <wp:extent cx="3653155" cy="541655"/>
           <wp:effectExtent l="0" t="0" r="0" b="0"/>
-          <wp:docPr id="1" name="image1.png" descr="" title=""/>
+          <wp:docPr id="1" name="image1.png"/>
           <wp:cNvGraphicFramePr>
             <a:graphicFrameLocks xmlns:a="http://schemas.openxmlformats.org/drawingml/2006/main" noChangeAspect="1"/>
           </wp:cNvGraphicFramePr>
@@ -1812,7 +2043,7 @@
             <a:graphicData uri="http://schemas.openxmlformats.org/drawingml/2006/picture">
               <pic:pic xmlns:pic="http://schemas.openxmlformats.org/drawingml/2006/picture">
                 <pic:nvPicPr>
-                  <pic:cNvPr id="1" name="image1.png" descr="" title=""/>
+                  <pic:cNvPr id="1" name="image1.png"/>
                   <pic:cNvPicPr>
                     <a:picLocks noChangeAspect="1" noChangeArrowheads="1"/>
                   </pic:cNvPicPr>
@@ -1843,27 +2074,28 @@
 </file>
 
 <file path=word/header3.xml><?xml version="1.0" encoding="utf-8"?>
-<w:hdr xmlns:o="urn:schemas-microsoft-com:office:office" xmlns:r="http://schemas.openxmlformats.org/officeDocument/2006/relationships" xmlns:v="urn:schemas-microsoft-com:vml" xmlns:w="http://schemas.openxmlformats.org/wordprocessingml/2006/main" xmlns:w10="urn:schemas-microsoft-com:office:word" xmlns:wp="http://schemas.openxmlformats.org/drawingml/2006/wordprocessingDrawing" xmlns:wps="http://schemas.microsoft.com/office/word/2010/wordprocessingShape" xmlns:wpg="http://schemas.microsoft.com/office/word/2010/wordprocessingGroup" xmlns:mc="http://schemas.openxmlformats.org/markup-compatibility/2006" xmlns:wp14="http://schemas.microsoft.com/office/word/2010/wordprocessingDrawing" xmlns:w14="http://schemas.microsoft.com/office/word/2010/wordml" xmlns:w15="http://schemas.microsoft.com/office/word/2012/wordml" mc:Ignorable="w14 wp14 w15">
+<w:hdr xmlns:wpc="http://schemas.microsoft.com/office/word/2010/wordprocessingCanvas" xmlns:cx="http://schemas.microsoft.com/office/drawing/2014/chartex" xmlns:mc="http://schemas.openxmlformats.org/markup-compatibility/2006" xmlns:o="urn:schemas-microsoft-com:office:office" xmlns:r="http://schemas.openxmlformats.org/officeDocument/2006/relationships" xmlns:m="http://schemas.openxmlformats.org/officeDocument/2006/math" xmlns:v="urn:schemas-microsoft-com:vml" xmlns:wp14="http://schemas.microsoft.com/office/word/2010/wordprocessingDrawing" xmlns:wp="http://schemas.openxmlformats.org/drawingml/2006/wordprocessingDrawing" xmlns:w10="urn:schemas-microsoft-com:office:word" xmlns:w="http://schemas.openxmlformats.org/wordprocessingml/2006/main" xmlns:w14="http://schemas.microsoft.com/office/word/2010/wordml" xmlns:w15="http://schemas.microsoft.com/office/word/2012/wordml" xmlns:w16se="http://schemas.microsoft.com/office/word/2015/wordml/symex" xmlns:wpg="http://schemas.microsoft.com/office/word/2010/wordprocessingGroup" xmlns:wpi="http://schemas.microsoft.com/office/word/2010/wordprocessingInk" xmlns:wne="http://schemas.microsoft.com/office/word/2006/wordml" xmlns:wps="http://schemas.microsoft.com/office/word/2010/wordprocessingShape" mc:Ignorable="w14 w15 w16se wp14">
   <w:p>
     <w:pPr>
-      <w:pStyle w:val="Normal"/>
       <w:tabs>
-        <w:tab w:val="clear" w:pos="720"/>
-        <w:tab w:val="center" w:pos="4680" w:leader="none"/>
-        <w:tab w:val="right" w:pos="9360" w:leader="none"/>
+        <w:tab w:val="center" w:pos="4680"/>
+        <w:tab w:val="right" w:pos="9360"/>
       </w:tabs>
-      <w:spacing w:lineRule="auto" w:line="240" w:before="0" w:after="0"/>
+      <w:spacing w:after="0" w:line="240" w:lineRule="auto"/>
       <w:rPr>
         <w:color w:val="000000"/>
       </w:rPr>
     </w:pPr>
     <w:r>
-      <w:rPr/>
+      <w:rPr>
+        <w:noProof/>
+        <w:lang w:val="en-PH" w:eastAsia="en-PH"/>
+      </w:rPr>
       <w:drawing>
         <wp:inline distT="0" distB="0" distL="0" distR="0">
           <wp:extent cx="3653155" cy="541655"/>
           <wp:effectExtent l="0" t="0" r="0" b="0"/>
-          <wp:docPr id="2" name="image1.png" descr="" title=""/>
+          <wp:docPr id="2" name="image1.png"/>
           <wp:cNvGraphicFramePr>
             <a:graphicFrameLocks xmlns:a="http://schemas.openxmlformats.org/drawingml/2006/main" noChangeAspect="1"/>
           </wp:cNvGraphicFramePr>
@@ -1871,7 +2103,7 @@
             <a:graphicData uri="http://schemas.openxmlformats.org/drawingml/2006/picture">
               <pic:pic xmlns:pic="http://schemas.openxmlformats.org/drawingml/2006/picture">
                 <pic:nvPicPr>
-                  <pic:cNvPr id="2" name="image1.png" descr="" title=""/>
+                  <pic:cNvPr id="2" name="image1.png"/>
                   <pic:cNvPicPr>
                     <a:picLocks noChangeAspect="1" noChangeArrowheads="1"/>
                   </pic:cNvPicPr>
@@ -1902,11 +2134,11 @@
 </file>
 
 <file path=word/styles.xml><?xml version="1.0" encoding="utf-8"?>
-<w:styles xmlns:w="http://schemas.openxmlformats.org/wordprocessingml/2006/main" xmlns:w14="http://schemas.microsoft.com/office/word/2010/wordml" xmlns:mc="http://schemas.openxmlformats.org/markup-compatibility/2006" mc:Ignorable="w14">
+<w:styles xmlns:mc="http://schemas.openxmlformats.org/markup-compatibility/2006" xmlns:r="http://schemas.openxmlformats.org/officeDocument/2006/relationships" xmlns:w="http://schemas.openxmlformats.org/wordprocessingml/2006/main" xmlns:w14="http://schemas.microsoft.com/office/word/2010/wordml" xmlns:w15="http://schemas.microsoft.com/office/word/2012/wordml" xmlns:w16se="http://schemas.microsoft.com/office/word/2015/wordml/symex" mc:Ignorable="w14 w15 w16se">
   <w:docDefaults>
     <w:rPrDefault>
       <w:rPr>
-        <w:rFonts w:ascii="Calibri" w:hAnsi="Calibri" w:eastAsia="Calibri" w:cs="Calibri"/>
+        <w:rFonts w:ascii="Calibri" w:eastAsia="Calibri" w:hAnsi="Calibri" w:cs="Calibri"/>
         <w:sz w:val="22"/>
         <w:szCs w:val="22"/>
         <w:lang w:val="en-US" w:eastAsia="en-US" w:bidi="ar-SA"/>
@@ -1914,21 +2146,21 @@
     </w:rPrDefault>
     <w:pPrDefault>
       <w:pPr>
-        <w:suppressAutoHyphens w:val="true"/>
+        <w:suppressAutoHyphens/>
       </w:pPr>
     </w:pPrDefault>
   </w:docDefaults>
   <w:latentStyles w:defLockedState="0" w:defUIPriority="99" w:defSemiHidden="0" w:defUnhideWhenUsed="0" w:defQFormat="0" w:count="371">
     <w:lsdException w:name="Normal" w:uiPriority="0" w:qFormat="1"/>
     <w:lsdException w:name="heading 1" w:uiPriority="9" w:qFormat="1"/>
-    <w:lsdException w:name="heading 2" w:uiPriority="9" w:semiHidden="1" w:unhideWhenUsed="1" w:qFormat="1"/>
-    <w:lsdException w:name="heading 3" w:uiPriority="9" w:semiHidden="1" w:unhideWhenUsed="1" w:qFormat="1"/>
-    <w:lsdException w:name="heading 4" w:uiPriority="9" w:semiHidden="1" w:unhideWhenUsed="1" w:qFormat="1"/>
-    <w:lsdException w:name="heading 5" w:uiPriority="9" w:semiHidden="1" w:unhideWhenUsed="1" w:qFormat="1"/>
-    <w:lsdException w:name="heading 6" w:uiPriority="9" w:semiHidden="1" w:unhideWhenUsed="1" w:qFormat="1"/>
-    <w:lsdException w:name="heading 7" w:uiPriority="9" w:semiHidden="1" w:unhideWhenUsed="1" w:qFormat="1"/>
-    <w:lsdException w:name="heading 8" w:uiPriority="9" w:semiHidden="1" w:unhideWhenUsed="1" w:qFormat="1"/>
-    <w:lsdException w:name="heading 9" w:uiPriority="9" w:semiHidden="1" w:unhideWhenUsed="1" w:qFormat="1"/>
+    <w:lsdException w:name="heading 2" w:semiHidden="1" w:uiPriority="9" w:unhideWhenUsed="1" w:qFormat="1"/>
+    <w:lsdException w:name="heading 3" w:semiHidden="1" w:uiPriority="9" w:unhideWhenUsed="1" w:qFormat="1"/>
+    <w:lsdException w:name="heading 4" w:semiHidden="1" w:uiPriority="9" w:unhideWhenUsed="1" w:qFormat="1"/>
+    <w:lsdException w:name="heading 5" w:semiHidden="1" w:uiPriority="9" w:unhideWhenUsed="1" w:qFormat="1"/>
+    <w:lsdException w:name="heading 6" w:semiHidden="1" w:uiPriority="9" w:unhideWhenUsed="1" w:qFormat="1"/>
+    <w:lsdException w:name="heading 7" w:semiHidden="1" w:uiPriority="9" w:unhideWhenUsed="1" w:qFormat="1"/>
+    <w:lsdException w:name="heading 8" w:semiHidden="1" w:uiPriority="9" w:unhideWhenUsed="1" w:qFormat="1"/>
+    <w:lsdException w:name="heading 9" w:semiHidden="1" w:uiPriority="9" w:unhideWhenUsed="1" w:qFormat="1"/>
     <w:lsdException w:name="index 1" w:semiHidden="1" w:unhideWhenUsed="1"/>
     <w:lsdException w:name="index 2" w:semiHidden="1" w:unhideWhenUsed="1"/>
     <w:lsdException w:name="index 3" w:semiHidden="1" w:unhideWhenUsed="1"/>
@@ -1938,22 +2170,22 @@
     <w:lsdException w:name="index 7" w:semiHidden="1" w:unhideWhenUsed="1"/>
     <w:lsdException w:name="index 8" w:semiHidden="1" w:unhideWhenUsed="1"/>
     <w:lsdException w:name="index 9" w:semiHidden="1" w:unhideWhenUsed="1"/>
-    <w:lsdException w:name="toc 1" w:uiPriority="39" w:semiHidden="1" w:unhideWhenUsed="1"/>
-    <w:lsdException w:name="toc 2" w:uiPriority="39" w:semiHidden="1" w:unhideWhenUsed="1"/>
-    <w:lsdException w:name="toc 3" w:uiPriority="39" w:semiHidden="1" w:unhideWhenUsed="1"/>
-    <w:lsdException w:name="toc 4" w:uiPriority="39" w:semiHidden="1" w:unhideWhenUsed="1"/>
-    <w:lsdException w:name="toc 5" w:uiPriority="39" w:semiHidden="1" w:unhideWhenUsed="1"/>
-    <w:lsdException w:name="toc 6" w:uiPriority="39" w:semiHidden="1" w:unhideWhenUsed="1"/>
-    <w:lsdException w:name="toc 7" w:uiPriority="39" w:semiHidden="1" w:unhideWhenUsed="1"/>
-    <w:lsdException w:name="toc 8" w:uiPriority="39" w:semiHidden="1" w:unhideWhenUsed="1"/>
-    <w:lsdException w:name="toc 9" w:uiPriority="39" w:semiHidden="1" w:unhideWhenUsed="1"/>
+    <w:lsdException w:name="toc 1" w:semiHidden="1" w:uiPriority="39" w:unhideWhenUsed="1"/>
+    <w:lsdException w:name="toc 2" w:semiHidden="1" w:uiPriority="39" w:unhideWhenUsed="1"/>
+    <w:lsdException w:name="toc 3" w:semiHidden="1" w:uiPriority="39" w:unhideWhenUsed="1"/>
+    <w:lsdException w:name="toc 4" w:semiHidden="1" w:uiPriority="39" w:unhideWhenUsed="1"/>
+    <w:lsdException w:name="toc 5" w:semiHidden="1" w:uiPriority="39" w:unhideWhenUsed="1"/>
+    <w:lsdException w:name="toc 6" w:semiHidden="1" w:uiPriority="39" w:unhideWhenUsed="1"/>
+    <w:lsdException w:name="toc 7" w:semiHidden="1" w:uiPriority="39" w:unhideWhenUsed="1"/>
+    <w:lsdException w:name="toc 8" w:semiHidden="1" w:uiPriority="39" w:unhideWhenUsed="1"/>
+    <w:lsdException w:name="toc 9" w:semiHidden="1" w:uiPriority="39" w:unhideWhenUsed="1"/>
     <w:lsdException w:name="Normal Indent" w:semiHidden="1" w:unhideWhenUsed="1"/>
     <w:lsdException w:name="footnote text" w:semiHidden="1" w:unhideWhenUsed="1"/>
     <w:lsdException w:name="annotation text" w:semiHidden="1" w:unhideWhenUsed="1"/>
     <w:lsdException w:name="header" w:semiHidden="1" w:unhideWhenUsed="1"/>
     <w:lsdException w:name="footer" w:semiHidden="1" w:unhideWhenUsed="1"/>
     <w:lsdException w:name="index heading" w:semiHidden="1" w:unhideWhenUsed="1"/>
-    <w:lsdException w:name="caption" w:uiPriority="35" w:semiHidden="1" w:unhideWhenUsed="1" w:qFormat="1"/>
+    <w:lsdException w:name="caption" w:semiHidden="1" w:uiPriority="35" w:unhideWhenUsed="1" w:qFormat="1"/>
     <w:lsdException w:name="table of figures" w:semiHidden="1" w:unhideWhenUsed="1"/>
     <w:lsdException w:name="envelope address" w:semiHidden="1" w:unhideWhenUsed="1"/>
     <w:lsdException w:name="envelope return" w:semiHidden="1" w:unhideWhenUsed="1"/>
@@ -1984,7 +2216,7 @@
     <w:lsdException w:name="Title" w:uiPriority="10" w:qFormat="1"/>
     <w:lsdException w:name="Closing" w:semiHidden="1" w:unhideWhenUsed="1"/>
     <w:lsdException w:name="Signature" w:semiHidden="1" w:unhideWhenUsed="1"/>
-    <w:lsdException w:name="Default Paragraph Font" w:uiPriority="1" w:semiHidden="1" w:unhideWhenUsed="1"/>
+    <w:lsdException w:name="Default Paragraph Font" w:semiHidden="1" w:uiPriority="1" w:unhideWhenUsed="1"/>
     <w:lsdException w:name="Body Text" w:semiHidden="1" w:unhideWhenUsed="1"/>
     <w:lsdException w:name="Body Text Indent" w:semiHidden="1" w:unhideWhenUsed="1"/>
     <w:lsdException w:name="List Continue" w:semiHidden="1" w:unhideWhenUsed="1"/>
@@ -2184,8 +2416,8 @@
     <w:lsdException w:name="Subtle Reference" w:uiPriority="31" w:qFormat="1"/>
     <w:lsdException w:name="Intense Reference" w:uiPriority="32" w:qFormat="1"/>
     <w:lsdException w:name="Book Title" w:uiPriority="33" w:qFormat="1"/>
-    <w:lsdException w:name="Bibliography" w:uiPriority="37" w:semiHidden="1" w:unhideWhenUsed="1"/>
-    <w:lsdException w:name="TOC Heading" w:uiPriority="39" w:semiHidden="1" w:unhideWhenUsed="1" w:qFormat="1"/>
+    <w:lsdException w:name="Bibliography" w:semiHidden="1" w:uiPriority="37" w:unhideWhenUsed="1"/>
+    <w:lsdException w:name="TOC Heading" w:semiHidden="1" w:uiPriority="39" w:unhideWhenUsed="1" w:qFormat="1"/>
     <w:lsdException w:name="Plain Table 1" w:uiPriority="41"/>
     <w:lsdException w:name="Plain Table 2" w:uiPriority="42"/>
     <w:lsdException w:name="Plain Table 3" w:uiPriority="43"/>
@@ -2291,33 +2523,21 @@
     <w:lsdException w:name="List Table 6 Colorful Accent 6" w:uiPriority="51"/>
     <w:lsdException w:name="List Table 7 Colorful Accent 6" w:uiPriority="52"/>
   </w:latentStyles>
-  <w:style w:type="paragraph" w:styleId="Normal" w:default="1">
+  <w:style w:type="paragraph" w:default="1" w:styleId="Normal">
     <w:name w:val="Normal"/>
     <w:qFormat/>
     <w:pPr>
-      <w:widowControl/>
-      <w:suppressAutoHyphens w:val="true"/>
-      <w:bidi w:val="0"/>
-      <w:spacing w:lineRule="auto" w:line="276" w:before="0" w:after="200"/>
-      <w:jc w:val="start"/>
+      <w:spacing w:after="200" w:line="276" w:lineRule="auto"/>
     </w:pPr>
-    <w:rPr>
-      <w:rFonts w:ascii="Calibri" w:hAnsi="Calibri" w:eastAsia="Calibri" w:cs="Calibri"/>
-      <w:color w:val="auto"/>
-      <w:kern w:val="0"/>
-      <w:sz w:val="22"/>
-      <w:szCs w:val="22"/>
-      <w:lang w:val="en-US" w:eastAsia="en-US" w:bidi="ar-SA"/>
-    </w:rPr>
   </w:style>
   <w:style w:type="paragraph" w:styleId="Heading1">
-    <w:name w:val="Heading 1"/>
+    <w:name w:val="heading 1"/>
     <w:basedOn w:val="Normal"/>
     <w:next w:val="Normal"/>
     <w:uiPriority w:val="9"/>
     <w:qFormat/>
     <w:pPr>
-      <w:keepNext w:val="true"/>
+      <w:keepNext/>
       <w:keepLines/>
       <w:spacing w:before="480" w:after="120"/>
       <w:outlineLvl w:val="0"/>
@@ -2329,7 +2549,7 @@
     </w:rPr>
   </w:style>
   <w:style w:type="paragraph" w:styleId="Heading2">
-    <w:name w:val="Heading 2"/>
+    <w:name w:val="heading 2"/>
     <w:basedOn w:val="Normal"/>
     <w:next w:val="Normal"/>
     <w:uiPriority w:val="9"/>
@@ -2337,18 +2557,18 @@
     <w:unhideWhenUsed/>
     <w:qFormat/>
     <w:pPr>
-      <w:widowControl w:val="false"/>
-      <w:spacing w:lineRule="auto" w:line="240" w:before="0" w:after="0"/>
-      <w:ind w:start="275"/>
+      <w:widowControl w:val="0"/>
+      <w:spacing w:after="0" w:line="240" w:lineRule="auto"/>
+      <w:ind w:left="275"/>
       <w:outlineLvl w:val="1"/>
     </w:pPr>
     <w:rPr>
-      <w:rFonts w:ascii="Cambria" w:hAnsi="Cambria" w:eastAsia="Cambria" w:cs="Cambria"/>
+      <w:rFonts w:ascii="Cambria" w:eastAsia="Cambria" w:hAnsi="Cambria" w:cs="Cambria"/>
       <w:b/>
     </w:rPr>
   </w:style>
   <w:style w:type="paragraph" w:styleId="Heading3">
-    <w:name w:val="Heading 3"/>
+    <w:name w:val="heading 3"/>
     <w:basedOn w:val="Normal"/>
     <w:next w:val="Normal"/>
     <w:uiPriority w:val="9"/>
@@ -2356,7 +2576,7 @@
     <w:unhideWhenUsed/>
     <w:qFormat/>
     <w:pPr>
-      <w:keepNext w:val="true"/>
+      <w:keepNext/>
       <w:keepLines/>
       <w:spacing w:before="280" w:after="80"/>
       <w:outlineLvl w:val="2"/>
@@ -2368,7 +2588,7 @@
     </w:rPr>
   </w:style>
   <w:style w:type="paragraph" w:styleId="Heading4">
-    <w:name w:val="Heading 4"/>
+    <w:name w:val="heading 4"/>
     <w:basedOn w:val="Normal"/>
     <w:next w:val="Normal"/>
     <w:uiPriority w:val="9"/>
@@ -2376,7 +2596,7 @@
     <w:unhideWhenUsed/>
     <w:qFormat/>
     <w:pPr>
-      <w:keepNext w:val="true"/>
+      <w:keepNext/>
       <w:keepLines/>
       <w:spacing w:before="240" w:after="40"/>
       <w:outlineLvl w:val="3"/>
@@ -2388,7 +2608,7 @@
     </w:rPr>
   </w:style>
   <w:style w:type="paragraph" w:styleId="Heading5">
-    <w:name w:val="Heading 5"/>
+    <w:name w:val="heading 5"/>
     <w:basedOn w:val="Normal"/>
     <w:next w:val="Normal"/>
     <w:uiPriority w:val="9"/>
@@ -2396,7 +2616,7 @@
     <w:unhideWhenUsed/>
     <w:qFormat/>
     <w:pPr>
-      <w:keepNext w:val="true"/>
+      <w:keepNext/>
       <w:keepLines/>
       <w:spacing w:before="220" w:after="40"/>
       <w:outlineLvl w:val="4"/>
@@ -2406,7 +2626,7 @@
     </w:rPr>
   </w:style>
   <w:style w:type="paragraph" w:styleId="Heading6">
-    <w:name w:val="Heading 6"/>
+    <w:name w:val="heading 6"/>
     <w:basedOn w:val="Normal"/>
     <w:next w:val="Normal"/>
     <w:uiPriority w:val="9"/>
@@ -2414,7 +2634,7 @@
     <w:unhideWhenUsed/>
     <w:qFormat/>
     <w:pPr>
-      <w:keepNext w:val="true"/>
+      <w:keepNext/>
       <w:keepLines/>
       <w:spacing w:before="200" w:after="40"/>
       <w:outlineLvl w:val="5"/>
@@ -2425,25 +2645,44 @@
       <w:szCs w:val="20"/>
     </w:rPr>
   </w:style>
-  <w:style w:type="character" w:styleId="DefaultParagraphFont" w:default="1">
+  <w:style w:type="character" w:default="1" w:styleId="DefaultParagraphFont">
     <w:name w:val="Default Paragraph Font"/>
     <w:uiPriority w:val="1"/>
     <w:semiHidden/>
     <w:unhideWhenUsed/>
-    <w:qFormat/>
-    <w:rPr/>
   </w:style>
-  <w:style w:type="paragraph" w:styleId="Heading">
+  <w:style w:type="table" w:default="1" w:styleId="TableNormal">
+    <w:name w:val="Normal Table"/>
+    <w:uiPriority w:val="99"/>
+    <w:semiHidden/>
+    <w:unhideWhenUsed/>
+    <w:tblPr>
+      <w:tblInd w:w="0" w:type="dxa"/>
+      <w:tblCellMar>
+        <w:top w:w="0" w:type="dxa"/>
+        <w:left w:w="108" w:type="dxa"/>
+        <w:bottom w:w="0" w:type="dxa"/>
+        <w:right w:w="108" w:type="dxa"/>
+      </w:tblCellMar>
+    </w:tblPr>
+  </w:style>
+  <w:style w:type="numbering" w:default="1" w:styleId="NoList">
+    <w:name w:val="No List"/>
+    <w:uiPriority w:val="99"/>
+    <w:semiHidden/>
+    <w:unhideWhenUsed/>
+  </w:style>
+  <w:style w:type="paragraph" w:customStyle="1" w:styleId="Heading">
     <w:name w:val="Heading"/>
     <w:basedOn w:val="Normal"/>
     <w:next w:val="BodyText"/>
     <w:qFormat/>
     <w:pPr>
-      <w:keepNext w:val="true"/>
+      <w:keepNext/>
       <w:spacing w:before="240" w:after="120"/>
     </w:pPr>
     <w:rPr>
-      <w:rFonts w:ascii="Liberation Sans" w:hAnsi="Liberation Sans" w:eastAsia="Microsoft YaHei" w:cs="Arial"/>
+      <w:rFonts w:ascii="Liberation Sans" w:eastAsia="Microsoft YaHei" w:hAnsi="Liberation Sans" w:cs="Arial"/>
       <w:sz w:val="28"/>
       <w:szCs w:val="28"/>
     </w:rPr>
@@ -2452,20 +2691,18 @@
     <w:name w:val="Body Text"/>
     <w:basedOn w:val="Normal"/>
     <w:pPr>
-      <w:spacing w:lineRule="auto" w:line="276" w:before="0" w:after="140"/>
+      <w:spacing w:after="140"/>
     </w:pPr>
-    <w:rPr/>
   </w:style>
   <w:style w:type="paragraph" w:styleId="List">
     <w:name w:val="List"/>
     <w:basedOn w:val="BodyText"/>
-    <w:pPr/>
     <w:rPr>
       <w:rFonts w:cs="Arial"/>
     </w:rPr>
   </w:style>
   <w:style w:type="paragraph" w:styleId="Caption">
-    <w:name w:val="Caption"/>
+    <w:name w:val="caption"/>
     <w:basedOn w:val="Normal"/>
     <w:qFormat/>
     <w:pPr>
@@ -2480,7 +2717,7 @@
       <w:szCs w:val="24"/>
     </w:rPr>
   </w:style>
-  <w:style w:type="paragraph" w:styleId="Index">
+  <w:style w:type="paragraph" w:customStyle="1" w:styleId="Index">
     <w:name w:val="Index"/>
     <w:basedOn w:val="Normal"/>
     <w:qFormat/>
@@ -2498,7 +2735,7 @@
     <w:uiPriority w:val="10"/>
     <w:qFormat/>
     <w:pPr>
-      <w:keepNext w:val="true"/>
+      <w:keepNext/>
       <w:keepLines/>
       <w:spacing w:before="480" w:after="120"/>
     </w:pPr>
@@ -2515,97 +2752,70 @@
     <w:uiPriority w:val="11"/>
     <w:qFormat/>
     <w:pPr>
-      <w:keepNext w:val="true"/>
+      <w:keepNext/>
       <w:keepLines/>
       <w:spacing w:before="360" w:after="80"/>
     </w:pPr>
     <w:rPr>
-      <w:rFonts w:ascii="Georgia" w:hAnsi="Georgia" w:eastAsia="Georgia" w:cs="Georgia"/>
+      <w:rFonts w:ascii="Georgia" w:eastAsia="Georgia" w:hAnsi="Georgia" w:cs="Georgia"/>
       <w:i/>
       <w:color w:val="666666"/>
       <w:sz w:val="48"/>
       <w:szCs w:val="48"/>
     </w:rPr>
   </w:style>
-  <w:style w:type="paragraph" w:styleId="HeaderandFooter">
+  <w:style w:type="paragraph" w:customStyle="1" w:styleId="HeaderandFooter">
     <w:name w:val="Header and Footer"/>
     <w:basedOn w:val="Normal"/>
     <w:qFormat/>
-    <w:pPr/>
-    <w:rPr/>
   </w:style>
   <w:style w:type="paragraph" w:styleId="Header">
-    <w:name w:val="Header"/>
+    <w:name w:val="header"/>
     <w:basedOn w:val="HeaderandFooter"/>
-    <w:pPr/>
-    <w:rPr/>
   </w:style>
   <w:style w:type="paragraph" w:styleId="Footer">
-    <w:name w:val="Footer"/>
+    <w:name w:val="footer"/>
     <w:basedOn w:val="HeaderandFooter"/>
-    <w:pPr/>
-    <w:rPr/>
-  </w:style>
-  <w:style w:type="numbering" w:styleId="NoList" w:default="1">
-    <w:name w:val="No List"/>
-    <w:uiPriority w:val="99"/>
-    <w:semiHidden/>
-    <w:unhideWhenUsed/>
-    <w:qFormat/>
-  </w:style>
-  <w:style w:type="table" w:default="1" w:styleId="TableNormal">
-    <w:name w:val="Normal Table"/>
-    <w:uiPriority w:val="99"/>
-    <w:semiHidden/>
-    <w:unhideWhenUsed/>
-    <w:tblPr>
-      <w:tblCellMar>
-        <w:top w:w="0" w:type="dxa"/>
-        <w:left w:w="108" w:type="dxa"/>
-        <w:bottom w:w="0" w:type="dxa"/>
-        <w:right w:w="108" w:type="dxa"/>
-      </w:tblCellMar>
-    </w:tblPr>
   </w:style>
 </w:styles>
 </file>
 
 <file path=word/theme/theme1.xml><?xml version="1.0" encoding="utf-8"?>
-<a:theme xmlns:a="http://schemas.openxmlformats.org/drawingml/2006/main" xmlns:r="http://schemas.openxmlformats.org/officeDocument/2006/relationships" name="Office Theme">
+<a:theme xmlns:a="http://schemas.openxmlformats.org/drawingml/2006/main" name="Office Theme">
   <a:themeElements>
     <a:clrScheme name="Office">
       <a:dk1>
         <a:srgbClr val="000000"/>
       </a:dk1>
       <a:lt1>
-        <a:srgbClr val="ffffff"/>
+        <a:srgbClr val="FFFFFF"/>
       </a:lt1>
       <a:dk2>
-        <a:srgbClr val="1f497d"/>
+        <a:srgbClr val="1F497D"/>
       </a:dk2>
       <a:lt2>
-        <a:srgbClr val="eeece1"/>
+        <a:srgbClr val="EEECE1"/>
       </a:lt2>
       <a:accent1>
-        <a:srgbClr val="4f81bd"/>
+        <a:srgbClr val="4F81BD"/>
       </a:accent1>
       <a:accent2>
-        <a:srgbClr val="c0504d"/>
+        <a:srgbClr val="C0504D"/>
       </a:accent2>
       <a:accent3>
-        <a:srgbClr val="9bbb59"/>
+        <a:srgbClr val="9BBB59"/>
       </a:accent3>
       <a:accent4>
-        <a:srgbClr val="8064a2"/>
+        <a:srgbClr val="8064A2"/>
       </a:accent4>
       <a:accent5>
-        <a:srgbClr val="4bacc6"/>
+        <a:srgbClr val="4BACC6"/>
       </a:accent5>
       <a:accent6>
-        <a:srgbClr val="f79646"/>
+        <a:srgbClr val="F79646"/>
       </a:accent6>
       <a:hlink>
-        <a:srgbClr val="0000ff"/>
+        <a:srgbClr val="0000FF"/>
       </a:hlink>
       <a:folHlink>
         <a:srgbClr val="800080"/>
@@ -2613,12 +2823,12 @@
     </a:clrScheme>
     <a:fontScheme name="Office">
       <a:majorFont>
-        <a:latin typeface="Calibri" pitchFamily="0" charset="1"/>
+        <a:latin typeface="Calibri"/>
         <a:ea typeface=""/>
         <a:cs typeface=""/>
       </a:majorFont>
       <a:minorFont>
-        <a:latin typeface="Cambria" pitchFamily="0" charset="1"/>
+        <a:latin typeface="Cambria"/>
         <a:ea typeface=""/>
         <a:cs typeface=""/>
       </a:minorFont>
@@ -2647,7 +2857,7 @@
             </a:gs>
           </a:gsLst>
           <a:lin ang="16200000" scaled="1"/>
-          <a:tileRect l="0" t="0" r="0" b="0"/>
+          <a:tileRect/>
         </a:gradFill>
         <a:gradFill>
           <a:gsLst>
@@ -2665,7 +2875,7 @@
             </a:gs>
           </a:gsLst>
           <a:lin ang="16200000" scaled="0"/>
-          <a:tileRect l="0" t="0" r="0" b="0"/>
+          <a:tileRect/>
         </a:gradFill>
       </a:fillStyleLst>
       <a:lnStyleLst>
@@ -2716,7 +2926,7 @@
           <a:path path="circle">
             <a:fillToRect l="50000" t="-80000" r="50000" b="180000"/>
           </a:path>
-          <a:tileRect l="0" t="0" r="0" b="0"/>
+          <a:tileRect/>
         </a:gradFill>
         <a:gradFill>
           <a:gsLst>
@@ -2734,10 +2944,12 @@
           <a:path path="circle">
             <a:fillToRect l="50000" t="50000" r="50000" b="50000"/>
           </a:path>
-          <a:tileRect l="0" t="0" r="0" b="0"/>
+          <a:tileRect/>
         </a:gradFill>
       </a:bgFillStyleLst>
     </a:fmtScheme>
   </a:themeElements>
+  <a:objectDefaults/>
+  <a:extraClrSchemeLst/>
 </a:theme>
 </file>